--- a/pa2.docx
+++ b/pa2.docx
@@ -74,95 +74,65 @@
           <w:sz w:val="28"/>
           <w:szCs w:val="24"/>
         </w:rPr>
-        <w:t>電子碩</w:t>
-      </w:r>
-      <w:proofErr w:type="gramStart"/>
-      <w:r>
-        <w:rPr>
-          <w:rFonts w:hint="eastAsia"/>
+        <w:t>電子碩一</w:t>
+      </w:r>
+      <w:r>
+        <w:rPr>
           <w:sz w:val="28"/>
           <w:szCs w:val="24"/>
         </w:rPr>
-        <w:t>一</w:t>
-      </w:r>
-      <w:proofErr w:type="gramEnd"/>
-      <w:r>
-        <w:rPr>
+        <w:t xml:space="preserve"> </w:t>
+      </w:r>
+      <w:r>
+        <w:rPr>
+          <w:rFonts w:hint="eastAsia"/>
           <w:sz w:val="28"/>
           <w:szCs w:val="24"/>
         </w:rPr>
+        <w:t>趙孟哲</w:t>
+      </w:r>
+    </w:p>
+    <w:p>
+      <w:pPr>
+        <w:pStyle w:val="1"/>
+      </w:pPr>
+      <w:r>
+        <w:t>[PART I</w:t>
+      </w:r>
+      <w:r>
+        <w:rPr>
+          <w:rFonts w:hint="eastAsia"/>
+        </w:rPr>
         <w:t xml:space="preserve"> </w:t>
       </w:r>
       <w:r>
-        <w:rPr>
-          <w:rFonts w:hint="eastAsia"/>
-          <w:sz w:val="28"/>
-          <w:szCs w:val="24"/>
-        </w:rPr>
-        <w:t>趙孟哲</w:t>
-      </w:r>
-    </w:p>
-    <w:p>
-      <w:pPr>
-        <w:pStyle w:val="1"/>
-      </w:pPr>
-      <w:r>
-        <w:t xml:space="preserve">[PART </w:t>
-      </w:r>
-      <w:proofErr w:type="gramStart"/>
-      <w:r>
-        <w:t>I</w:t>
-      </w:r>
-      <w:r>
-        <w:rPr>
-          <w:rFonts w:hint="eastAsia"/>
-        </w:rPr>
+        <w:t>] EDF Scheduler Implementation</w:t>
+      </w:r>
+      <w:r>
         <w:t xml:space="preserve"> </w:t>
       </w:r>
       <w:r>
-        <w:t>]</w:t>
-      </w:r>
-      <w:proofErr w:type="gramEnd"/>
-      <w:r>
-        <w:t xml:space="preserve"> EDF Scheduler Implementation</w:t>
+        <w:t>[50%]</w:t>
+      </w:r>
+    </w:p>
+    <w:p>
+      <w:pPr>
+        <w:pStyle w:val="2"/>
+      </w:pPr>
+      <w:r>
+        <w:t>Results of examples.</w:t>
       </w:r>
       <w:r>
         <w:t xml:space="preserve"> </w:t>
       </w:r>
       <w:r>
-        <w:t>[50%]</w:t>
-      </w:r>
-    </w:p>
-    <w:p>
-      <w:pPr>
-        <w:pStyle w:val="2"/>
-      </w:pPr>
-      <w:r>
-        <w:t>R</w:t>
-      </w:r>
-      <w:r>
-        <w:t>esults of examples.</w:t>
-      </w:r>
-      <w:r>
-        <w:t xml:space="preserve"> </w:t>
-      </w:r>
-      <w:r>
-        <w:t>(</w:t>
-      </w:r>
-      <w:r>
-        <w:t>4</w:t>
-      </w:r>
-      <w:r>
-        <w:t>0%)</w:t>
+        <w:t>(40%)</w:t>
       </w:r>
     </w:p>
     <w:p>
       <w:pPr>
         <w:pStyle w:val="a3"/>
         <w:spacing w:before="360"/>
-        <w:rPr>
-          <w:rFonts w:hint="eastAsia"/>
-        </w:rPr>
       </w:pPr>
       <w:r>
         <w:t>Taskset 1:</w:t>
@@ -173,6 +143,9 @@
         <w:jc w:val="center"/>
       </w:pPr>
       <w:r>
+        <w:rPr>
+          <w:noProof/>
+        </w:rPr>
         <w:drawing>
           <wp:inline distT="0" distB="0" distL="0" distR="0" wp14:anchorId="362CF011" wp14:editId="67213B75">
             <wp:extent cx="1123950" cy="647122"/>
@@ -222,6 +195,9 @@
         <w:jc w:val="center"/>
       </w:pPr>
       <w:r>
+        <w:rPr>
+          <w:noProof/>
+        </w:rPr>
         <w:drawing>
           <wp:inline distT="0" distB="0" distL="0" distR="0" wp14:anchorId="00EE08BE" wp14:editId="5CE5B1E1">
             <wp:extent cx="4302310" cy="1619250"/>
@@ -271,6 +247,9 @@
         <w:jc w:val="center"/>
       </w:pPr>
       <w:r>
+        <w:rPr>
+          <w:noProof/>
+        </w:rPr>
         <w:drawing>
           <wp:inline distT="0" distB="0" distL="0" distR="0" wp14:anchorId="046320E0" wp14:editId="100C027C">
             <wp:extent cx="4381500" cy="2758440"/>
@@ -320,34 +299,26 @@
     </w:p>
     <w:p>
       <w:pPr>
+        <w:pStyle w:val="a3"/>
+        <w:spacing w:before="360"/>
+      </w:pPr>
+      <w:r>
+        <w:lastRenderedPageBreak/>
+        <w:t>Taskset 2:</w:t>
+      </w:r>
+    </w:p>
+    <w:p>
+      <w:pPr>
         <w:jc w:val="center"/>
-        <w:rPr>
-          <w:rFonts w:hint="eastAsia"/>
-        </w:rPr>
-      </w:pPr>
-      <w:r>
-        <w:lastRenderedPageBreak/>
-        <w:t xml:space="preserve">Taskset </w:t>
-      </w:r>
-      <w:r>
-        <w:t>2</w:t>
-      </w:r>
-      <w:r>
-        <w:t>:</w:t>
-      </w:r>
-    </w:p>
-    <w:p>
-      <w:pPr>
-        <w:jc w:val="center"/>
-        <w:rPr>
-          <w:rFonts w:hint="eastAsia"/>
-        </w:rPr>
-      </w:pPr>
-      <w:r>
+      </w:pPr>
+      <w:r>
+        <w:rPr>
+          <w:noProof/>
+        </w:rPr>
         <w:drawing>
-          <wp:inline distT="0" distB="0" distL="0" distR="0" wp14:anchorId="2820588D" wp14:editId="73AC5B13">
-            <wp:extent cx="1651000" cy="958645"/>
-            <wp:effectExtent l="0" t="0" r="6350" b="0"/>
+          <wp:inline distT="0" distB="0" distL="0" distR="0" wp14:anchorId="2820588D" wp14:editId="5AA1CE27">
+            <wp:extent cx="1392382" cy="808479"/>
+            <wp:effectExtent l="0" t="0" r="0" b="0"/>
             <wp:docPr id="6" name="圖片 6"/>
             <wp:cNvGraphicFramePr>
               <a:graphicFrameLocks xmlns:a="http://schemas.openxmlformats.org/drawingml/2006/main" noChangeAspect="1"/>
@@ -367,7 +338,7 @@
                   <pic:spPr bwMode="auto">
                     <a:xfrm>
                       <a:off x="0" y="0"/>
-                      <a:ext cx="1654846" cy="960878"/>
+                      <a:ext cx="1404174" cy="815326"/>
                     </a:xfrm>
                     <a:prstGeom prst="rect">
                       <a:avLst/>
@@ -393,6 +364,9 @@
         <w:jc w:val="center"/>
       </w:pPr>
       <w:r>
+        <w:rPr>
+          <w:noProof/>
+        </w:rPr>
         <w:drawing>
           <wp:inline distT="0" distB="0" distL="0" distR="0" wp14:anchorId="3394CCD6" wp14:editId="25C06203">
             <wp:extent cx="4298723" cy="1079500"/>
@@ -442,6 +416,9 @@
         <w:jc w:val="center"/>
       </w:pPr>
       <w:r>
+        <w:rPr>
+          <w:noProof/>
+        </w:rPr>
         <w:drawing>
           <wp:inline distT="0" distB="0" distL="0" distR="0" wp14:anchorId="15085611" wp14:editId="526A182F">
             <wp:extent cx="3924300" cy="2466975"/>
@@ -494,10 +471,7 @@
         <w:t>Description</w:t>
       </w:r>
       <w:r>
-        <w:t xml:space="preserve"> of </w:t>
-      </w:r>
-      <w:r>
-        <w:t xml:space="preserve">implementation </w:t>
+        <w:t xml:space="preserve"> of implementation </w:t>
       </w:r>
       <w:r>
         <w:t>(10%)</w:t>
@@ -506,9 +480,6 @@
     <w:p>
       <w:pPr>
         <w:ind w:firstLine="480"/>
-        <w:rPr>
-          <w:rFonts w:hint="eastAsia"/>
-        </w:rPr>
       </w:pPr>
       <w:r>
         <w:rPr>
@@ -598,31 +569,16 @@
         <w:t xml:space="preserve"> heap </w:t>
       </w:r>
       <w:r>
-        <w:t>插入並自動調整</w:t>
-      </w:r>
-      <w:proofErr w:type="gramStart"/>
-      <w:r>
-        <w:t>（</w:t>
-      </w:r>
-      <w:proofErr w:type="spellStart"/>
-      <w:proofErr w:type="gramEnd"/>
-      <w:r>
-        <w:t>heapify</w:t>
-      </w:r>
-      <w:proofErr w:type="spellEnd"/>
-      <w:r>
-        <w:t>‐up</w:t>
+        <w:t>插入並自動調整（</w:t>
+      </w:r>
+      <w:r>
+        <w:t>heapify‐up</w:t>
       </w:r>
       <w:r>
         <w:t>），或在工作完成時呼叫刪除最小元素並調整（</w:t>
       </w:r>
-      <w:proofErr w:type="spellStart"/>
-      <w:r>
-        <w:t>heapify</w:t>
-      </w:r>
-      <w:proofErr w:type="spellEnd"/>
-      <w:r>
-        <w:t>‐down</w:t>
+      <w:r>
+        <w:t>heapify‐down</w:t>
       </w:r>
       <w:r>
         <w:t>），這兩個操作的時間複雜度都穩定在</w:t>
@@ -631,13 +587,8 @@
         <w:t xml:space="preserve"> O(log N)</w:t>
       </w:r>
       <w:r>
-        <w:t>；而在排程決策階段，直接</w:t>
-      </w:r>
-      <w:proofErr w:type="gramStart"/>
-      <w:r>
-        <w:t>對堆頂做</w:t>
-      </w:r>
-      <w:proofErr w:type="gramEnd"/>
+        <w:t>；而在排程決策階段，直接對堆頂做</w:t>
+      </w:r>
       <w:r>
         <w:t xml:space="preserve"> peek </w:t>
       </w:r>
@@ -681,15 +632,7 @@
         <w:t xml:space="preserve"> deadline </w:t>
       </w:r>
       <w:r>
-        <w:t>排序，整體程式邏輯更為簡潔</w:t>
-      </w:r>
-      <w:proofErr w:type="gramStart"/>
-      <w:r>
-        <w:t>清晰，</w:t>
-      </w:r>
-      <w:proofErr w:type="gramEnd"/>
-      <w:r>
-        <w:t>也更易於維護。</w:t>
+        <w:t>排序，整體程式邏輯更為簡潔清晰，也更易於維護。</w:t>
       </w:r>
       <w:r>
         <w:rPr>
@@ -738,19 +681,11 @@
       <w:pPr>
         <w:ind w:firstLine="480"/>
       </w:pPr>
-      <w:proofErr w:type="gramStart"/>
-      <w:r>
-        <w:rPr>
-          <w:rFonts w:hint="eastAsia"/>
-        </w:rPr>
-        <w:t>本實作</w:t>
-      </w:r>
-      <w:proofErr w:type="gramEnd"/>
-      <w:r>
-        <w:rPr>
-          <w:rFonts w:hint="eastAsia"/>
-        </w:rPr>
-        <w:t>採用最早截止期限優先（</w:t>
+      <w:r>
+        <w:rPr>
+          <w:rFonts w:hint="eastAsia"/>
+        </w:rPr>
+        <w:t>本實作採用最早截止期限優先（</w:t>
       </w:r>
       <w:r>
         <w:rPr>
@@ -788,14 +723,12 @@
         </w:rPr>
         <w:t>在</w:t>
       </w:r>
-      <w:proofErr w:type="spellStart"/>
       <w:r>
         <w:rPr>
           <w:rFonts w:hint="eastAsia"/>
         </w:rPr>
         <w:t>os_core.c</w:t>
       </w:r>
-      <w:proofErr w:type="spellEnd"/>
       <w:r>
         <w:rPr>
           <w:rFonts w:hint="eastAsia"/>
@@ -838,14 +771,12 @@
         </w:rPr>
         <w:t>、</w:t>
       </w:r>
-      <w:proofErr w:type="spellStart"/>
       <w:r>
         <w:rPr>
           <w:rFonts w:hint="eastAsia"/>
         </w:rPr>
         <w:t>Activer</w:t>
       </w:r>
-      <w:proofErr w:type="spellEnd"/>
       <w:r>
         <w:rPr>
           <w:rFonts w:hint="eastAsia"/>
@@ -868,16 +799,8 @@
         <w:rPr>
           <w:rFonts w:hint="eastAsia"/>
         </w:rPr>
-        <w:t xml:space="preserve"> </w:t>
-      </w:r>
-      <w:proofErr w:type="spellStart"/>
-      <w:r>
-        <w:rPr>
-          <w:rFonts w:hint="eastAsia"/>
-        </w:rPr>
-        <w:t>EDF_Scheduler</w:t>
-      </w:r>
-      <w:proofErr w:type="spellEnd"/>
+        <w:t xml:space="preserve"> EDF_Scheduler</w:t>
+      </w:r>
       <w:r>
         <w:rPr>
           <w:rFonts w:hint="eastAsia"/>
@@ -914,9 +837,6 @@
           <w:numId w:val="4"/>
         </w:numPr>
         <w:ind w:leftChars="0"/>
-        <w:rPr>
-          <w:rFonts w:hint="eastAsia"/>
-        </w:rPr>
       </w:pPr>
       <w:r>
         <w:lastRenderedPageBreak/>
@@ -964,67 +884,35 @@
         </w:rPr>
         <w:t>頂端取出最早截止的節點（</w:t>
       </w:r>
-      <w:proofErr w:type="spellStart"/>
       <w:r>
         <w:rPr>
           <w:rFonts w:hint="eastAsia"/>
         </w:rPr>
         <w:t>min_node</w:t>
       </w:r>
-      <w:proofErr w:type="spellEnd"/>
       <w:r>
         <w:rPr>
           <w:rFonts w:hint="eastAsia"/>
         </w:rPr>
         <w:t>），並將其剩餘執行時間（</w:t>
       </w:r>
-      <w:proofErr w:type="spellStart"/>
       <w:r>
         <w:rPr>
           <w:rFonts w:hint="eastAsia"/>
         </w:rPr>
         <w:t>executetime</w:t>
       </w:r>
-      <w:proofErr w:type="spellEnd"/>
-      <w:r>
-        <w:rPr>
-          <w:rFonts w:hint="eastAsia"/>
-        </w:rPr>
-        <w:t>）減</w:t>
-      </w:r>
-      <w:proofErr w:type="gramStart"/>
-      <w:r>
-        <w:rPr>
-          <w:rFonts w:hint="eastAsia"/>
-        </w:rPr>
-        <w:t>一</w:t>
-      </w:r>
-      <w:proofErr w:type="gramEnd"/>
-      <w:r>
-        <w:rPr>
-          <w:rFonts w:hint="eastAsia"/>
-        </w:rPr>
-        <w:t>。若</w:t>
-      </w:r>
-      <w:r>
-        <w:rPr>
-          <w:rFonts w:hint="eastAsia"/>
-        </w:rPr>
-        <w:t xml:space="preserve"> </w:t>
-      </w:r>
-      <w:proofErr w:type="spellStart"/>
-      <w:r>
-        <w:rPr>
-          <w:rFonts w:hint="eastAsia"/>
-        </w:rPr>
-        <w:t>executetime</w:t>
-      </w:r>
-      <w:proofErr w:type="spellEnd"/>
-      <w:r>
-        <w:rPr>
-          <w:rFonts w:hint="eastAsia"/>
-        </w:rPr>
-        <w:t xml:space="preserve"> </w:t>
+      <w:r>
+        <w:rPr>
+          <w:rFonts w:hint="eastAsia"/>
+        </w:rPr>
+        <w:t>）減一。若</w:t>
+      </w:r>
+      <w:r>
+        <w:rPr>
+          <w:rFonts w:hint="eastAsia"/>
+        </w:rPr>
+        <w:t xml:space="preserve"> executetime </w:t>
       </w:r>
       <w:r>
         <w:rPr>
@@ -1048,21 +936,7 @@
         <w:rPr>
           <w:rFonts w:hint="eastAsia"/>
         </w:rPr>
-        <w:t xml:space="preserve"> </w:t>
-      </w:r>
-      <w:proofErr w:type="spellStart"/>
-      <w:r>
-        <w:rPr>
-          <w:rFonts w:hint="eastAsia"/>
-        </w:rPr>
-        <w:t>OSTCBPrioTbl</w:t>
-      </w:r>
-      <w:proofErr w:type="spellEnd"/>
-      <w:r>
-        <w:rPr>
-          <w:rFonts w:hint="eastAsia"/>
-        </w:rPr>
-        <w:t xml:space="preserve"> </w:t>
+        <w:t xml:space="preserve"> OSTCBPrioTbl </w:t>
       </w:r>
       <w:r>
         <w:rPr>
@@ -1070,14 +944,12 @@
         </w:rPr>
         <w:t>將對應任務的工作編號（</w:t>
       </w:r>
-      <w:proofErr w:type="spellStart"/>
       <w:r>
         <w:rPr>
           <w:rFonts w:hint="eastAsia"/>
         </w:rPr>
         <w:t>TaskNumber</w:t>
       </w:r>
-      <w:proofErr w:type="spellEnd"/>
       <w:r>
         <w:rPr>
           <w:rFonts w:hint="eastAsia"/>
@@ -1127,21 +999,7 @@
         <w:rPr>
           <w:rFonts w:hint="eastAsia"/>
         </w:rPr>
-        <w:t xml:space="preserve"> </w:t>
-      </w:r>
-      <w:proofErr w:type="spellStart"/>
-      <w:r>
-        <w:rPr>
-          <w:rFonts w:hint="eastAsia"/>
-        </w:rPr>
-        <w:t>executetime</w:t>
-      </w:r>
-      <w:proofErr w:type="spellEnd"/>
-      <w:r>
-        <w:rPr>
-          <w:rFonts w:hint="eastAsia"/>
-        </w:rPr>
-        <w:t xml:space="preserve"> </w:t>
+        <w:t xml:space="preserve"> executetime </w:t>
       </w:r>
       <w:r>
         <w:rPr>
@@ -1167,6 +1025,9 @@
         <w:jc w:val="center"/>
       </w:pPr>
       <w:r>
+        <w:rPr>
+          <w:noProof/>
+        </w:rPr>
         <w:drawing>
           <wp:inline distT="0" distB="0" distL="0" distR="0" wp14:anchorId="49EC2F62" wp14:editId="16C46E5A">
             <wp:extent cx="4241800" cy="1386526"/>
@@ -1212,15 +1073,10 @@
           <w:numId w:val="3"/>
         </w:numPr>
         <w:ind w:leftChars="0"/>
-        <w:rPr>
-          <w:rFonts w:hint="eastAsia"/>
-        </w:rPr>
-      </w:pPr>
-      <w:proofErr w:type="spellStart"/>
+      </w:pPr>
       <w:r>
         <w:t>Activer</w:t>
       </w:r>
-      <w:proofErr w:type="spellEnd"/>
       <w:r>
         <w:rPr>
           <w:rFonts w:hint="eastAsia"/>
@@ -1236,338 +1092,228 @@
       <w:r>
         <w:br/>
       </w:r>
-      <w:proofErr w:type="spellStart"/>
-      <w:r>
-        <w:rPr>
-          <w:rFonts w:hint="eastAsia"/>
-        </w:rPr>
-        <w:t>Activer</w:t>
-      </w:r>
-      <w:proofErr w:type="spellEnd"/>
-      <w:r>
-        <w:rPr>
-          <w:rFonts w:hint="eastAsia"/>
-        </w:rPr>
+      <w:r>
+        <w:rPr>
+          <w:rFonts w:hint="eastAsia"/>
+        </w:rPr>
+        <w:t xml:space="preserve">Activer </w:t>
+      </w:r>
+      <w:r>
+        <w:rPr>
+          <w:rFonts w:hint="eastAsia"/>
+        </w:rPr>
+        <w:t>在每個</w:t>
+      </w:r>
+      <w:r>
+        <w:rPr>
+          <w:rFonts w:hint="eastAsia"/>
+        </w:rPr>
+        <w:t>Tick</w:t>
+      </w:r>
+      <w:r>
         <w:t xml:space="preserve"> </w:t>
       </w:r>
       <w:r>
         <w:rPr>
           <w:rFonts w:hint="eastAsia"/>
         </w:rPr>
-        <w:t>在每</w:t>
-      </w:r>
-      <w:proofErr w:type="gramStart"/>
-      <w:r>
-        <w:rPr>
-          <w:rFonts w:hint="eastAsia"/>
-        </w:rPr>
-        <w:t>個</w:t>
-      </w:r>
-      <w:proofErr w:type="gramEnd"/>
-      <w:r>
-        <w:rPr>
-          <w:rFonts w:hint="eastAsia"/>
-        </w:rPr>
-        <w:t>Tick</w:t>
-      </w:r>
-      <w:r>
+        <w:t>i</w:t>
+      </w:r>
+      <w:r>
+        <w:t>nterrpt</w:t>
+      </w:r>
+      <w:r>
+        <w:rPr>
+          <w:rFonts w:hint="eastAsia"/>
+        </w:rPr>
+        <w:t>到達時，走訪所有使用者任務的</w:t>
+      </w:r>
+      <w:r>
+        <w:rPr>
+          <w:rFonts w:hint="eastAsia"/>
+        </w:rPr>
+        <w:t xml:space="preserve"> TC</w:t>
+      </w:r>
+      <w:r>
+        <w:rPr>
+          <w:rFonts w:hint="eastAsia"/>
+        </w:rPr>
+        <w:t>BList</w:t>
+      </w:r>
+      <w:r>
+        <w:rPr>
+          <w:rFonts w:hint="eastAsia"/>
+        </w:rPr>
+        <w:t>（</w:t>
+      </w:r>
+      <w:r>
+        <w:rPr>
+          <w:rFonts w:hint="eastAsia"/>
+        </w:rPr>
+        <w:t>OSTCBList</w:t>
+      </w:r>
+      <w:r>
+        <w:rPr>
+          <w:rFonts w:hint="eastAsia"/>
+        </w:rPr>
+        <w:t>），對每個非空閒優先級的任務檢查：</w:t>
+      </w:r>
+      <w:r>
+        <w:rPr>
+          <w:rFonts w:hint="eastAsia"/>
+        </w:rPr>
+        <w:t xml:space="preserve">(current_time </w:t>
+      </w:r>
+      <w:r>
+        <w:rPr>
+          <w:rFonts w:hint="eastAsia"/>
+        </w:rPr>
+        <w:t>–</w:t>
+      </w:r>
+      <w:r>
+        <w:rPr>
+          <w:rFonts w:hint="eastAsia"/>
+        </w:rPr>
+        <w:t xml:space="preserve"> ArriveTime) % period == 0</w:t>
+      </w:r>
+      <w:r>
+        <w:rPr>
+          <w:rFonts w:hint="eastAsia"/>
+        </w:rPr>
+        <w:t>（週期任務的喚醒規則）</w:t>
+      </w:r>
+      <w:r>
+        <w:rPr>
+          <w:rFonts w:hint="eastAsia"/>
+        </w:rPr>
+        <w:t>。若條件成立，表示有新工作到達，於是配置並初始化一個新的</w:t>
+      </w:r>
+      <w:r>
+        <w:rPr>
+          <w:rFonts w:hint="eastAsia"/>
+        </w:rPr>
+        <w:t xml:space="preserve"> EDF_Node</w:t>
+      </w:r>
+      <w:r>
+        <w:rPr>
+          <w:rFonts w:hint="eastAsia"/>
+        </w:rPr>
+        <w:t>：設定任務編號（</w:t>
+      </w:r>
+      <w:r>
+        <w:rPr>
+          <w:rFonts w:hint="eastAsia"/>
+        </w:rPr>
+        <w:t>task_id</w:t>
+      </w:r>
+      <w:r>
+        <w:rPr>
+          <w:rFonts w:hint="eastAsia"/>
+        </w:rPr>
+        <w:t>）、工作序號（</w:t>
+      </w:r>
+      <w:r>
+        <w:rPr>
+          <w:rFonts w:hint="eastAsia"/>
+        </w:rPr>
+        <w:t>job_no</w:t>
+      </w:r>
+      <w:r>
+        <w:rPr>
+          <w:rFonts w:hint="eastAsia"/>
+        </w:rPr>
+        <w:t>）、到達時間（</w:t>
+      </w:r>
+      <w:r>
+        <w:rPr>
+          <w:rFonts w:hint="eastAsia"/>
+        </w:rPr>
+        <w:t>arrival</w:t>
+      </w:r>
+      <w:r>
+        <w:rPr>
+          <w:rFonts w:hint="eastAsia"/>
+        </w:rPr>
+        <w:t>）、絕對截止期限（</w:t>
+      </w:r>
+      <w:r>
+        <w:rPr>
+          <w:rFonts w:hint="eastAsia"/>
+        </w:rPr>
+        <w:t>arrival+period</w:t>
+      </w:r>
+      <w:r>
+        <w:rPr>
+          <w:rFonts w:hint="eastAsia"/>
+        </w:rPr>
+        <w:t>）、執行時間（</w:t>
+      </w:r>
+      <w:r>
+        <w:rPr>
+          <w:rFonts w:hint="eastAsia"/>
+        </w:rPr>
+        <w:t>execution_time</w:t>
+      </w:r>
+      <w:r>
+        <w:rPr>
+          <w:rFonts w:hint="eastAsia"/>
+        </w:rPr>
+        <w:t>）、旗標（</w:t>
+      </w:r>
+      <w:r>
+        <w:rPr>
+          <w:rFonts w:hint="eastAsia"/>
+        </w:rPr>
+        <w:t>flag</w:t>
+      </w:r>
+      <w:r>
+        <w:rPr>
+          <w:rFonts w:hint="eastAsia"/>
+        </w:rPr>
+        <w:t>）等，然後呼叫</w:t>
+      </w:r>
+      <w:r>
+        <w:rPr>
+          <w:rFonts w:hint="eastAsia"/>
+        </w:rPr>
+        <w:t xml:space="preserve"> EDF_HeapInsert </w:t>
+      </w:r>
+      <w:r>
+        <w:rPr>
+          <w:rFonts w:hint="eastAsia"/>
+        </w:rPr>
+        <w:t>將它插入</w:t>
+      </w:r>
+      <w:r>
+        <w:rPr>
+          <w:rFonts w:hint="eastAsia"/>
+        </w:rPr>
+        <w:t>heap</w:t>
+      </w:r>
+      <w:r>
+        <w:rPr>
+          <w:rFonts w:hint="eastAsia"/>
+        </w:rPr>
+        <w:t>，並以</w:t>
+      </w:r>
+      <w:r>
+        <w:rPr>
+          <w:rFonts w:hint="eastAsia"/>
+        </w:rPr>
+        <w:t xml:space="preserve"> new_job</w:t>
+      </w:r>
+      <w:r>
+        <w:rPr>
+          <w:rFonts w:hint="eastAsia"/>
+        </w:rPr>
+        <w:t xml:space="preserve"> (Boolean)</w:t>
+      </w:r>
+      <w:r>
+        <w:rPr>
+          <w:rFonts w:hint="eastAsia"/>
+        </w:rPr>
         <w:t xml:space="preserve"> </w:t>
       </w:r>
-      <w:proofErr w:type="spellStart"/>
-      <w:r>
-        <w:rPr>
-          <w:rFonts w:hint="eastAsia"/>
-        </w:rPr>
-        <w:t>i</w:t>
-      </w:r>
-      <w:r>
-        <w:t>nterrpt</w:t>
-      </w:r>
-      <w:proofErr w:type="spellEnd"/>
-      <w:r>
-        <w:rPr>
-          <w:rFonts w:hint="eastAsia"/>
-        </w:rPr>
-        <w:t>到達時，走訪所有使用者任務的</w:t>
-      </w:r>
-      <w:r>
-        <w:rPr>
-          <w:rFonts w:hint="eastAsia"/>
-        </w:rPr>
-        <w:t xml:space="preserve"> </w:t>
-      </w:r>
-      <w:proofErr w:type="spellStart"/>
-      <w:r>
-        <w:rPr>
-          <w:rFonts w:hint="eastAsia"/>
-        </w:rPr>
-        <w:t>TC</w:t>
-      </w:r>
-      <w:r>
-        <w:rPr>
-          <w:rFonts w:hint="eastAsia"/>
-        </w:rPr>
-        <w:t>BList</w:t>
-      </w:r>
-      <w:proofErr w:type="spellEnd"/>
-      <w:r>
-        <w:rPr>
-          <w:rFonts w:hint="eastAsia"/>
-        </w:rPr>
-        <w:t>（</w:t>
-      </w:r>
-      <w:proofErr w:type="spellStart"/>
-      <w:r>
-        <w:rPr>
-          <w:rFonts w:hint="eastAsia"/>
-        </w:rPr>
-        <w:t>OSTCBList</w:t>
-      </w:r>
-      <w:proofErr w:type="spellEnd"/>
-      <w:r>
-        <w:rPr>
-          <w:rFonts w:hint="eastAsia"/>
-        </w:rPr>
-        <w:t>），對每</w:t>
-      </w:r>
-      <w:proofErr w:type="gramStart"/>
-      <w:r>
-        <w:rPr>
-          <w:rFonts w:hint="eastAsia"/>
-        </w:rPr>
-        <w:t>個</w:t>
-      </w:r>
-      <w:proofErr w:type="gramEnd"/>
-      <w:r>
-        <w:rPr>
-          <w:rFonts w:hint="eastAsia"/>
-        </w:rPr>
-        <w:t>非空閒優先級的任務檢查：</w:t>
-      </w:r>
-      <w:r>
-        <w:rPr>
-          <w:rFonts w:hint="eastAsia"/>
-        </w:rPr>
-        <w:t>(</w:t>
-      </w:r>
-      <w:proofErr w:type="spellStart"/>
-      <w:r>
-        <w:rPr>
-          <w:rFonts w:hint="eastAsia"/>
-        </w:rPr>
-        <w:t>current_time</w:t>
-      </w:r>
-      <w:proofErr w:type="spellEnd"/>
-      <w:r>
-        <w:rPr>
-          <w:rFonts w:hint="eastAsia"/>
-        </w:rPr>
-        <w:t xml:space="preserve"> </w:t>
-      </w:r>
-      <w:proofErr w:type="gramStart"/>
-      <w:r>
-        <w:rPr>
-          <w:rFonts w:hint="eastAsia"/>
-        </w:rPr>
-        <w:t>–</w:t>
-      </w:r>
-      <w:proofErr w:type="gramEnd"/>
-      <w:r>
-        <w:rPr>
-          <w:rFonts w:hint="eastAsia"/>
-        </w:rPr>
-        <w:t xml:space="preserve"> </w:t>
-      </w:r>
-      <w:proofErr w:type="spellStart"/>
-      <w:r>
-        <w:rPr>
-          <w:rFonts w:hint="eastAsia"/>
-        </w:rPr>
-        <w:t>ArriveTime</w:t>
-      </w:r>
-      <w:proofErr w:type="spellEnd"/>
-      <w:r>
-        <w:rPr>
-          <w:rFonts w:hint="eastAsia"/>
-        </w:rPr>
-        <w:t>) % period == 0</w:t>
-      </w:r>
-      <w:r>
-        <w:rPr>
-          <w:rFonts w:hint="eastAsia"/>
-        </w:rPr>
-        <w:t>（週期任務的喚醒規則）</w:t>
-      </w:r>
-      <w:r>
-        <w:rPr>
-          <w:rFonts w:hint="eastAsia"/>
-        </w:rPr>
-        <w:t>。若條件成立，表示有新工作到達，於是配置並初始化一個新的</w:t>
-      </w:r>
-      <w:r>
-        <w:rPr>
-          <w:rFonts w:hint="eastAsia"/>
-        </w:rPr>
-        <w:t xml:space="preserve"> </w:t>
-      </w:r>
-      <w:proofErr w:type="spellStart"/>
-      <w:r>
-        <w:rPr>
-          <w:rFonts w:hint="eastAsia"/>
-        </w:rPr>
-        <w:t>EDF_Node</w:t>
-      </w:r>
-      <w:proofErr w:type="spellEnd"/>
-      <w:r>
-        <w:rPr>
-          <w:rFonts w:hint="eastAsia"/>
-        </w:rPr>
-        <w:t>：設定任務編號（</w:t>
-      </w:r>
-      <w:proofErr w:type="spellStart"/>
-      <w:r>
-        <w:rPr>
-          <w:rFonts w:hint="eastAsia"/>
-        </w:rPr>
-        <w:t>task_id</w:t>
-      </w:r>
-      <w:proofErr w:type="spellEnd"/>
-      <w:r>
-        <w:rPr>
-          <w:rFonts w:hint="eastAsia"/>
-        </w:rPr>
-        <w:t>）、工作序號（</w:t>
-      </w:r>
-      <w:proofErr w:type="spellStart"/>
-      <w:r>
-        <w:rPr>
-          <w:rFonts w:hint="eastAsia"/>
-        </w:rPr>
-        <w:t>job_no</w:t>
-      </w:r>
-      <w:proofErr w:type="spellEnd"/>
-      <w:r>
-        <w:rPr>
-          <w:rFonts w:hint="eastAsia"/>
-        </w:rPr>
-        <w:t>）、到達時間（</w:t>
-      </w:r>
-      <w:r>
-        <w:rPr>
-          <w:rFonts w:hint="eastAsia"/>
-        </w:rPr>
-        <w:t>arrival</w:t>
-      </w:r>
-      <w:r>
-        <w:rPr>
-          <w:rFonts w:hint="eastAsia"/>
-        </w:rPr>
-        <w:t>）、絕對截止期限（</w:t>
-      </w:r>
-      <w:proofErr w:type="spellStart"/>
-      <w:r>
-        <w:rPr>
-          <w:rFonts w:hint="eastAsia"/>
-        </w:rPr>
-        <w:t>arrival+period</w:t>
-      </w:r>
-      <w:proofErr w:type="spellEnd"/>
-      <w:r>
-        <w:rPr>
-          <w:rFonts w:hint="eastAsia"/>
-        </w:rPr>
-        <w:t>）、執行時間（</w:t>
-      </w:r>
-      <w:proofErr w:type="spellStart"/>
-      <w:r>
-        <w:rPr>
-          <w:rFonts w:hint="eastAsia"/>
-        </w:rPr>
-        <w:t>execution_time</w:t>
-      </w:r>
-      <w:proofErr w:type="spellEnd"/>
-      <w:r>
-        <w:rPr>
-          <w:rFonts w:hint="eastAsia"/>
-        </w:rPr>
-        <w:t>）、旗標（</w:t>
-      </w:r>
-      <w:r>
-        <w:rPr>
-          <w:rFonts w:hint="eastAsia"/>
-        </w:rPr>
-        <w:t>flag</w:t>
-      </w:r>
-      <w:r>
-        <w:rPr>
-          <w:rFonts w:hint="eastAsia"/>
-        </w:rPr>
-        <w:t>）等，然後呼叫</w:t>
-      </w:r>
-      <w:r>
-        <w:rPr>
-          <w:rFonts w:hint="eastAsia"/>
-        </w:rPr>
-        <w:t xml:space="preserve"> </w:t>
-      </w:r>
-      <w:proofErr w:type="spellStart"/>
-      <w:r>
-        <w:rPr>
-          <w:rFonts w:hint="eastAsia"/>
-        </w:rPr>
-        <w:t>EDF_HeapInsert</w:t>
-      </w:r>
-      <w:proofErr w:type="spellEnd"/>
-      <w:r>
-        <w:rPr>
-          <w:rFonts w:hint="eastAsia"/>
-        </w:rPr>
-        <w:t xml:space="preserve"> </w:t>
-      </w:r>
-      <w:r>
-        <w:rPr>
-          <w:rFonts w:hint="eastAsia"/>
-        </w:rPr>
-        <w:t>將它插入</w:t>
-      </w:r>
-      <w:r>
-        <w:rPr>
-          <w:rFonts w:hint="eastAsia"/>
-        </w:rPr>
-        <w:t>heap</w:t>
-      </w:r>
-      <w:r>
-        <w:rPr>
-          <w:rFonts w:hint="eastAsia"/>
-        </w:rPr>
-        <w:t>，並以</w:t>
-      </w:r>
-      <w:r>
-        <w:rPr>
-          <w:rFonts w:hint="eastAsia"/>
-        </w:rPr>
-        <w:t xml:space="preserve"> </w:t>
-      </w:r>
-      <w:proofErr w:type="spellStart"/>
-      <w:r>
-        <w:rPr>
-          <w:rFonts w:hint="eastAsia"/>
-        </w:rPr>
-        <w:t>new_job</w:t>
-      </w:r>
-      <w:proofErr w:type="spellEnd"/>
-      <w:r>
-        <w:rPr>
-          <w:rFonts w:hint="eastAsia"/>
-        </w:rPr>
-        <w:t xml:space="preserve"> (Boolean)</w:t>
-      </w:r>
-      <w:r>
-        <w:rPr>
-          <w:rFonts w:hint="eastAsia"/>
-        </w:rPr>
-        <w:t xml:space="preserve"> </w:t>
-      </w:r>
       <w:r>
         <w:rPr>
           <w:rFonts w:hint="eastAsia"/>
@@ -1580,6 +1326,9 @@
         <w:jc w:val="center"/>
       </w:pPr>
       <w:r>
+        <w:rPr>
+          <w:noProof/>
+        </w:rPr>
         <w:drawing>
           <wp:inline distT="0" distB="0" distL="0" distR="0" wp14:anchorId="75D6AE06" wp14:editId="1886FBD1">
             <wp:extent cx="4083050" cy="3648987"/>
@@ -1628,9 +1377,6 @@
           <w:numId w:val="3"/>
         </w:numPr>
         <w:ind w:leftChars="0"/>
-        <w:rPr>
-          <w:rFonts w:hint="eastAsia"/>
-        </w:rPr>
       </w:pPr>
       <w:r>
         <w:lastRenderedPageBreak/>
@@ -1667,55 +1413,19 @@
         <w:rPr>
           <w:rFonts w:hint="eastAsia"/>
         </w:rPr>
-        <w:t xml:space="preserve"> </w:t>
-      </w:r>
-      <w:proofErr w:type="spellStart"/>
-      <w:r>
-        <w:rPr>
-          <w:rFonts w:hint="eastAsia"/>
-        </w:rPr>
-        <w:t>EDF_HeapPeekMin</w:t>
-      </w:r>
-      <w:proofErr w:type="spellEnd"/>
-      <w:r>
-        <w:rPr>
-          <w:rFonts w:hint="eastAsia"/>
-        </w:rPr>
-        <w:t xml:space="preserve"> </w:t>
-      </w:r>
-      <w:proofErr w:type="gramStart"/>
-      <w:r>
-        <w:rPr>
-          <w:rFonts w:hint="eastAsia"/>
-        </w:rPr>
-        <w:t>檢查堆頂節點</w:t>
-      </w:r>
-      <w:proofErr w:type="gramEnd"/>
-      <w:r>
-        <w:rPr>
-          <w:rFonts w:hint="eastAsia"/>
-        </w:rPr>
-        <w:t>：若該節點</w:t>
-      </w:r>
-      <w:r>
-        <w:rPr>
-          <w:rFonts w:hint="eastAsia"/>
-        </w:rPr>
-        <w:t xml:space="preserve"> </w:t>
-      </w:r>
-      <w:proofErr w:type="spellStart"/>
-      <w:r>
-        <w:rPr>
-          <w:rFonts w:hint="eastAsia"/>
-        </w:rPr>
-        <w:t>executetime</w:t>
-      </w:r>
-      <w:proofErr w:type="spellEnd"/>
-      <w:r>
-        <w:rPr>
-          <w:rFonts w:hint="eastAsia"/>
-        </w:rPr>
-        <w:t xml:space="preserve"> </w:t>
+        <w:t xml:space="preserve"> EDF_HeapPeekMin </w:t>
+      </w:r>
+      <w:r>
+        <w:rPr>
+          <w:rFonts w:hint="eastAsia"/>
+        </w:rPr>
+        <w:t>檢查堆頂節點：若該節點</w:t>
+      </w:r>
+      <w:r>
+        <w:rPr>
+          <w:rFonts w:hint="eastAsia"/>
+        </w:rPr>
+        <w:t xml:space="preserve"> executetime </w:t>
       </w:r>
       <w:r>
         <w:rPr>
@@ -1775,21 +1485,7 @@
         <w:rPr>
           <w:rFonts w:hint="eastAsia"/>
         </w:rPr>
-        <w:t xml:space="preserve"> </w:t>
-      </w:r>
-      <w:proofErr w:type="spellStart"/>
-      <w:r>
-        <w:rPr>
-          <w:rFonts w:hint="eastAsia"/>
-        </w:rPr>
-        <w:t>EDF_check_miss</w:t>
-      </w:r>
-      <w:proofErr w:type="spellEnd"/>
-      <w:r>
-        <w:rPr>
-          <w:rFonts w:hint="eastAsia"/>
-        </w:rPr>
-        <w:t xml:space="preserve"> </w:t>
+        <w:t xml:space="preserve"> EDF_check_miss </w:t>
       </w:r>
       <w:r>
         <w:rPr>
@@ -1825,16 +1521,8 @@
         <w:rPr>
           <w:rFonts w:hint="eastAsia"/>
         </w:rPr>
-        <w:t xml:space="preserve"> </w:t>
-      </w:r>
-      <w:proofErr w:type="spellStart"/>
-      <w:r>
-        <w:rPr>
-          <w:rFonts w:hint="eastAsia"/>
-        </w:rPr>
-        <w:t>miss_node</w:t>
-      </w:r>
-      <w:proofErr w:type="spellEnd"/>
+        <w:t xml:space="preserve"> miss_node</w:t>
+      </w:r>
       <w:r>
         <w:rPr>
           <w:rFonts w:hint="eastAsia"/>
@@ -1847,6 +1535,9 @@
         <w:jc w:val="center"/>
       </w:pPr>
       <w:r>
+        <w:rPr>
+          <w:noProof/>
+        </w:rPr>
         <w:drawing>
           <wp:inline distT="0" distB="0" distL="0" distR="0" wp14:anchorId="77E4F3FB" wp14:editId="034D4C8C">
             <wp:extent cx="4057650" cy="1446021"/>
@@ -1892,15 +1583,10 @@
           <w:numId w:val="3"/>
         </w:numPr>
         <w:ind w:leftChars="0"/>
-        <w:rPr>
-          <w:rFonts w:hint="eastAsia"/>
-        </w:rPr>
-      </w:pPr>
-      <w:proofErr w:type="spellStart"/>
+      </w:pPr>
       <w:r>
         <w:t>EDF_Scheduler</w:t>
       </w:r>
-      <w:proofErr w:type="spellEnd"/>
       <w:r>
         <w:rPr>
           <w:rFonts w:hint="eastAsia"/>
@@ -1916,19 +1602,11 @@
       <w:r>
         <w:br/>
       </w:r>
-      <w:proofErr w:type="spellStart"/>
-      <w:r>
-        <w:rPr>
-          <w:rFonts w:hint="eastAsia"/>
-        </w:rPr>
-        <w:t>EDF_Scheduler</w:t>
-      </w:r>
-      <w:proofErr w:type="spellEnd"/>
-      <w:r>
-        <w:rPr>
-          <w:rFonts w:hint="eastAsia"/>
-        </w:rPr>
-        <w:t xml:space="preserve"> </w:t>
+      <w:r>
+        <w:rPr>
+          <w:rFonts w:hint="eastAsia"/>
+        </w:rPr>
+        <w:t xml:space="preserve">EDF_Scheduler </w:t>
       </w:r>
       <w:r>
         <w:rPr>
@@ -1942,14 +1620,12 @@
         </w:rPr>
         <w:t>會設定</w:t>
       </w:r>
-      <w:proofErr w:type="spellStart"/>
       <w:r>
         <w:rPr>
           <w:highlight w:val="white"/>
         </w:rPr>
         <w:t>OSTCBHighRdy</w:t>
       </w:r>
-      <w:proofErr w:type="spellEnd"/>
       <w:r>
         <w:rPr>
           <w:rFonts w:hint="eastAsia"/>
@@ -1957,14 +1633,12 @@
         </w:rPr>
         <w:t>和</w:t>
       </w:r>
-      <w:proofErr w:type="spellStart"/>
       <w:r>
         <w:rPr>
           <w:highlight w:val="white"/>
         </w:rPr>
         <w:t>OSPrioHighRdy</w:t>
       </w:r>
-      <w:proofErr w:type="spellEnd"/>
       <w:r>
         <w:rPr>
           <w:rFonts w:hint="eastAsia"/>
@@ -2032,14 +1706,12 @@
         </w:rPr>
         <w:t>為空，則選中</w:t>
       </w:r>
-      <w:proofErr w:type="spellStart"/>
       <w:r>
         <w:rPr>
           <w:highlight w:val="white"/>
         </w:rPr>
         <w:t>IDLE_Task</w:t>
       </w:r>
-      <w:proofErr w:type="spellEnd"/>
     </w:p>
     <w:p>
       <w:pPr>
@@ -2051,6 +1723,9 @@
         </w:rPr>
       </w:pPr>
       <w:r>
+        <w:rPr>
+          <w:noProof/>
+        </w:rPr>
         <w:drawing>
           <wp:inline distT="0" distB="0" distL="0" distR="0" wp14:anchorId="4A65D9A2" wp14:editId="58168D6A">
             <wp:extent cx="3432983" cy="3492500"/>
@@ -2102,6 +1777,9 @@
         <w:jc w:val="center"/>
       </w:pPr>
       <w:r>
+        <w:rPr>
+          <w:noProof/>
+        </w:rPr>
         <w:drawing>
           <wp:inline distT="0" distB="0" distL="0" distR="0" wp14:anchorId="25BD0FC0" wp14:editId="34311D69">
             <wp:extent cx="3168650" cy="1243770"/>
@@ -2150,14 +1828,12 @@
         <w:lastRenderedPageBreak/>
         <w:t>在</w:t>
       </w:r>
-      <w:proofErr w:type="spellStart"/>
       <w:r>
         <w:rPr>
           <w:highlight w:val="white"/>
         </w:rPr>
         <w:t>OSTimeTick</w:t>
       </w:r>
-      <w:proofErr w:type="spellEnd"/>
       <w:r>
         <w:rPr>
           <w:rFonts w:hint="eastAsia"/>
@@ -2179,16 +1855,8 @@
         <w:rPr>
           <w:rFonts w:hint="eastAsia"/>
         </w:rPr>
-        <w:t xml:space="preserve">tick </w:t>
-      </w:r>
-      <w:proofErr w:type="spellStart"/>
-      <w:r>
-        <w:rPr>
-          <w:rFonts w:hint="eastAsia"/>
-        </w:rPr>
-        <w:t>interupt</w:t>
-      </w:r>
-      <w:proofErr w:type="spellEnd"/>
+        <w:t>tick interupt</w:t>
+      </w:r>
       <w:r>
         <w:t>到，依序呼叫</w:t>
       </w:r>
@@ -2213,59 +1881,49 @@
       <w:r>
         <w:t>節點，</w:t>
       </w:r>
-      <w:proofErr w:type="spellStart"/>
-      <w:r>
-        <w:t>Activer</w:t>
-      </w:r>
-      <w:proofErr w:type="spellEnd"/>
-      <w:r>
+      <w:r>
+        <w:t xml:space="preserve">Activer </w:t>
+      </w:r>
+      <w:r>
+        <w:t>根據週期條件插入新作業並回傳</w:t>
+      </w:r>
+      <w:r>
+        <w:t xml:space="preserve"> flag</w:t>
+      </w:r>
+      <w:r>
+        <w:t>，</w:t>
+      </w:r>
+      <w:r>
+        <w:t xml:space="preserve">EDF_Scheduler </w:t>
+      </w:r>
+      <w:r>
+        <w:t>根據新作業與</w:t>
+      </w:r>
+      <w:r>
+        <w:rPr>
+          <w:rFonts w:hint="eastAsia"/>
+        </w:rPr>
+        <w:t>miss</w:t>
+      </w:r>
+      <w:r>
+        <w:t>結果切換任務並印出</w:t>
+      </w:r>
+      <w:r>
+        <w:t xml:space="preserve"> Preemption</w:t>
+      </w:r>
+      <w:r>
+        <w:t>／</w:t>
+      </w:r>
+      <w:r>
+        <w:t>Completion</w:t>
+      </w:r>
+      <w:r>
+        <w:rPr>
+          <w:rFonts w:hint="eastAsia"/>
+        </w:rPr>
         <w:t xml:space="preserve"> </w:t>
       </w:r>
       <w:r>
-        <w:t>根據週期條件插入新作業並回傳</w:t>
-      </w:r>
-      <w:r>
-        <w:t xml:space="preserve"> flag</w:t>
-      </w:r>
-      <w:r>
-        <w:t>，</w:t>
-      </w:r>
-      <w:proofErr w:type="spellStart"/>
-      <w:r>
-        <w:t>EDF_Scheduler</w:t>
-      </w:r>
-      <w:proofErr w:type="spellEnd"/>
-      <w:r>
-        <w:t xml:space="preserve"> </w:t>
-      </w:r>
-      <w:r>
-        <w:t>根據新作業與</w:t>
-      </w:r>
-      <w:r>
-        <w:rPr>
-          <w:rFonts w:hint="eastAsia"/>
-        </w:rPr>
-        <w:t>miss</w:t>
-      </w:r>
-      <w:r>
-        <w:t>結果切換任務並印出</w:t>
-      </w:r>
-      <w:r>
-        <w:t xml:space="preserve"> Preemption</w:t>
-      </w:r>
-      <w:r>
-        <w:t>／</w:t>
-      </w:r>
-      <w:r>
-        <w:t>Completion</w:t>
-      </w:r>
-      <w:r>
-        <w:rPr>
-          <w:rFonts w:hint="eastAsia"/>
-        </w:rPr>
-        <w:t xml:space="preserve"> </w:t>
-      </w:r>
-      <w:r>
         <w:rPr>
           <w:rFonts w:hint="eastAsia"/>
         </w:rPr>
@@ -2275,15 +1933,7 @@
         <w:t>，最後</w:t>
       </w:r>
       <w:r>
-        <w:t xml:space="preserve"> </w:t>
-      </w:r>
-      <w:proofErr w:type="spellStart"/>
-      <w:r>
-        <w:t>EDF_print</w:t>
-      </w:r>
-      <w:proofErr w:type="spellEnd"/>
-      <w:r>
-        <w:t xml:space="preserve"> </w:t>
+        <w:t xml:space="preserve"> EDF_print </w:t>
       </w:r>
       <w:r>
         <w:t>顯示</w:t>
@@ -2328,11 +1978,11 @@
     <w:p>
       <w:pPr>
         <w:jc w:val="center"/>
-        <w:rPr>
-          <w:rFonts w:hint="eastAsia"/>
-        </w:rPr>
-      </w:pPr>
-      <w:r>
+      </w:pPr>
+      <w:r>
+        <w:rPr>
+          <w:noProof/>
+        </w:rPr>
         <w:drawing>
           <wp:inline distT="0" distB="0" distL="0" distR="0" wp14:anchorId="5A49C4A8" wp14:editId="58367D92">
             <wp:extent cx="1619250" cy="322109"/>
@@ -2375,6 +2025,9 @@
         <w:jc w:val="center"/>
       </w:pPr>
       <w:r>
+        <w:rPr>
+          <w:noProof/>
+        </w:rPr>
         <w:drawing>
           <wp:inline distT="0" distB="0" distL="0" distR="0" wp14:anchorId="041B4232" wp14:editId="3C898BEA">
             <wp:extent cx="3130550" cy="1874581"/>
@@ -2413,24 +2066,11 @@
       </w:r>
     </w:p>
     <w:p>
-      <w:pPr>
-        <w:rPr>
-          <w:rFonts w:hint="eastAsia"/>
-        </w:rPr>
-      </w:pPr>
-      <w:proofErr w:type="spellStart"/>
-      <w:r>
-        <w:rPr>
-          <w:rFonts w:hint="eastAsia"/>
-        </w:rPr>
-        <w:t>Os_Start</w:t>
-      </w:r>
-      <w:proofErr w:type="spellEnd"/>
-      <w:r>
-        <w:rPr>
-          <w:rFonts w:hint="eastAsia"/>
-        </w:rPr>
-        <w:t xml:space="preserve"> </w:t>
+      <w:r>
+        <w:rPr>
+          <w:rFonts w:hint="eastAsia"/>
+        </w:rPr>
+        <w:t xml:space="preserve">Os_Start </w:t>
       </w:r>
       <w:r>
         <w:rPr>
@@ -2456,6 +2096,9 @@
         <w:jc w:val="center"/>
       </w:pPr>
       <w:r>
+        <w:rPr>
+          <w:noProof/>
+        </w:rPr>
         <w:drawing>
           <wp:inline distT="0" distB="0" distL="0" distR="0" wp14:anchorId="27CB424F" wp14:editId="1576C480">
             <wp:extent cx="2569029" cy="1748762"/>
@@ -2500,14 +2143,12 @@
         </w:rPr>
         <w:t>在</w:t>
       </w:r>
-      <w:proofErr w:type="spellStart"/>
       <w:r>
         <w:rPr>
           <w:highlight w:val="white"/>
         </w:rPr>
         <w:t>OSIntExit</w:t>
       </w:r>
-      <w:proofErr w:type="spellEnd"/>
       <w:r>
         <w:rPr>
           <w:rFonts w:hint="eastAsia"/>
@@ -2515,13 +2156,8 @@
         </w:rPr>
         <w:t>中，要把</w:t>
       </w:r>
-      <w:proofErr w:type="spellStart"/>
-      <w:r>
-        <w:t>OS_SchedNew</w:t>
-      </w:r>
-      <w:proofErr w:type="spellEnd"/>
-      <w:r>
-        <w:t>()</w:t>
+      <w:r>
+        <w:t>OS_SchedNew()</w:t>
       </w:r>
       <w:r>
         <w:rPr>
@@ -2535,29 +2171,8 @@
         </w:rPr>
         <w:t>和</w:t>
       </w:r>
-      <w:proofErr w:type="spellStart"/>
-      <w:r>
-        <w:t>OSTCBHighRdy</w:t>
-      </w:r>
-      <w:proofErr w:type="spellEnd"/>
-      <w:r>
-        <w:t xml:space="preserve"> = </w:t>
-      </w:r>
-      <w:proofErr w:type="spellStart"/>
-      <w:r>
-        <w:t>OSTCBPrioTbl</w:t>
-      </w:r>
-      <w:proofErr w:type="spellEnd"/>
-      <w:r>
-        <w:t>[</w:t>
-      </w:r>
-      <w:proofErr w:type="spellStart"/>
-      <w:r>
-        <w:t>OSPrioHighRdy</w:t>
-      </w:r>
-      <w:proofErr w:type="spellEnd"/>
-      <w:r>
-        <w:t>]</w:t>
+      <w:r>
+        <w:t>OSTCBHighRdy = OSTCBPrioTbl[OSPrioHighRdy]</w:t>
       </w:r>
       <w:r>
         <w:rPr>
@@ -2571,19 +2186,11 @@
         </w:rPr>
         <w:t>註解掉，即</w:t>
       </w:r>
-      <w:proofErr w:type="spellStart"/>
-      <w:r>
-        <w:rPr>
-          <w:rFonts w:hint="eastAsia"/>
-        </w:rPr>
-        <w:t>timetick</w:t>
-      </w:r>
-      <w:proofErr w:type="spellEnd"/>
-      <w:r>
-        <w:rPr>
-          <w:rFonts w:hint="eastAsia"/>
-        </w:rPr>
-        <w:t xml:space="preserve"> ISR</w:t>
+      <w:r>
+        <w:rPr>
+          <w:rFonts w:hint="eastAsia"/>
+        </w:rPr>
+        <w:t>timetick ISR</w:t>
       </w:r>
       <w:r>
         <w:rPr>
@@ -2591,19 +2198,11 @@
         </w:rPr>
         <w:t>只使用</w:t>
       </w:r>
-      <w:proofErr w:type="spellStart"/>
-      <w:r>
-        <w:rPr>
-          <w:rFonts w:hint="eastAsia"/>
-        </w:rPr>
-        <w:t>EDF_Scheduler</w:t>
-      </w:r>
-      <w:proofErr w:type="spellEnd"/>
-      <w:r>
-        <w:rPr>
-          <w:rFonts w:hint="eastAsia"/>
-        </w:rPr>
-        <w:t>()</w:t>
+      <w:r>
+        <w:rPr>
+          <w:rFonts w:hint="eastAsia"/>
+        </w:rPr>
+        <w:t>EDF_Scheduler()</w:t>
       </w:r>
       <w:r>
         <w:rPr>
@@ -2627,11 +2226,11 @@
     <w:p>
       <w:pPr>
         <w:jc w:val="center"/>
-        <w:rPr>
-          <w:rFonts w:hint="eastAsia"/>
-        </w:rPr>
-      </w:pPr>
-      <w:r>
+      </w:pPr>
+      <w:r>
+        <w:rPr>
+          <w:noProof/>
+        </w:rPr>
         <w:drawing>
           <wp:inline distT="0" distB="0" distL="0" distR="0" wp14:anchorId="6E171B42" wp14:editId="37EB2117">
             <wp:extent cx="3035300" cy="2303438"/>
@@ -2704,7 +2303,6 @@
         </w:rPr>
         <w:t>在</w:t>
       </w:r>
-      <w:proofErr w:type="spellStart"/>
       <w:r>
         <w:rPr>
           <w:rFonts w:hint="eastAsia"/>
@@ -2714,7 +2312,6 @@
       <w:r>
         <w:t>s_core.c</w:t>
       </w:r>
-      <w:proofErr w:type="spellEnd"/>
       <w:r>
         <w:rPr>
           <w:rFonts w:hint="eastAsia"/>
@@ -2742,9 +2339,6 @@
           <w:numId w:val="5"/>
         </w:numPr>
         <w:ind w:leftChars="0"/>
-        <w:rPr>
-          <w:rFonts w:hint="eastAsia"/>
-        </w:rPr>
       </w:pPr>
       <w:r>
         <w:rPr>
@@ -2768,41 +2362,20 @@
         </w:numPr>
         <w:ind w:leftChars="0"/>
       </w:pPr>
-      <w:proofErr w:type="spellStart"/>
-      <w:r>
-        <w:t>heap_up</w:t>
-      </w:r>
-      <w:proofErr w:type="spellEnd"/>
-      <w:r>
-        <w:t xml:space="preserve"> </w:t>
+      <w:r>
+        <w:t xml:space="preserve">heap_up </w:t>
       </w:r>
       <w:r>
         <w:t>與</w:t>
       </w:r>
       <w:r>
-        <w:t xml:space="preserve"> </w:t>
-      </w:r>
-      <w:proofErr w:type="spellStart"/>
-      <w:r>
-        <w:t>heap_down</w:t>
-      </w:r>
-      <w:proofErr w:type="spellEnd"/>
-      <w:r>
-        <w:t xml:space="preserve"> </w:t>
+        <w:t xml:space="preserve"> heap_down </w:t>
       </w:r>
       <w:r>
         <w:t>分別執行向上或向下的</w:t>
       </w:r>
       <w:r>
-        <w:t xml:space="preserve"> </w:t>
-      </w:r>
-      <w:proofErr w:type="spellStart"/>
-      <w:r>
-        <w:t>heapify</w:t>
-      </w:r>
-      <w:proofErr w:type="spellEnd"/>
-      <w:r>
-        <w:t xml:space="preserve"> </w:t>
+        <w:t xml:space="preserve"> heapify </w:t>
       </w:r>
       <w:r>
         <w:t>以維持</w:t>
@@ -2825,17 +2398,9 @@
           <w:numId w:val="5"/>
         </w:numPr>
         <w:ind w:leftChars="0"/>
-        <w:rPr>
-          <w:rFonts w:hint="eastAsia"/>
-        </w:rPr>
-      </w:pPr>
-      <w:proofErr w:type="spellStart"/>
-      <w:r>
-        <w:t>EDF_HeapInsert</w:t>
-      </w:r>
-      <w:proofErr w:type="spellEnd"/>
-      <w:r>
-        <w:t xml:space="preserve"> </w:t>
+      </w:pPr>
+      <w:r>
+        <w:t xml:space="preserve">EDF_HeapInsert </w:t>
       </w:r>
       <w:r>
         <w:t>將新節點插入堆中。</w:t>
@@ -2850,13 +2415,8 @@
         </w:numPr>
         <w:ind w:leftChars="0"/>
       </w:pPr>
-      <w:proofErr w:type="spellStart"/>
-      <w:r>
-        <w:t>EDF_HeapExtractMin</w:t>
-      </w:r>
-      <w:proofErr w:type="spellEnd"/>
-      <w:r>
-        <w:t xml:space="preserve"> </w:t>
+      <w:r>
+        <w:t xml:space="preserve">EDF_HeapExtractMin </w:t>
       </w:r>
       <w:r>
         <w:t>移除並回傳</w:t>
@@ -2879,28 +2439,12 @@
           <w:numId w:val="5"/>
         </w:numPr>
         <w:ind w:leftChars="0"/>
-        <w:rPr>
-          <w:rFonts w:hint="eastAsia"/>
-        </w:rPr>
-      </w:pPr>
-      <w:proofErr w:type="spellStart"/>
-      <w:r>
-        <w:t>EDF_HeapPeekMin</w:t>
-      </w:r>
-      <w:proofErr w:type="spellEnd"/>
-      <w:r>
-        <w:t xml:space="preserve"> </w:t>
-      </w:r>
-      <w:r>
-        <w:t>僅回傳最小節點</w:t>
-      </w:r>
-      <w:proofErr w:type="gramStart"/>
-      <w:r>
-        <w:t>不</w:t>
-      </w:r>
-      <w:proofErr w:type="gramEnd"/>
-      <w:r>
-        <w:t>移除。</w:t>
+      </w:pPr>
+      <w:r>
+        <w:t xml:space="preserve">EDF_HeapPeekMin </w:t>
+      </w:r>
+      <w:r>
+        <w:t>僅回傳最小節點不移除。</w:t>
       </w:r>
     </w:p>
     <w:p>
@@ -2912,13 +2456,8 @@
         </w:numPr>
         <w:ind w:leftChars="0"/>
       </w:pPr>
-      <w:proofErr w:type="spellStart"/>
-      <w:r>
-        <w:t>EDF_check_miss</w:t>
-      </w:r>
-      <w:proofErr w:type="spellEnd"/>
-      <w:r>
-        <w:t xml:space="preserve"> </w:t>
+      <w:r>
+        <w:t xml:space="preserve">EDF_check_miss </w:t>
       </w:r>
       <w:r>
         <w:t>掃描</w:t>
@@ -2942,13 +2481,8 @@
         </w:numPr>
         <w:ind w:leftChars="0"/>
       </w:pPr>
-      <w:proofErr w:type="spellStart"/>
-      <w:r>
-        <w:t>EDF_HeapInit</w:t>
-      </w:r>
-      <w:proofErr w:type="spellEnd"/>
-      <w:r>
-        <w:t xml:space="preserve"> </w:t>
+      <w:r>
+        <w:t xml:space="preserve">EDF_HeapInit </w:t>
       </w:r>
       <w:r>
         <w:t>初始化</w:t>
@@ -2962,13 +2496,8 @@
       <w:r>
         <w:t>結構，</w:t>
       </w:r>
-      <w:proofErr w:type="spellStart"/>
-      <w:r>
-        <w:t>EDF_HeapClear</w:t>
-      </w:r>
-      <w:proofErr w:type="spellEnd"/>
-      <w:r>
-        <w:t xml:space="preserve"> </w:t>
+      <w:r>
+        <w:t xml:space="preserve">EDF_HeapClear </w:t>
       </w:r>
       <w:r>
         <w:t>清空</w:t>
@@ -2991,17 +2520,9 @@
           <w:numId w:val="5"/>
         </w:numPr>
         <w:ind w:leftChars="0"/>
-        <w:rPr>
-          <w:rFonts w:hint="eastAsia"/>
-        </w:rPr>
-      </w:pPr>
-      <w:proofErr w:type="spellStart"/>
-      <w:r>
-        <w:t>EDF_print</w:t>
-      </w:r>
-      <w:proofErr w:type="spellEnd"/>
-      <w:r>
-        <w:t xml:space="preserve"> </w:t>
+      </w:pPr>
+      <w:r>
+        <w:t xml:space="preserve">EDF_print </w:t>
       </w:r>
       <w:r>
         <w:t>列印目前</w:t>
@@ -3021,6 +2542,9 @@
         <w:jc w:val="center"/>
       </w:pPr>
       <w:r>
+        <w:rPr>
+          <w:noProof/>
+        </w:rPr>
         <w:drawing>
           <wp:inline distT="0" distB="0" distL="0" distR="0" wp14:anchorId="29E78EA8" wp14:editId="68C526DC">
             <wp:extent cx="2743200" cy="1811906"/>
@@ -3063,6 +2587,9 @@
         <w:jc w:val="center"/>
       </w:pPr>
       <w:r>
+        <w:rPr>
+          <w:noProof/>
+        </w:rPr>
         <w:drawing>
           <wp:inline distT="0" distB="0" distL="0" distR="0" wp14:anchorId="1366748A" wp14:editId="51F2A6EA">
             <wp:extent cx="3016250" cy="874067"/>
@@ -3101,19 +2628,11 @@
       </w:r>
     </w:p>
     <w:p>
-      <w:proofErr w:type="spellStart"/>
-      <w:r>
-        <w:rPr>
-          <w:rFonts w:hint="eastAsia"/>
-        </w:rPr>
-        <w:t>heap_up</w:t>
-      </w:r>
-      <w:proofErr w:type="spellEnd"/>
-      <w:r>
-        <w:rPr>
-          <w:rFonts w:hint="eastAsia"/>
-        </w:rPr>
-        <w:t xml:space="preserve"> </w:t>
+      <w:r>
+        <w:rPr>
+          <w:rFonts w:hint="eastAsia"/>
+        </w:rPr>
+        <w:t xml:space="preserve">heap_up </w:t>
       </w:r>
       <w:r>
         <w:rPr>
@@ -3125,9 +2644,6 @@
     <w:p>
       <w:pPr>
         <w:ind w:firstLine="480"/>
-        <w:rPr>
-          <w:rFonts w:hint="eastAsia"/>
-        </w:rPr>
       </w:pPr>
       <w:r>
         <w:rPr>
@@ -3139,27 +2655,76 @@
         <w:rPr>
           <w:rFonts w:hint="eastAsia"/>
         </w:rPr>
-        <w:t xml:space="preserve"> </w:t>
-      </w:r>
-      <w:proofErr w:type="spellStart"/>
-      <w:r>
-        <w:rPr>
-          <w:rFonts w:hint="eastAsia"/>
-        </w:rPr>
-        <w:t>i</w:t>
-      </w:r>
-      <w:proofErr w:type="spellEnd"/>
-      <w:r>
-        <w:rPr>
-          <w:rFonts w:hint="eastAsia"/>
-        </w:rPr>
-        <w:t xml:space="preserve"> </w:t>
-      </w:r>
-      <w:r>
-        <w:rPr>
-          <w:rFonts w:hint="eastAsia"/>
-        </w:rPr>
-        <w:t>開始，不斷比較這個節點和它的父節點</w:t>
+        <w:t xml:space="preserve"> i </w:t>
+      </w:r>
+      <w:r>
+        <w:rPr>
+          <w:rFonts w:hint="eastAsia"/>
+        </w:rPr>
+        <w:t>開始，不斷比較這個節點和它的父節點。如果當前節點的</w:t>
+      </w:r>
+      <w:r>
+        <w:rPr>
+          <w:rFonts w:hint="eastAsia"/>
+        </w:rPr>
+        <w:t xml:space="preserve"> deadline </w:t>
+      </w:r>
+      <w:r>
+        <w:rPr>
+          <w:rFonts w:hint="eastAsia"/>
+        </w:rPr>
+        <w:t>比父節點小，或</w:t>
+      </w:r>
+      <w:r>
+        <w:rPr>
+          <w:rFonts w:hint="eastAsia"/>
+        </w:rPr>
+        <w:t xml:space="preserve"> deadline </w:t>
+      </w:r>
+      <w:r>
+        <w:rPr>
+          <w:rFonts w:hint="eastAsia"/>
+        </w:rPr>
+        <w:t>相同但</w:t>
+      </w:r>
+      <w:r>
+        <w:rPr>
+          <w:rFonts w:hint="eastAsia"/>
+        </w:rPr>
+        <w:t xml:space="preserve"> task_id </w:t>
+      </w:r>
+      <w:r>
+        <w:rPr>
+          <w:rFonts w:hint="eastAsia"/>
+        </w:rPr>
+        <w:t>較小，就跟父節點交換，然後繼續往上迭代，否則停止。</w:t>
+      </w:r>
+      <w:r>
+        <w:t>先</w:t>
+      </w:r>
+      <w:r>
+        <w:rPr>
+          <w:u w:val="single"/>
+        </w:rPr>
+        <w:t>比</w:t>
+      </w:r>
+      <w:r>
+        <w:rPr>
+          <w:u w:val="single"/>
+        </w:rPr>
+        <w:t xml:space="preserve"> deadline</w:t>
+      </w:r>
+      <w:r>
+        <w:rPr>
+          <w:u w:val="single"/>
+        </w:rPr>
+        <w:t>，若相同再比</w:t>
+      </w:r>
+      <w:r>
+        <w:rPr>
+          <w:u w:val="single"/>
+        </w:rPr>
+        <w:t xml:space="preserve"> task_id</w:t>
       </w:r>
       <w:r>
         <w:rPr>
@@ -3167,143 +2732,15 @@
         </w:rPr>
         <w:t>。</w:t>
       </w:r>
-      <w:r>
-        <w:rPr>
-          <w:rFonts w:hint="eastAsia"/>
-        </w:rPr>
-        <w:t>如果當前節點的</w:t>
-      </w:r>
-      <w:r>
-        <w:rPr>
-          <w:rFonts w:hint="eastAsia"/>
-        </w:rPr>
-        <w:t xml:space="preserve"> deadline </w:t>
-      </w:r>
-      <w:proofErr w:type="gramStart"/>
-      <w:r>
-        <w:rPr>
-          <w:rFonts w:hint="eastAsia"/>
-        </w:rPr>
-        <w:t>比父節點</w:t>
-      </w:r>
-      <w:proofErr w:type="gramEnd"/>
-      <w:r>
-        <w:rPr>
-          <w:rFonts w:hint="eastAsia"/>
-        </w:rPr>
-        <w:t>小，或</w:t>
-      </w:r>
-      <w:r>
-        <w:rPr>
-          <w:rFonts w:hint="eastAsia"/>
-        </w:rPr>
-        <w:t xml:space="preserve"> deadline </w:t>
-      </w:r>
-      <w:r>
-        <w:rPr>
-          <w:rFonts w:hint="eastAsia"/>
-        </w:rPr>
-        <w:t>相同但</w:t>
-      </w:r>
-      <w:r>
-        <w:rPr>
-          <w:rFonts w:hint="eastAsia"/>
-        </w:rPr>
-        <w:t xml:space="preserve"> </w:t>
-      </w:r>
-      <w:proofErr w:type="spellStart"/>
-      <w:r>
-        <w:rPr>
-          <w:rFonts w:hint="eastAsia"/>
-        </w:rPr>
-        <w:t>task_id</w:t>
-      </w:r>
-      <w:proofErr w:type="spellEnd"/>
-      <w:r>
-        <w:rPr>
-          <w:rFonts w:hint="eastAsia"/>
-        </w:rPr>
-        <w:t xml:space="preserve"> </w:t>
-      </w:r>
-      <w:r>
-        <w:rPr>
-          <w:rFonts w:hint="eastAsia"/>
-        </w:rPr>
-        <w:t>較小，</w:t>
-      </w:r>
-      <w:proofErr w:type="gramStart"/>
-      <w:r>
-        <w:rPr>
-          <w:rFonts w:hint="eastAsia"/>
-        </w:rPr>
-        <w:t>就跟父節點</w:t>
-      </w:r>
-      <w:proofErr w:type="gramEnd"/>
-      <w:r>
-        <w:rPr>
-          <w:rFonts w:hint="eastAsia"/>
-        </w:rPr>
-        <w:t>交換，然後繼續往上迭代</w:t>
-      </w:r>
-      <w:r>
-        <w:rPr>
-          <w:rFonts w:hint="eastAsia"/>
-        </w:rPr>
-        <w:t>，</w:t>
-      </w:r>
-      <w:r>
-        <w:rPr>
-          <w:rFonts w:hint="eastAsia"/>
-        </w:rPr>
-        <w:t>否則停止。</w:t>
-      </w:r>
-      <w:r>
-        <w:t>先</w:t>
-      </w:r>
-      <w:r>
-        <w:rPr>
-          <w:u w:val="single"/>
-        </w:rPr>
-        <w:t>比</w:t>
-      </w:r>
-      <w:r>
-        <w:rPr>
-          <w:u w:val="single"/>
-        </w:rPr>
-        <w:t xml:space="preserve"> deadline</w:t>
-      </w:r>
-      <w:r>
-        <w:rPr>
-          <w:u w:val="single"/>
-        </w:rPr>
-        <w:t>，若相同再比</w:t>
-      </w:r>
-      <w:r>
-        <w:rPr>
-          <w:u w:val="single"/>
-        </w:rPr>
-        <w:t xml:space="preserve"> </w:t>
-      </w:r>
-      <w:proofErr w:type="spellStart"/>
-      <w:r>
-        <w:rPr>
-          <w:u w:val="single"/>
-        </w:rPr>
-        <w:t>task_id</w:t>
-      </w:r>
-      <w:proofErr w:type="spellEnd"/>
-      <w:r>
-        <w:rPr>
-          <w:rFonts w:hint="eastAsia"/>
-        </w:rPr>
-        <w:t>。</w:t>
-      </w:r>
     </w:p>
     <w:p>
       <w:pPr>
         <w:jc w:val="center"/>
       </w:pPr>
       <w:r>
+        <w:rPr>
+          <w:noProof/>
+        </w:rPr>
         <w:drawing>
           <wp:inline distT="0" distB="0" distL="0" distR="0" wp14:anchorId="66E23AFC" wp14:editId="5698AFE5">
             <wp:extent cx="3663950" cy="1951518"/>
@@ -3342,19 +2779,11 @@
       </w:r>
     </w:p>
     <w:p>
-      <w:proofErr w:type="spellStart"/>
-      <w:r>
-        <w:rPr>
-          <w:rFonts w:hint="eastAsia"/>
-        </w:rPr>
-        <w:t>heap_down</w:t>
-      </w:r>
-      <w:proofErr w:type="spellEnd"/>
-      <w:r>
-        <w:rPr>
-          <w:rFonts w:hint="eastAsia"/>
-        </w:rPr>
-        <w:t xml:space="preserve"> </w:t>
+      <w:r>
+        <w:rPr>
+          <w:rFonts w:hint="eastAsia"/>
+        </w:rPr>
+        <w:t xml:space="preserve">heap_down </w:t>
       </w:r>
       <w:r>
         <w:rPr>
@@ -3366,9 +2795,6 @@
     <w:p>
       <w:pPr>
         <w:ind w:firstLine="480"/>
-        <w:rPr>
-          <w:rFonts w:hint="eastAsia"/>
-        </w:rPr>
       </w:pPr>
       <w:r>
         <w:rPr>
@@ -3380,59 +2806,13 @@
         <w:rPr>
           <w:rFonts w:hint="eastAsia"/>
         </w:rPr>
-        <w:t xml:space="preserve"> </w:t>
-      </w:r>
-      <w:proofErr w:type="spellStart"/>
-      <w:r>
-        <w:rPr>
-          <w:rFonts w:hint="eastAsia"/>
-        </w:rPr>
-        <w:t>i</w:t>
-      </w:r>
-      <w:proofErr w:type="spellEnd"/>
-      <w:r>
-        <w:rPr>
-          <w:rFonts w:hint="eastAsia"/>
-        </w:rPr>
-        <w:t xml:space="preserve"> </w:t>
-      </w:r>
-      <w:r>
-        <w:rPr>
-          <w:rFonts w:hint="eastAsia"/>
-        </w:rPr>
-        <w:t>開始，不斷往下比較左右子</w:t>
-      </w:r>
-      <w:r>
-        <w:rPr>
-          <w:rFonts w:hint="eastAsia"/>
-        </w:rPr>
-        <w:t>節點。</w:t>
-      </w:r>
-      <w:proofErr w:type="gramStart"/>
-      <w:r>
-        <w:rPr>
-          <w:rFonts w:hint="eastAsia"/>
-        </w:rPr>
-        <w:t>看左</w:t>
-      </w:r>
-      <w:r>
-        <w:rPr>
-          <w:rFonts w:hint="eastAsia"/>
-        </w:rPr>
-        <w:t>子</w:t>
-      </w:r>
-      <w:proofErr w:type="gramEnd"/>
-      <w:r>
-        <w:rPr>
-          <w:rFonts w:hint="eastAsia"/>
-        </w:rPr>
-        <w:t>節點</w:t>
-      </w:r>
-      <w:r>
-        <w:rPr>
-          <w:rFonts w:hint="eastAsia"/>
-        </w:rPr>
-        <w:t>（</w:t>
+        <w:t xml:space="preserve"> i </w:t>
+      </w:r>
+      <w:r>
+        <w:rPr>
+          <w:rFonts w:hint="eastAsia"/>
+        </w:rPr>
+        <w:t>開始，不斷往下比較左右子節點。看左子節點（</w:t>
       </w:r>
       <w:r>
         <w:rPr>
@@ -3444,21 +2824,7 @@
         <w:rPr>
           <w:rFonts w:hint="eastAsia"/>
         </w:rPr>
-        <w:t>）</w:t>
-      </w:r>
-      <w:proofErr w:type="gramStart"/>
-      <w:r>
-        <w:rPr>
-          <w:rFonts w:hint="eastAsia"/>
-        </w:rPr>
-        <w:t>和右子節點</w:t>
-      </w:r>
-      <w:proofErr w:type="gramEnd"/>
-      <w:r>
-        <w:rPr>
-          <w:rFonts w:hint="eastAsia"/>
-        </w:rPr>
-        <w:t>（</w:t>
+        <w:t>）和右子節點（</w:t>
       </w:r>
       <w:r>
         <w:rPr>
@@ -3470,35 +2836,7 @@
         <w:rPr>
           <w:rFonts w:hint="eastAsia"/>
         </w:rPr>
-        <w:t>）哪</w:t>
-      </w:r>
-      <w:proofErr w:type="gramStart"/>
-      <w:r>
-        <w:rPr>
-          <w:rFonts w:hint="eastAsia"/>
-        </w:rPr>
-        <w:t>個</w:t>
-      </w:r>
-      <w:proofErr w:type="gramEnd"/>
-      <w:r>
-        <w:rPr>
-          <w:rFonts w:hint="eastAsia"/>
-        </w:rPr>
-        <w:t>最小，最小判</w:t>
-      </w:r>
-      <w:proofErr w:type="gramStart"/>
-      <w:r>
-        <w:rPr>
-          <w:rFonts w:hint="eastAsia"/>
-        </w:rPr>
-        <w:t>準</w:t>
-      </w:r>
-      <w:proofErr w:type="gramEnd"/>
-      <w:r>
-        <w:rPr>
-          <w:rFonts w:hint="eastAsia"/>
-        </w:rPr>
-        <w:t>同樣是先比</w:t>
+        <w:t>）哪個最小，最小判準同樣是先比</w:t>
       </w:r>
       <w:r>
         <w:rPr>
@@ -3516,112 +2854,32 @@
         <w:rPr>
           <w:rFonts w:hint="eastAsia"/>
         </w:rPr>
-        <w:t xml:space="preserve"> </w:t>
-      </w:r>
-      <w:proofErr w:type="spellStart"/>
-      <w:r>
-        <w:rPr>
-          <w:rFonts w:hint="eastAsia"/>
-        </w:rPr>
-        <w:t>task_i</w:t>
-      </w:r>
-      <w:r>
-        <w:rPr>
-          <w:rFonts w:hint="eastAsia"/>
-        </w:rPr>
-        <w:t>d</w:t>
-      </w:r>
-      <w:proofErr w:type="spellEnd"/>
-      <w:r>
-        <w:rPr>
-          <w:rFonts w:hint="eastAsia"/>
-        </w:rPr>
-        <w:t>，</w:t>
-      </w:r>
-      <w:r>
-        <w:rPr>
-          <w:rFonts w:hint="eastAsia"/>
-        </w:rPr>
-        <w:t>如果有子節點比自己更小，</w:t>
-      </w:r>
-      <w:proofErr w:type="gramStart"/>
-      <w:r>
-        <w:rPr>
-          <w:rFonts w:hint="eastAsia"/>
-        </w:rPr>
-        <w:t>就跟子節點</w:t>
-      </w:r>
-      <w:proofErr w:type="gramEnd"/>
-      <w:r>
-        <w:rPr>
-          <w:rFonts w:hint="eastAsia"/>
-        </w:rPr>
-        <w:t>交換，並把</w:t>
-      </w:r>
-      <w:r>
-        <w:rPr>
-          <w:rFonts w:hint="eastAsia"/>
-        </w:rPr>
-        <w:t xml:space="preserve"> </w:t>
-      </w:r>
-      <w:proofErr w:type="spellStart"/>
-      <w:r>
-        <w:rPr>
-          <w:rFonts w:hint="eastAsia"/>
-        </w:rPr>
-        <w:t>i</w:t>
-      </w:r>
-      <w:proofErr w:type="spellEnd"/>
-      <w:r>
-        <w:rPr>
-          <w:rFonts w:hint="eastAsia"/>
-        </w:rPr>
-        <w:t xml:space="preserve"> </w:t>
-      </w:r>
-      <w:proofErr w:type="gramStart"/>
-      <w:r>
-        <w:rPr>
-          <w:rFonts w:hint="eastAsia"/>
-        </w:rPr>
-        <w:t>更新到子節點</w:t>
-      </w:r>
-      <w:proofErr w:type="gramEnd"/>
-      <w:r>
-        <w:rPr>
-          <w:rFonts w:hint="eastAsia"/>
-        </w:rPr>
-        <w:t>索引</w:t>
-      </w:r>
-      <w:r>
-        <w:rPr>
-          <w:rFonts w:hint="eastAsia"/>
-        </w:rPr>
-        <w:t>，然後</w:t>
-      </w:r>
-      <w:r>
-        <w:rPr>
-          <w:rFonts w:hint="eastAsia"/>
-        </w:rPr>
-        <w:t>繼續迭</w:t>
+        <w:t xml:space="preserve"> task_id</w:t>
+      </w:r>
+      <w:r>
+        <w:rPr>
+          <w:rFonts w:hint="eastAsia"/>
+        </w:rPr>
+        <w:t>，如果有子節點比自己更小，就跟子節點交換，並把</w:t>
+      </w:r>
+      <w:r>
+        <w:rPr>
+          <w:rFonts w:hint="eastAsia"/>
+        </w:rPr>
+        <w:t xml:space="preserve"> i </w:t>
+      </w:r>
+      <w:r>
+        <w:rPr>
+          <w:rFonts w:hint="eastAsia"/>
+        </w:rPr>
+        <w:t>更新到子節點索引，然後繼續迭</w:t>
       </w:r>
       <w:r>
         <w:rPr>
           <w:rFonts w:hint="eastAsia"/>
         </w:rPr>
         <w:lastRenderedPageBreak/>
-        <w:t>代</w:t>
-      </w:r>
-      <w:r>
-        <w:rPr>
-          <w:rFonts w:hint="eastAsia"/>
-        </w:rPr>
-        <w:t>，</w:t>
-      </w:r>
-      <w:r>
-        <w:rPr>
-          <w:rFonts w:hint="eastAsia"/>
-        </w:rPr>
-        <w:t>否則停止。</w:t>
+        <w:t>代，否則停止。</w:t>
       </w:r>
       <w:r>
         <w:rPr>
@@ -3645,21 +2903,13 @@
         <w:rPr>
           <w:u w:val="single"/>
         </w:rPr>
-        <w:t xml:space="preserve"> </w:t>
-      </w:r>
-      <w:proofErr w:type="spellStart"/>
-      <w:r>
-        <w:rPr>
+        <w:t xml:space="preserve"> task_id</w:t>
+      </w:r>
+      <w:r>
+        <w:rPr>
+          <w:rFonts w:hint="eastAsia"/>
           <w:u w:val="single"/>
         </w:rPr>
-        <w:t>task_id</w:t>
-      </w:r>
-      <w:proofErr w:type="spellEnd"/>
-      <w:r>
-        <w:rPr>
-          <w:rFonts w:hint="eastAsia"/>
-          <w:u w:val="single"/>
-        </w:rPr>
         <w:t>。</w:t>
       </w:r>
     </w:p>
@@ -3668,6 +2918,9 @@
         <w:jc w:val="center"/>
       </w:pPr>
       <w:r>
+        <w:rPr>
+          <w:noProof/>
+        </w:rPr>
         <w:drawing>
           <wp:inline distT="0" distB="0" distL="0" distR="0" wp14:anchorId="36C4D22E" wp14:editId="190F9854">
             <wp:extent cx="4381500" cy="3663558"/>
@@ -3705,6 +2958,9 @@
         </w:drawing>
       </w:r>
       <w:r>
+        <w:rPr>
+          <w:noProof/>
+        </w:rPr>
         <w:drawing>
           <wp:inline distT="0" distB="0" distL="0" distR="0" wp14:anchorId="7D892361" wp14:editId="5D0E6161">
             <wp:extent cx="3218069" cy="2857500"/>
@@ -3742,6 +2998,9 @@
         </w:drawing>
       </w:r>
       <w:r>
+        <w:rPr>
+          <w:noProof/>
+        </w:rPr>
         <w:lastRenderedPageBreak/>
         <w:drawing>
           <wp:inline distT="0" distB="0" distL="0" distR="0" wp14:anchorId="7706F8B1" wp14:editId="2CF9BD7A">
@@ -3780,6 +3039,9 @@
         </w:drawing>
       </w:r>
       <w:r>
+        <w:rPr>
+          <w:noProof/>
+        </w:rPr>
         <w:drawing>
           <wp:inline distT="0" distB="0" distL="0" distR="0" wp14:anchorId="6B0DA978" wp14:editId="1618BEB4">
             <wp:extent cx="3954780" cy="1741284"/>
@@ -3817,13 +3079,7 @@
         </w:drawing>
       </w:r>
     </w:p>
-    <w:p>
-      <w:pPr>
-        <w:rPr>
-          <w:rFonts w:hint="eastAsia"/>
-        </w:rPr>
-      </w:pPr>
-    </w:p>
+    <w:p/>
     <w:p>
       <w:r>
         <w:rPr>
@@ -3831,19 +3087,11 @@
         </w:rPr>
         <w:t>以下為</w:t>
       </w:r>
-      <w:proofErr w:type="spellStart"/>
-      <w:r>
-        <w:rPr>
-          <w:rFonts w:hint="eastAsia"/>
-        </w:rPr>
-        <w:t>EDF_node</w:t>
-      </w:r>
-      <w:proofErr w:type="spellEnd"/>
-      <w:r>
-        <w:rPr>
-          <w:rFonts w:hint="eastAsia"/>
-        </w:rPr>
-        <w:t xml:space="preserve"> </w:t>
+      <w:r>
+        <w:rPr>
+          <w:rFonts w:hint="eastAsia"/>
+        </w:rPr>
+        <w:t xml:space="preserve">EDF_node </w:t>
       </w:r>
       <w:r>
         <w:rPr>
@@ -3867,21 +3115,7 @@
         <w:rPr>
           <w:rFonts w:hint="eastAsia"/>
         </w:rPr>
-        <w:t xml:space="preserve"> (</w:t>
-      </w:r>
-      <w:proofErr w:type="spellStart"/>
-      <w:r>
-        <w:rPr>
-          <w:rFonts w:hint="eastAsia"/>
-        </w:rPr>
-        <w:t>ucosii.h</w:t>
-      </w:r>
-      <w:proofErr w:type="spellEnd"/>
-      <w:r>
-        <w:rPr>
-          <w:rFonts w:hint="eastAsia"/>
-        </w:rPr>
-        <w:t>)</w:t>
+        <w:t xml:space="preserve"> (ucosii.h)</w:t>
       </w:r>
       <w:r>
         <w:rPr>
@@ -3895,6 +3129,9 @@
         <w:jc w:val="center"/>
       </w:pPr>
       <w:r>
+        <w:rPr>
+          <w:noProof/>
+        </w:rPr>
         <w:drawing>
           <wp:inline distT="0" distB="0" distL="0" distR="0" wp14:anchorId="09E7D899" wp14:editId="2267448A">
             <wp:extent cx="3167743" cy="2322169"/>
@@ -3933,14 +3170,12 @@
       </w:r>
     </w:p>
     <w:p>
-      <w:proofErr w:type="spellStart"/>
       <w:r>
         <w:rPr>
           <w:rFonts w:hint="eastAsia"/>
         </w:rPr>
         <w:t>os_cfg.h</w:t>
       </w:r>
-      <w:proofErr w:type="spellEnd"/>
       <w:r>
         <w:rPr>
           <w:rFonts w:hint="eastAsia"/>
@@ -3968,6 +3203,9 @@
         <w:jc w:val="center"/>
       </w:pPr>
       <w:r>
+        <w:rPr>
+          <w:noProof/>
+        </w:rPr>
         <w:drawing>
           <wp:inline distT="0" distB="0" distL="0" distR="0" wp14:anchorId="4887145A" wp14:editId="45559C72">
             <wp:extent cx="2449285" cy="249763"/>
@@ -4004,28 +3242,87 @@
           </wp:inline>
         </w:drawing>
       </w:r>
-      <w:r>
-        <w:br w:type="page"/>
+    </w:p>
+    <w:p>
+      <w:pPr>
+        <w:rPr>
+          <w:rFonts w:hint="eastAsia"/>
+        </w:rPr>
+      </w:pPr>
+      <w:r>
+        <w:lastRenderedPageBreak/>
+        <w:t>Task</w:t>
+      </w:r>
+      <w:r>
+        <w:rPr>
+          <w:rFonts w:hint="eastAsia"/>
+        </w:rPr>
+        <w:t>只跑無窮迴圈，只在</w:t>
+      </w:r>
+      <w:r>
+        <w:rPr>
+          <w:rFonts w:hint="eastAsia"/>
+        </w:rPr>
+        <w:t>Timetic</w:t>
+      </w:r>
+      <w:r>
+        <w:t>k</w:t>
+      </w:r>
+      <w:r>
+        <w:rPr>
+          <w:rFonts w:hint="eastAsia"/>
+        </w:rPr>
+        <w:t>時才做任務切換。</w:t>
+      </w:r>
+    </w:p>
+    <w:p>
+      <w:pPr>
+        <w:jc w:val="center"/>
+      </w:pPr>
+      <w:r>
+        <w:drawing>
+          <wp:inline distT="0" distB="0" distL="0" distR="0" wp14:anchorId="367C1908" wp14:editId="1947F2EE">
+            <wp:extent cx="3747655" cy="927213"/>
+            <wp:effectExtent l="0" t="0" r="5715" b="6350"/>
+            <wp:docPr id="14" name="圖片 14"/>
+            <wp:cNvGraphicFramePr>
+              <a:graphicFrameLocks xmlns:a="http://schemas.openxmlformats.org/drawingml/2006/main" noChangeAspect="1"/>
+            </wp:cNvGraphicFramePr>
+            <a:graphic xmlns:a="http://schemas.openxmlformats.org/drawingml/2006/main">
+              <a:graphicData uri="http://schemas.openxmlformats.org/drawingml/2006/picture">
+                <pic:pic xmlns:pic="http://schemas.openxmlformats.org/drawingml/2006/picture">
+                  <pic:nvPicPr>
+                    <pic:cNvPr id="1" name=""/>
+                    <pic:cNvPicPr/>
+                  </pic:nvPicPr>
+                  <pic:blipFill>
+                    <a:blip r:embed="rId29"/>
+                    <a:stretch>
+                      <a:fillRect/>
+                    </a:stretch>
+                  </pic:blipFill>
+                  <pic:spPr>
+                    <a:xfrm>
+                      <a:off x="0" y="0"/>
+                      <a:ext cx="3777829" cy="934678"/>
+                    </a:xfrm>
+                    <a:prstGeom prst="rect">
+                      <a:avLst/>
+                    </a:prstGeom>
+                  </pic:spPr>
+                </pic:pic>
+              </a:graphicData>
+            </a:graphic>
+          </wp:inline>
+        </w:drawing>
       </w:r>
     </w:p>
     <w:p>
       <w:pPr>
         <w:pStyle w:val="1"/>
-        <w:rPr>
-          <w:rFonts w:hint="eastAsia"/>
-        </w:rPr>
-      </w:pPr>
-      <w:r>
-        <w:lastRenderedPageBreak/>
-        <w:t xml:space="preserve">[ PART </w:t>
-      </w:r>
-      <w:proofErr w:type="gramStart"/>
-      <w:r>
-        <w:t>II ]</w:t>
-      </w:r>
-      <w:proofErr w:type="gramEnd"/>
-      <w:r>
-        <w:t xml:space="preserve"> CUS Scheduler Implementation [50%]</w:t>
+      </w:pPr>
+      <w:r>
+        <w:t>[ PART II ] CUS Scheduler Implementation [50%]</w:t>
       </w:r>
     </w:p>
     <w:p>
@@ -4057,10 +3354,157 @@
     </w:p>
     <w:p>
       <w:pPr>
-        <w:rPr>
-          <w:rFonts w:hint="eastAsia"/>
-        </w:rPr>
-      </w:pPr>
+        <w:jc w:val="center"/>
+      </w:pPr>
+      <w:r>
+        <w:drawing>
+          <wp:inline distT="0" distB="0" distL="0" distR="0" wp14:anchorId="19F3B3CB" wp14:editId="7CE5E18C">
+            <wp:extent cx="2126673" cy="1066649"/>
+            <wp:effectExtent l="0" t="0" r="6985" b="635"/>
+            <wp:docPr id="47" name="圖片 47"/>
+            <wp:cNvGraphicFramePr>
+              <a:graphicFrameLocks xmlns:a="http://schemas.openxmlformats.org/drawingml/2006/main" noChangeAspect="1"/>
+            </wp:cNvGraphicFramePr>
+            <a:graphic xmlns:a="http://schemas.openxmlformats.org/drawingml/2006/main">
+              <a:graphicData uri="http://schemas.openxmlformats.org/drawingml/2006/picture">
+                <pic:pic xmlns:pic="http://schemas.openxmlformats.org/drawingml/2006/picture">
+                  <pic:nvPicPr>
+                    <pic:cNvPr id="1" name=""/>
+                    <pic:cNvPicPr/>
+                  </pic:nvPicPr>
+                  <pic:blipFill>
+                    <a:blip r:embed="rId30"/>
+                    <a:stretch>
+                      <a:fillRect/>
+                    </a:stretch>
+                  </pic:blipFill>
+                  <pic:spPr>
+                    <a:xfrm>
+                      <a:off x="0" y="0"/>
+                      <a:ext cx="2135884" cy="1071269"/>
+                    </a:xfrm>
+                    <a:prstGeom prst="rect">
+                      <a:avLst/>
+                    </a:prstGeom>
+                  </pic:spPr>
+                </pic:pic>
+              </a:graphicData>
+            </a:graphic>
+          </wp:inline>
+        </w:drawing>
+      </w:r>
+    </w:p>
+    <w:p>
+      <w:pPr>
+        <w:rPr>
+          <w:rFonts w:hint="eastAsia"/>
+        </w:rPr>
+      </w:pPr>
+      <w:r>
+        <w:rPr>
+          <w:rFonts w:hint="eastAsia"/>
+        </w:rPr>
+        <w:t>目前</w:t>
+      </w:r>
+      <w:r>
+        <w:rPr>
+          <w:rFonts w:hint="eastAsia"/>
+        </w:rPr>
+        <w:t>我的</w:t>
+      </w:r>
+      <w:r>
+        <w:rPr>
+          <w:rFonts w:hint="eastAsia"/>
+        </w:rPr>
+        <w:t>aperiodic job</w:t>
+      </w:r>
+      <w:r>
+        <w:rPr>
+          <w:rFonts w:hint="eastAsia"/>
+        </w:rPr>
+        <w:t>的</w:t>
+      </w:r>
+      <w:r>
+        <w:rPr>
+          <w:rFonts w:hint="eastAsia"/>
+        </w:rPr>
+        <w:t xml:space="preserve">response time </w:t>
+      </w:r>
+      <w:r>
+        <w:rPr>
+          <w:rFonts w:hint="eastAsia"/>
+        </w:rPr>
+        <w:t>是從</w:t>
+      </w:r>
+      <w:r>
+        <w:rPr>
+          <w:rFonts w:hint="eastAsia"/>
+        </w:rPr>
+        <w:t xml:space="preserve">arrival time </w:t>
+      </w:r>
+      <w:r>
+        <w:rPr>
+          <w:rFonts w:hint="eastAsia"/>
+        </w:rPr>
+        <w:t>開始算而不是算</w:t>
+      </w:r>
+      <w:r>
+        <w:rPr>
+          <w:rFonts w:hint="eastAsia"/>
+        </w:rPr>
+        <w:t>server</w:t>
+      </w:r>
+      <w:r>
+        <w:rPr>
+          <w:rFonts w:hint="eastAsia"/>
+        </w:rPr>
+        <w:t>開始執行的時間。</w:t>
+      </w:r>
+    </w:p>
+    <w:p>
+      <w:pPr>
+        <w:jc w:val="center"/>
+        <w:rPr>
+          <w:rFonts w:hint="eastAsia"/>
+        </w:rPr>
+      </w:pPr>
+      <w:r>
+        <w:drawing>
+          <wp:inline distT="0" distB="0" distL="0" distR="0" wp14:anchorId="075084D9" wp14:editId="0675269A">
+            <wp:extent cx="4419600" cy="2439666"/>
+            <wp:effectExtent l="0" t="0" r="0" b="0"/>
+            <wp:docPr id="48" name="圖片 48"/>
+            <wp:cNvGraphicFramePr>
+              <a:graphicFrameLocks xmlns:a="http://schemas.openxmlformats.org/drawingml/2006/main" noChangeAspect="1"/>
+            </wp:cNvGraphicFramePr>
+            <a:graphic xmlns:a="http://schemas.openxmlformats.org/drawingml/2006/main">
+              <a:graphicData uri="http://schemas.openxmlformats.org/drawingml/2006/picture">
+                <pic:pic xmlns:pic="http://schemas.openxmlformats.org/drawingml/2006/picture">
+                  <pic:nvPicPr>
+                    <pic:cNvPr id="1" name=""/>
+                    <pic:cNvPicPr/>
+                  </pic:nvPicPr>
+                  <pic:blipFill>
+                    <a:blip r:embed="rId31"/>
+                    <a:stretch>
+                      <a:fillRect/>
+                    </a:stretch>
+                  </pic:blipFill>
+                  <pic:spPr>
+                    <a:xfrm>
+                      <a:off x="0" y="0"/>
+                      <a:ext cx="4430405" cy="2445631"/>
+                    </a:xfrm>
+                    <a:prstGeom prst="rect">
+                      <a:avLst/>
+                    </a:prstGeom>
+                  </pic:spPr>
+                </pic:pic>
+              </a:graphicData>
+            </a:graphic>
+          </wp:inline>
+        </w:drawing>
+      </w:r>
     </w:p>
     <w:p>
       <w:pPr>
@@ -4068,32 +3512,1938 @@
         <w:spacing w:before="360"/>
       </w:pPr>
       <w:r>
+        <w:t>Taskset 2:</w:t>
+      </w:r>
+    </w:p>
+    <w:p>
+      <w:pPr>
+        <w:jc w:val="center"/>
+      </w:pPr>
+      <w:r>
+        <w:drawing>
+          <wp:inline distT="0" distB="0" distL="0" distR="0" wp14:anchorId="045A0689" wp14:editId="6E3E4D31">
+            <wp:extent cx="2964873" cy="1102325"/>
+            <wp:effectExtent l="0" t="0" r="6985" b="3175"/>
+            <wp:docPr id="42" name="圖片 42"/>
+            <wp:cNvGraphicFramePr>
+              <a:graphicFrameLocks xmlns:a="http://schemas.openxmlformats.org/drawingml/2006/main" noChangeAspect="1"/>
+            </wp:cNvGraphicFramePr>
+            <a:graphic xmlns:a="http://schemas.openxmlformats.org/drawingml/2006/main">
+              <a:graphicData uri="http://schemas.openxmlformats.org/drawingml/2006/picture">
+                <pic:pic xmlns:pic="http://schemas.openxmlformats.org/drawingml/2006/picture">
+                  <pic:nvPicPr>
+                    <pic:cNvPr id="1" name=""/>
+                    <pic:cNvPicPr/>
+                  </pic:nvPicPr>
+                  <pic:blipFill>
+                    <a:blip r:embed="rId32"/>
+                    <a:stretch>
+                      <a:fillRect/>
+                    </a:stretch>
+                  </pic:blipFill>
+                  <pic:spPr>
+                    <a:xfrm>
+                      <a:off x="0" y="0"/>
+                      <a:ext cx="2978358" cy="1107339"/>
+                    </a:xfrm>
+                    <a:prstGeom prst="rect">
+                      <a:avLst/>
+                    </a:prstGeom>
+                  </pic:spPr>
+                </pic:pic>
+              </a:graphicData>
+            </a:graphic>
+          </wp:inline>
+        </w:drawing>
+      </w:r>
+    </w:p>
+    <w:p>
+      <w:pPr>
+        <w:jc w:val="center"/>
+        <w:rPr>
+          <w:rFonts w:hint="eastAsia"/>
+        </w:rPr>
+      </w:pPr>
+      <w:r>
+        <w:lastRenderedPageBreak/>
+        <w:drawing>
+          <wp:inline distT="0" distB="0" distL="0" distR="0" wp14:anchorId="604C0EC0" wp14:editId="4D180670">
+            <wp:extent cx="4804179" cy="1616624"/>
+            <wp:effectExtent l="0" t="0" r="0" b="3175"/>
+            <wp:docPr id="43" name="圖片 43"/>
+            <wp:cNvGraphicFramePr>
+              <a:graphicFrameLocks xmlns:a="http://schemas.openxmlformats.org/drawingml/2006/main" noChangeAspect="1"/>
+            </wp:cNvGraphicFramePr>
+            <a:graphic xmlns:a="http://schemas.openxmlformats.org/drawingml/2006/main">
+              <a:graphicData uri="http://schemas.openxmlformats.org/drawingml/2006/picture">
+                <pic:pic xmlns:pic="http://schemas.openxmlformats.org/drawingml/2006/picture">
+                  <pic:nvPicPr>
+                    <pic:cNvPr id="1" name=""/>
+                    <pic:cNvPicPr/>
+                  </pic:nvPicPr>
+                  <pic:blipFill>
+                    <a:blip r:embed="rId33"/>
+                    <a:stretch>
+                      <a:fillRect/>
+                    </a:stretch>
+                  </pic:blipFill>
+                  <pic:spPr>
+                    <a:xfrm>
+                      <a:off x="0" y="0"/>
+                      <a:ext cx="4816058" cy="1620621"/>
+                    </a:xfrm>
+                    <a:prstGeom prst="rect">
+                      <a:avLst/>
+                    </a:prstGeom>
+                  </pic:spPr>
+                </pic:pic>
+              </a:graphicData>
+            </a:graphic>
+          </wp:inline>
+        </w:drawing>
+      </w:r>
+    </w:p>
+    <w:p>
+      <w:pPr>
+        <w:pStyle w:val="a3"/>
+        <w:spacing w:before="360"/>
+      </w:pPr>
+      <w:r>
         <w:t xml:space="preserve">Taskset </w:t>
       </w:r>
       <w:r>
+        <w:t>3</w:t>
+      </w:r>
+      <w:r>
+        <w:t>:</w:t>
+      </w:r>
+    </w:p>
+    <w:p>
+      <w:pPr>
+        <w:jc w:val="center"/>
+      </w:pPr>
+      <w:r>
+        <w:drawing>
+          <wp:inline distT="0" distB="0" distL="0" distR="0" wp14:anchorId="62601510" wp14:editId="12EA683E">
+            <wp:extent cx="2320637" cy="1051113"/>
+            <wp:effectExtent l="0" t="0" r="3810" b="0"/>
+            <wp:docPr id="44" name="圖片 44"/>
+            <wp:cNvGraphicFramePr>
+              <a:graphicFrameLocks xmlns:a="http://schemas.openxmlformats.org/drawingml/2006/main" noChangeAspect="1"/>
+            </wp:cNvGraphicFramePr>
+            <a:graphic xmlns:a="http://schemas.openxmlformats.org/drawingml/2006/main">
+              <a:graphicData uri="http://schemas.openxmlformats.org/drawingml/2006/picture">
+                <pic:pic xmlns:pic="http://schemas.openxmlformats.org/drawingml/2006/picture">
+                  <pic:nvPicPr>
+                    <pic:cNvPr id="1" name=""/>
+                    <pic:cNvPicPr/>
+                  </pic:nvPicPr>
+                  <pic:blipFill>
+                    <a:blip r:embed="rId34"/>
+                    <a:stretch>
+                      <a:fillRect/>
+                    </a:stretch>
+                  </pic:blipFill>
+                  <pic:spPr>
+                    <a:xfrm>
+                      <a:off x="0" y="0"/>
+                      <a:ext cx="2335070" cy="1057650"/>
+                    </a:xfrm>
+                    <a:prstGeom prst="rect">
+                      <a:avLst/>
+                    </a:prstGeom>
+                  </pic:spPr>
+                </pic:pic>
+              </a:graphicData>
+            </a:graphic>
+          </wp:inline>
+        </w:drawing>
+      </w:r>
+    </w:p>
+    <w:p>
+      <w:pPr>
+        <w:jc w:val="center"/>
+        <w:rPr>
+          <w:rFonts w:hint="eastAsia"/>
+        </w:rPr>
+      </w:pPr>
+      <w:r>
+        <w:drawing>
+          <wp:inline distT="0" distB="0" distL="0" distR="0" wp14:anchorId="4895D2EC" wp14:editId="11DE31DC">
+            <wp:extent cx="4700842" cy="2044238"/>
+            <wp:effectExtent l="0" t="0" r="5080" b="0"/>
+            <wp:docPr id="45" name="圖片 45"/>
+            <wp:cNvGraphicFramePr>
+              <a:graphicFrameLocks xmlns:a="http://schemas.openxmlformats.org/drawingml/2006/main" noChangeAspect="1"/>
+            </wp:cNvGraphicFramePr>
+            <a:graphic xmlns:a="http://schemas.openxmlformats.org/drawingml/2006/main">
+              <a:graphicData uri="http://schemas.openxmlformats.org/drawingml/2006/picture">
+                <pic:pic xmlns:pic="http://schemas.openxmlformats.org/drawingml/2006/picture">
+                  <pic:nvPicPr>
+                    <pic:cNvPr id="1" name=""/>
+                    <pic:cNvPicPr/>
+                  </pic:nvPicPr>
+                  <pic:blipFill>
+                    <a:blip r:embed="rId35"/>
+                    <a:stretch>
+                      <a:fillRect/>
+                    </a:stretch>
+                  </pic:blipFill>
+                  <pic:spPr>
+                    <a:xfrm>
+                      <a:off x="0" y="0"/>
+                      <a:ext cx="4716201" cy="2050917"/>
+                    </a:xfrm>
+                    <a:prstGeom prst="rect">
+                      <a:avLst/>
+                    </a:prstGeom>
+                  </pic:spPr>
+                </pic:pic>
+              </a:graphicData>
+            </a:graphic>
+          </wp:inline>
+        </w:drawing>
+      </w:r>
+    </w:p>
+    <w:p>
+      <w:pPr>
+        <w:pStyle w:val="2"/>
+      </w:pPr>
+      <w:r>
+        <w:t>Description of implementation (10%)</w:t>
+      </w:r>
+    </w:p>
+    <w:p>
+      <w:pPr>
+        <w:rPr>
+          <w:rFonts w:hint="eastAsia"/>
+        </w:rPr>
+      </w:pPr>
+      <w:r>
+        <w:rPr>
+          <w:rFonts w:hint="eastAsia"/>
+        </w:rPr>
+        <w:t>在</w:t>
+      </w:r>
+      <w:r>
+        <w:rPr>
+          <w:rFonts w:hint="eastAsia"/>
+        </w:rPr>
+        <w:t xml:space="preserve">ucosii.h </w:t>
+      </w:r>
+      <w:r>
+        <w:rPr>
+          <w:rFonts w:hint="eastAsia"/>
+        </w:rPr>
+        <w:t>新增資料結構以支援</w:t>
+      </w:r>
+      <w:r>
+        <w:rPr>
+          <w:rFonts w:hint="eastAsia"/>
+        </w:rPr>
+        <w:t>CUS server</w:t>
+      </w:r>
+      <w:r>
+        <w:rPr>
+          <w:rFonts w:hint="eastAsia"/>
+        </w:rPr>
+        <w:t>。</w:t>
+      </w:r>
+    </w:p>
+    <w:p>
+      <w:pPr>
+        <w:jc w:val="center"/>
+      </w:pPr>
+      <w:r>
+        <w:drawing>
+          <wp:inline distT="0" distB="0" distL="0" distR="0" wp14:anchorId="15675B91" wp14:editId="09050913">
+            <wp:extent cx="3151909" cy="673223"/>
+            <wp:effectExtent l="0" t="0" r="0" b="0"/>
+            <wp:docPr id="27" name="圖片 27"/>
+            <wp:cNvGraphicFramePr>
+              <a:graphicFrameLocks xmlns:a="http://schemas.openxmlformats.org/drawingml/2006/main" noChangeAspect="1"/>
+            </wp:cNvGraphicFramePr>
+            <a:graphic xmlns:a="http://schemas.openxmlformats.org/drawingml/2006/main">
+              <a:graphicData uri="http://schemas.openxmlformats.org/drawingml/2006/picture">
+                <pic:pic xmlns:pic="http://schemas.openxmlformats.org/drawingml/2006/picture">
+                  <pic:nvPicPr>
+                    <pic:cNvPr id="1" name=""/>
+                    <pic:cNvPicPr/>
+                  </pic:nvPicPr>
+                  <pic:blipFill>
+                    <a:blip r:embed="rId36"/>
+                    <a:stretch>
+                      <a:fillRect/>
+                    </a:stretch>
+                  </pic:blipFill>
+                  <pic:spPr>
+                    <a:xfrm>
+                      <a:off x="0" y="0"/>
+                      <a:ext cx="3230334" cy="689974"/>
+                    </a:xfrm>
+                    <a:prstGeom prst="rect">
+                      <a:avLst/>
+                    </a:prstGeom>
+                  </pic:spPr>
+                </pic:pic>
+              </a:graphicData>
+            </a:graphic>
+          </wp:inline>
+        </w:drawing>
+      </w:r>
+    </w:p>
+    <w:p>
+      <w:pPr>
+        <w:jc w:val="center"/>
+      </w:pPr>
+      <w:r>
+        <w:lastRenderedPageBreak/>
+        <w:drawing>
+          <wp:inline distT="0" distB="0" distL="0" distR="0" wp14:anchorId="3EB91920" wp14:editId="081B1B55">
+            <wp:extent cx="1766455" cy="2286249"/>
+            <wp:effectExtent l="0" t="0" r="5715" b="0"/>
+            <wp:docPr id="28" name="圖片 28"/>
+            <wp:cNvGraphicFramePr>
+              <a:graphicFrameLocks xmlns:a="http://schemas.openxmlformats.org/drawingml/2006/main" noChangeAspect="1"/>
+            </wp:cNvGraphicFramePr>
+            <a:graphic xmlns:a="http://schemas.openxmlformats.org/drawingml/2006/main">
+              <a:graphicData uri="http://schemas.openxmlformats.org/drawingml/2006/picture">
+                <pic:pic xmlns:pic="http://schemas.openxmlformats.org/drawingml/2006/picture">
+                  <pic:nvPicPr>
+                    <pic:cNvPr id="1" name=""/>
+                    <pic:cNvPicPr/>
+                  </pic:nvPicPr>
+                  <pic:blipFill>
+                    <a:blip r:embed="rId37"/>
+                    <a:stretch>
+                      <a:fillRect/>
+                    </a:stretch>
+                  </pic:blipFill>
+                  <pic:spPr>
+                    <a:xfrm>
+                      <a:off x="0" y="0"/>
+                      <a:ext cx="1778420" cy="2301734"/>
+                    </a:xfrm>
+                    <a:prstGeom prst="rect">
+                      <a:avLst/>
+                    </a:prstGeom>
+                  </pic:spPr>
+                </pic:pic>
+              </a:graphicData>
+            </a:graphic>
+          </wp:inline>
+        </w:drawing>
+      </w:r>
+    </w:p>
+    <w:p>
+      <w:r>
+        <w:rPr>
+          <w:rFonts w:hint="eastAsia"/>
+        </w:rPr>
+        <w:t>在</w:t>
+      </w:r>
+      <w:r>
+        <w:rPr>
+          <w:rFonts w:hint="eastAsia"/>
+        </w:rPr>
+        <w:t xml:space="preserve">os_cfg.h </w:t>
+      </w:r>
+      <w:r>
+        <w:rPr>
+          <w:rFonts w:hint="eastAsia"/>
+        </w:rPr>
+        <w:t>中，設定常數設定：</w:t>
+      </w:r>
+    </w:p>
+    <w:p>
+      <w:pPr>
+        <w:jc w:val="center"/>
+      </w:pPr>
+      <w:r>
+        <w:drawing>
+          <wp:inline distT="0" distB="0" distL="0" distR="0" wp14:anchorId="14C3D31F" wp14:editId="3786FF24">
+            <wp:extent cx="3820058" cy="571580"/>
+            <wp:effectExtent l="0" t="0" r="0" b="0"/>
+            <wp:docPr id="29" name="圖片 29"/>
+            <wp:cNvGraphicFramePr>
+              <a:graphicFrameLocks xmlns:a="http://schemas.openxmlformats.org/drawingml/2006/main" noChangeAspect="1"/>
+            </wp:cNvGraphicFramePr>
+            <a:graphic xmlns:a="http://schemas.openxmlformats.org/drawingml/2006/main">
+              <a:graphicData uri="http://schemas.openxmlformats.org/drawingml/2006/picture">
+                <pic:pic xmlns:pic="http://schemas.openxmlformats.org/drawingml/2006/picture">
+                  <pic:nvPicPr>
+                    <pic:cNvPr id="1" name=""/>
+                    <pic:cNvPicPr/>
+                  </pic:nvPicPr>
+                  <pic:blipFill>
+                    <a:blip r:embed="rId38"/>
+                    <a:stretch>
+                      <a:fillRect/>
+                    </a:stretch>
+                  </pic:blipFill>
+                  <pic:spPr>
+                    <a:xfrm>
+                      <a:off x="0" y="0"/>
+                      <a:ext cx="3820058" cy="571580"/>
+                    </a:xfrm>
+                    <a:prstGeom prst="rect">
+                      <a:avLst/>
+                    </a:prstGeom>
+                  </pic:spPr>
+                </pic:pic>
+              </a:graphicData>
+            </a:graphic>
+          </wp:inline>
+        </w:drawing>
+      </w:r>
+    </w:p>
+    <w:p>
+      <w:pPr>
+        <w:rPr>
+          <w:rFonts w:hint="eastAsia"/>
+        </w:rPr>
+      </w:pPr>
+      <w:r>
+        <w:rPr>
+          <w:rFonts w:hint="eastAsia"/>
+        </w:rPr>
+        <w:t>接著，基於</w:t>
+      </w:r>
+      <w:r>
+        <w:rPr>
+          <w:rFonts w:hint="eastAsia"/>
+        </w:rPr>
+        <w:t>EDF schedule</w:t>
+      </w:r>
+      <w:r>
+        <w:rPr>
+          <w:rFonts w:hint="eastAsia"/>
+        </w:rPr>
+        <w:t>，在</w:t>
+      </w:r>
+      <w:r>
+        <w:rPr>
+          <w:rFonts w:hint="eastAsia"/>
+        </w:rPr>
+        <w:t xml:space="preserve">os_core.c </w:t>
+      </w:r>
+      <w:r>
+        <w:rPr>
+          <w:rFonts w:hint="eastAsia"/>
+        </w:rPr>
+        <w:t>修改</w:t>
+      </w:r>
+      <w:r>
+        <w:rPr>
+          <w:rFonts w:hint="eastAsia"/>
+        </w:rPr>
+        <w:t>scheduler</w:t>
+      </w:r>
+      <w:r>
+        <w:rPr>
+          <w:rFonts w:hint="eastAsia"/>
+        </w:rPr>
+        <w:t>邏輯：</w:t>
+      </w:r>
+    </w:p>
+    <w:p>
+      <w:r>
+        <w:t>Activer</w:t>
+      </w:r>
+      <w:r>
+        <w:rPr>
+          <w:rFonts w:hint="eastAsia"/>
+        </w:rPr>
+        <w:t>新增</w:t>
+      </w:r>
+      <w:r>
+        <w:rPr>
+          <w:rFonts w:hint="eastAsia"/>
+        </w:rPr>
+        <w:t>Ap</w:t>
+      </w:r>
+      <w:r>
+        <w:t>eriodic</w:t>
+      </w:r>
+      <w:r>
+        <w:rPr>
+          <w:rFonts w:hint="eastAsia"/>
+        </w:rPr>
+        <w:t xml:space="preserve"> job</w:t>
+      </w:r>
+      <w:r>
+        <w:rPr>
+          <w:rFonts w:hint="eastAsia"/>
+        </w:rPr>
+        <w:t>的處理邏輯，這邊使用</w:t>
+      </w:r>
+      <w:r>
+        <w:rPr>
+          <w:rFonts w:hint="eastAsia"/>
+        </w:rPr>
+        <w:t xml:space="preserve">ServerQ (Os_Q) </w:t>
+      </w:r>
+      <w:r>
+        <w:rPr>
+          <w:rFonts w:hint="eastAsia"/>
+        </w:rPr>
+        <w:t>來模擬</w:t>
+      </w:r>
+      <w:r>
+        <w:rPr>
+          <w:rFonts w:hint="eastAsia"/>
+        </w:rPr>
+        <w:t>CUS</w:t>
+      </w:r>
+      <w:r>
+        <w:rPr>
+          <w:rFonts w:hint="eastAsia"/>
+        </w:rPr>
+        <w:t>的</w:t>
+      </w:r>
+      <w:r>
+        <w:rPr>
+          <w:rFonts w:hint="eastAsia"/>
+        </w:rPr>
+        <w:t>queue</w:t>
+      </w:r>
+      <w:r>
+        <w:rPr>
+          <w:rFonts w:hint="eastAsia"/>
+        </w:rPr>
+        <w:t>，當有</w:t>
+      </w:r>
+      <w:r>
+        <w:rPr>
+          <w:rFonts w:hint="eastAsia"/>
+        </w:rPr>
+        <w:t>job</w:t>
+      </w:r>
+      <w:r>
+        <w:rPr>
+          <w:rFonts w:hint="eastAsia"/>
+        </w:rPr>
+        <w:t>進入時將</w:t>
+      </w:r>
+      <w:r>
+        <w:rPr>
+          <w:rFonts w:hint="eastAsia"/>
+        </w:rPr>
+        <w:t xml:space="preserve">Aperiodic job </w:t>
+      </w:r>
+      <w:r>
+        <w:rPr>
+          <w:rFonts w:hint="eastAsia"/>
+        </w:rPr>
+        <w:t>放入</w:t>
+      </w:r>
+      <w:r>
+        <w:rPr>
+          <w:rFonts w:hint="eastAsia"/>
+        </w:rPr>
+        <w:t>queue</w:t>
+      </w:r>
+      <w:r>
+        <w:rPr>
+          <w:rFonts w:hint="eastAsia"/>
+        </w:rPr>
+        <w:t>中</w:t>
+      </w:r>
+      <w:r>
+        <w:rPr>
+          <w:rFonts w:hint="eastAsia"/>
+        </w:rPr>
+        <w:t>。</w:t>
+      </w:r>
+      <w:r>
+        <w:rPr>
+          <w:rFonts w:hint="eastAsia"/>
+        </w:rPr>
+        <w:t>然後</w:t>
+      </w:r>
+      <w:r>
+        <w:rPr>
+          <w:rFonts w:hint="eastAsia"/>
+        </w:rPr>
+        <w:t>使用</w:t>
+      </w:r>
+      <w:r>
+        <w:rPr>
+          <w:rFonts w:hint="eastAsia"/>
+        </w:rPr>
+        <w:t>replensher</w:t>
+      </w:r>
+      <w:r>
+        <w:rPr>
+          <w:rFonts w:hint="eastAsia"/>
+        </w:rPr>
+        <w:t>。</w:t>
+      </w:r>
+      <w:r>
+        <w:rPr>
+          <w:rFonts w:hint="eastAsia"/>
+        </w:rPr>
+        <w:t>因為</w:t>
+      </w:r>
+      <w:r>
+        <w:rPr>
+          <w:rFonts w:hint="eastAsia"/>
+        </w:rPr>
+        <w:t>Aperiodic txt</w:t>
+      </w:r>
+      <w:r>
+        <w:rPr>
+          <w:rFonts w:hint="eastAsia"/>
+        </w:rPr>
+        <w:t>檔已經將</w:t>
+      </w:r>
+      <w:r>
+        <w:rPr>
+          <w:rFonts w:hint="eastAsia"/>
+        </w:rPr>
+        <w:t xml:space="preserve">job </w:t>
+      </w:r>
+      <w:r>
+        <w:rPr>
+          <w:rFonts w:hint="eastAsia"/>
+        </w:rPr>
+        <w:t>排序，只需要設定</w:t>
+      </w:r>
+      <w:r>
+        <w:rPr>
+          <w:rFonts w:hint="eastAsia"/>
+        </w:rPr>
+        <w:t xml:space="preserve">server_cur </w:t>
+      </w:r>
+      <w:r>
+        <w:rPr>
+          <w:rFonts w:hint="eastAsia"/>
+        </w:rPr>
+        <w:t>來維護目前</w:t>
+      </w:r>
+      <w:r>
+        <w:rPr>
+          <w:rFonts w:hint="eastAsia"/>
+        </w:rPr>
+        <w:t>job</w:t>
+      </w:r>
+      <w:r>
+        <w:rPr>
+          <w:rFonts w:hint="eastAsia"/>
+        </w:rPr>
+        <w:t>的</w:t>
+      </w:r>
+      <w:r>
+        <w:rPr>
+          <w:rFonts w:hint="eastAsia"/>
+        </w:rPr>
+        <w:t xml:space="preserve">ariival </w:t>
+      </w:r>
+      <w:r>
+        <w:rPr>
+          <w:rFonts w:hint="eastAsia"/>
+        </w:rPr>
+        <w:t>即可。</w:t>
+      </w:r>
+    </w:p>
+    <w:p>
+      <w:pPr>
+        <w:jc w:val="center"/>
+      </w:pPr>
+      <w:r>
+        <w:drawing>
+          <wp:inline distT="0" distB="0" distL="0" distR="0" wp14:anchorId="2B412966" wp14:editId="1EA93C0B">
+            <wp:extent cx="3969327" cy="2001867"/>
+            <wp:effectExtent l="0" t="0" r="0" b="0"/>
+            <wp:docPr id="46" name="圖片 46"/>
+            <wp:cNvGraphicFramePr>
+              <a:graphicFrameLocks xmlns:a="http://schemas.openxmlformats.org/drawingml/2006/main" noChangeAspect="1"/>
+            </wp:cNvGraphicFramePr>
+            <a:graphic xmlns:a="http://schemas.openxmlformats.org/drawingml/2006/main">
+              <a:graphicData uri="http://schemas.openxmlformats.org/drawingml/2006/picture">
+                <pic:pic xmlns:pic="http://schemas.openxmlformats.org/drawingml/2006/picture">
+                  <pic:nvPicPr>
+                    <pic:cNvPr id="1" name=""/>
+                    <pic:cNvPicPr/>
+                  </pic:nvPicPr>
+                  <pic:blipFill>
+                    <a:blip r:embed="rId39"/>
+                    <a:stretch>
+                      <a:fillRect/>
+                    </a:stretch>
+                  </pic:blipFill>
+                  <pic:spPr>
+                    <a:xfrm>
+                      <a:off x="0" y="0"/>
+                      <a:ext cx="4010279" cy="2022521"/>
+                    </a:xfrm>
+                    <a:prstGeom prst="rect">
+                      <a:avLst/>
+                    </a:prstGeom>
+                  </pic:spPr>
+                </pic:pic>
+              </a:graphicData>
+            </a:graphic>
+          </wp:inline>
+        </w:drawing>
+      </w:r>
+    </w:p>
+    <w:p>
+      <w:pPr>
+        <w:jc w:val="center"/>
+        <w:rPr>
+          <w:rFonts w:hint="eastAsia"/>
+        </w:rPr>
+      </w:pPr>
+    </w:p>
+    <w:p>
+      <w:pPr>
+        <w:rPr>
+          <w:rFonts w:hint="eastAsia"/>
+        </w:rPr>
+      </w:pPr>
+      <w:r>
+        <w:rPr>
+          <w:rFonts w:hint="eastAsia"/>
+        </w:rPr>
+        <w:t>Server_replensher()</w:t>
+      </w:r>
+      <w:r>
+        <w:tab/>
+      </w:r>
+      <w:r>
+        <w:rPr>
+          <w:rFonts w:hint="eastAsia"/>
+        </w:rPr>
+        <w:t>：</w:t>
+      </w:r>
+    </w:p>
+    <w:p>
+      <w:pPr>
+        <w:ind w:firstLine="480"/>
+      </w:pPr>
+      <w:r>
+        <w:t>管理一個</w:t>
+      </w:r>
+      <w:r>
+        <w:t xml:space="preserve"> Constant Utilization Server</w:t>
+      </w:r>
+      <w:r>
+        <w:t>（</w:t>
+      </w:r>
+      <w:r>
+        <w:t>CUS</w:t>
+      </w:r>
+      <w:r>
+        <w:t>）</w:t>
+      </w:r>
+      <w:r>
+        <w:rPr>
+          <w:rFonts w:hint="eastAsia"/>
+        </w:rPr>
+        <w:t>budget</w:t>
+      </w:r>
+      <w:r>
+        <w:t>的補充與排程。它先取得目前的系統時刻和</w:t>
+      </w:r>
+      <w:r>
+        <w:rPr>
+          <w:rFonts w:hint="eastAsia"/>
+        </w:rPr>
+        <w:t>server</w:t>
+      </w:r>
+      <w:r>
+        <w:t>佇列狀態</w:t>
+      </w:r>
+      <w:r>
+        <w:rPr>
+          <w:rFonts w:hint="eastAsia"/>
+        </w:rPr>
+        <w:t>。</w:t>
+      </w:r>
+    </w:p>
+    <w:p>
+      <w:pPr>
+        <w:ind w:firstLine="480"/>
+      </w:pPr>
+      <w:r>
+        <w:t>當參數</w:t>
+      </w:r>
+      <w:r>
+        <w:t xml:space="preserve"> type </w:t>
+      </w:r>
+      <w:r>
+        <w:t>為</w:t>
+      </w:r>
+      <w:r>
+        <w:t xml:space="preserve"> OS_FALSE </w:t>
+      </w:r>
+      <w:r>
+        <w:t>時表示有新工作到達，它會檢查此工作是否錯過</w:t>
+      </w:r>
+      <w:r>
+        <w:rPr>
+          <w:rFonts w:hint="eastAsia"/>
+        </w:rPr>
+        <w:t>deadline</w:t>
+      </w:r>
+      <w:r>
+        <w:t>，若錯過就丟棄並記錄；否則</w:t>
+      </w:r>
+      <w:r>
+        <w:rPr>
+          <w:rFonts w:hint="eastAsia"/>
+        </w:rPr>
+        <w:t>queue</w:t>
+      </w:r>
+      <w:r>
+        <w:t>空，則計算並設定新的</w:t>
+      </w:r>
+      <w:r>
+        <w:rPr>
+          <w:rFonts w:hint="eastAsia"/>
+        </w:rPr>
+        <w:t>server deadline</w:t>
+      </w:r>
+      <w:r>
+        <w:rPr>
+          <w:rFonts w:hint="eastAsia"/>
+        </w:rPr>
+        <w:t>與</w:t>
+      </w:r>
+      <w:r>
+        <w:rPr>
+          <w:rFonts w:hint="eastAsia"/>
+        </w:rPr>
+        <w:t>budget</w:t>
+      </w:r>
+      <w:r>
+        <w:t>，接著將該工作以</w:t>
+      </w:r>
+      <w:r>
+        <w:t xml:space="preserve"> Earliest Deadline First</w:t>
+      </w:r>
+      <w:r>
+        <w:t>（</w:t>
+      </w:r>
+      <w:r>
+        <w:t>EDF</w:t>
+      </w:r>
+      <w:r>
+        <w:t>）方式插</w:t>
+      </w:r>
+      <w:r>
+        <w:rPr>
+          <w:rFonts w:hint="eastAsia"/>
+        </w:rPr>
+        <w:t>入</w:t>
+      </w:r>
+      <w:r>
+        <w:rPr>
+          <w:rFonts w:hint="eastAsia"/>
+        </w:rPr>
+        <w:t>heap (</w:t>
+      </w:r>
+      <w:r>
+        <w:rPr>
+          <w:rFonts w:hint="eastAsia"/>
+        </w:rPr>
+        <w:t>注意：</w:t>
+      </w:r>
+      <w:r>
+        <w:rPr>
+          <w:rFonts w:hint="eastAsia"/>
+        </w:rPr>
+        <w:t>server</w:t>
+      </w:r>
+      <w:r>
+        <w:rPr>
+          <w:rFonts w:hint="eastAsia"/>
+        </w:rPr>
+        <w:t>一次只能執行一個</w:t>
+      </w:r>
+      <w:r>
+        <w:rPr>
+          <w:rFonts w:hint="eastAsia"/>
+        </w:rPr>
+        <w:t>aperiodic task</w:t>
+      </w:r>
+      <w:r>
+        <w:rPr>
+          <w:rFonts w:hint="eastAsia"/>
+        </w:rPr>
+        <w:t>，且</w:t>
+      </w:r>
+      <w:r>
+        <w:rPr>
+          <w:rFonts w:hint="eastAsia"/>
+        </w:rPr>
+        <w:t>task ID</w:t>
+      </w:r>
+      <w:r>
+        <w:rPr>
+          <w:rFonts w:hint="eastAsia"/>
+        </w:rPr>
+        <w:t>為</w:t>
+      </w:r>
+      <w:r>
+        <w:rPr>
+          <w:rFonts w:hint="eastAsia"/>
+        </w:rPr>
+        <w:t>server ID</w:t>
+      </w:r>
+      <w:r>
+        <w:rPr>
+          <w:rFonts w:hint="eastAsia"/>
+        </w:rPr>
+        <w:t>)</w:t>
+      </w:r>
+      <w:r>
+        <w:t>。</w:t>
+      </w:r>
+    </w:p>
+    <w:p>
+      <w:pPr>
+        <w:ind w:firstLine="480"/>
+      </w:pPr>
+      <w:r>
+        <w:t>當參數</w:t>
+      </w:r>
+      <w:r>
+        <w:t xml:space="preserve"> type </w:t>
+      </w:r>
+      <w:r>
+        <w:t>為</w:t>
+      </w:r>
+      <w:r>
+        <w:t xml:space="preserve"> OS_TRUE </w:t>
+      </w:r>
+      <w:r>
+        <w:t>時表示伺服器到達截止時間，若此時仍有積壓工作，就再次補充預算並插入下一個工作。</w:t>
+      </w:r>
+      <w:r>
+        <w:t>這個函式負責</w:t>
+      </w:r>
+      <w:r>
+        <w:rPr>
+          <w:rFonts w:hint="eastAsia"/>
+        </w:rPr>
+        <w:t>檢查</w:t>
+      </w:r>
+      <w:r>
+        <w:rPr>
+          <w:rFonts w:hint="eastAsia"/>
+        </w:rPr>
+        <w:t>Aperiodic job</w:t>
+      </w:r>
+      <w:r>
+        <w:rPr>
+          <w:rFonts w:hint="eastAsia"/>
+        </w:rPr>
+        <w:t>的</w:t>
+      </w:r>
+      <w:r>
+        <w:rPr>
+          <w:rFonts w:hint="eastAsia"/>
+        </w:rPr>
+        <w:lastRenderedPageBreak/>
+        <w:t>條件、根據演算法補充</w:t>
+      </w:r>
+      <w:r>
+        <w:rPr>
+          <w:rFonts w:hint="eastAsia"/>
+        </w:rPr>
+        <w:t>budget (</w:t>
+      </w:r>
+      <w:r>
+        <w:rPr>
+          <w:rFonts w:hint="eastAsia"/>
+        </w:rPr>
+        <w:t>即</w:t>
+      </w:r>
+      <w:r>
+        <w:rPr>
+          <w:rFonts w:hint="eastAsia"/>
+        </w:rPr>
+        <w:t>server</w:t>
+      </w:r>
+      <w:r>
+        <w:rPr>
+          <w:rFonts w:hint="eastAsia"/>
+        </w:rPr>
+        <w:t>的</w:t>
+      </w:r>
+      <w:r>
+        <w:rPr>
+          <w:rFonts w:hint="eastAsia"/>
+        </w:rPr>
+        <w:t>execute_time)</w:t>
+      </w:r>
+      <w:r>
+        <w:rPr>
+          <w:rFonts w:hint="eastAsia"/>
+        </w:rPr>
+        <w:t>、印出訊息與新增</w:t>
+      </w:r>
+      <w:r>
+        <w:rPr>
+          <w:rFonts w:hint="eastAsia"/>
+        </w:rPr>
+        <w:t xml:space="preserve">job </w:t>
+      </w:r>
+      <w:r>
+        <w:rPr>
+          <w:rFonts w:hint="eastAsia"/>
+        </w:rPr>
+        <w:t>節點到</w:t>
+      </w:r>
+      <w:r>
+        <w:rPr>
+          <w:rFonts w:hint="eastAsia"/>
+        </w:rPr>
+        <w:t>heap</w:t>
+      </w:r>
+      <w:r>
+        <w:rPr>
+          <w:rFonts w:hint="eastAsia"/>
+        </w:rPr>
+        <w:t>中。</w:t>
+      </w:r>
+      <w:r>
+        <w:rPr>
+          <w:rFonts w:hint="eastAsia"/>
+        </w:rPr>
+        <w:t>如以下邏輯：</w:t>
+      </w:r>
+    </w:p>
+    <w:p>
+      <w:pPr>
+        <w:ind w:firstLine="480"/>
+        <w:jc w:val="center"/>
+      </w:pPr>
+      <w:r>
+        <w:drawing>
+          <wp:inline distT="0" distB="0" distL="0" distR="0" wp14:anchorId="44727092" wp14:editId="22C89241">
+            <wp:extent cx="3525982" cy="1500220"/>
+            <wp:effectExtent l="0" t="0" r="0" b="5080"/>
+            <wp:docPr id="33" name="圖片 33"/>
+            <wp:cNvGraphicFramePr>
+              <a:graphicFrameLocks xmlns:a="http://schemas.openxmlformats.org/drawingml/2006/main" noChangeAspect="1"/>
+            </wp:cNvGraphicFramePr>
+            <a:graphic xmlns:a="http://schemas.openxmlformats.org/drawingml/2006/main">
+              <a:graphicData uri="http://schemas.openxmlformats.org/drawingml/2006/picture">
+                <pic:pic xmlns:pic="http://schemas.openxmlformats.org/drawingml/2006/picture">
+                  <pic:nvPicPr>
+                    <pic:cNvPr id="1" name=""/>
+                    <pic:cNvPicPr/>
+                  </pic:nvPicPr>
+                  <pic:blipFill>
+                    <a:blip r:embed="rId40"/>
+                    <a:stretch>
+                      <a:fillRect/>
+                    </a:stretch>
+                  </pic:blipFill>
+                  <pic:spPr>
+                    <a:xfrm>
+                      <a:off x="0" y="0"/>
+                      <a:ext cx="3538667" cy="1505617"/>
+                    </a:xfrm>
+                    <a:prstGeom prst="rect">
+                      <a:avLst/>
+                    </a:prstGeom>
+                  </pic:spPr>
+                </pic:pic>
+              </a:graphicData>
+            </a:graphic>
+          </wp:inline>
+        </w:drawing>
+      </w:r>
+    </w:p>
+    <w:p>
+      <w:pPr>
+        <w:pStyle w:val="a8"/>
+        <w:numPr>
+          <w:ilvl w:val="0"/>
+          <w:numId w:val="3"/>
+        </w:numPr>
+        <w:ind w:leftChars="0"/>
+      </w:pPr>
+      <w:r>
+        <w:t>當有非週期性工作到達時，先比較它的到達時間和目前伺服器的截止時間</w:t>
+      </w:r>
+      <w:r>
+        <w:br/>
+      </w:r>
+      <w:r>
+        <w:t>如果到達時間小於伺服器截止時間，就印出</w:t>
+      </w:r>
+      <w:r>
+        <w:t xml:space="preserve"> “Aperiodic job (</w:t>
+      </w:r>
+      <w:r>
+        <w:t>工作編號</w:t>
+      </w:r>
+      <w:r>
+        <w:t xml:space="preserve">) arrives. Do nothing.” </w:t>
+      </w:r>
+      <w:r>
+        <w:t>表示伺服器忙碌但不做任何動作</w:t>
+      </w:r>
+    </w:p>
+    <w:p>
+      <w:pPr>
+        <w:pStyle w:val="a8"/>
+        <w:numPr>
+          <w:ilvl w:val="0"/>
+          <w:numId w:val="3"/>
+        </w:numPr>
+        <w:ind w:leftChars="0"/>
+      </w:pPr>
+      <w:r>
+        <w:t>然後如果此時伺服器剛好只有這一筆工作並且已經到了補充點，就計算新的截止時間並印出</w:t>
+      </w:r>
+      <w:r>
+        <w:t xml:space="preserve"> “Aperiodic job (</w:t>
+      </w:r>
+      <w:r>
+        <w:t>工作編號</w:t>
+      </w:r>
+      <w:r>
+        <w:t>) sets CUS server’s deadline as (</w:t>
+      </w:r>
+      <w:r>
+        <w:t>新截止時間</w:t>
+      </w:r>
+      <w:r>
+        <w:t>).”</w:t>
+      </w:r>
+    </w:p>
+    <w:p>
+      <w:pPr>
+        <w:pStyle w:val="a8"/>
+        <w:numPr>
+          <w:ilvl w:val="0"/>
+          <w:numId w:val="3"/>
+        </w:numPr>
+        <w:ind w:leftChars="0"/>
+      </w:pPr>
+      <w:r>
+        <w:t>否則如果到達時間大於等於伺服器的截止時間，就直接印出</w:t>
+      </w:r>
+      <w:r>
+        <w:t xml:space="preserve"> “Aperiodic job (</w:t>
+      </w:r>
+      <w:r>
+        <w:t>工作編號</w:t>
+      </w:r>
+      <w:r>
+        <w:t>) arrives and sets CUS server’s deadline as (</w:t>
+      </w:r>
+      <w:r>
+        <w:t>新截止時間</w:t>
+      </w:r>
+      <w:r>
+        <w:t>).”</w:t>
+      </w:r>
+    </w:p>
+    <w:p>
+      <w:pPr>
+        <w:pStyle w:val="a8"/>
+        <w:numPr>
+          <w:ilvl w:val="0"/>
+          <w:numId w:val="3"/>
+        </w:numPr>
+        <w:ind w:leftChars="0"/>
+      </w:pPr>
+      <w:r>
+        <w:t>接著檢查這筆工作的絕對截止時間是否已經比伺服器能服務的最晚時間還早，如果是，就印出</w:t>
+      </w:r>
+      <w:r>
+        <w:t xml:space="preserve"> “Aperiodic job (</w:t>
+      </w:r>
+      <w:r>
+        <w:t>工作編號</w:t>
+      </w:r>
+      <w:r>
+        <w:t xml:space="preserve">) arrives. But can’t Scheduled. (miss absolute deadline)” </w:t>
+      </w:r>
+      <w:r>
+        <w:t>表示該工作無法在自己期限內完成</w:t>
+      </w:r>
+    </w:p>
+    <w:p>
+      <w:pPr>
+        <w:pStyle w:val="a8"/>
+        <w:numPr>
+          <w:ilvl w:val="0"/>
+          <w:numId w:val="3"/>
+        </w:numPr>
+        <w:ind w:leftChars="0"/>
+        <w:rPr>
+          <w:rFonts w:hint="eastAsia"/>
+        </w:rPr>
+      </w:pPr>
+      <w:r>
+        <w:t>工作執行完畢時再印出</w:t>
+      </w:r>
+      <w:r>
+        <w:t xml:space="preserve"> “Aperiodic job (</w:t>
+      </w:r>
+      <w:r>
+        <w:t>工作編號</w:t>
+      </w:r>
+      <w:r>
+        <w:t xml:space="preserve">) is finished.” </w:t>
+      </w:r>
+      <w:r>
+        <w:t>以標示它結束</w:t>
+      </w:r>
+      <w:r>
+        <w:rPr>
+          <w:rFonts w:hint="eastAsia"/>
+        </w:rPr>
+        <w:t>。</w:t>
+      </w:r>
+    </w:p>
+    <w:p>
+      <w:pPr>
+        <w:rPr>
+          <w:noProof/>
+        </w:rPr>
+      </w:pPr>
+      <w:r>
+        <w:drawing>
+          <wp:inline distT="0" distB="0" distL="0" distR="0" wp14:anchorId="64FB1C9C" wp14:editId="28343D8B">
+            <wp:extent cx="5274310" cy="2472690"/>
+            <wp:effectExtent l="0" t="0" r="2540" b="3810"/>
+            <wp:docPr id="30" name="圖片 30"/>
+            <wp:cNvGraphicFramePr>
+              <a:graphicFrameLocks xmlns:a="http://schemas.openxmlformats.org/drawingml/2006/main" noChangeAspect="1"/>
+            </wp:cNvGraphicFramePr>
+            <a:graphic xmlns:a="http://schemas.openxmlformats.org/drawingml/2006/main">
+              <a:graphicData uri="http://schemas.openxmlformats.org/drawingml/2006/picture">
+                <pic:pic xmlns:pic="http://schemas.openxmlformats.org/drawingml/2006/picture">
+                  <pic:nvPicPr>
+                    <pic:cNvPr id="1" name=""/>
+                    <pic:cNvPicPr/>
+                  </pic:nvPicPr>
+                  <pic:blipFill>
+                    <a:blip r:embed="rId41"/>
+                    <a:stretch>
+                      <a:fillRect/>
+                    </a:stretch>
+                  </pic:blipFill>
+                  <pic:spPr>
+                    <a:xfrm>
+                      <a:off x="0" y="0"/>
+                      <a:ext cx="5274310" cy="2472690"/>
+                    </a:xfrm>
+                    <a:prstGeom prst="rect">
+                      <a:avLst/>
+                    </a:prstGeom>
+                  </pic:spPr>
+                </pic:pic>
+              </a:graphicData>
+            </a:graphic>
+          </wp:inline>
+        </w:drawing>
+      </w:r>
+      <w:r>
+        <w:rPr>
+          <w:noProof/>
+        </w:rPr>
+        <w:t xml:space="preserve"> </w:t>
+      </w:r>
+      <w:r>
+        <w:lastRenderedPageBreak/>
+        <w:drawing>
+          <wp:inline distT="0" distB="0" distL="0" distR="0" wp14:anchorId="1CB0D672" wp14:editId="71F6F2FD">
+            <wp:extent cx="5274310" cy="3287395"/>
+            <wp:effectExtent l="0" t="0" r="2540" b="8255"/>
+            <wp:docPr id="31" name="圖片 31"/>
+            <wp:cNvGraphicFramePr>
+              <a:graphicFrameLocks xmlns:a="http://schemas.openxmlformats.org/drawingml/2006/main" noChangeAspect="1"/>
+            </wp:cNvGraphicFramePr>
+            <a:graphic xmlns:a="http://schemas.openxmlformats.org/drawingml/2006/main">
+              <a:graphicData uri="http://schemas.openxmlformats.org/drawingml/2006/picture">
+                <pic:pic xmlns:pic="http://schemas.openxmlformats.org/drawingml/2006/picture">
+                  <pic:nvPicPr>
+                    <pic:cNvPr id="1" name=""/>
+                    <pic:cNvPicPr/>
+                  </pic:nvPicPr>
+                  <pic:blipFill>
+                    <a:blip r:embed="rId42"/>
+                    <a:stretch>
+                      <a:fillRect/>
+                    </a:stretch>
+                  </pic:blipFill>
+                  <pic:spPr>
+                    <a:xfrm>
+                      <a:off x="0" y="0"/>
+                      <a:ext cx="5274310" cy="3287395"/>
+                    </a:xfrm>
+                    <a:prstGeom prst="rect">
+                      <a:avLst/>
+                    </a:prstGeom>
+                  </pic:spPr>
+                </pic:pic>
+              </a:graphicData>
+            </a:graphic>
+          </wp:inline>
+        </w:drawing>
+      </w:r>
+      <w:r>
+        <w:rPr>
+          <w:noProof/>
+        </w:rPr>
+        <w:t xml:space="preserve"> </w:t>
+      </w:r>
+      <w:r>
+        <w:rPr>
+          <w:noProof/>
+        </w:rPr>
+        <w:drawing>
+          <wp:inline distT="0" distB="0" distL="0" distR="0" wp14:anchorId="75CE1242" wp14:editId="487BB65E">
+            <wp:extent cx="5274310" cy="4910455"/>
+            <wp:effectExtent l="0" t="0" r="2540" b="4445"/>
+            <wp:docPr id="32" name="圖片 32"/>
+            <wp:cNvGraphicFramePr>
+              <a:graphicFrameLocks xmlns:a="http://schemas.openxmlformats.org/drawingml/2006/main" noChangeAspect="1"/>
+            </wp:cNvGraphicFramePr>
+            <a:graphic xmlns:a="http://schemas.openxmlformats.org/drawingml/2006/main">
+              <a:graphicData uri="http://schemas.openxmlformats.org/drawingml/2006/picture">
+                <pic:pic xmlns:pic="http://schemas.openxmlformats.org/drawingml/2006/picture">
+                  <pic:nvPicPr>
+                    <pic:cNvPr id="1" name=""/>
+                    <pic:cNvPicPr/>
+                  </pic:nvPicPr>
+                  <pic:blipFill>
+                    <a:blip r:embed="rId43"/>
+                    <a:stretch>
+                      <a:fillRect/>
+                    </a:stretch>
+                  </pic:blipFill>
+                  <pic:spPr>
+                    <a:xfrm>
+                      <a:off x="0" y="0"/>
+                      <a:ext cx="5274310" cy="4910455"/>
+                    </a:xfrm>
+                    <a:prstGeom prst="rect">
+                      <a:avLst/>
+                    </a:prstGeom>
+                  </pic:spPr>
+                </pic:pic>
+              </a:graphicData>
+            </a:graphic>
+          </wp:inline>
+        </w:drawing>
+      </w:r>
+    </w:p>
+    <w:p>
+      <w:pPr>
+        <w:rPr>
+          <w:noProof/>
+        </w:rPr>
+      </w:pPr>
+      <w:r>
+        <w:rPr>
+          <w:noProof/>
+        </w:rPr>
+        <w:t>S</w:t>
+      </w:r>
+      <w:r>
+        <w:rPr>
+          <w:rFonts w:hint="eastAsia"/>
+          <w:noProof/>
+        </w:rPr>
+        <w:t xml:space="preserve">cheduler </w:t>
+      </w:r>
+      <w:r>
+        <w:rPr>
+          <w:rFonts w:hint="eastAsia"/>
+          <w:noProof/>
+        </w:rPr>
+        <w:t>如果</w:t>
+      </w:r>
+      <w:r>
+        <w:rPr>
+          <w:rFonts w:hint="eastAsia"/>
+          <w:noProof/>
+        </w:rPr>
+        <w:t>aperiodic job</w:t>
+      </w:r>
+      <w:r>
+        <w:rPr>
+          <w:rFonts w:hint="eastAsia"/>
+          <w:noProof/>
+        </w:rPr>
+        <w:t>做完要</w:t>
+      </w:r>
+      <w:r>
+        <w:rPr>
+          <w:rFonts w:hint="eastAsia"/>
+          <w:noProof/>
+        </w:rPr>
+        <w:t>dequeue</w:t>
+      </w:r>
+      <w:r>
+        <w:rPr>
+          <w:rFonts w:hint="eastAsia"/>
+          <w:noProof/>
+        </w:rPr>
+        <w:t>。</w:t>
+      </w:r>
+    </w:p>
+    <w:p>
+      <w:pPr>
+        <w:rPr>
+          <w:noProof/>
+        </w:rPr>
+      </w:pPr>
+      <w:r>
+        <w:rPr>
+          <w:noProof/>
+        </w:rPr>
+        <w:lastRenderedPageBreak/>
+        <w:drawing>
+          <wp:inline distT="0" distB="0" distL="0" distR="0" wp14:anchorId="0E71A8DA" wp14:editId="4B914306">
+            <wp:extent cx="5274310" cy="3270250"/>
+            <wp:effectExtent l="0" t="0" r="2540" b="6350"/>
+            <wp:docPr id="37" name="圖片 37"/>
+            <wp:cNvGraphicFramePr>
+              <a:graphicFrameLocks xmlns:a="http://schemas.openxmlformats.org/drawingml/2006/main" noChangeAspect="1"/>
+            </wp:cNvGraphicFramePr>
+            <a:graphic xmlns:a="http://schemas.openxmlformats.org/drawingml/2006/main">
+              <a:graphicData uri="http://schemas.openxmlformats.org/drawingml/2006/picture">
+                <pic:pic xmlns:pic="http://schemas.openxmlformats.org/drawingml/2006/picture">
+                  <pic:nvPicPr>
+                    <pic:cNvPr id="1" name=""/>
+                    <pic:cNvPicPr/>
+                  </pic:nvPicPr>
+                  <pic:blipFill>
+                    <a:blip r:embed="rId44"/>
+                    <a:stretch>
+                      <a:fillRect/>
+                    </a:stretch>
+                  </pic:blipFill>
+                  <pic:spPr>
+                    <a:xfrm>
+                      <a:off x="0" y="0"/>
+                      <a:ext cx="5274310" cy="3270250"/>
+                    </a:xfrm>
+                    <a:prstGeom prst="rect">
+                      <a:avLst/>
+                    </a:prstGeom>
+                  </pic:spPr>
+                </pic:pic>
+              </a:graphicData>
+            </a:graphic>
+          </wp:inline>
+        </w:drawing>
+      </w:r>
+    </w:p>
+    <w:p>
+      <w:pPr>
+        <w:rPr>
+          <w:rFonts w:hint="eastAsia"/>
+          <w:noProof/>
+        </w:rPr>
+      </w:pPr>
+      <w:r>
+        <w:rPr>
+          <w:rFonts w:hint="eastAsia"/>
+          <w:noProof/>
+        </w:rPr>
+        <w:t>在</w:t>
+      </w:r>
+      <w:r>
+        <w:rPr>
+          <w:rFonts w:hint="eastAsia"/>
+          <w:noProof/>
+        </w:rPr>
+        <w:t>Timetick</w:t>
+      </w:r>
+      <w:r>
+        <w:rPr>
+          <w:rFonts w:hint="eastAsia"/>
+          <w:noProof/>
+        </w:rPr>
+        <w:t>中使用</w:t>
+      </w:r>
+      <w:r>
+        <w:rPr>
+          <w:rFonts w:hint="eastAsia"/>
+          <w:noProof/>
+        </w:rPr>
+        <w:t>server_replenisher</w:t>
+      </w:r>
+      <w:r>
+        <w:rPr>
+          <w:rFonts w:hint="eastAsia"/>
+          <w:noProof/>
+        </w:rPr>
+        <w:t>在每個</w:t>
+      </w:r>
+      <w:r>
+        <w:rPr>
+          <w:rFonts w:hint="eastAsia"/>
+          <w:noProof/>
+        </w:rPr>
+        <w:t xml:space="preserve">tick </w:t>
+      </w:r>
+      <w:r>
+        <w:rPr>
+          <w:rFonts w:hint="eastAsia"/>
+          <w:noProof/>
+        </w:rPr>
+        <w:t>都檢查</w:t>
+      </w:r>
+      <w:r>
+        <w:rPr>
+          <w:rFonts w:hint="eastAsia"/>
+          <w:noProof/>
+        </w:rPr>
+        <w:t>server</w:t>
+      </w:r>
+      <w:r>
+        <w:rPr>
+          <w:rFonts w:hint="eastAsia"/>
+          <w:noProof/>
+        </w:rPr>
+        <w:t>的</w:t>
+      </w:r>
+      <w:r>
+        <w:rPr>
+          <w:rFonts w:hint="eastAsia"/>
+          <w:noProof/>
+        </w:rPr>
+        <w:t>deadline</w:t>
+      </w:r>
+      <w:r>
+        <w:rPr>
+          <w:rFonts w:hint="eastAsia"/>
+          <w:noProof/>
+        </w:rPr>
+        <w:t>，即</w:t>
+      </w:r>
+      <w:r>
+        <w:rPr>
+          <w:rFonts w:hint="eastAsia"/>
+          <w:noProof/>
+        </w:rPr>
+        <w:t>R3 replenish</w:t>
+      </w:r>
+      <w:r>
+        <w:rPr>
+          <w:rFonts w:hint="eastAsia"/>
+          <w:noProof/>
+        </w:rPr>
+        <w:t>邏輯。</w:t>
+      </w:r>
+    </w:p>
+    <w:p>
+      <w:pPr>
+        <w:jc w:val="center"/>
+        <w:rPr>
+          <w:noProof/>
+        </w:rPr>
+      </w:pPr>
+      <w:r>
+        <w:rPr>
+          <w:noProof/>
+        </w:rPr>
+        <w:drawing>
+          <wp:inline distT="0" distB="0" distL="0" distR="0" wp14:anchorId="07B7D326" wp14:editId="21C73A00">
+            <wp:extent cx="2417618" cy="1116351"/>
+            <wp:effectExtent l="0" t="0" r="1905" b="7620"/>
+            <wp:docPr id="38" name="圖片 38"/>
+            <wp:cNvGraphicFramePr>
+              <a:graphicFrameLocks xmlns:a="http://schemas.openxmlformats.org/drawingml/2006/main" noChangeAspect="1"/>
+            </wp:cNvGraphicFramePr>
+            <a:graphic xmlns:a="http://schemas.openxmlformats.org/drawingml/2006/main">
+              <a:graphicData uri="http://schemas.openxmlformats.org/drawingml/2006/picture">
+                <pic:pic xmlns:pic="http://schemas.openxmlformats.org/drawingml/2006/picture">
+                  <pic:nvPicPr>
+                    <pic:cNvPr id="1" name=""/>
+                    <pic:cNvPicPr/>
+                  </pic:nvPicPr>
+                  <pic:blipFill>
+                    <a:blip r:embed="rId45"/>
+                    <a:stretch>
+                      <a:fillRect/>
+                    </a:stretch>
+                  </pic:blipFill>
+                  <pic:spPr>
+                    <a:xfrm>
+                      <a:off x="0" y="0"/>
+                      <a:ext cx="2426121" cy="1120277"/>
+                    </a:xfrm>
+                    <a:prstGeom prst="rect">
+                      <a:avLst/>
+                    </a:prstGeom>
+                  </pic:spPr>
+                </pic:pic>
+              </a:graphicData>
+            </a:graphic>
+          </wp:inline>
+        </w:drawing>
+      </w:r>
+    </w:p>
+    <w:p>
+      <w:pPr>
+        <w:rPr>
+          <w:rFonts w:hint="eastAsia"/>
+          <w:noProof/>
+        </w:rPr>
+      </w:pPr>
+      <w:r>
+        <w:rPr>
+          <w:rFonts w:hint="eastAsia"/>
+          <w:noProof/>
+        </w:rPr>
+        <w:t>另外，原生</w:t>
+      </w:r>
+      <w:r>
+        <w:rPr>
+          <w:rFonts w:hint="eastAsia"/>
+          <w:noProof/>
+        </w:rPr>
+        <w:t xml:space="preserve">OS_Q </w:t>
+      </w:r>
+      <w:r>
+        <w:rPr>
+          <w:rFonts w:hint="eastAsia"/>
+          <w:noProof/>
+        </w:rPr>
+        <w:t>沒有</w:t>
+      </w:r>
+      <w:r>
+        <w:rPr>
+          <w:rFonts w:hint="eastAsia"/>
+          <w:noProof/>
+        </w:rPr>
+        <w:t>peek</w:t>
+      </w:r>
+      <w:r>
+        <w:rPr>
+          <w:rFonts w:hint="eastAsia"/>
+          <w:noProof/>
+        </w:rPr>
+        <w:t>功能，我實作兩個</w:t>
+      </w:r>
+      <w:r>
+        <w:rPr>
+          <w:rFonts w:hint="eastAsia"/>
+          <w:noProof/>
+        </w:rPr>
+        <w:t>fuction</w:t>
+      </w:r>
+      <w:r>
+        <w:rPr>
+          <w:rFonts w:hint="eastAsia"/>
+          <w:noProof/>
+        </w:rPr>
+        <w:t>能夠</w:t>
+      </w:r>
+      <w:r>
+        <w:rPr>
+          <w:rFonts w:hint="eastAsia"/>
+          <w:noProof/>
+        </w:rPr>
+        <w:t xml:space="preserve">peek </w:t>
+      </w:r>
+      <w:r>
+        <w:rPr>
+          <w:rFonts w:hint="eastAsia"/>
+          <w:noProof/>
+        </w:rPr>
+        <w:t>queue</w:t>
+      </w:r>
+      <w:r>
+        <w:rPr>
+          <w:rFonts w:hint="eastAsia"/>
+          <w:noProof/>
+        </w:rPr>
+        <w:t>頭和尾。</w:t>
+      </w:r>
+    </w:p>
+    <w:p>
+      <w:pPr>
+        <w:jc w:val="center"/>
+      </w:pPr>
+      <w:r>
+        <w:drawing>
+          <wp:inline distT="0" distB="0" distL="0" distR="0" wp14:anchorId="39F24093" wp14:editId="521CFBF5">
+            <wp:extent cx="3388129" cy="2488680"/>
+            <wp:effectExtent l="0" t="0" r="3175" b="6985"/>
+            <wp:docPr id="35" name="圖片 35"/>
+            <wp:cNvGraphicFramePr>
+              <a:graphicFrameLocks xmlns:a="http://schemas.openxmlformats.org/drawingml/2006/main" noChangeAspect="1"/>
+            </wp:cNvGraphicFramePr>
+            <a:graphic xmlns:a="http://schemas.openxmlformats.org/drawingml/2006/main">
+              <a:graphicData uri="http://schemas.openxmlformats.org/drawingml/2006/picture">
+                <pic:pic xmlns:pic="http://schemas.openxmlformats.org/drawingml/2006/picture">
+                  <pic:nvPicPr>
+                    <pic:cNvPr id="1" name=""/>
+                    <pic:cNvPicPr/>
+                  </pic:nvPicPr>
+                  <pic:blipFill>
+                    <a:blip r:embed="rId46"/>
+                    <a:stretch>
+                      <a:fillRect/>
+                    </a:stretch>
+                  </pic:blipFill>
+                  <pic:spPr>
+                    <a:xfrm>
+                      <a:off x="0" y="0"/>
+                      <a:ext cx="3397169" cy="2495320"/>
+                    </a:xfrm>
+                    <a:prstGeom prst="rect">
+                      <a:avLst/>
+                    </a:prstGeom>
+                  </pic:spPr>
+                </pic:pic>
+              </a:graphicData>
+            </a:graphic>
+          </wp:inline>
+        </w:drawing>
+      </w:r>
+    </w:p>
+    <w:p>
+      <w:pPr>
+        <w:jc w:val="center"/>
+      </w:pPr>
+      <w:r>
+        <w:lastRenderedPageBreak/>
+        <w:drawing>
+          <wp:inline distT="0" distB="0" distL="0" distR="0" wp14:anchorId="493D0F1E" wp14:editId="205F5FAD">
+            <wp:extent cx="3345873" cy="3460807"/>
+            <wp:effectExtent l="0" t="0" r="6985" b="6350"/>
+            <wp:docPr id="36" name="圖片 36"/>
+            <wp:cNvGraphicFramePr>
+              <a:graphicFrameLocks xmlns:a="http://schemas.openxmlformats.org/drawingml/2006/main" noChangeAspect="1"/>
+            </wp:cNvGraphicFramePr>
+            <a:graphic xmlns:a="http://schemas.openxmlformats.org/drawingml/2006/main">
+              <a:graphicData uri="http://schemas.openxmlformats.org/drawingml/2006/picture">
+                <pic:pic xmlns:pic="http://schemas.openxmlformats.org/drawingml/2006/picture">
+                  <pic:nvPicPr>
+                    <pic:cNvPr id="1" name=""/>
+                    <pic:cNvPicPr/>
+                  </pic:nvPicPr>
+                  <pic:blipFill>
+                    <a:blip r:embed="rId47"/>
+                    <a:stretch>
+                      <a:fillRect/>
+                    </a:stretch>
+                  </pic:blipFill>
+                  <pic:spPr>
+                    <a:xfrm>
+                      <a:off x="0" y="0"/>
+                      <a:ext cx="3353678" cy="3468880"/>
+                    </a:xfrm>
+                    <a:prstGeom prst="rect">
+                      <a:avLst/>
+                    </a:prstGeom>
+                  </pic:spPr>
+                </pic:pic>
+              </a:graphicData>
+            </a:graphic>
+          </wp:inline>
+        </w:drawing>
+      </w:r>
+    </w:p>
+    <w:p>
+      <w:r>
+        <w:rPr>
+          <w:rFonts w:hint="eastAsia"/>
+        </w:rPr>
+        <w:t>在</w:t>
+      </w:r>
+      <w:r>
+        <w:rPr>
+          <w:rFonts w:hint="eastAsia"/>
+        </w:rPr>
+        <w:t>app_hook.c</w:t>
+      </w:r>
+      <w:r>
+        <w:rPr>
+          <w:rFonts w:hint="eastAsia"/>
+        </w:rPr>
+        <w:t>中，讀取</w:t>
+      </w:r>
+      <w:r>
+        <w:rPr>
+          <w:rFonts w:hint="eastAsia"/>
+        </w:rPr>
+        <w:t>txt</w:t>
+      </w:r>
+      <w:r>
+        <w:rPr>
+          <w:rFonts w:hint="eastAsia"/>
+        </w:rPr>
+        <w:t>檔時要改成一行一行讀，如果</w:t>
+      </w:r>
+      <w:r>
+        <w:rPr>
+          <w:rFonts w:hint="eastAsia"/>
+        </w:rPr>
+        <w:t>4</w:t>
+      </w:r>
+      <w:r>
+        <w:rPr>
+          <w:rFonts w:hint="eastAsia"/>
+        </w:rPr>
+        <w:t>欄資料為週期任務，</w:t>
+      </w:r>
+      <w:r>
+        <w:rPr>
+          <w:rFonts w:hint="eastAsia"/>
+        </w:rPr>
         <w:t>2</w:t>
       </w:r>
       <w:r>
-        <w:t>:</w:t>
-      </w:r>
-    </w:p>
-    <w:p>
-      <w:pPr>
-        <w:rPr>
-          <w:rFonts w:hint="eastAsia"/>
-        </w:rPr>
-      </w:pPr>
-    </w:p>
-    <w:p>
-      <w:pPr>
-        <w:pStyle w:val="2"/>
-      </w:pPr>
-      <w:r>
-        <w:t>Description of implementation (10%)</w:t>
-      </w:r>
-    </w:p>
-    <w:p>
-      <w:pPr>
+        <w:rPr>
+          <w:rFonts w:hint="eastAsia"/>
+        </w:rPr>
+        <w:t>欄則為</w:t>
+      </w:r>
+      <w:r>
+        <w:rPr>
+          <w:rFonts w:hint="eastAsia"/>
+        </w:rPr>
+        <w:t xml:space="preserve">server </w:t>
+      </w:r>
+      <w:r>
+        <w:rPr>
+          <w:rFonts w:hint="eastAsia"/>
+        </w:rPr>
+        <w:t>的參數。</w:t>
+      </w:r>
+    </w:p>
+    <w:p>
+      <w:pPr>
+        <w:jc w:val="center"/>
+      </w:pPr>
+      <w:r>
+        <w:drawing>
+          <wp:inline distT="0" distB="0" distL="0" distR="0" wp14:anchorId="3D556DDF" wp14:editId="266F0EFF">
+            <wp:extent cx="3096491" cy="3966629"/>
+            <wp:effectExtent l="0" t="0" r="8890" b="0"/>
+            <wp:docPr id="40" name="圖片 40"/>
+            <wp:cNvGraphicFramePr>
+              <a:graphicFrameLocks xmlns:a="http://schemas.openxmlformats.org/drawingml/2006/main" noChangeAspect="1"/>
+            </wp:cNvGraphicFramePr>
+            <a:graphic xmlns:a="http://schemas.openxmlformats.org/drawingml/2006/main">
+              <a:graphicData uri="http://schemas.openxmlformats.org/drawingml/2006/picture">
+                <pic:pic xmlns:pic="http://schemas.openxmlformats.org/drawingml/2006/picture">
+                  <pic:nvPicPr>
+                    <pic:cNvPr id="1" name=""/>
+                    <pic:cNvPicPr/>
+                  </pic:nvPicPr>
+                  <pic:blipFill>
+                    <a:blip r:embed="rId48"/>
+                    <a:stretch>
+                      <a:fillRect/>
+                    </a:stretch>
+                  </pic:blipFill>
+                  <pic:spPr>
+                    <a:xfrm>
+                      <a:off x="0" y="0"/>
+                      <a:ext cx="3100219" cy="3971405"/>
+                    </a:xfrm>
+                    <a:prstGeom prst="rect">
+                      <a:avLst/>
+                    </a:prstGeom>
+                  </pic:spPr>
+                </pic:pic>
+              </a:graphicData>
+            </a:graphic>
+          </wp:inline>
+        </w:drawing>
+      </w:r>
+    </w:p>
+    <w:p>
+      <w:pPr>
+        <w:rPr>
+          <w:noProof/>
+        </w:rPr>
+      </w:pPr>
+      <w:r>
+        <w:rPr>
+          <w:rFonts w:hint="eastAsia"/>
+        </w:rPr>
+        <w:t>讀取</w:t>
+      </w:r>
+      <w:r>
+        <w:rPr>
+          <w:rFonts w:hint="eastAsia"/>
+        </w:rPr>
+        <w:t>Aperiodic</w:t>
+      </w:r>
+      <w:r>
+        <w:rPr>
+          <w:rFonts w:hint="eastAsia"/>
+          <w:noProof/>
+        </w:rPr>
+        <w:t>Jobs.txt</w:t>
+      </w:r>
+      <w:r>
+        <w:rPr>
+          <w:rFonts w:hint="eastAsia"/>
+          <w:noProof/>
+        </w:rPr>
+        <w:t>：</w:t>
+      </w:r>
+    </w:p>
+    <w:p>
+      <w:pPr>
+        <w:jc w:val="center"/>
+        <w:rPr>
+          <w:noProof/>
+        </w:rPr>
+      </w:pPr>
+      <w:r>
+        <w:lastRenderedPageBreak/>
+        <w:drawing>
+          <wp:inline distT="0" distB="0" distL="0" distR="0" wp14:anchorId="47C2FB88" wp14:editId="4445A9E9">
+            <wp:extent cx="3213385" cy="3319665"/>
+            <wp:effectExtent l="0" t="0" r="6350" b="0"/>
+            <wp:docPr id="41" name="圖片 41"/>
+            <wp:cNvGraphicFramePr>
+              <a:graphicFrameLocks xmlns:a="http://schemas.openxmlformats.org/drawingml/2006/main" noChangeAspect="1"/>
+            </wp:cNvGraphicFramePr>
+            <a:graphic xmlns:a="http://schemas.openxmlformats.org/drawingml/2006/main">
+              <a:graphicData uri="http://schemas.openxmlformats.org/drawingml/2006/picture">
+                <pic:pic xmlns:pic="http://schemas.openxmlformats.org/drawingml/2006/picture">
+                  <pic:nvPicPr>
+                    <pic:cNvPr id="1" name=""/>
+                    <pic:cNvPicPr/>
+                  </pic:nvPicPr>
+                  <pic:blipFill>
+                    <a:blip r:embed="rId49"/>
+                    <a:stretch>
+                      <a:fillRect/>
+                    </a:stretch>
+                  </pic:blipFill>
+                  <pic:spPr>
+                    <a:xfrm>
+                      <a:off x="0" y="0"/>
+                      <a:ext cx="3220196" cy="3326701"/>
+                    </a:xfrm>
+                    <a:prstGeom prst="rect">
+                      <a:avLst/>
+                    </a:prstGeom>
+                  </pic:spPr>
+                </pic:pic>
+              </a:graphicData>
+            </a:graphic>
+          </wp:inline>
+        </w:drawing>
+      </w:r>
+    </w:p>
+    <w:p>
+      <w:pPr>
+        <w:jc w:val="center"/>
         <w:rPr>
           <w:rFonts w:hint="eastAsia"/>
         </w:rPr>
@@ -4104,15 +5454,33 @@
         <w:pStyle w:val="1"/>
       </w:pPr>
       <w:r>
-        <w:t>[ BOUNS] Button-triggered Aperiodic Job [10%]</w:t>
-      </w:r>
-    </w:p>
-    <w:p>
-      <w:pPr>
-        <w:rPr>
-          <w:rFonts w:hint="eastAsia"/>
-        </w:rPr>
-      </w:pPr>
+        <w:t>[ BOUNS] Button-triggered Aperiodic Job</w:t>
+      </w:r>
+    </w:p>
+    <w:p>
+      <w:pPr>
+        <w:rPr>
+          <w:rFonts w:hint="eastAsia"/>
+        </w:rPr>
+      </w:pPr>
+      <w:r>
+        <w:rPr>
+          <w:rFonts w:hint="eastAsia"/>
+        </w:rPr>
+        <w:t>實驗課時，有將按鈕觸發</w:t>
+      </w:r>
+      <w:r>
+        <w:rPr>
+          <w:rFonts w:hint="eastAsia"/>
+        </w:rPr>
+        <w:t xml:space="preserve">arduino aperiodic jos </w:t>
+      </w:r>
+      <w:r>
+        <w:rPr>
+          <w:rFonts w:hint="eastAsia"/>
+        </w:rPr>
+        <w:t>的功能寫出。</w:t>
+      </w:r>
     </w:p>
     <w:sectPr>
       <w:pgSz w:w="11906" w:h="16838"/>
@@ -4129,7 +5497,7 @@
   <w:abstractNum w:abstractNumId="0" w15:restartNumberingAfterBreak="0">
     <w:nsid w:val="24BF7757"/>
     <w:multiLevelType w:val="hybridMultilevel"/>
-    <w:tmpl w:val="7FCAF242"/>
+    <w:tmpl w:val="2638B434"/>
     <w:lvl w:ilvl="0" w:tplc="04090001">
       <w:start w:val="1"/>
       <w:numFmt w:val="bullet"/>

--- a/pa2.docx
+++ b/pa2.docx
@@ -74,21 +74,31 @@
           <w:sz w:val="28"/>
           <w:szCs w:val="24"/>
         </w:rPr>
-        <w:t>電子碩一</w:t>
-      </w:r>
-      <w:r>
-        <w:rPr>
+        <w:t>電子碩</w:t>
+      </w:r>
+      <w:proofErr w:type="gramStart"/>
+      <w:r>
+        <w:rPr>
+          <w:rFonts w:hint="eastAsia"/>
           <w:sz w:val="28"/>
           <w:szCs w:val="24"/>
         </w:rPr>
-        <w:t xml:space="preserve"> </w:t>
-      </w:r>
-      <w:r>
-        <w:rPr>
-          <w:rFonts w:hint="eastAsia"/>
+        <w:t>一</w:t>
+      </w:r>
+      <w:proofErr w:type="gramEnd"/>
+      <w:r>
+        <w:rPr>
           <w:sz w:val="28"/>
           <w:szCs w:val="24"/>
         </w:rPr>
+        <w:t xml:space="preserve"> </w:t>
+      </w:r>
+      <w:r>
+        <w:rPr>
+          <w:rFonts w:hint="eastAsia"/>
+          <w:sz w:val="28"/>
+          <w:szCs w:val="24"/>
+        </w:rPr>
         <w:t>趙孟哲</w:t>
       </w:r>
     </w:p>
@@ -97,7 +107,11 @@
         <w:pStyle w:val="1"/>
       </w:pPr>
       <w:r>
-        <w:t>[PART I</w:t>
+        <w:t xml:space="preserve">[PART </w:t>
+      </w:r>
+      <w:proofErr w:type="gramStart"/>
+      <w:r>
+        <w:t>I</w:t>
       </w:r>
       <w:r>
         <w:rPr>
@@ -106,7 +120,11 @@
         <w:t xml:space="preserve"> </w:t>
       </w:r>
       <w:r>
-        <w:t>] EDF Scheduler Implementation</w:t>
+        <w:t>]</w:t>
+      </w:r>
+      <w:proofErr w:type="gramEnd"/>
+      <w:r>
+        <w:t xml:space="preserve"> EDF Scheduler Implementation</w:t>
       </w:r>
       <w:r>
         <w:t xml:space="preserve"> </w:t>
@@ -420,7 +438,7 @@
           <w:noProof/>
         </w:rPr>
         <w:drawing>
-          <wp:inline distT="0" distB="0" distL="0" distR="0" wp14:anchorId="15085611" wp14:editId="526A182F">
+          <wp:inline distT="0" distB="0" distL="0" distR="0" wp14:anchorId="15085611" wp14:editId="43F9E217">
             <wp:extent cx="3924300" cy="2466975"/>
             <wp:effectExtent l="0" t="0" r="0" b="9525"/>
             <wp:docPr id="4" name="圖片 4"/>
@@ -569,16 +587,31 @@
         <w:t xml:space="preserve"> heap </w:t>
       </w:r>
       <w:r>
-        <w:t>插入並自動調整（</w:t>
-      </w:r>
-      <w:r>
-        <w:t>heapify‐up</w:t>
+        <w:t>插入並自動調整</w:t>
+      </w:r>
+      <w:proofErr w:type="gramStart"/>
+      <w:r>
+        <w:t>（</w:t>
+      </w:r>
+      <w:proofErr w:type="spellStart"/>
+      <w:proofErr w:type="gramEnd"/>
+      <w:r>
+        <w:t>heapify</w:t>
+      </w:r>
+      <w:proofErr w:type="spellEnd"/>
+      <w:r>
+        <w:t>‐up</w:t>
       </w:r>
       <w:r>
         <w:t>），或在工作完成時呼叫刪除最小元素並調整（</w:t>
       </w:r>
-      <w:r>
-        <w:t>heapify‐down</w:t>
+      <w:proofErr w:type="spellStart"/>
+      <w:r>
+        <w:t>heapify</w:t>
+      </w:r>
+      <w:proofErr w:type="spellEnd"/>
+      <w:r>
+        <w:t>‐down</w:t>
       </w:r>
       <w:r>
         <w:t>），這兩個操作的時間複雜度都穩定在</w:t>
@@ -587,8 +620,13 @@
         <w:t xml:space="preserve"> O(log N)</w:t>
       </w:r>
       <w:r>
-        <w:t>；而在排程決策階段，直接對堆頂做</w:t>
-      </w:r>
+        <w:t>；而在排程決策階段，直接</w:t>
+      </w:r>
+      <w:proofErr w:type="gramStart"/>
+      <w:r>
+        <w:t>對堆頂做</w:t>
+      </w:r>
+      <w:proofErr w:type="gramEnd"/>
       <w:r>
         <w:t xml:space="preserve"> peek </w:t>
       </w:r>
@@ -632,7 +670,15 @@
         <w:t xml:space="preserve"> deadline </w:t>
       </w:r>
       <w:r>
-        <w:t>排序，整體程式邏輯更為簡潔清晰，也更易於維護。</w:t>
+        <w:t>排序，整體程式邏輯更為簡潔</w:t>
+      </w:r>
+      <w:proofErr w:type="gramStart"/>
+      <w:r>
+        <w:t>清晰，</w:t>
+      </w:r>
+      <w:proofErr w:type="gramEnd"/>
+      <w:r>
+        <w:t>也更易於維護。</w:t>
       </w:r>
       <w:r>
         <w:rPr>
@@ -681,11 +727,19 @@
       <w:pPr>
         <w:ind w:firstLine="480"/>
       </w:pPr>
-      <w:r>
-        <w:rPr>
-          <w:rFonts w:hint="eastAsia"/>
-        </w:rPr>
-        <w:t>本實作採用最早截止期限優先（</w:t>
+      <w:proofErr w:type="gramStart"/>
+      <w:r>
+        <w:rPr>
+          <w:rFonts w:hint="eastAsia"/>
+        </w:rPr>
+        <w:t>本實作</w:t>
+      </w:r>
+      <w:proofErr w:type="gramEnd"/>
+      <w:r>
+        <w:rPr>
+          <w:rFonts w:hint="eastAsia"/>
+        </w:rPr>
+        <w:t>採用最早截止期限優先（</w:t>
       </w:r>
       <w:r>
         <w:rPr>
@@ -723,12 +777,14 @@
         </w:rPr>
         <w:t>在</w:t>
       </w:r>
+      <w:proofErr w:type="spellStart"/>
       <w:r>
         <w:rPr>
           <w:rFonts w:hint="eastAsia"/>
         </w:rPr>
         <w:t>os_core.c</w:t>
       </w:r>
+      <w:proofErr w:type="spellEnd"/>
       <w:r>
         <w:rPr>
           <w:rFonts w:hint="eastAsia"/>
@@ -771,12 +827,14 @@
         </w:rPr>
         <w:t>、</w:t>
       </w:r>
+      <w:proofErr w:type="spellStart"/>
       <w:r>
         <w:rPr>
           <w:rFonts w:hint="eastAsia"/>
         </w:rPr>
         <w:t>Activer</w:t>
       </w:r>
+      <w:proofErr w:type="spellEnd"/>
       <w:r>
         <w:rPr>
           <w:rFonts w:hint="eastAsia"/>
@@ -799,8 +857,16 @@
         <w:rPr>
           <w:rFonts w:hint="eastAsia"/>
         </w:rPr>
-        <w:t xml:space="preserve"> EDF_Scheduler</w:t>
-      </w:r>
+        <w:t xml:space="preserve"> </w:t>
+      </w:r>
+      <w:proofErr w:type="spellStart"/>
+      <w:r>
+        <w:rPr>
+          <w:rFonts w:hint="eastAsia"/>
+        </w:rPr>
+        <w:t>EDF_Scheduler</w:t>
+      </w:r>
+      <w:proofErr w:type="spellEnd"/>
       <w:r>
         <w:rPr>
           <w:rFonts w:hint="eastAsia"/>
@@ -884,35 +950,67 @@
         </w:rPr>
         <w:t>頂端取出最早截止的節點（</w:t>
       </w:r>
+      <w:proofErr w:type="spellStart"/>
       <w:r>
         <w:rPr>
           <w:rFonts w:hint="eastAsia"/>
         </w:rPr>
         <w:t>min_node</w:t>
       </w:r>
+      <w:proofErr w:type="spellEnd"/>
       <w:r>
         <w:rPr>
           <w:rFonts w:hint="eastAsia"/>
         </w:rPr>
         <w:t>），並將其剩餘執行時間（</w:t>
       </w:r>
+      <w:proofErr w:type="spellStart"/>
       <w:r>
         <w:rPr>
           <w:rFonts w:hint="eastAsia"/>
         </w:rPr>
         <w:t>executetime</w:t>
       </w:r>
-      <w:r>
-        <w:rPr>
-          <w:rFonts w:hint="eastAsia"/>
-        </w:rPr>
-        <w:t>）減一。若</w:t>
-      </w:r>
-      <w:r>
-        <w:rPr>
-          <w:rFonts w:hint="eastAsia"/>
-        </w:rPr>
-        <w:t xml:space="preserve"> executetime </w:t>
+      <w:proofErr w:type="spellEnd"/>
+      <w:r>
+        <w:rPr>
+          <w:rFonts w:hint="eastAsia"/>
+        </w:rPr>
+        <w:t>）減</w:t>
+      </w:r>
+      <w:proofErr w:type="gramStart"/>
+      <w:r>
+        <w:rPr>
+          <w:rFonts w:hint="eastAsia"/>
+        </w:rPr>
+        <w:t>一</w:t>
+      </w:r>
+      <w:proofErr w:type="gramEnd"/>
+      <w:r>
+        <w:rPr>
+          <w:rFonts w:hint="eastAsia"/>
+        </w:rPr>
+        <w:t>。若</w:t>
+      </w:r>
+      <w:r>
+        <w:rPr>
+          <w:rFonts w:hint="eastAsia"/>
+        </w:rPr>
+        <w:t xml:space="preserve"> </w:t>
+      </w:r>
+      <w:proofErr w:type="spellStart"/>
+      <w:r>
+        <w:rPr>
+          <w:rFonts w:hint="eastAsia"/>
+        </w:rPr>
+        <w:t>executetime</w:t>
+      </w:r>
+      <w:proofErr w:type="spellEnd"/>
+      <w:r>
+        <w:rPr>
+          <w:rFonts w:hint="eastAsia"/>
+        </w:rPr>
+        <w:t xml:space="preserve"> </w:t>
       </w:r>
       <w:r>
         <w:rPr>
@@ -936,7 +1034,21 @@
         <w:rPr>
           <w:rFonts w:hint="eastAsia"/>
         </w:rPr>
-        <w:t xml:space="preserve"> OSTCBPrioTbl </w:t>
+        <w:t xml:space="preserve"> </w:t>
+      </w:r>
+      <w:proofErr w:type="spellStart"/>
+      <w:r>
+        <w:rPr>
+          <w:rFonts w:hint="eastAsia"/>
+        </w:rPr>
+        <w:t>OSTCBPrioTbl</w:t>
+      </w:r>
+      <w:proofErr w:type="spellEnd"/>
+      <w:r>
+        <w:rPr>
+          <w:rFonts w:hint="eastAsia"/>
+        </w:rPr>
+        <w:t xml:space="preserve"> </w:t>
       </w:r>
       <w:r>
         <w:rPr>
@@ -944,12 +1056,14 @@
         </w:rPr>
         <w:t>將對應任務的工作編號（</w:t>
       </w:r>
+      <w:proofErr w:type="spellStart"/>
       <w:r>
         <w:rPr>
           <w:rFonts w:hint="eastAsia"/>
         </w:rPr>
         <w:t>TaskNumber</w:t>
       </w:r>
+      <w:proofErr w:type="spellEnd"/>
       <w:r>
         <w:rPr>
           <w:rFonts w:hint="eastAsia"/>
@@ -999,7 +1113,21 @@
         <w:rPr>
           <w:rFonts w:hint="eastAsia"/>
         </w:rPr>
-        <w:t xml:space="preserve"> executetime </w:t>
+        <w:t xml:space="preserve"> </w:t>
+      </w:r>
+      <w:proofErr w:type="spellStart"/>
+      <w:r>
+        <w:rPr>
+          <w:rFonts w:hint="eastAsia"/>
+        </w:rPr>
+        <w:t>executetime</w:t>
+      </w:r>
+      <w:proofErr w:type="spellEnd"/>
+      <w:r>
+        <w:rPr>
+          <w:rFonts w:hint="eastAsia"/>
+        </w:rPr>
+        <w:t xml:space="preserve"> </w:t>
       </w:r>
       <w:r>
         <w:rPr>
@@ -1029,9 +1157,9 @@
           <w:noProof/>
         </w:rPr>
         <w:drawing>
-          <wp:inline distT="0" distB="0" distL="0" distR="0" wp14:anchorId="49EC2F62" wp14:editId="16C46E5A">
+          <wp:inline distT="0" distB="0" distL="0" distR="0" wp14:anchorId="49EC2F62" wp14:editId="16878726">
             <wp:extent cx="4241800" cy="1386526"/>
-            <wp:effectExtent l="0" t="0" r="6350" b="4445"/>
+            <wp:effectExtent l="19050" t="19050" r="25400" b="23495"/>
             <wp:docPr id="7" name="圖片 7"/>
             <wp:cNvGraphicFramePr>
               <a:graphicFrameLocks xmlns:a="http://schemas.openxmlformats.org/drawingml/2006/main" noChangeAspect="1"/>
@@ -1057,6 +1185,11 @@
                     <a:prstGeom prst="rect">
                       <a:avLst/>
                     </a:prstGeom>
+                    <a:ln>
+                      <a:solidFill>
+                        <a:srgbClr val="FF0000"/>
+                      </a:solidFill>
+                    </a:ln>
                   </pic:spPr>
                 </pic:pic>
               </a:graphicData>
@@ -1074,9 +1207,11 @@
         </w:numPr>
         <w:ind w:leftChars="0"/>
       </w:pPr>
+      <w:proofErr w:type="spellStart"/>
       <w:r>
         <w:t>Activer</w:t>
       </w:r>
+      <w:proofErr w:type="spellEnd"/>
       <w:r>
         <w:rPr>
           <w:rFonts w:hint="eastAsia"/>
@@ -1092,18 +1227,34 @@
       <w:r>
         <w:br/>
       </w:r>
-      <w:r>
-        <w:rPr>
-          <w:rFonts w:hint="eastAsia"/>
-        </w:rPr>
-        <w:t xml:space="preserve">Activer </w:t>
-      </w:r>
-      <w:r>
-        <w:rPr>
-          <w:rFonts w:hint="eastAsia"/>
-        </w:rPr>
-        <w:t>在每個</w:t>
-      </w:r>
+      <w:proofErr w:type="spellStart"/>
+      <w:r>
+        <w:rPr>
+          <w:rFonts w:hint="eastAsia"/>
+        </w:rPr>
+        <w:t>Activer</w:t>
+      </w:r>
+      <w:proofErr w:type="spellEnd"/>
+      <w:r>
+        <w:rPr>
+          <w:rFonts w:hint="eastAsia"/>
+        </w:rPr>
+        <w:t xml:space="preserve"> </w:t>
+      </w:r>
+      <w:r>
+        <w:rPr>
+          <w:rFonts w:hint="eastAsia"/>
+        </w:rPr>
+        <w:t>在每</w:t>
+      </w:r>
+      <w:proofErr w:type="gramStart"/>
+      <w:r>
+        <w:rPr>
+          <w:rFonts w:hint="eastAsia"/>
+        </w:rPr>
+        <w:t>個</w:t>
+      </w:r>
+      <w:proofErr w:type="gramEnd"/>
       <w:r>
         <w:rPr>
           <w:rFonts w:hint="eastAsia"/>
@@ -1113,6 +1264,7 @@
       <w:r>
         <w:t xml:space="preserve"> </w:t>
       </w:r>
+      <w:proofErr w:type="spellStart"/>
       <w:r>
         <w:rPr>
           <w:rFonts w:hint="eastAsia"/>
@@ -1122,6 +1274,7 @@
       <w:r>
         <w:t>nterrpt</w:t>
       </w:r>
+      <w:proofErr w:type="spellEnd"/>
       <w:r>
         <w:rPr>
           <w:rFonts w:hint="eastAsia"/>
@@ -1132,7 +1285,14 @@
         <w:rPr>
           <w:rFonts w:hint="eastAsia"/>
         </w:rPr>
-        <w:t xml:space="preserve"> TC</w:t>
+        <w:t xml:space="preserve"> </w:t>
+      </w:r>
+      <w:proofErr w:type="spellStart"/>
+      <w:r>
+        <w:rPr>
+          <w:rFonts w:hint="eastAsia"/>
+        </w:rPr>
+        <w:t>TC</w:t>
       </w:r>
       <w:r>
         <w:rPr>
@@ -1140,41 +1300,88 @@
         </w:rPr>
         <w:t>BList</w:t>
       </w:r>
+      <w:proofErr w:type="spellEnd"/>
       <w:r>
         <w:rPr>
           <w:rFonts w:hint="eastAsia"/>
         </w:rPr>
         <w:t>（</w:t>
       </w:r>
+      <w:proofErr w:type="spellStart"/>
       <w:r>
         <w:rPr>
           <w:rFonts w:hint="eastAsia"/>
         </w:rPr>
         <w:t>OSTCBList</w:t>
       </w:r>
-      <w:r>
-        <w:rPr>
-          <w:rFonts w:hint="eastAsia"/>
-        </w:rPr>
-        <w:t>），對每個非空閒優先級的任務檢查：</w:t>
-      </w:r>
-      <w:r>
-        <w:rPr>
-          <w:rFonts w:hint="eastAsia"/>
-        </w:rPr>
-        <w:t xml:space="preserve">(current_time </w:t>
-      </w:r>
+      <w:proofErr w:type="spellEnd"/>
+      <w:r>
+        <w:rPr>
+          <w:rFonts w:hint="eastAsia"/>
+        </w:rPr>
+        <w:t>），對每</w:t>
+      </w:r>
+      <w:proofErr w:type="gramStart"/>
+      <w:r>
+        <w:rPr>
+          <w:rFonts w:hint="eastAsia"/>
+        </w:rPr>
+        <w:t>個</w:t>
+      </w:r>
+      <w:proofErr w:type="gramEnd"/>
+      <w:r>
+        <w:rPr>
+          <w:rFonts w:hint="eastAsia"/>
+        </w:rPr>
+        <w:t>非空閒優先級的任務檢查：</w:t>
+      </w:r>
+      <w:r>
+        <w:rPr>
+          <w:rFonts w:hint="eastAsia"/>
+        </w:rPr>
+        <w:t>(</w:t>
+      </w:r>
+      <w:proofErr w:type="spellStart"/>
+      <w:r>
+        <w:rPr>
+          <w:rFonts w:hint="eastAsia"/>
+        </w:rPr>
+        <w:t>current_time</w:t>
+      </w:r>
+      <w:proofErr w:type="spellEnd"/>
+      <w:r>
+        <w:rPr>
+          <w:rFonts w:hint="eastAsia"/>
+        </w:rPr>
+        <w:t xml:space="preserve"> </w:t>
+      </w:r>
+      <w:proofErr w:type="gramStart"/>
       <w:r>
         <w:rPr>
           <w:rFonts w:hint="eastAsia"/>
         </w:rPr>
         <w:t>–</w:t>
       </w:r>
-      <w:r>
-        <w:rPr>
-          <w:rFonts w:hint="eastAsia"/>
-        </w:rPr>
-        <w:t xml:space="preserve"> ArriveTime) % period == 0</w:t>
+      <w:proofErr w:type="gramEnd"/>
+      <w:r>
+        <w:rPr>
+          <w:rFonts w:hint="eastAsia"/>
+        </w:rPr>
+        <w:t xml:space="preserve"> </w:t>
+      </w:r>
+      <w:proofErr w:type="spellStart"/>
+      <w:r>
+        <w:rPr>
+          <w:rFonts w:hint="eastAsia"/>
+        </w:rPr>
+        <w:t>ArriveTime</w:t>
+      </w:r>
+      <w:proofErr w:type="spellEnd"/>
+      <w:r>
+        <w:rPr>
+          <w:rFonts w:hint="eastAsia"/>
+        </w:rPr>
+        <w:t>) % period == 0</w:t>
       </w:r>
       <w:r>
         <w:rPr>
@@ -1192,32 +1399,44 @@
         <w:rPr>
           <w:rFonts w:hint="eastAsia"/>
         </w:rPr>
-        <w:t xml:space="preserve"> EDF_Node</w:t>
-      </w:r>
+        <w:t xml:space="preserve"> </w:t>
+      </w:r>
+      <w:proofErr w:type="spellStart"/>
+      <w:r>
+        <w:rPr>
+          <w:rFonts w:hint="eastAsia"/>
+        </w:rPr>
+        <w:t>EDF_Node</w:t>
+      </w:r>
+      <w:proofErr w:type="spellEnd"/>
       <w:r>
         <w:rPr>
           <w:rFonts w:hint="eastAsia"/>
         </w:rPr>
         <w:t>：設定任務編號（</w:t>
       </w:r>
+      <w:proofErr w:type="spellStart"/>
       <w:r>
         <w:rPr>
           <w:rFonts w:hint="eastAsia"/>
         </w:rPr>
         <w:t>task_id</w:t>
       </w:r>
+      <w:proofErr w:type="spellEnd"/>
       <w:r>
         <w:rPr>
           <w:rFonts w:hint="eastAsia"/>
         </w:rPr>
         <w:t>）、工作序號（</w:t>
       </w:r>
+      <w:proofErr w:type="spellStart"/>
       <w:r>
         <w:rPr>
           <w:rFonts w:hint="eastAsia"/>
         </w:rPr>
         <w:t>job_no</w:t>
       </w:r>
+      <w:proofErr w:type="spellEnd"/>
       <w:r>
         <w:rPr>
           <w:rFonts w:hint="eastAsia"/>
@@ -1236,24 +1455,28 @@
         </w:rPr>
         <w:t>）、絕對截止期限（</w:t>
       </w:r>
+      <w:proofErr w:type="spellStart"/>
       <w:r>
         <w:rPr>
           <w:rFonts w:hint="eastAsia"/>
         </w:rPr>
         <w:t>arrival+period</w:t>
       </w:r>
+      <w:proofErr w:type="spellEnd"/>
       <w:r>
         <w:rPr>
           <w:rFonts w:hint="eastAsia"/>
         </w:rPr>
         <w:t>）、執行時間（</w:t>
       </w:r>
+      <w:proofErr w:type="spellStart"/>
       <w:r>
         <w:rPr>
           <w:rFonts w:hint="eastAsia"/>
         </w:rPr>
         <w:t>execution_time</w:t>
       </w:r>
+      <w:proofErr w:type="spellEnd"/>
       <w:r>
         <w:rPr>
           <w:rFonts w:hint="eastAsia"/>
@@ -1276,7 +1499,21 @@
         <w:rPr>
           <w:rFonts w:hint="eastAsia"/>
         </w:rPr>
-        <w:t xml:space="preserve"> EDF_HeapInsert </w:t>
+        <w:t xml:space="preserve"> </w:t>
+      </w:r>
+      <w:proofErr w:type="spellStart"/>
+      <w:r>
+        <w:rPr>
+          <w:rFonts w:hint="eastAsia"/>
+        </w:rPr>
+        <w:t>EDF_HeapInsert</w:t>
+      </w:r>
+      <w:proofErr w:type="spellEnd"/>
+      <w:r>
+        <w:rPr>
+          <w:rFonts w:hint="eastAsia"/>
+        </w:rPr>
+        <w:t xml:space="preserve"> </w:t>
       </w:r>
       <w:r>
         <w:rPr>
@@ -1300,8 +1537,16 @@
         <w:rPr>
           <w:rFonts w:hint="eastAsia"/>
         </w:rPr>
-        <w:t xml:space="preserve"> new_job</w:t>
-      </w:r>
+        <w:t xml:space="preserve"> </w:t>
+      </w:r>
+      <w:proofErr w:type="spellStart"/>
+      <w:r>
+        <w:rPr>
+          <w:rFonts w:hint="eastAsia"/>
+        </w:rPr>
+        <w:t>new_job</w:t>
+      </w:r>
+      <w:proofErr w:type="spellEnd"/>
       <w:r>
         <w:rPr>
           <w:rFonts w:hint="eastAsia"/>
@@ -1330,9 +1575,9 @@
           <w:noProof/>
         </w:rPr>
         <w:drawing>
-          <wp:inline distT="0" distB="0" distL="0" distR="0" wp14:anchorId="75D6AE06" wp14:editId="1886FBD1">
+          <wp:inline distT="0" distB="0" distL="0" distR="0" wp14:anchorId="75D6AE06" wp14:editId="587C73A0">
             <wp:extent cx="4083050" cy="3648987"/>
-            <wp:effectExtent l="0" t="0" r="0" b="8890"/>
+            <wp:effectExtent l="19050" t="19050" r="12700" b="27940"/>
             <wp:docPr id="8" name="圖片 8"/>
             <wp:cNvGraphicFramePr>
               <a:graphicFrameLocks xmlns:a="http://schemas.openxmlformats.org/drawingml/2006/main" noChangeAspect="1"/>
@@ -1358,6 +1603,11 @@
                     <a:prstGeom prst="rect">
                       <a:avLst/>
                     </a:prstGeom>
+                    <a:ln>
+                      <a:solidFill>
+                        <a:srgbClr val="FF0000"/>
+                      </a:solidFill>
+                    </a:ln>
                   </pic:spPr>
                 </pic:pic>
               </a:graphicData>
@@ -1413,19 +1663,55 @@
         <w:rPr>
           <w:rFonts w:hint="eastAsia"/>
         </w:rPr>
-        <w:t xml:space="preserve"> EDF_HeapPeekMin </w:t>
-      </w:r>
-      <w:r>
-        <w:rPr>
-          <w:rFonts w:hint="eastAsia"/>
-        </w:rPr>
-        <w:t>檢查堆頂節點：若該節點</w:t>
-      </w:r>
-      <w:r>
-        <w:rPr>
-          <w:rFonts w:hint="eastAsia"/>
-        </w:rPr>
-        <w:t xml:space="preserve"> executetime </w:t>
+        <w:t xml:space="preserve"> </w:t>
+      </w:r>
+      <w:proofErr w:type="spellStart"/>
+      <w:r>
+        <w:rPr>
+          <w:rFonts w:hint="eastAsia"/>
+        </w:rPr>
+        <w:t>EDF_HeapPeekMin</w:t>
+      </w:r>
+      <w:proofErr w:type="spellEnd"/>
+      <w:r>
+        <w:rPr>
+          <w:rFonts w:hint="eastAsia"/>
+        </w:rPr>
+        <w:t xml:space="preserve"> </w:t>
+      </w:r>
+      <w:proofErr w:type="gramStart"/>
+      <w:r>
+        <w:rPr>
+          <w:rFonts w:hint="eastAsia"/>
+        </w:rPr>
+        <w:t>檢查堆頂節點</w:t>
+      </w:r>
+      <w:proofErr w:type="gramEnd"/>
+      <w:r>
+        <w:rPr>
+          <w:rFonts w:hint="eastAsia"/>
+        </w:rPr>
+        <w:t>：若該節點</w:t>
+      </w:r>
+      <w:r>
+        <w:rPr>
+          <w:rFonts w:hint="eastAsia"/>
+        </w:rPr>
+        <w:t xml:space="preserve"> </w:t>
+      </w:r>
+      <w:proofErr w:type="spellStart"/>
+      <w:r>
+        <w:rPr>
+          <w:rFonts w:hint="eastAsia"/>
+        </w:rPr>
+        <w:t>executetime</w:t>
+      </w:r>
+      <w:proofErr w:type="spellEnd"/>
+      <w:r>
+        <w:rPr>
+          <w:rFonts w:hint="eastAsia"/>
+        </w:rPr>
+        <w:t xml:space="preserve"> </w:t>
       </w:r>
       <w:r>
         <w:rPr>
@@ -1485,7 +1771,21 @@
         <w:rPr>
           <w:rFonts w:hint="eastAsia"/>
         </w:rPr>
-        <w:t xml:space="preserve"> EDF_check_miss </w:t>
+        <w:t xml:space="preserve"> </w:t>
+      </w:r>
+      <w:proofErr w:type="spellStart"/>
+      <w:r>
+        <w:rPr>
+          <w:rFonts w:hint="eastAsia"/>
+        </w:rPr>
+        <w:t>EDF_check_miss</w:t>
+      </w:r>
+      <w:proofErr w:type="spellEnd"/>
+      <w:r>
+        <w:rPr>
+          <w:rFonts w:hint="eastAsia"/>
+        </w:rPr>
+        <w:t xml:space="preserve"> </w:t>
       </w:r>
       <w:r>
         <w:rPr>
@@ -1521,8 +1821,16 @@
         <w:rPr>
           <w:rFonts w:hint="eastAsia"/>
         </w:rPr>
-        <w:t xml:space="preserve"> miss_node</w:t>
-      </w:r>
+        <w:t xml:space="preserve"> </w:t>
+      </w:r>
+      <w:proofErr w:type="spellStart"/>
+      <w:r>
+        <w:rPr>
+          <w:rFonts w:hint="eastAsia"/>
+        </w:rPr>
+        <w:t>miss_node</w:t>
+      </w:r>
+      <w:proofErr w:type="spellEnd"/>
       <w:r>
         <w:rPr>
           <w:rFonts w:hint="eastAsia"/>
@@ -1539,9 +1847,9 @@
           <w:noProof/>
         </w:rPr>
         <w:drawing>
-          <wp:inline distT="0" distB="0" distL="0" distR="0" wp14:anchorId="77E4F3FB" wp14:editId="034D4C8C">
+          <wp:inline distT="0" distB="0" distL="0" distR="0" wp14:anchorId="77E4F3FB" wp14:editId="2EA2D243">
             <wp:extent cx="4057650" cy="1446021"/>
-            <wp:effectExtent l="0" t="0" r="0" b="1905"/>
+            <wp:effectExtent l="19050" t="19050" r="19050" b="20955"/>
             <wp:docPr id="9" name="圖片 9"/>
             <wp:cNvGraphicFramePr>
               <a:graphicFrameLocks xmlns:a="http://schemas.openxmlformats.org/drawingml/2006/main" noChangeAspect="1"/>
@@ -1567,6 +1875,11 @@
                     <a:prstGeom prst="rect">
                       <a:avLst/>
                     </a:prstGeom>
+                    <a:ln>
+                      <a:solidFill>
+                        <a:srgbClr val="FF0000"/>
+                      </a:solidFill>
+                    </a:ln>
                   </pic:spPr>
                 </pic:pic>
               </a:graphicData>
@@ -1584,9 +1897,11 @@
         </w:numPr>
         <w:ind w:leftChars="0"/>
       </w:pPr>
+      <w:proofErr w:type="spellStart"/>
       <w:r>
         <w:t>EDF_Scheduler</w:t>
       </w:r>
+      <w:proofErr w:type="spellEnd"/>
       <w:r>
         <w:rPr>
           <w:rFonts w:hint="eastAsia"/>
@@ -1602,11 +1917,19 @@
       <w:r>
         <w:br/>
       </w:r>
-      <w:r>
-        <w:rPr>
-          <w:rFonts w:hint="eastAsia"/>
-        </w:rPr>
-        <w:t xml:space="preserve">EDF_Scheduler </w:t>
+      <w:proofErr w:type="spellStart"/>
+      <w:r>
+        <w:rPr>
+          <w:rFonts w:hint="eastAsia"/>
+        </w:rPr>
+        <w:t>EDF_Scheduler</w:t>
+      </w:r>
+      <w:proofErr w:type="spellEnd"/>
+      <w:r>
+        <w:rPr>
+          <w:rFonts w:hint="eastAsia"/>
+        </w:rPr>
+        <w:t xml:space="preserve"> </w:t>
       </w:r>
       <w:r>
         <w:rPr>
@@ -1620,12 +1943,14 @@
         </w:rPr>
         <w:t>會設定</w:t>
       </w:r>
+      <w:proofErr w:type="spellStart"/>
       <w:r>
         <w:rPr>
           <w:highlight w:val="white"/>
         </w:rPr>
         <w:t>OSTCBHighRdy</w:t>
       </w:r>
+      <w:proofErr w:type="spellEnd"/>
       <w:r>
         <w:rPr>
           <w:rFonts w:hint="eastAsia"/>
@@ -1633,12 +1958,14 @@
         </w:rPr>
         <w:t>和</w:t>
       </w:r>
+      <w:proofErr w:type="spellStart"/>
       <w:r>
         <w:rPr>
           <w:highlight w:val="white"/>
         </w:rPr>
         <w:t>OSPrioHighRdy</w:t>
       </w:r>
+      <w:proofErr w:type="spellEnd"/>
       <w:r>
         <w:rPr>
           <w:rFonts w:hint="eastAsia"/>
@@ -1706,12 +2033,14 @@
         </w:rPr>
         <w:t>為空，則選中</w:t>
       </w:r>
+      <w:proofErr w:type="spellStart"/>
       <w:r>
         <w:rPr>
           <w:highlight w:val="white"/>
         </w:rPr>
         <w:t>IDLE_Task</w:t>
       </w:r>
+      <w:proofErr w:type="spellEnd"/>
     </w:p>
     <w:p>
       <w:pPr>
@@ -1727,9 +2056,9 @@
           <w:noProof/>
         </w:rPr>
         <w:drawing>
-          <wp:inline distT="0" distB="0" distL="0" distR="0" wp14:anchorId="4A65D9A2" wp14:editId="58168D6A">
+          <wp:inline distT="0" distB="0" distL="0" distR="0" wp14:anchorId="4A65D9A2" wp14:editId="1103C485">
             <wp:extent cx="3432983" cy="3492500"/>
-            <wp:effectExtent l="0" t="0" r="0" b="0"/>
+            <wp:effectExtent l="19050" t="19050" r="15240" b="12700"/>
             <wp:docPr id="10" name="圖片 10"/>
             <wp:cNvGraphicFramePr>
               <a:graphicFrameLocks xmlns:a="http://schemas.openxmlformats.org/drawingml/2006/main" noChangeAspect="1"/>
@@ -1755,7 +2084,9 @@
                       <a:avLst/>
                     </a:prstGeom>
                     <a:ln>
-                      <a:noFill/>
+                      <a:solidFill>
+                        <a:srgbClr val="FF0000"/>
+                      </a:solidFill>
                     </a:ln>
                     <a:extLst>
                       <a:ext uri="{53640926-AAD7-44D8-BBD7-CCE9431645EC}">
@@ -1781,9 +2112,9 @@
           <w:noProof/>
         </w:rPr>
         <w:drawing>
-          <wp:inline distT="0" distB="0" distL="0" distR="0" wp14:anchorId="25BD0FC0" wp14:editId="34311D69">
-            <wp:extent cx="3168650" cy="1243770"/>
-            <wp:effectExtent l="0" t="0" r="0" b="0"/>
+          <wp:inline distT="0" distB="0" distL="0" distR="0" wp14:anchorId="25BD0FC0" wp14:editId="5C191484">
+            <wp:extent cx="2832100" cy="1111666"/>
+            <wp:effectExtent l="19050" t="19050" r="25400" b="12700"/>
             <wp:docPr id="11" name="圖片 11"/>
             <wp:cNvGraphicFramePr>
               <a:graphicFrameLocks xmlns:a="http://schemas.openxmlformats.org/drawingml/2006/main" noChangeAspect="1"/>
@@ -1804,11 +2135,16 @@
                   <pic:spPr>
                     <a:xfrm>
                       <a:off x="0" y="0"/>
-                      <a:ext cx="3209470" cy="1259793"/>
+                      <a:ext cx="2882289" cy="1131366"/>
                     </a:xfrm>
                     <a:prstGeom prst="rect">
                       <a:avLst/>
                     </a:prstGeom>
+                    <a:ln>
+                      <a:solidFill>
+                        <a:srgbClr val="FF0000"/>
+                      </a:solidFill>
+                    </a:ln>
                   </pic:spPr>
                 </pic:pic>
               </a:graphicData>
@@ -1828,12 +2164,14 @@
         <w:lastRenderedPageBreak/>
         <w:t>在</w:t>
       </w:r>
+      <w:proofErr w:type="spellStart"/>
       <w:r>
         <w:rPr>
           <w:highlight w:val="white"/>
         </w:rPr>
         <w:t>OSTimeTick</w:t>
       </w:r>
+      <w:proofErr w:type="spellEnd"/>
       <w:r>
         <w:rPr>
           <w:rFonts w:hint="eastAsia"/>
@@ -1855,8 +2193,16 @@
         <w:rPr>
           <w:rFonts w:hint="eastAsia"/>
         </w:rPr>
-        <w:t>tick interupt</w:t>
-      </w:r>
+        <w:t xml:space="preserve">tick </w:t>
+      </w:r>
+      <w:proofErr w:type="spellStart"/>
+      <w:r>
+        <w:rPr>
+          <w:rFonts w:hint="eastAsia"/>
+        </w:rPr>
+        <w:t>interupt</w:t>
+      </w:r>
+      <w:proofErr w:type="spellEnd"/>
       <w:r>
         <w:t>到，依序呼叫</w:t>
       </w:r>
@@ -1881,8 +2227,13 @@
       <w:r>
         <w:t>節點，</w:t>
       </w:r>
-      <w:r>
-        <w:t xml:space="preserve">Activer </w:t>
+      <w:proofErr w:type="spellStart"/>
+      <w:r>
+        <w:t>Activer</w:t>
+      </w:r>
+      <w:proofErr w:type="spellEnd"/>
+      <w:r>
+        <w:t xml:space="preserve"> </w:t>
       </w:r>
       <w:r>
         <w:t>根據週期條件插入新作業並回傳</w:t>
@@ -1893,8 +2244,13 @@
       <w:r>
         <w:t>，</w:t>
       </w:r>
-      <w:r>
-        <w:t xml:space="preserve">EDF_Scheduler </w:t>
+      <w:proofErr w:type="spellStart"/>
+      <w:r>
+        <w:t>EDF_Scheduler</w:t>
+      </w:r>
+      <w:proofErr w:type="spellEnd"/>
+      <w:r>
+        <w:t xml:space="preserve"> </w:t>
       </w:r>
       <w:r>
         <w:t>根據新作業與</w:t>
@@ -1933,7 +2289,15 @@
         <w:t>，最後</w:t>
       </w:r>
       <w:r>
-        <w:t xml:space="preserve"> EDF_print </w:t>
+        <w:t xml:space="preserve"> </w:t>
+      </w:r>
+      <w:proofErr w:type="spellStart"/>
+      <w:r>
+        <w:t>EDF_print</w:t>
+      </w:r>
+      <w:proofErr w:type="spellEnd"/>
+      <w:r>
+        <w:t xml:space="preserve"> </w:t>
       </w:r>
       <w:r>
         <w:t>顯示</w:t>
@@ -2029,9 +2393,9 @@
           <w:noProof/>
         </w:rPr>
         <w:drawing>
-          <wp:inline distT="0" distB="0" distL="0" distR="0" wp14:anchorId="041B4232" wp14:editId="3C898BEA">
+          <wp:inline distT="0" distB="0" distL="0" distR="0" wp14:anchorId="041B4232" wp14:editId="295540DD">
             <wp:extent cx="3130550" cy="1874581"/>
-            <wp:effectExtent l="0" t="0" r="0" b="0"/>
+            <wp:effectExtent l="19050" t="19050" r="12700" b="11430"/>
             <wp:docPr id="12" name="圖片 12"/>
             <wp:cNvGraphicFramePr>
               <a:graphicFrameLocks xmlns:a="http://schemas.openxmlformats.org/drawingml/2006/main" noChangeAspect="1"/>
@@ -2057,6 +2421,11 @@
                     <a:prstGeom prst="rect">
                       <a:avLst/>
                     </a:prstGeom>
+                    <a:ln>
+                      <a:solidFill>
+                        <a:srgbClr val="FF0000"/>
+                      </a:solidFill>
+                    </a:ln>
                   </pic:spPr>
                 </pic:pic>
               </a:graphicData>
@@ -2066,11 +2435,19 @@
       </w:r>
     </w:p>
     <w:p>
-      <w:r>
-        <w:rPr>
-          <w:rFonts w:hint="eastAsia"/>
-        </w:rPr>
-        <w:t xml:space="preserve">Os_Start </w:t>
+      <w:proofErr w:type="spellStart"/>
+      <w:r>
+        <w:rPr>
+          <w:rFonts w:hint="eastAsia"/>
+        </w:rPr>
+        <w:t>Os_Start</w:t>
+      </w:r>
+      <w:proofErr w:type="spellEnd"/>
+      <w:r>
+        <w:rPr>
+          <w:rFonts w:hint="eastAsia"/>
+        </w:rPr>
+        <w:t xml:space="preserve"> </w:t>
       </w:r>
       <w:r>
         <w:rPr>
@@ -2100,9 +2477,9 @@
           <w:noProof/>
         </w:rPr>
         <w:drawing>
-          <wp:inline distT="0" distB="0" distL="0" distR="0" wp14:anchorId="27CB424F" wp14:editId="1576C480">
+          <wp:inline distT="0" distB="0" distL="0" distR="0" wp14:anchorId="27CB424F" wp14:editId="46C9D619">
             <wp:extent cx="2569029" cy="1748762"/>
-            <wp:effectExtent l="0" t="0" r="3175" b="4445"/>
+            <wp:effectExtent l="19050" t="19050" r="22225" b="23495"/>
             <wp:docPr id="25" name="圖片 25"/>
             <wp:cNvGraphicFramePr>
               <a:graphicFrameLocks xmlns:a="http://schemas.openxmlformats.org/drawingml/2006/main" noChangeAspect="1"/>
@@ -2128,6 +2505,11 @@
                     <a:prstGeom prst="rect">
                       <a:avLst/>
                     </a:prstGeom>
+                    <a:ln>
+                      <a:solidFill>
+                        <a:srgbClr val="FF0000"/>
+                      </a:solidFill>
+                    </a:ln>
                   </pic:spPr>
                 </pic:pic>
               </a:graphicData>
@@ -2143,12 +2525,14 @@
         </w:rPr>
         <w:t>在</w:t>
       </w:r>
+      <w:proofErr w:type="spellStart"/>
       <w:r>
         <w:rPr>
           <w:highlight w:val="white"/>
         </w:rPr>
         <w:t>OSIntExit</w:t>
       </w:r>
+      <w:proofErr w:type="spellEnd"/>
       <w:r>
         <w:rPr>
           <w:rFonts w:hint="eastAsia"/>
@@ -2156,8 +2540,13 @@
         </w:rPr>
         <w:t>中，要把</w:t>
       </w:r>
-      <w:r>
-        <w:t>OS_SchedNew()</w:t>
+      <w:proofErr w:type="spellStart"/>
+      <w:r>
+        <w:t>OS_SchedNew</w:t>
+      </w:r>
+      <w:proofErr w:type="spellEnd"/>
+      <w:r>
+        <w:t>()</w:t>
       </w:r>
       <w:r>
         <w:rPr>
@@ -2171,8 +2560,29 @@
         </w:rPr>
         <w:t>和</w:t>
       </w:r>
-      <w:r>
-        <w:t>OSTCBHighRdy = OSTCBPrioTbl[OSPrioHighRdy]</w:t>
+      <w:proofErr w:type="spellStart"/>
+      <w:r>
+        <w:t>OSTCBHighRdy</w:t>
+      </w:r>
+      <w:proofErr w:type="spellEnd"/>
+      <w:r>
+        <w:t xml:space="preserve"> = </w:t>
+      </w:r>
+      <w:proofErr w:type="spellStart"/>
+      <w:r>
+        <w:t>OSTCBPrioTbl</w:t>
+      </w:r>
+      <w:proofErr w:type="spellEnd"/>
+      <w:r>
+        <w:t>[</w:t>
+      </w:r>
+      <w:proofErr w:type="spellStart"/>
+      <w:r>
+        <w:t>OSPrioHighRdy</w:t>
+      </w:r>
+      <w:proofErr w:type="spellEnd"/>
+      <w:r>
+        <w:t>]</w:t>
       </w:r>
       <w:r>
         <w:rPr>
@@ -2186,11 +2596,19 @@
         </w:rPr>
         <w:t>註解掉，即</w:t>
       </w:r>
-      <w:r>
-        <w:rPr>
-          <w:rFonts w:hint="eastAsia"/>
-        </w:rPr>
-        <w:t>timetick ISR</w:t>
+      <w:proofErr w:type="spellStart"/>
+      <w:r>
+        <w:rPr>
+          <w:rFonts w:hint="eastAsia"/>
+        </w:rPr>
+        <w:t>timetick</w:t>
+      </w:r>
+      <w:proofErr w:type="spellEnd"/>
+      <w:r>
+        <w:rPr>
+          <w:rFonts w:hint="eastAsia"/>
+        </w:rPr>
+        <w:t xml:space="preserve"> ISR</w:t>
       </w:r>
       <w:r>
         <w:rPr>
@@ -2198,11 +2616,19 @@
         </w:rPr>
         <w:t>只使用</w:t>
       </w:r>
-      <w:r>
-        <w:rPr>
-          <w:rFonts w:hint="eastAsia"/>
-        </w:rPr>
-        <w:t>EDF_Scheduler()</w:t>
+      <w:proofErr w:type="spellStart"/>
+      <w:r>
+        <w:rPr>
+          <w:rFonts w:hint="eastAsia"/>
+        </w:rPr>
+        <w:t>EDF_Scheduler</w:t>
+      </w:r>
+      <w:proofErr w:type="spellEnd"/>
+      <w:r>
+        <w:rPr>
+          <w:rFonts w:hint="eastAsia"/>
+        </w:rPr>
+        <w:t>()</w:t>
       </w:r>
       <w:r>
         <w:rPr>
@@ -2232,9 +2658,9 @@
           <w:noProof/>
         </w:rPr>
         <w:drawing>
-          <wp:inline distT="0" distB="0" distL="0" distR="0" wp14:anchorId="6E171B42" wp14:editId="37EB2117">
+          <wp:inline distT="0" distB="0" distL="0" distR="0" wp14:anchorId="6E171B42" wp14:editId="44396854">
             <wp:extent cx="3035300" cy="2303438"/>
-            <wp:effectExtent l="0" t="0" r="0" b="1905"/>
+            <wp:effectExtent l="19050" t="19050" r="12700" b="20955"/>
             <wp:docPr id="15" name="圖片 15"/>
             <wp:cNvGraphicFramePr>
               <a:graphicFrameLocks xmlns:a="http://schemas.openxmlformats.org/drawingml/2006/main" noChangeAspect="1"/>
@@ -2260,6 +2686,11 @@
                     <a:prstGeom prst="rect">
                       <a:avLst/>
                     </a:prstGeom>
+                    <a:ln>
+                      <a:solidFill>
+                        <a:srgbClr val="FF0000"/>
+                      </a:solidFill>
+                    </a:ln>
                   </pic:spPr>
                 </pic:pic>
               </a:graphicData>
@@ -2303,6 +2734,7 @@
         </w:rPr>
         <w:t>在</w:t>
       </w:r>
+      <w:proofErr w:type="spellStart"/>
       <w:r>
         <w:rPr>
           <w:rFonts w:hint="eastAsia"/>
@@ -2312,6 +2744,7 @@
       <w:r>
         <w:t>s_core.c</w:t>
       </w:r>
+      <w:proofErr w:type="spellEnd"/>
       <w:r>
         <w:rPr>
           <w:rFonts w:hint="eastAsia"/>
@@ -2362,20 +2795,41 @@
         </w:numPr>
         <w:ind w:leftChars="0"/>
       </w:pPr>
-      <w:r>
-        <w:t xml:space="preserve">heap_up </w:t>
+      <w:proofErr w:type="spellStart"/>
+      <w:r>
+        <w:t>heap_up</w:t>
+      </w:r>
+      <w:proofErr w:type="spellEnd"/>
+      <w:r>
+        <w:t xml:space="preserve"> </w:t>
       </w:r>
       <w:r>
         <w:t>與</w:t>
       </w:r>
       <w:r>
-        <w:t xml:space="preserve"> heap_down </w:t>
+        <w:t xml:space="preserve"> </w:t>
+      </w:r>
+      <w:proofErr w:type="spellStart"/>
+      <w:r>
+        <w:t>heap_down</w:t>
+      </w:r>
+      <w:proofErr w:type="spellEnd"/>
+      <w:r>
+        <w:t xml:space="preserve"> </w:t>
       </w:r>
       <w:r>
         <w:t>分別執行向上或向下的</w:t>
       </w:r>
       <w:r>
-        <w:t xml:space="preserve"> heapify </w:t>
+        <w:t xml:space="preserve"> </w:t>
+      </w:r>
+      <w:proofErr w:type="spellStart"/>
+      <w:r>
+        <w:t>heapify</w:t>
+      </w:r>
+      <w:proofErr w:type="spellEnd"/>
+      <w:r>
+        <w:t xml:space="preserve"> </w:t>
       </w:r>
       <w:r>
         <w:t>以維持</w:t>
@@ -2399,8 +2853,13 @@
         </w:numPr>
         <w:ind w:leftChars="0"/>
       </w:pPr>
-      <w:r>
-        <w:t xml:space="preserve">EDF_HeapInsert </w:t>
+      <w:proofErr w:type="spellStart"/>
+      <w:r>
+        <w:t>EDF_HeapInsert</w:t>
+      </w:r>
+      <w:proofErr w:type="spellEnd"/>
+      <w:r>
+        <w:t xml:space="preserve"> </w:t>
       </w:r>
       <w:r>
         <w:t>將新節點插入堆中。</w:t>
@@ -2415,8 +2874,13 @@
         </w:numPr>
         <w:ind w:leftChars="0"/>
       </w:pPr>
-      <w:r>
-        <w:t xml:space="preserve">EDF_HeapExtractMin </w:t>
+      <w:proofErr w:type="spellStart"/>
+      <w:r>
+        <w:t>EDF_HeapExtractMin</w:t>
+      </w:r>
+      <w:proofErr w:type="spellEnd"/>
+      <w:r>
+        <w:t xml:space="preserve"> </w:t>
       </w:r>
       <w:r>
         <w:t>移除並回傳</w:t>
@@ -2440,11 +2904,24 @@
         </w:numPr>
         <w:ind w:leftChars="0"/>
       </w:pPr>
-      <w:r>
-        <w:t xml:space="preserve">EDF_HeapPeekMin </w:t>
-      </w:r>
-      <w:r>
-        <w:t>僅回傳最小節點不移除。</w:t>
+      <w:proofErr w:type="spellStart"/>
+      <w:r>
+        <w:t>EDF_HeapPeekMin</w:t>
+      </w:r>
+      <w:proofErr w:type="spellEnd"/>
+      <w:r>
+        <w:t xml:space="preserve"> </w:t>
+      </w:r>
+      <w:r>
+        <w:t>僅回傳最小節點</w:t>
+      </w:r>
+      <w:proofErr w:type="gramStart"/>
+      <w:r>
+        <w:t>不</w:t>
+      </w:r>
+      <w:proofErr w:type="gramEnd"/>
+      <w:r>
+        <w:t>移除。</w:t>
       </w:r>
     </w:p>
     <w:p>
@@ -2456,8 +2933,13 @@
         </w:numPr>
         <w:ind w:leftChars="0"/>
       </w:pPr>
-      <w:r>
-        <w:t xml:space="preserve">EDF_check_miss </w:t>
+      <w:proofErr w:type="spellStart"/>
+      <w:r>
+        <w:t>EDF_check_miss</w:t>
+      </w:r>
+      <w:proofErr w:type="spellEnd"/>
+      <w:r>
+        <w:t xml:space="preserve"> </w:t>
       </w:r>
       <w:r>
         <w:t>掃描</w:t>
@@ -2481,8 +2963,13 @@
         </w:numPr>
         <w:ind w:leftChars="0"/>
       </w:pPr>
-      <w:r>
-        <w:t xml:space="preserve">EDF_HeapInit </w:t>
+      <w:proofErr w:type="spellStart"/>
+      <w:r>
+        <w:t>EDF_HeapInit</w:t>
+      </w:r>
+      <w:proofErr w:type="spellEnd"/>
+      <w:r>
+        <w:t xml:space="preserve"> </w:t>
       </w:r>
       <w:r>
         <w:t>初始化</w:t>
@@ -2496,8 +2983,13 @@
       <w:r>
         <w:t>結構，</w:t>
       </w:r>
-      <w:r>
-        <w:t xml:space="preserve">EDF_HeapClear </w:t>
+      <w:proofErr w:type="spellStart"/>
+      <w:r>
+        <w:t>EDF_HeapClear</w:t>
+      </w:r>
+      <w:proofErr w:type="spellEnd"/>
+      <w:r>
+        <w:t xml:space="preserve"> </w:t>
       </w:r>
       <w:r>
         <w:t>清空</w:t>
@@ -2521,8 +3013,13 @@
         </w:numPr>
         <w:ind w:leftChars="0"/>
       </w:pPr>
-      <w:r>
-        <w:t xml:space="preserve">EDF_print </w:t>
+      <w:proofErr w:type="spellStart"/>
+      <w:r>
+        <w:t>EDF_print</w:t>
+      </w:r>
+      <w:proofErr w:type="spellEnd"/>
+      <w:r>
+        <w:t xml:space="preserve"> </w:t>
       </w:r>
       <w:r>
         <w:t>列印目前</w:t>
@@ -2546,9 +3043,9 @@
           <w:noProof/>
         </w:rPr>
         <w:drawing>
-          <wp:inline distT="0" distB="0" distL="0" distR="0" wp14:anchorId="29E78EA8" wp14:editId="68C526DC">
+          <wp:inline distT="0" distB="0" distL="0" distR="0" wp14:anchorId="29E78EA8" wp14:editId="60A10D04">
             <wp:extent cx="2743200" cy="1811906"/>
-            <wp:effectExtent l="0" t="0" r="0" b="0"/>
+            <wp:effectExtent l="19050" t="19050" r="19050" b="17145"/>
             <wp:docPr id="16" name="圖片 16"/>
             <wp:cNvGraphicFramePr>
               <a:graphicFrameLocks xmlns:a="http://schemas.openxmlformats.org/drawingml/2006/main" noChangeAspect="1"/>
@@ -2574,6 +3071,11 @@
                     <a:prstGeom prst="rect">
                       <a:avLst/>
                     </a:prstGeom>
+                    <a:ln>
+                      <a:solidFill>
+                        <a:srgbClr val="FF0000"/>
+                      </a:solidFill>
+                    </a:ln>
                   </pic:spPr>
                 </pic:pic>
               </a:graphicData>
@@ -2591,9 +3093,9 @@
           <w:noProof/>
         </w:rPr>
         <w:drawing>
-          <wp:inline distT="0" distB="0" distL="0" distR="0" wp14:anchorId="1366748A" wp14:editId="51F2A6EA">
+          <wp:inline distT="0" distB="0" distL="0" distR="0" wp14:anchorId="1366748A" wp14:editId="6AED134E">
             <wp:extent cx="3016250" cy="874067"/>
-            <wp:effectExtent l="0" t="0" r="0" b="2540"/>
+            <wp:effectExtent l="19050" t="19050" r="12700" b="21590"/>
             <wp:docPr id="17" name="圖片 17"/>
             <wp:cNvGraphicFramePr>
               <a:graphicFrameLocks xmlns:a="http://schemas.openxmlformats.org/drawingml/2006/main" noChangeAspect="1"/>
@@ -2619,6 +3121,11 @@
                     <a:prstGeom prst="rect">
                       <a:avLst/>
                     </a:prstGeom>
+                    <a:ln>
+                      <a:solidFill>
+                        <a:srgbClr val="FF0000"/>
+                      </a:solidFill>
+                    </a:ln>
                   </pic:spPr>
                 </pic:pic>
               </a:graphicData>
@@ -2628,11 +3135,19 @@
       </w:r>
     </w:p>
     <w:p>
-      <w:r>
-        <w:rPr>
-          <w:rFonts w:hint="eastAsia"/>
-        </w:rPr>
-        <w:t xml:space="preserve">heap_up </w:t>
+      <w:proofErr w:type="spellStart"/>
+      <w:r>
+        <w:rPr>
+          <w:rFonts w:hint="eastAsia"/>
+        </w:rPr>
+        <w:t>heap_up</w:t>
+      </w:r>
+      <w:proofErr w:type="spellEnd"/>
+      <w:r>
+        <w:rPr>
+          <w:rFonts w:hint="eastAsia"/>
+        </w:rPr>
+        <w:t xml:space="preserve"> </w:t>
       </w:r>
       <w:r>
         <w:rPr>
@@ -2655,7 +3170,21 @@
         <w:rPr>
           <w:rFonts w:hint="eastAsia"/>
         </w:rPr>
-        <w:t xml:space="preserve"> i </w:t>
+        <w:t xml:space="preserve"> </w:t>
+      </w:r>
+      <w:proofErr w:type="spellStart"/>
+      <w:r>
+        <w:rPr>
+          <w:rFonts w:hint="eastAsia"/>
+        </w:rPr>
+        <w:t>i</w:t>
+      </w:r>
+      <w:proofErr w:type="spellEnd"/>
+      <w:r>
+        <w:rPr>
+          <w:rFonts w:hint="eastAsia"/>
+        </w:rPr>
+        <w:t xml:space="preserve"> </w:t>
       </w:r>
       <w:r>
         <w:rPr>
@@ -2669,11 +3198,19 @@
         </w:rPr>
         <w:t xml:space="preserve"> deadline </w:t>
       </w:r>
-      <w:r>
-        <w:rPr>
-          <w:rFonts w:hint="eastAsia"/>
-        </w:rPr>
-        <w:t>比父節點小，或</w:t>
+      <w:proofErr w:type="gramStart"/>
+      <w:r>
+        <w:rPr>
+          <w:rFonts w:hint="eastAsia"/>
+        </w:rPr>
+        <w:t>比父節點</w:t>
+      </w:r>
+      <w:proofErr w:type="gramEnd"/>
+      <w:r>
+        <w:rPr>
+          <w:rFonts w:hint="eastAsia"/>
+        </w:rPr>
+        <w:t>小，或</w:t>
       </w:r>
       <w:r>
         <w:rPr>
@@ -2691,13 +3228,41 @@
         <w:rPr>
           <w:rFonts w:hint="eastAsia"/>
         </w:rPr>
-        <w:t xml:space="preserve"> task_id </w:t>
-      </w:r>
-      <w:r>
-        <w:rPr>
-          <w:rFonts w:hint="eastAsia"/>
-        </w:rPr>
-        <w:t>較小，就跟父節點交換，然後繼續往上迭代，否則停止。</w:t>
+        <w:t xml:space="preserve"> </w:t>
+      </w:r>
+      <w:proofErr w:type="spellStart"/>
+      <w:r>
+        <w:rPr>
+          <w:rFonts w:hint="eastAsia"/>
+        </w:rPr>
+        <w:t>task_id</w:t>
+      </w:r>
+      <w:proofErr w:type="spellEnd"/>
+      <w:r>
+        <w:rPr>
+          <w:rFonts w:hint="eastAsia"/>
+        </w:rPr>
+        <w:t xml:space="preserve"> </w:t>
+      </w:r>
+      <w:r>
+        <w:rPr>
+          <w:rFonts w:hint="eastAsia"/>
+        </w:rPr>
+        <w:t>較小，</w:t>
+      </w:r>
+      <w:proofErr w:type="gramStart"/>
+      <w:r>
+        <w:rPr>
+          <w:rFonts w:hint="eastAsia"/>
+        </w:rPr>
+        <w:t>就跟父節點</w:t>
+      </w:r>
+      <w:proofErr w:type="gramEnd"/>
+      <w:r>
+        <w:rPr>
+          <w:rFonts w:hint="eastAsia"/>
+        </w:rPr>
+        <w:t>交換，然後繼續往上迭代，否則停止。</w:t>
       </w:r>
       <w:r>
         <w:t>先</w:t>
@@ -2724,8 +3289,16 @@
         <w:rPr>
           <w:u w:val="single"/>
         </w:rPr>
-        <w:t xml:space="preserve"> task_id</w:t>
-      </w:r>
+        <w:t xml:space="preserve"> </w:t>
+      </w:r>
+      <w:proofErr w:type="spellStart"/>
+      <w:r>
+        <w:rPr>
+          <w:u w:val="single"/>
+        </w:rPr>
+        <w:t>task_id</w:t>
+      </w:r>
+      <w:proofErr w:type="spellEnd"/>
       <w:r>
         <w:rPr>
           <w:rFonts w:hint="eastAsia"/>
@@ -2742,9 +3315,9 @@
           <w:noProof/>
         </w:rPr>
         <w:drawing>
-          <wp:inline distT="0" distB="0" distL="0" distR="0" wp14:anchorId="66E23AFC" wp14:editId="5698AFE5">
+          <wp:inline distT="0" distB="0" distL="0" distR="0" wp14:anchorId="66E23AFC" wp14:editId="5BF00434">
             <wp:extent cx="3663950" cy="1951518"/>
-            <wp:effectExtent l="0" t="0" r="0" b="0"/>
+            <wp:effectExtent l="19050" t="19050" r="12700" b="10795"/>
             <wp:docPr id="18" name="圖片 18"/>
             <wp:cNvGraphicFramePr>
               <a:graphicFrameLocks xmlns:a="http://schemas.openxmlformats.org/drawingml/2006/main" noChangeAspect="1"/>
@@ -2770,6 +3343,11 @@
                     <a:prstGeom prst="rect">
                       <a:avLst/>
                     </a:prstGeom>
+                    <a:ln>
+                      <a:solidFill>
+                        <a:srgbClr val="FF0000"/>
+                      </a:solidFill>
+                    </a:ln>
                   </pic:spPr>
                 </pic:pic>
               </a:graphicData>
@@ -2779,11 +3357,19 @@
       </w:r>
     </w:p>
     <w:p>
-      <w:r>
-        <w:rPr>
-          <w:rFonts w:hint="eastAsia"/>
-        </w:rPr>
-        <w:t xml:space="preserve">heap_down </w:t>
+      <w:proofErr w:type="spellStart"/>
+      <w:r>
+        <w:rPr>
+          <w:rFonts w:hint="eastAsia"/>
+        </w:rPr>
+        <w:t>heap_down</w:t>
+      </w:r>
+      <w:proofErr w:type="spellEnd"/>
+      <w:r>
+        <w:rPr>
+          <w:rFonts w:hint="eastAsia"/>
+        </w:rPr>
+        <w:t xml:space="preserve"> </w:t>
       </w:r>
       <w:r>
         <w:rPr>
@@ -2806,13 +3392,41 @@
         <w:rPr>
           <w:rFonts w:hint="eastAsia"/>
         </w:rPr>
-        <w:t xml:space="preserve"> i </w:t>
-      </w:r>
-      <w:r>
-        <w:rPr>
-          <w:rFonts w:hint="eastAsia"/>
-        </w:rPr>
-        <w:t>開始，不斷往下比較左右子節點。看左子節點（</w:t>
+        <w:t xml:space="preserve"> </w:t>
+      </w:r>
+      <w:proofErr w:type="spellStart"/>
+      <w:r>
+        <w:rPr>
+          <w:rFonts w:hint="eastAsia"/>
+        </w:rPr>
+        <w:t>i</w:t>
+      </w:r>
+      <w:proofErr w:type="spellEnd"/>
+      <w:r>
+        <w:rPr>
+          <w:rFonts w:hint="eastAsia"/>
+        </w:rPr>
+        <w:t xml:space="preserve"> </w:t>
+      </w:r>
+      <w:r>
+        <w:rPr>
+          <w:rFonts w:hint="eastAsia"/>
+        </w:rPr>
+        <w:t>開始，不斷往下比較左右子節點。</w:t>
+      </w:r>
+      <w:proofErr w:type="gramStart"/>
+      <w:r>
+        <w:rPr>
+          <w:rFonts w:hint="eastAsia"/>
+        </w:rPr>
+        <w:t>看左子</w:t>
+      </w:r>
+      <w:proofErr w:type="gramEnd"/>
+      <w:r>
+        <w:rPr>
+          <w:rFonts w:hint="eastAsia"/>
+        </w:rPr>
+        <w:t>節點（</w:t>
       </w:r>
       <w:r>
         <w:rPr>
@@ -2824,7 +3438,21 @@
         <w:rPr>
           <w:rFonts w:hint="eastAsia"/>
         </w:rPr>
-        <w:t>）和右子節點（</w:t>
+        <w:t>）</w:t>
+      </w:r>
+      <w:proofErr w:type="gramStart"/>
+      <w:r>
+        <w:rPr>
+          <w:rFonts w:hint="eastAsia"/>
+        </w:rPr>
+        <w:t>和右子節點</w:t>
+      </w:r>
+      <w:proofErr w:type="gramEnd"/>
+      <w:r>
+        <w:rPr>
+          <w:rFonts w:hint="eastAsia"/>
+        </w:rPr>
+        <w:t>（</w:t>
       </w:r>
       <w:r>
         <w:rPr>
@@ -2836,7 +3464,35 @@
         <w:rPr>
           <w:rFonts w:hint="eastAsia"/>
         </w:rPr>
-        <w:t>）哪個最小，最小判準同樣是先比</w:t>
+        <w:t>）哪</w:t>
+      </w:r>
+      <w:proofErr w:type="gramStart"/>
+      <w:r>
+        <w:rPr>
+          <w:rFonts w:hint="eastAsia"/>
+        </w:rPr>
+        <w:t>個</w:t>
+      </w:r>
+      <w:proofErr w:type="gramEnd"/>
+      <w:r>
+        <w:rPr>
+          <w:rFonts w:hint="eastAsia"/>
+        </w:rPr>
+        <w:t>最小，最小判</w:t>
+      </w:r>
+      <w:proofErr w:type="gramStart"/>
+      <w:r>
+        <w:rPr>
+          <w:rFonts w:hint="eastAsia"/>
+        </w:rPr>
+        <w:t>準</w:t>
+      </w:r>
+      <w:proofErr w:type="gramEnd"/>
+      <w:r>
+        <w:rPr>
+          <w:rFonts w:hint="eastAsia"/>
+        </w:rPr>
+        <w:t>同樣是先比</w:t>
       </w:r>
       <w:r>
         <w:rPr>
@@ -2854,32 +3510,76 @@
         <w:rPr>
           <w:rFonts w:hint="eastAsia"/>
         </w:rPr>
-        <w:t xml:space="preserve"> task_id</w:t>
-      </w:r>
-      <w:r>
-        <w:rPr>
-          <w:rFonts w:hint="eastAsia"/>
-        </w:rPr>
-        <w:t>，如果有子節點比自己更小，就跟子節點交換，並把</w:t>
-      </w:r>
-      <w:r>
-        <w:rPr>
-          <w:rFonts w:hint="eastAsia"/>
-        </w:rPr>
-        <w:t xml:space="preserve"> i </w:t>
-      </w:r>
-      <w:r>
-        <w:rPr>
-          <w:rFonts w:hint="eastAsia"/>
-        </w:rPr>
-        <w:t>更新到子節點索引，然後繼續迭</w:t>
+        <w:t xml:space="preserve"> </w:t>
+      </w:r>
+      <w:proofErr w:type="spellStart"/>
+      <w:r>
+        <w:rPr>
+          <w:rFonts w:hint="eastAsia"/>
+        </w:rPr>
+        <w:t>task_id</w:t>
+      </w:r>
+      <w:proofErr w:type="spellEnd"/>
+      <w:r>
+        <w:rPr>
+          <w:rFonts w:hint="eastAsia"/>
+        </w:rPr>
+        <w:t>，如果有子</w:t>
       </w:r>
       <w:r>
         <w:rPr>
           <w:rFonts w:hint="eastAsia"/>
         </w:rPr>
         <w:lastRenderedPageBreak/>
-        <w:t>代，否則停止。</w:t>
+        <w:t>節點比自己更小，</w:t>
+      </w:r>
+      <w:proofErr w:type="gramStart"/>
+      <w:r>
+        <w:rPr>
+          <w:rFonts w:hint="eastAsia"/>
+        </w:rPr>
+        <w:t>就跟子節點</w:t>
+      </w:r>
+      <w:proofErr w:type="gramEnd"/>
+      <w:r>
+        <w:rPr>
+          <w:rFonts w:hint="eastAsia"/>
+        </w:rPr>
+        <w:t>交換，並把</w:t>
+      </w:r>
+      <w:r>
+        <w:rPr>
+          <w:rFonts w:hint="eastAsia"/>
+        </w:rPr>
+        <w:t xml:space="preserve"> </w:t>
+      </w:r>
+      <w:proofErr w:type="spellStart"/>
+      <w:r>
+        <w:rPr>
+          <w:rFonts w:hint="eastAsia"/>
+        </w:rPr>
+        <w:t>i</w:t>
+      </w:r>
+      <w:proofErr w:type="spellEnd"/>
+      <w:r>
+        <w:rPr>
+          <w:rFonts w:hint="eastAsia"/>
+        </w:rPr>
+        <w:t xml:space="preserve"> </w:t>
+      </w:r>
+      <w:proofErr w:type="gramStart"/>
+      <w:r>
+        <w:rPr>
+          <w:rFonts w:hint="eastAsia"/>
+        </w:rPr>
+        <w:t>更新到子節點</w:t>
+      </w:r>
+      <w:proofErr w:type="gramEnd"/>
+      <w:r>
+        <w:rPr>
+          <w:rFonts w:hint="eastAsia"/>
+        </w:rPr>
+        <w:t>索引，然後繼續迭代，否則停止。</w:t>
       </w:r>
       <w:r>
         <w:rPr>
@@ -2903,13 +3603,21 @@
         <w:rPr>
           <w:u w:val="single"/>
         </w:rPr>
-        <w:t xml:space="preserve"> task_id</w:t>
-      </w:r>
-      <w:r>
-        <w:rPr>
-          <w:rFonts w:hint="eastAsia"/>
+        <w:t xml:space="preserve"> </w:t>
+      </w:r>
+      <w:proofErr w:type="spellStart"/>
+      <w:r>
+        <w:rPr>
           <w:u w:val="single"/>
         </w:rPr>
+        <w:t>task_id</w:t>
+      </w:r>
+      <w:proofErr w:type="spellEnd"/>
+      <w:r>
+        <w:rPr>
+          <w:rFonts w:hint="eastAsia"/>
+          <w:u w:val="single"/>
+        </w:rPr>
         <w:t>。</w:t>
       </w:r>
     </w:p>
@@ -2922,9 +3630,9 @@
           <w:noProof/>
         </w:rPr>
         <w:drawing>
-          <wp:inline distT="0" distB="0" distL="0" distR="0" wp14:anchorId="36C4D22E" wp14:editId="190F9854">
+          <wp:inline distT="0" distB="0" distL="0" distR="0" wp14:anchorId="36C4D22E" wp14:editId="4B928A87">
             <wp:extent cx="4381500" cy="3663558"/>
-            <wp:effectExtent l="0" t="0" r="0" b="0"/>
+            <wp:effectExtent l="19050" t="19050" r="19050" b="13335"/>
             <wp:docPr id="19" name="圖片 19"/>
             <wp:cNvGraphicFramePr>
               <a:graphicFrameLocks xmlns:a="http://schemas.openxmlformats.org/drawingml/2006/main" noChangeAspect="1"/>
@@ -2950,6 +3658,11 @@
                     <a:prstGeom prst="rect">
                       <a:avLst/>
                     </a:prstGeom>
+                    <a:ln>
+                      <a:solidFill>
+                        <a:srgbClr val="FF0000"/>
+                      </a:solidFill>
+                    </a:ln>
                   </pic:spPr>
                 </pic:pic>
               </a:graphicData>
@@ -2962,9 +3675,9 @@
           <w:noProof/>
         </w:rPr>
         <w:drawing>
-          <wp:inline distT="0" distB="0" distL="0" distR="0" wp14:anchorId="7D892361" wp14:editId="5D0E6161">
+          <wp:inline distT="0" distB="0" distL="0" distR="0" wp14:anchorId="7D892361" wp14:editId="31A662B3">
             <wp:extent cx="3218069" cy="2857500"/>
-            <wp:effectExtent l="0" t="0" r="1905" b="0"/>
+            <wp:effectExtent l="19050" t="19050" r="20955" b="19050"/>
             <wp:docPr id="20" name="圖片 20"/>
             <wp:cNvGraphicFramePr>
               <a:graphicFrameLocks xmlns:a="http://schemas.openxmlformats.org/drawingml/2006/main" noChangeAspect="1"/>
@@ -2990,6 +3703,11 @@
                     <a:prstGeom prst="rect">
                       <a:avLst/>
                     </a:prstGeom>
+                    <a:ln>
+                      <a:solidFill>
+                        <a:srgbClr val="FF0000"/>
+                      </a:solidFill>
+                    </a:ln>
                   </pic:spPr>
                 </pic:pic>
               </a:graphicData>
@@ -3003,9 +3721,9 @@
         </w:rPr>
         <w:lastRenderedPageBreak/>
         <w:drawing>
-          <wp:inline distT="0" distB="0" distL="0" distR="0" wp14:anchorId="7706F8B1" wp14:editId="2CF9BD7A">
+          <wp:inline distT="0" distB="0" distL="0" distR="0" wp14:anchorId="7706F8B1" wp14:editId="4556B526">
             <wp:extent cx="2979420" cy="3312041"/>
-            <wp:effectExtent l="0" t="0" r="0" b="3175"/>
+            <wp:effectExtent l="19050" t="19050" r="11430" b="22225"/>
             <wp:docPr id="21" name="圖片 21"/>
             <wp:cNvGraphicFramePr>
               <a:graphicFrameLocks xmlns:a="http://schemas.openxmlformats.org/drawingml/2006/main" noChangeAspect="1"/>
@@ -3031,6 +3749,11 @@
                     <a:prstGeom prst="rect">
                       <a:avLst/>
                     </a:prstGeom>
+                    <a:ln>
+                      <a:solidFill>
+                        <a:srgbClr val="FF0000"/>
+                      </a:solidFill>
+                    </a:ln>
                   </pic:spPr>
                 </pic:pic>
               </a:graphicData>
@@ -3043,9 +3766,9 @@
           <w:noProof/>
         </w:rPr>
         <w:drawing>
-          <wp:inline distT="0" distB="0" distL="0" distR="0" wp14:anchorId="6B0DA978" wp14:editId="1618BEB4">
+          <wp:inline distT="0" distB="0" distL="0" distR="0" wp14:anchorId="6B0DA978" wp14:editId="15CF373A">
             <wp:extent cx="3954780" cy="1741284"/>
-            <wp:effectExtent l="0" t="0" r="7620" b="0"/>
+            <wp:effectExtent l="19050" t="19050" r="26670" b="11430"/>
             <wp:docPr id="22" name="圖片 22"/>
             <wp:cNvGraphicFramePr>
               <a:graphicFrameLocks xmlns:a="http://schemas.openxmlformats.org/drawingml/2006/main" noChangeAspect="1"/>
@@ -3071,6 +3794,11 @@
                     <a:prstGeom prst="rect">
                       <a:avLst/>
                     </a:prstGeom>
+                    <a:ln>
+                      <a:solidFill>
+                        <a:srgbClr val="FF0000"/>
+                      </a:solidFill>
+                    </a:ln>
                   </pic:spPr>
                 </pic:pic>
               </a:graphicData>
@@ -3087,11 +3815,19 @@
         </w:rPr>
         <w:t>以下為</w:t>
       </w:r>
-      <w:r>
-        <w:rPr>
-          <w:rFonts w:hint="eastAsia"/>
-        </w:rPr>
-        <w:t xml:space="preserve">EDF_node </w:t>
+      <w:proofErr w:type="spellStart"/>
+      <w:r>
+        <w:rPr>
+          <w:rFonts w:hint="eastAsia"/>
+        </w:rPr>
+        <w:t>EDF_node</w:t>
+      </w:r>
+      <w:proofErr w:type="spellEnd"/>
+      <w:r>
+        <w:rPr>
+          <w:rFonts w:hint="eastAsia"/>
+        </w:rPr>
+        <w:t xml:space="preserve"> </w:t>
       </w:r>
       <w:r>
         <w:rPr>
@@ -3115,7 +3851,21 @@
         <w:rPr>
           <w:rFonts w:hint="eastAsia"/>
         </w:rPr>
-        <w:t xml:space="preserve"> (ucosii.h)</w:t>
+        <w:t xml:space="preserve"> (</w:t>
+      </w:r>
+      <w:proofErr w:type="spellStart"/>
+      <w:r>
+        <w:rPr>
+          <w:rFonts w:hint="eastAsia"/>
+        </w:rPr>
+        <w:t>ucosii.h</w:t>
+      </w:r>
+      <w:proofErr w:type="spellEnd"/>
+      <w:r>
+        <w:rPr>
+          <w:rFonts w:hint="eastAsia"/>
+        </w:rPr>
+        <w:t>)</w:t>
       </w:r>
       <w:r>
         <w:rPr>
@@ -3133,9 +3883,9 @@
           <w:noProof/>
         </w:rPr>
         <w:drawing>
-          <wp:inline distT="0" distB="0" distL="0" distR="0" wp14:anchorId="09E7D899" wp14:editId="2267448A">
+          <wp:inline distT="0" distB="0" distL="0" distR="0" wp14:anchorId="09E7D899" wp14:editId="69C66369">
             <wp:extent cx="3167743" cy="2322169"/>
-            <wp:effectExtent l="0" t="0" r="0" b="2540"/>
+            <wp:effectExtent l="19050" t="19050" r="13970" b="21590"/>
             <wp:docPr id="23" name="圖片 23"/>
             <wp:cNvGraphicFramePr>
               <a:graphicFrameLocks xmlns:a="http://schemas.openxmlformats.org/drawingml/2006/main" noChangeAspect="1"/>
@@ -3161,6 +3911,11 @@
                     <a:prstGeom prst="rect">
                       <a:avLst/>
                     </a:prstGeom>
+                    <a:ln>
+                      <a:solidFill>
+                        <a:srgbClr val="FF0000"/>
+                      </a:solidFill>
+                    </a:ln>
                   </pic:spPr>
                 </pic:pic>
               </a:graphicData>
@@ -3170,12 +3925,14 @@
       </w:r>
     </w:p>
     <w:p>
+      <w:proofErr w:type="spellStart"/>
       <w:r>
         <w:rPr>
           <w:rFonts w:hint="eastAsia"/>
         </w:rPr>
         <w:t>os_cfg.h</w:t>
       </w:r>
+      <w:proofErr w:type="spellEnd"/>
       <w:r>
         <w:rPr>
           <w:rFonts w:hint="eastAsia"/>
@@ -3207,9 +3964,9 @@
           <w:noProof/>
         </w:rPr>
         <w:drawing>
-          <wp:inline distT="0" distB="0" distL="0" distR="0" wp14:anchorId="4887145A" wp14:editId="45559C72">
+          <wp:inline distT="0" distB="0" distL="0" distR="0" wp14:anchorId="4887145A" wp14:editId="126F6B2E">
             <wp:extent cx="2449285" cy="249763"/>
-            <wp:effectExtent l="0" t="0" r="0" b="0"/>
+            <wp:effectExtent l="19050" t="19050" r="8255" b="17145"/>
             <wp:docPr id="24" name="圖片 24"/>
             <wp:cNvGraphicFramePr>
               <a:graphicFrameLocks xmlns:a="http://schemas.openxmlformats.org/drawingml/2006/main" noChangeAspect="1"/>
@@ -3235,6 +3992,11 @@
                     <a:prstGeom prst="rect">
                       <a:avLst/>
                     </a:prstGeom>
+                    <a:ln>
+                      <a:solidFill>
+                        <a:srgbClr val="FF0000"/>
+                      </a:solidFill>
+                    </a:ln>
                   </pic:spPr>
                 </pic:pic>
               </a:graphicData>
@@ -3244,11 +4006,6 @@
       </w:r>
     </w:p>
     <w:p>
-      <w:pPr>
-        <w:rPr>
-          <w:rFonts w:hint="eastAsia"/>
-        </w:rPr>
-      </w:pPr>
       <w:r>
         <w:lastRenderedPageBreak/>
         <w:t>Task</w:t>
@@ -3257,8 +4014,23 @@
         <w:rPr>
           <w:rFonts w:hint="eastAsia"/>
         </w:rPr>
-        <w:t>只跑無窮迴圈，只在</w:t>
-      </w:r>
+        <w:t>只跑無窮</w:t>
+      </w:r>
+      <w:proofErr w:type="gramStart"/>
+      <w:r>
+        <w:rPr>
+          <w:rFonts w:hint="eastAsia"/>
+        </w:rPr>
+        <w:t>迴</w:t>
+      </w:r>
+      <w:proofErr w:type="gramEnd"/>
+      <w:r>
+        <w:rPr>
+          <w:rFonts w:hint="eastAsia"/>
+        </w:rPr>
+        <w:t>圈，只在</w:t>
+      </w:r>
+      <w:proofErr w:type="spellStart"/>
       <w:r>
         <w:rPr>
           <w:rFonts w:hint="eastAsia"/>
@@ -3268,6 +4040,7 @@
       <w:r>
         <w:t>k</w:t>
       </w:r>
+      <w:proofErr w:type="spellEnd"/>
       <w:r>
         <w:rPr>
           <w:rFonts w:hint="eastAsia"/>
@@ -3280,10 +4053,13 @@
         <w:jc w:val="center"/>
       </w:pPr>
       <w:r>
+        <w:rPr>
+          <w:noProof/>
+        </w:rPr>
         <w:drawing>
-          <wp:inline distT="0" distB="0" distL="0" distR="0" wp14:anchorId="367C1908" wp14:editId="1947F2EE">
+          <wp:inline distT="0" distB="0" distL="0" distR="0" wp14:anchorId="367C1908" wp14:editId="35490D0C">
             <wp:extent cx="3747655" cy="927213"/>
-            <wp:effectExtent l="0" t="0" r="5715" b="6350"/>
+            <wp:effectExtent l="19050" t="19050" r="24765" b="25400"/>
             <wp:docPr id="14" name="圖片 14"/>
             <wp:cNvGraphicFramePr>
               <a:graphicFrameLocks xmlns:a="http://schemas.openxmlformats.org/drawingml/2006/main" noChangeAspect="1"/>
@@ -3309,6 +4085,11 @@
                     <a:prstGeom prst="rect">
                       <a:avLst/>
                     </a:prstGeom>
+                    <a:ln>
+                      <a:solidFill>
+                        <a:srgbClr val="FF0000"/>
+                      </a:solidFill>
+                    </a:ln>
                   </pic:spPr>
                 </pic:pic>
               </a:graphicData>
@@ -3322,7 +4103,15 @@
         <w:pStyle w:val="1"/>
       </w:pPr>
       <w:r>
-        <w:t>[ PART II ] CUS Scheduler Implementation [50%]</w:t>
+        <w:t xml:space="preserve">[ PART </w:t>
+      </w:r>
+      <w:proofErr w:type="gramStart"/>
+      <w:r>
+        <w:t>II ]</w:t>
+      </w:r>
+      <w:proofErr w:type="gramEnd"/>
+      <w:r>
+        <w:t xml:space="preserve"> CUS Scheduler Implementation [50%]</w:t>
       </w:r>
     </w:p>
     <w:p>
@@ -3357,6 +4146,9 @@
         <w:jc w:val="center"/>
       </w:pPr>
       <w:r>
+        <w:rPr>
+          <w:noProof/>
+        </w:rPr>
         <w:drawing>
           <wp:inline distT="0" distB="0" distL="0" distR="0" wp14:anchorId="19F3B3CB" wp14:editId="7CE5E18C">
             <wp:extent cx="2126673" cy="1066649"/>
@@ -3395,11 +4187,6 @@
       </w:r>
     </w:p>
     <w:p>
-      <w:pPr>
-        <w:rPr>
-          <w:rFonts w:hint="eastAsia"/>
-        </w:rPr>
-      </w:pPr>
       <w:r>
         <w:rPr>
           <w:rFonts w:hint="eastAsia"/>
@@ -3464,16 +4251,18 @@
     <w:p>
       <w:pPr>
         <w:jc w:val="center"/>
-        <w:rPr>
-          <w:rFonts w:hint="eastAsia"/>
-        </w:rPr>
+      </w:pPr>
+    </w:p>
+    <w:p>
+      <w:pPr>
+        <w:jc w:val="center"/>
       </w:pPr>
       <w:r>
         <w:drawing>
-          <wp:inline distT="0" distB="0" distL="0" distR="0" wp14:anchorId="075084D9" wp14:editId="0675269A">
-            <wp:extent cx="4419600" cy="2439666"/>
-            <wp:effectExtent l="0" t="0" r="0" b="0"/>
-            <wp:docPr id="48" name="圖片 48"/>
+          <wp:inline distT="0" distB="0" distL="0" distR="0" wp14:anchorId="02E8AAA2" wp14:editId="07B24902">
+            <wp:extent cx="3783259" cy="2085975"/>
+            <wp:effectExtent l="0" t="0" r="8255" b="0"/>
+            <wp:docPr id="26" name="圖片 26"/>
             <wp:cNvGraphicFramePr>
               <a:graphicFrameLocks xmlns:a="http://schemas.openxmlformats.org/drawingml/2006/main" noChangeAspect="1"/>
             </wp:cNvGraphicFramePr>
@@ -3484,20 +4273,27 @@
                     <pic:cNvPr id="1" name=""/>
                     <pic:cNvPicPr/>
                   </pic:nvPicPr>
-                  <pic:blipFill>
+                  <pic:blipFill rotWithShape="1">
                     <a:blip r:embed="rId31"/>
-                    <a:stretch>
-                      <a:fillRect/>
-                    </a:stretch>
+                    <a:srcRect r="47267" b="35703"/>
+                    <a:stretch/>
                   </pic:blipFill>
-                  <pic:spPr>
+                  <pic:spPr bwMode="auto">
                     <a:xfrm>
                       <a:off x="0" y="0"/>
-                      <a:ext cx="4430405" cy="2445631"/>
+                      <a:ext cx="3794735" cy="2092302"/>
                     </a:xfrm>
                     <a:prstGeom prst="rect">
                       <a:avLst/>
                     </a:prstGeom>
+                    <a:ln>
+                      <a:noFill/>
+                    </a:ln>
+                    <a:extLst>
+                      <a:ext uri="{53640926-AAD7-44D8-BBD7-CCE9431645EC}">
+                        <a14:shadowObscured xmlns:a14="http://schemas.microsoft.com/office/drawing/2010/main"/>
+                      </a:ext>
+                    </a:extLst>
                   </pic:spPr>
                 </pic:pic>
               </a:graphicData>
@@ -3520,6 +4316,9 @@
         <w:jc w:val="center"/>
       </w:pPr>
       <w:r>
+        <w:rPr>
+          <w:noProof/>
+        </w:rPr>
         <w:drawing>
           <wp:inline distT="0" distB="0" distL="0" distR="0" wp14:anchorId="045A0689" wp14:editId="6E3E4D31">
             <wp:extent cx="2964873" cy="1102325"/>
@@ -3560,11 +4359,11 @@
     <w:p>
       <w:pPr>
         <w:jc w:val="center"/>
-        <w:rPr>
-          <w:rFonts w:hint="eastAsia"/>
-        </w:rPr>
-      </w:pPr>
-      <w:r>
+      </w:pPr>
+      <w:r>
+        <w:rPr>
+          <w:noProof/>
+        </w:rPr>
         <w:lastRenderedPageBreak/>
         <w:drawing>
           <wp:inline distT="0" distB="0" distL="0" distR="0" wp14:anchorId="604C0EC0" wp14:editId="4D180670">
@@ -3609,13 +4408,7 @@
         <w:spacing w:before="360"/>
       </w:pPr>
       <w:r>
-        <w:t xml:space="preserve">Taskset </w:t>
-      </w:r>
-      <w:r>
-        <w:t>3</w:t>
-      </w:r>
-      <w:r>
-        <w:t>:</w:t>
+        <w:t>Taskset 3:</w:t>
       </w:r>
     </w:p>
     <w:p>
@@ -3623,6 +4416,9 @@
         <w:jc w:val="center"/>
       </w:pPr>
       <w:r>
+        <w:rPr>
+          <w:noProof/>
+        </w:rPr>
         <w:drawing>
           <wp:inline distT="0" distB="0" distL="0" distR="0" wp14:anchorId="62601510" wp14:editId="12EA683E">
             <wp:extent cx="2320637" cy="1051113"/>
@@ -3663,13 +4459,13 @@
     <w:p>
       <w:pPr>
         <w:jc w:val="center"/>
-        <w:rPr>
-          <w:rFonts w:hint="eastAsia"/>
-        </w:rPr>
-      </w:pPr>
-      <w:r>
+      </w:pPr>
+      <w:r>
+        <w:rPr>
+          <w:noProof/>
+        </w:rPr>
         <w:drawing>
-          <wp:inline distT="0" distB="0" distL="0" distR="0" wp14:anchorId="4895D2EC" wp14:editId="11DE31DC">
+          <wp:inline distT="0" distB="0" distL="0" distR="0" wp14:anchorId="4895D2EC" wp14:editId="7D272ABD">
             <wp:extent cx="4700842" cy="2044238"/>
             <wp:effectExtent l="0" t="0" r="5080" b="0"/>
             <wp:docPr id="45" name="圖片 45"/>
@@ -3714,22 +4510,25 @@
       </w:r>
     </w:p>
     <w:p>
-      <w:pPr>
-        <w:rPr>
-          <w:rFonts w:hint="eastAsia"/>
-        </w:rPr>
-      </w:pPr>
       <w:r>
         <w:rPr>
           <w:rFonts w:hint="eastAsia"/>
         </w:rPr>
         <w:t>在</w:t>
       </w:r>
-      <w:r>
-        <w:rPr>
-          <w:rFonts w:hint="eastAsia"/>
-        </w:rPr>
-        <w:t xml:space="preserve">ucosii.h </w:t>
+      <w:proofErr w:type="spellStart"/>
+      <w:r>
+        <w:rPr>
+          <w:rFonts w:hint="eastAsia"/>
+        </w:rPr>
+        <w:t>ucosii.h</w:t>
+      </w:r>
+      <w:proofErr w:type="spellEnd"/>
+      <w:r>
+        <w:rPr>
+          <w:rFonts w:hint="eastAsia"/>
+        </w:rPr>
+        <w:t xml:space="preserve"> </w:t>
       </w:r>
       <w:r>
         <w:rPr>
@@ -3755,10 +4554,13 @@
         <w:jc w:val="center"/>
       </w:pPr>
       <w:r>
+        <w:rPr>
+          <w:noProof/>
+        </w:rPr>
         <w:drawing>
-          <wp:inline distT="0" distB="0" distL="0" distR="0" wp14:anchorId="15675B91" wp14:editId="09050913">
+          <wp:inline distT="0" distB="0" distL="0" distR="0" wp14:anchorId="15675B91" wp14:editId="57380DE3">
             <wp:extent cx="3151909" cy="673223"/>
-            <wp:effectExtent l="0" t="0" r="0" b="0"/>
+            <wp:effectExtent l="19050" t="19050" r="10795" b="12700"/>
             <wp:docPr id="27" name="圖片 27"/>
             <wp:cNvGraphicFramePr>
               <a:graphicFrameLocks xmlns:a="http://schemas.openxmlformats.org/drawingml/2006/main" noChangeAspect="1"/>
@@ -3784,6 +4586,11 @@
                     <a:prstGeom prst="rect">
                       <a:avLst/>
                     </a:prstGeom>
+                    <a:ln>
+                      <a:solidFill>
+                        <a:srgbClr val="FF0000"/>
+                      </a:solidFill>
+                    </a:ln>
                   </pic:spPr>
                 </pic:pic>
               </a:graphicData>
@@ -3797,11 +4604,14 @@
         <w:jc w:val="center"/>
       </w:pPr>
       <w:r>
+        <w:rPr>
+          <w:noProof/>
+        </w:rPr>
         <w:lastRenderedPageBreak/>
         <w:drawing>
-          <wp:inline distT="0" distB="0" distL="0" distR="0" wp14:anchorId="3EB91920" wp14:editId="081B1B55">
+          <wp:inline distT="0" distB="0" distL="0" distR="0" wp14:anchorId="3EB91920" wp14:editId="6E7EB297">
             <wp:extent cx="1766455" cy="2286249"/>
-            <wp:effectExtent l="0" t="0" r="5715" b="0"/>
+            <wp:effectExtent l="19050" t="19050" r="24765" b="19050"/>
             <wp:docPr id="28" name="圖片 28"/>
             <wp:cNvGraphicFramePr>
               <a:graphicFrameLocks xmlns:a="http://schemas.openxmlformats.org/drawingml/2006/main" noChangeAspect="1"/>
@@ -3827,6 +4637,11 @@
                     <a:prstGeom prst="rect">
                       <a:avLst/>
                     </a:prstGeom>
+                    <a:ln>
+                      <a:solidFill>
+                        <a:srgbClr val="FF0000"/>
+                      </a:solidFill>
+                    </a:ln>
                   </pic:spPr>
                 </pic:pic>
               </a:graphicData>
@@ -3842,11 +4657,19 @@
         </w:rPr>
         <w:t>在</w:t>
       </w:r>
-      <w:r>
-        <w:rPr>
-          <w:rFonts w:hint="eastAsia"/>
-        </w:rPr>
-        <w:t xml:space="preserve">os_cfg.h </w:t>
+      <w:proofErr w:type="spellStart"/>
+      <w:r>
+        <w:rPr>
+          <w:rFonts w:hint="eastAsia"/>
+        </w:rPr>
+        <w:t>os_cfg.h</w:t>
+      </w:r>
+      <w:proofErr w:type="spellEnd"/>
+      <w:r>
+        <w:rPr>
+          <w:rFonts w:hint="eastAsia"/>
+        </w:rPr>
+        <w:t xml:space="preserve"> </w:t>
       </w:r>
       <w:r>
         <w:rPr>
@@ -3860,10 +4683,13 @@
         <w:jc w:val="center"/>
       </w:pPr>
       <w:r>
+        <w:rPr>
+          <w:noProof/>
+        </w:rPr>
         <w:drawing>
-          <wp:inline distT="0" distB="0" distL="0" distR="0" wp14:anchorId="14C3D31F" wp14:editId="3786FF24">
+          <wp:inline distT="0" distB="0" distL="0" distR="0" wp14:anchorId="14C3D31F" wp14:editId="531A8FCA">
             <wp:extent cx="3820058" cy="571580"/>
-            <wp:effectExtent l="0" t="0" r="0" b="0"/>
+            <wp:effectExtent l="19050" t="19050" r="9525" b="19050"/>
             <wp:docPr id="29" name="圖片 29"/>
             <wp:cNvGraphicFramePr>
               <a:graphicFrameLocks xmlns:a="http://schemas.openxmlformats.org/drawingml/2006/main" noChangeAspect="1"/>
@@ -3889,6 +4715,11 @@
                     <a:prstGeom prst="rect">
                       <a:avLst/>
                     </a:prstGeom>
+                    <a:ln>
+                      <a:solidFill>
+                        <a:srgbClr val="FF0000"/>
+                      </a:solidFill>
+                    </a:ln>
                   </pic:spPr>
                 </pic:pic>
               </a:graphicData>
@@ -3898,11 +4729,6 @@
       </w:r>
     </w:p>
     <w:p>
-      <w:pPr>
-        <w:rPr>
-          <w:rFonts w:hint="eastAsia"/>
-        </w:rPr>
-      </w:pPr>
       <w:r>
         <w:rPr>
           <w:rFonts w:hint="eastAsia"/>
@@ -3921,11 +4747,19 @@
         </w:rPr>
         <w:t>，在</w:t>
       </w:r>
-      <w:r>
-        <w:rPr>
-          <w:rFonts w:hint="eastAsia"/>
-        </w:rPr>
-        <w:t xml:space="preserve">os_core.c </w:t>
+      <w:proofErr w:type="spellStart"/>
+      <w:r>
+        <w:rPr>
+          <w:rFonts w:hint="eastAsia"/>
+        </w:rPr>
+        <w:t>os_core.c</w:t>
+      </w:r>
+      <w:proofErr w:type="spellEnd"/>
+      <w:r>
+        <w:rPr>
+          <w:rFonts w:hint="eastAsia"/>
+        </w:rPr>
+        <w:t xml:space="preserve"> </w:t>
       </w:r>
       <w:r>
         <w:rPr>
@@ -3947,9 +4781,11 @@
       </w:r>
     </w:p>
     <w:p>
+      <w:proofErr w:type="spellStart"/>
       <w:r>
         <w:t>Activer</w:t>
       </w:r>
+      <w:proofErr w:type="spellEnd"/>
       <w:r>
         <w:rPr>
           <w:rFonts w:hint="eastAsia"/>
@@ -3977,11 +4813,33 @@
         </w:rPr>
         <w:t>的處理邏輯，這邊使用</w:t>
       </w:r>
-      <w:r>
-        <w:rPr>
-          <w:rFonts w:hint="eastAsia"/>
-        </w:rPr>
-        <w:t xml:space="preserve">ServerQ (Os_Q) </w:t>
+      <w:proofErr w:type="spellStart"/>
+      <w:r>
+        <w:rPr>
+          <w:rFonts w:hint="eastAsia"/>
+        </w:rPr>
+        <w:t>ServerQ</w:t>
+      </w:r>
+      <w:proofErr w:type="spellEnd"/>
+      <w:r>
+        <w:rPr>
+          <w:rFonts w:hint="eastAsia"/>
+        </w:rPr>
+        <w:t xml:space="preserve"> (</w:t>
+      </w:r>
+      <w:proofErr w:type="spellStart"/>
+      <w:r>
+        <w:rPr>
+          <w:rFonts w:hint="eastAsia"/>
+        </w:rPr>
+        <w:t>Os_Q</w:t>
+      </w:r>
+      <w:proofErr w:type="spellEnd"/>
+      <w:r>
+        <w:rPr>
+          <w:rFonts w:hint="eastAsia"/>
+        </w:rPr>
+        <w:t xml:space="preserve">) </w:t>
       </w:r>
       <w:r>
         <w:rPr>
@@ -4067,12 +4925,14 @@
         </w:rPr>
         <w:t>使用</w:t>
       </w:r>
+      <w:proofErr w:type="spellStart"/>
       <w:r>
         <w:rPr>
           <w:rFonts w:hint="eastAsia"/>
         </w:rPr>
         <w:t>replensher</w:t>
       </w:r>
+      <w:proofErr w:type="spellEnd"/>
       <w:r>
         <w:rPr>
           <w:rFonts w:hint="eastAsia"/>
@@ -4109,11 +4969,19 @@
         </w:rPr>
         <w:t>排序，只需要設定</w:t>
       </w:r>
-      <w:r>
-        <w:rPr>
-          <w:rFonts w:hint="eastAsia"/>
-        </w:rPr>
-        <w:t xml:space="preserve">server_cur </w:t>
+      <w:proofErr w:type="spellStart"/>
+      <w:r>
+        <w:rPr>
+          <w:rFonts w:hint="eastAsia"/>
+        </w:rPr>
+        <w:t>server_cur</w:t>
+      </w:r>
+      <w:proofErr w:type="spellEnd"/>
+      <w:r>
+        <w:rPr>
+          <w:rFonts w:hint="eastAsia"/>
+        </w:rPr>
+        <w:t xml:space="preserve"> </w:t>
       </w:r>
       <w:r>
         <w:rPr>
@@ -4133,11 +5001,19 @@
         </w:rPr>
         <w:t>的</w:t>
       </w:r>
-      <w:r>
-        <w:rPr>
-          <w:rFonts w:hint="eastAsia"/>
-        </w:rPr>
-        <w:t xml:space="preserve">ariival </w:t>
+      <w:proofErr w:type="spellStart"/>
+      <w:r>
+        <w:rPr>
+          <w:rFonts w:hint="eastAsia"/>
+        </w:rPr>
+        <w:t>ariival</w:t>
+      </w:r>
+      <w:proofErr w:type="spellEnd"/>
+      <w:r>
+        <w:rPr>
+          <w:rFonts w:hint="eastAsia"/>
+        </w:rPr>
+        <w:t xml:space="preserve"> </w:t>
       </w:r>
       <w:r>
         <w:rPr>
@@ -4151,10 +5027,13 @@
         <w:jc w:val="center"/>
       </w:pPr>
       <w:r>
+        <w:rPr>
+          <w:noProof/>
+        </w:rPr>
         <w:drawing>
-          <wp:inline distT="0" distB="0" distL="0" distR="0" wp14:anchorId="2B412966" wp14:editId="1EA93C0B">
+          <wp:inline distT="0" distB="0" distL="0" distR="0" wp14:anchorId="2B412966" wp14:editId="4A514ADB">
             <wp:extent cx="3969327" cy="2001867"/>
-            <wp:effectExtent l="0" t="0" r="0" b="0"/>
+            <wp:effectExtent l="19050" t="19050" r="12700" b="17780"/>
             <wp:docPr id="46" name="圖片 46"/>
             <wp:cNvGraphicFramePr>
               <a:graphicFrameLocks xmlns:a="http://schemas.openxmlformats.org/drawingml/2006/main" noChangeAspect="1"/>
@@ -4180,6 +5059,11 @@
                     <a:prstGeom prst="rect">
                       <a:avLst/>
                     </a:prstGeom>
+                    <a:ln>
+                      <a:solidFill>
+                        <a:srgbClr val="FF0000"/>
+                      </a:solidFill>
+                    </a:ln>
                   </pic:spPr>
                 </pic:pic>
               </a:graphicData>
@@ -4191,22 +5075,22 @@
     <w:p>
       <w:pPr>
         <w:jc w:val="center"/>
-        <w:rPr>
-          <w:rFonts w:hint="eastAsia"/>
-        </w:rPr>
-      </w:pPr>
-    </w:p>
-    <w:p>
-      <w:pPr>
-        <w:rPr>
-          <w:rFonts w:hint="eastAsia"/>
-        </w:rPr>
-      </w:pPr>
-      <w:r>
-        <w:rPr>
-          <w:rFonts w:hint="eastAsia"/>
-        </w:rPr>
-        <w:t>Server_replensher()</w:t>
+      </w:pPr>
+    </w:p>
+    <w:p>
+      <w:proofErr w:type="spellStart"/>
+      <w:r>
+        <w:rPr>
+          <w:rFonts w:hint="eastAsia"/>
+        </w:rPr>
+        <w:t>Server_replensher</w:t>
+      </w:r>
+      <w:proofErr w:type="spellEnd"/>
+      <w:r>
+        <w:rPr>
+          <w:rFonts w:hint="eastAsia"/>
+        </w:rPr>
+        <w:t>()</w:t>
       </w:r>
       <w:r>
         <w:tab/>
@@ -4419,7 +5303,11 @@
         <w:t xml:space="preserve"> OS_TRUE </w:t>
       </w:r>
       <w:r>
-        <w:t>時表示伺服器到達截止時間，若此時仍有積壓工作，就再次補充預算並插入下一個工作。</w:t>
+        <w:t>時表示伺服器到達截止時間，若此時仍有積壓</w:t>
+      </w:r>
+      <w:r>
+        <w:lastRenderedPageBreak/>
+        <w:t>工作，就再次補充預算並插入下一個工作。</w:t>
       </w:r>
       <w:r>
         <w:t>這個函式負責</w:t>
@@ -4440,44 +5328,45 @@
         <w:rPr>
           <w:rFonts w:hint="eastAsia"/>
         </w:rPr>
+        <w:t>的條件、根據演算法補充</w:t>
+      </w:r>
+      <w:r>
+        <w:rPr>
+          <w:rFonts w:hint="eastAsia"/>
+        </w:rPr>
+        <w:t>budget (</w:t>
+      </w:r>
+      <w:r>
+        <w:rPr>
+          <w:rFonts w:hint="eastAsia"/>
+        </w:rPr>
+        <w:t>即</w:t>
+      </w:r>
+      <w:r>
+        <w:rPr>
+          <w:rFonts w:hint="eastAsia"/>
+        </w:rPr>
+        <w:t>server</w:t>
+      </w:r>
+      <w:r>
+        <w:rPr>
+          <w:rFonts w:hint="eastAsia"/>
+        </w:rPr>
         <w:t>的</w:t>
       </w:r>
-      <w:r>
-        <w:rPr>
-          <w:rFonts w:hint="eastAsia"/>
-        </w:rPr>
-        <w:lastRenderedPageBreak/>
-        <w:t>條件、根據演算法補充</w:t>
-      </w:r>
-      <w:r>
-        <w:rPr>
-          <w:rFonts w:hint="eastAsia"/>
-        </w:rPr>
-        <w:t>budget (</w:t>
-      </w:r>
-      <w:r>
-        <w:rPr>
-          <w:rFonts w:hint="eastAsia"/>
-        </w:rPr>
-        <w:t>即</w:t>
-      </w:r>
-      <w:r>
-        <w:rPr>
-          <w:rFonts w:hint="eastAsia"/>
-        </w:rPr>
-        <w:t>server</w:t>
-      </w:r>
-      <w:r>
-        <w:rPr>
-          <w:rFonts w:hint="eastAsia"/>
-        </w:rPr>
-        <w:t>的</w:t>
-      </w:r>
-      <w:r>
-        <w:rPr>
-          <w:rFonts w:hint="eastAsia"/>
-        </w:rPr>
-        <w:t>execute_time)</w:t>
+      <w:proofErr w:type="spellStart"/>
+      <w:r>
+        <w:rPr>
+          <w:rFonts w:hint="eastAsia"/>
+        </w:rPr>
+        <w:t>execute_time</w:t>
+      </w:r>
+      <w:proofErr w:type="spellEnd"/>
+      <w:r>
+        <w:rPr>
+          <w:rFonts w:hint="eastAsia"/>
+        </w:rPr>
+        <w:t>)</w:t>
       </w:r>
       <w:r>
         <w:rPr>
@@ -4522,6 +5411,9 @@
         <w:jc w:val="center"/>
       </w:pPr>
       <w:r>
+        <w:rPr>
+          <w:noProof/>
+        </w:rPr>
         <w:drawing>
           <wp:inline distT="0" distB="0" distL="0" distR="0" wp14:anchorId="44727092" wp14:editId="22C89241">
             <wp:extent cx="3525982" cy="1500220"/>
@@ -4665,7 +5557,23 @@
         <w:t>工作編號</w:t>
       </w:r>
       <w:r>
-        <w:t xml:space="preserve">) arrives. But can’t Scheduled. (miss absolute deadline)” </w:t>
+        <w:t xml:space="preserve">) arrives. But can’t </w:t>
+      </w:r>
+      <w:proofErr w:type="spellStart"/>
+      <w:r>
+        <w:t>Scheduled</w:t>
+      </w:r>
+      <w:proofErr w:type="spellEnd"/>
+      <w:r>
+        <w:t>. (miss absolute deadline)</w:t>
+      </w:r>
+      <w:proofErr w:type="gramStart"/>
+      <w:r>
+        <w:t>”</w:t>
+      </w:r>
+      <w:proofErr w:type="gramEnd"/>
+      <w:r>
+        <w:t xml:space="preserve"> </w:t>
       </w:r>
       <w:r>
         <w:t>表示該工作無法在自己期限內完成</w:t>
@@ -4679,9 +5587,6 @@
           <w:numId w:val="3"/>
         </w:numPr>
         <w:ind w:leftChars="0"/>
-        <w:rPr>
-          <w:rFonts w:hint="eastAsia"/>
-        </w:rPr>
       </w:pPr>
       <w:r>
         <w:t>工作執行完畢時再印出</w:t>
@@ -4707,16 +5612,203 @@
     </w:p>
     <w:p>
       <w:pPr>
-        <w:rPr>
-          <w:noProof/>
-        </w:rPr>
-      </w:pPr>
+        <w:pStyle w:val="a8"/>
+        <w:numPr>
+          <w:ilvl w:val="0"/>
+          <w:numId w:val="3"/>
+        </w:numPr>
+        <w:ind w:leftChars="0"/>
+      </w:pPr>
+      <w:r>
+        <w:rPr>
+          <w:rFonts w:hint="eastAsia"/>
+        </w:rPr>
+        <w:t>另外印出</w:t>
+      </w:r>
+      <w:r>
+        <w:rPr>
+          <w:rFonts w:hint="eastAsia"/>
+        </w:rPr>
+        <w:t xml:space="preserve">preemption </w:t>
+      </w:r>
+      <w:r>
+        <w:rPr>
+          <w:rFonts w:hint="eastAsia"/>
+        </w:rPr>
+        <w:t>需要維護舊的</w:t>
+      </w:r>
+      <w:r>
+        <w:rPr>
+          <w:rFonts w:hint="eastAsia"/>
+        </w:rPr>
+        <w:t>deadline</w:t>
+      </w:r>
+      <w:r>
+        <w:rPr>
+          <w:rFonts w:hint="eastAsia"/>
+        </w:rPr>
+        <w:t>。</w:t>
+      </w:r>
+      <w:r>
+        <w:rPr>
+          <w:rFonts w:hint="eastAsia"/>
+        </w:rPr>
+        <w:t>在</w:t>
+      </w:r>
+      <w:proofErr w:type="spellStart"/>
+      <w:r>
+        <w:rPr>
+          <w:rFonts w:hint="eastAsia"/>
+        </w:rPr>
+        <w:t>PrintTask</w:t>
+      </w:r>
+      <w:proofErr w:type="spellEnd"/>
+      <w:r>
+        <w:rPr>
+          <w:rFonts w:hint="eastAsia"/>
+        </w:rPr>
+        <w:t>，比較舊的</w:t>
+      </w:r>
+      <w:r>
+        <w:rPr>
+          <w:rFonts w:hint="eastAsia"/>
+        </w:rPr>
+        <w:t>deadline</w:t>
+      </w:r>
+      <w:r>
+        <w:rPr>
+          <w:rFonts w:hint="eastAsia"/>
+        </w:rPr>
+        <w:t>和</w:t>
+      </w:r>
+      <w:r>
+        <w:rPr>
+          <w:rFonts w:hint="eastAsia"/>
+        </w:rPr>
+        <w:t>arrived</w:t>
+      </w:r>
+      <w:r>
+        <w:rPr>
+          <w:rFonts w:hint="eastAsia"/>
+        </w:rPr>
+        <w:t xml:space="preserve"> </w:t>
+      </w:r>
+      <w:r>
+        <w:rPr>
+          <w:rFonts w:hint="eastAsia"/>
+        </w:rPr>
+        <w:t>time</w:t>
+      </w:r>
+      <w:r>
+        <w:rPr>
+          <w:rFonts w:hint="eastAsia"/>
+        </w:rPr>
+        <w:t>來計算</w:t>
+      </w:r>
+      <w:r>
+        <w:rPr>
+          <w:rFonts w:hint="eastAsia"/>
+        </w:rPr>
+        <w:t>preemption time</w:t>
+      </w:r>
+      <w:r>
+        <w:rPr>
+          <w:rFonts w:hint="eastAsia"/>
+        </w:rPr>
+        <w:t>。</w:t>
+      </w:r>
+    </w:p>
+    <w:p>
+      <w:pPr>
+        <w:pStyle w:val="a8"/>
+        <w:ind w:leftChars="0"/>
+      </w:pPr>
+      <w:r>
+        <w:rPr>
+          <w:noProof/>
+        </w:rPr>
+        <mc:AlternateContent>
+          <mc:Choice Requires="wps">
+            <w:drawing>
+              <wp:anchor distT="0" distB="0" distL="114300" distR="114300" simplePos="0" relativeHeight="251659264" behindDoc="0" locked="0" layoutInCell="1" allowOverlap="1" wp14:anchorId="6090FC0C" wp14:editId="0E7AED01">
+                <wp:simplePos x="0" y="0"/>
+                <wp:positionH relativeFrom="column">
+                  <wp:posOffset>781050</wp:posOffset>
+                </wp:positionH>
+                <wp:positionV relativeFrom="paragraph">
+                  <wp:posOffset>901700</wp:posOffset>
+                </wp:positionV>
+                <wp:extent cx="4762500" cy="101600"/>
+                <wp:effectExtent l="0" t="0" r="19050" b="12700"/>
+                <wp:wrapNone/>
+                <wp:docPr id="50" name="矩形 50"/>
+                <wp:cNvGraphicFramePr/>
+                <a:graphic xmlns:a="http://schemas.openxmlformats.org/drawingml/2006/main">
+                  <a:graphicData uri="http://schemas.microsoft.com/office/word/2010/wordprocessingShape">
+                    <wps:wsp>
+                      <wps:cNvSpPr/>
+                      <wps:spPr>
+                        <a:xfrm>
+                          <a:off x="0" y="0"/>
+                          <a:ext cx="4762500" cy="101600"/>
+                        </a:xfrm>
+                        <a:prstGeom prst="rect">
+                          <a:avLst/>
+                        </a:prstGeom>
+                        <a:noFill/>
+                        <a:ln>
+                          <a:solidFill>
+                            <a:srgbClr val="FF0000"/>
+                          </a:solidFill>
+                        </a:ln>
+                      </wps:spPr>
+                      <wps:style>
+                        <a:lnRef idx="2">
+                          <a:schemeClr val="accent1">
+                            <a:shade val="50000"/>
+                          </a:schemeClr>
+                        </a:lnRef>
+                        <a:fillRef idx="1">
+                          <a:schemeClr val="accent1"/>
+                        </a:fillRef>
+                        <a:effectRef idx="0">
+                          <a:schemeClr val="accent1"/>
+                        </a:effectRef>
+                        <a:fontRef idx="minor">
+                          <a:schemeClr val="lt1"/>
+                        </a:fontRef>
+                      </wps:style>
+                      <wps:bodyPr rot="0" spcFirstLastPara="0" vertOverflow="overflow" horzOverflow="overflow" vert="horz" wrap="square" lIns="91440" tIns="45720" rIns="91440" bIns="45720" numCol="1" spcCol="0" rtlCol="0" fromWordArt="0" anchor="ctr" anchorCtr="0" forceAA="0" compatLnSpc="1">
+                        <a:prstTxWarp prst="textNoShape">
+                          <a:avLst/>
+                        </a:prstTxWarp>
+                        <a:noAutofit/>
+                      </wps:bodyPr>
+                    </wps:wsp>
+                  </a:graphicData>
+                </a:graphic>
+                <wp14:sizeRelH relativeFrom="margin">
+                  <wp14:pctWidth>0</wp14:pctWidth>
+                </wp14:sizeRelH>
+                <wp14:sizeRelV relativeFrom="margin">
+                  <wp14:pctHeight>0</wp14:pctHeight>
+                </wp14:sizeRelV>
+              </wp:anchor>
+            </w:drawing>
+          </mc:Choice>
+          <mc:Fallback>
+            <w:pict>
+              <v:rect w14:anchorId="212EE1F7" id="矩形 50" o:spid="_x0000_s1026" style="position:absolute;margin-left:61.5pt;margin-top:71pt;width:375pt;height:8pt;z-index:251659264;visibility:visible;mso-wrap-style:square;mso-width-percent:0;mso-height-percent:0;mso-wrap-distance-left:9pt;mso-wrap-distance-top:0;mso-wrap-distance-right:9pt;mso-wrap-distance-bottom:0;mso-position-horizontal:absolute;mso-position-horizontal-relative:text;mso-position-vertical:absolute;mso-position-vertical-relative:text;mso-width-percent:0;mso-height-percent:0;mso-width-relative:margin;mso-height-relative:margin;v-text-anchor:middle" o:gfxdata="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" filled="f" strokecolor="red" strokeweight="1pt"/>
+            </w:pict>
+          </mc:Fallback>
+        </mc:AlternateContent>
+      </w:r>
       <w:r>
         <w:drawing>
-          <wp:inline distT="0" distB="0" distL="0" distR="0" wp14:anchorId="64FB1C9C" wp14:editId="28343D8B">
-            <wp:extent cx="5274310" cy="2472690"/>
-            <wp:effectExtent l="0" t="0" r="2540" b="3810"/>
-            <wp:docPr id="30" name="圖片 30"/>
+          <wp:inline distT="0" distB="0" distL="0" distR="0" wp14:anchorId="3FD2E499" wp14:editId="786F907C">
+            <wp:extent cx="5274310" cy="1911985"/>
+            <wp:effectExtent l="0" t="0" r="2540" b="0"/>
+            <wp:docPr id="49" name="圖片 49"/>
             <wp:cNvGraphicFramePr>
               <a:graphicFrameLocks xmlns:a="http://schemas.openxmlformats.org/drawingml/2006/main" noChangeAspect="1"/>
             </wp:cNvGraphicFramePr>
@@ -4736,7 +5828,7 @@
                   <pic:spPr>
                     <a:xfrm>
                       <a:off x="0" y="0"/>
-                      <a:ext cx="5274310" cy="2472690"/>
+                      <a:ext cx="5274310" cy="1911985"/>
                     </a:xfrm>
                     <a:prstGeom prst="rect">
                       <a:avLst/>
@@ -4748,19 +5840,23 @@
           </wp:inline>
         </w:drawing>
       </w:r>
-      <w:r>
-        <w:rPr>
-          <w:noProof/>
-        </w:rPr>
-        <w:t xml:space="preserve"> </w:t>
-      </w:r>
-      <w:r>
+    </w:p>
+    <w:p>
+      <w:pPr>
+        <w:rPr>
+          <w:noProof/>
+        </w:rPr>
+      </w:pPr>
+      <w:r>
+        <w:rPr>
+          <w:noProof/>
+        </w:rPr>
         <w:lastRenderedPageBreak/>
         <w:drawing>
-          <wp:inline distT="0" distB="0" distL="0" distR="0" wp14:anchorId="1CB0D672" wp14:editId="71F6F2FD">
-            <wp:extent cx="5274310" cy="3287395"/>
-            <wp:effectExtent l="0" t="0" r="2540" b="8255"/>
-            <wp:docPr id="31" name="圖片 31"/>
+          <wp:inline distT="0" distB="0" distL="0" distR="0" wp14:anchorId="6CC4BB36" wp14:editId="1FD0EC04">
+            <wp:extent cx="4511997" cy="5092700"/>
+            <wp:effectExtent l="19050" t="19050" r="22225" b="12700"/>
+            <wp:docPr id="34" name="圖片 34"/>
             <wp:cNvGraphicFramePr>
               <a:graphicFrameLocks xmlns:a="http://schemas.openxmlformats.org/drawingml/2006/main" noChangeAspect="1"/>
             </wp:cNvGraphicFramePr>
@@ -4780,11 +5876,16 @@
                   <pic:spPr>
                     <a:xfrm>
                       <a:off x="0" y="0"/>
-                      <a:ext cx="5274310" cy="3287395"/>
+                      <a:ext cx="4522757" cy="5104845"/>
                     </a:xfrm>
                     <a:prstGeom prst="rect">
                       <a:avLst/>
                     </a:prstGeom>
+                    <a:ln>
+                      <a:solidFill>
+                        <a:srgbClr val="FF0000"/>
+                      </a:solidFill>
+                    </a:ln>
                   </pic:spPr>
                 </pic:pic>
               </a:graphicData>
@@ -4792,21 +5893,23 @@
           </wp:inline>
         </w:drawing>
       </w:r>
-      <w:r>
-        <w:rPr>
-          <w:noProof/>
-        </w:rPr>
-        <w:t xml:space="preserve"> </w:t>
-      </w:r>
+    </w:p>
+    <w:p>
+      <w:pPr>
+        <w:rPr>
+          <w:rFonts w:hint="eastAsia"/>
+          <w:noProof/>
+        </w:rPr>
+      </w:pPr>
       <w:r>
         <w:rPr>
           <w:noProof/>
         </w:rPr>
         <w:drawing>
-          <wp:inline distT="0" distB="0" distL="0" distR="0" wp14:anchorId="75CE1242" wp14:editId="487BB65E">
-            <wp:extent cx="5274310" cy="4910455"/>
-            <wp:effectExtent l="0" t="0" r="2540" b="4445"/>
-            <wp:docPr id="32" name="圖片 32"/>
+          <wp:inline distT="0" distB="0" distL="0" distR="0" wp14:anchorId="4851227C" wp14:editId="3880A261">
+            <wp:extent cx="4560460" cy="3257550"/>
+            <wp:effectExtent l="19050" t="19050" r="12065" b="19050"/>
+            <wp:docPr id="39" name="圖片 39"/>
             <wp:cNvGraphicFramePr>
               <a:graphicFrameLocks xmlns:a="http://schemas.openxmlformats.org/drawingml/2006/main" noChangeAspect="1"/>
             </wp:cNvGraphicFramePr>
@@ -4826,11 +5929,16 @@
                   <pic:spPr>
                     <a:xfrm>
                       <a:off x="0" y="0"/>
-                      <a:ext cx="5274310" cy="4910455"/>
+                      <a:ext cx="4563225" cy="3259525"/>
                     </a:xfrm>
                     <a:prstGeom prst="rect">
                       <a:avLst/>
                     </a:prstGeom>
+                    <a:ln>
+                      <a:solidFill>
+                        <a:srgbClr val="FF0000"/>
+                      </a:solidFill>
+                    </a:ln>
                   </pic:spPr>
                 </pic:pic>
               </a:graphicData>
@@ -4849,6 +5957,7 @@
         <w:rPr>
           <w:noProof/>
         </w:rPr>
+        <w:lastRenderedPageBreak/>
         <w:t>S</w:t>
       </w:r>
       <w:r>
@@ -4893,20 +6002,120 @@
         </w:rPr>
         <w:t>。</w:t>
       </w:r>
-    </w:p>
-    <w:p>
-      <w:pPr>
-        <w:rPr>
-          <w:noProof/>
-        </w:rPr>
-      </w:pPr>
-      <w:r>
-        <w:rPr>
-          <w:noProof/>
-        </w:rPr>
-        <w:lastRenderedPageBreak/>
+      <w:r>
+        <w:rPr>
+          <w:rFonts w:hint="eastAsia"/>
+          <w:noProof/>
+        </w:rPr>
+        <w:t>順便印出</w:t>
+      </w:r>
+      <w:r>
+        <w:rPr>
+          <w:rFonts w:hint="eastAsia"/>
+          <w:noProof/>
+        </w:rPr>
+        <w:t xml:space="preserve">finish </w:t>
+      </w:r>
+      <w:r>
+        <w:rPr>
+          <w:rFonts w:hint="eastAsia"/>
+          <w:noProof/>
+        </w:rPr>
+        <w:t>訊息。</w:t>
+      </w:r>
+    </w:p>
+    <w:p>
+      <w:pPr>
+        <w:rPr>
+          <w:noProof/>
+        </w:rPr>
+      </w:pPr>
+      <w:r>
+        <w:rPr>
+          <w:noProof/>
+        </w:rPr>
+        <mc:AlternateContent>
+          <mc:Choice Requires="wps">
+            <w:drawing>
+              <wp:anchor distT="0" distB="0" distL="114300" distR="114300" simplePos="0" relativeHeight="251661312" behindDoc="0" locked="0" layoutInCell="1" allowOverlap="1" wp14:anchorId="68F9FE6C" wp14:editId="495E47F2">
+                <wp:simplePos x="0" y="0"/>
+                <wp:positionH relativeFrom="column">
+                  <wp:posOffset>711200</wp:posOffset>
+                </wp:positionH>
+                <wp:positionV relativeFrom="paragraph">
+                  <wp:posOffset>1854200</wp:posOffset>
+                </wp:positionV>
+                <wp:extent cx="4464050" cy="1104900"/>
+                <wp:effectExtent l="0" t="0" r="12700" b="19050"/>
+                <wp:wrapNone/>
+                <wp:docPr id="51" name="矩形 51"/>
+                <wp:cNvGraphicFramePr/>
+                <a:graphic xmlns:a="http://schemas.openxmlformats.org/drawingml/2006/main">
+                  <a:graphicData uri="http://schemas.microsoft.com/office/word/2010/wordprocessingShape">
+                    <wps:wsp>
+                      <wps:cNvSpPr/>
+                      <wps:spPr>
+                        <a:xfrm>
+                          <a:off x="0" y="0"/>
+                          <a:ext cx="4464050" cy="1104900"/>
+                        </a:xfrm>
+                        <a:prstGeom prst="rect">
+                          <a:avLst/>
+                        </a:prstGeom>
+                        <a:noFill/>
+                        <a:ln>
+                          <a:solidFill>
+                            <a:srgbClr val="FF0000"/>
+                          </a:solidFill>
+                        </a:ln>
+                      </wps:spPr>
+                      <wps:style>
+                        <a:lnRef idx="2">
+                          <a:schemeClr val="accent1">
+                            <a:shade val="50000"/>
+                          </a:schemeClr>
+                        </a:lnRef>
+                        <a:fillRef idx="1">
+                          <a:schemeClr val="accent1"/>
+                        </a:fillRef>
+                        <a:effectRef idx="0">
+                          <a:schemeClr val="accent1"/>
+                        </a:effectRef>
+                        <a:fontRef idx="minor">
+                          <a:schemeClr val="lt1"/>
+                        </a:fontRef>
+                      </wps:style>
+                      <wps:bodyPr rot="0" spcFirstLastPara="0" vertOverflow="overflow" horzOverflow="overflow" vert="horz" wrap="square" lIns="91440" tIns="45720" rIns="91440" bIns="45720" numCol="1" spcCol="0" rtlCol="0" fromWordArt="0" anchor="ctr" anchorCtr="0" forceAA="0" compatLnSpc="1">
+                        <a:prstTxWarp prst="textNoShape">
+                          <a:avLst/>
+                        </a:prstTxWarp>
+                        <a:noAutofit/>
+                      </wps:bodyPr>
+                    </wps:wsp>
+                  </a:graphicData>
+                </a:graphic>
+                <wp14:sizeRelH relativeFrom="margin">
+                  <wp14:pctWidth>0</wp14:pctWidth>
+                </wp14:sizeRelH>
+                <wp14:sizeRelV relativeFrom="margin">
+                  <wp14:pctHeight>0</wp14:pctHeight>
+                </wp14:sizeRelV>
+              </wp:anchor>
+            </w:drawing>
+          </mc:Choice>
+          <mc:Fallback>
+            <w:pict>
+              <v:rect w14:anchorId="66FABB9D" id="矩形 51" o:spid="_x0000_s1026" style="position:absolute;margin-left:56pt;margin-top:146pt;width:351.5pt;height:87pt;z-index:251661312;visibility:visible;mso-wrap-style:square;mso-width-percent:0;mso-height-percent:0;mso-wrap-distance-left:9pt;mso-wrap-distance-top:0;mso-wrap-distance-right:9pt;mso-wrap-distance-bottom:0;mso-position-horizontal:absolute;mso-position-horizontal-relative:text;mso-position-vertical:absolute;mso-position-vertical-relative:text;mso-width-percent:0;mso-height-percent:0;mso-width-relative:margin;mso-height-relative:margin;v-text-anchor:middle" o:gfxdata="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" filled="f" strokecolor="red" strokeweight="1pt"/>
+            </w:pict>
+          </mc:Fallback>
+        </mc:AlternateContent>
+      </w:r>
+      <w:r>
+        <w:rPr>
+          <w:noProof/>
+        </w:rPr>
         <w:drawing>
-          <wp:inline distT="0" distB="0" distL="0" distR="0" wp14:anchorId="0E71A8DA" wp14:editId="4B914306">
+          <wp:inline distT="0" distB="0" distL="0" distR="0" wp14:anchorId="0E71A8DA" wp14:editId="4D0F1DEC">
             <wp:extent cx="5274310" cy="3270250"/>
             <wp:effectExtent l="0" t="0" r="2540" b="6350"/>
             <wp:docPr id="37" name="圖片 37"/>
@@ -4945,7 +6154,6 @@
     <w:p>
       <w:pPr>
         <w:rPr>
-          <w:rFonts w:hint="eastAsia"/>
           <w:noProof/>
         </w:rPr>
       </w:pPr>
@@ -5053,9 +6261,9 @@
           <w:noProof/>
         </w:rPr>
         <w:drawing>
-          <wp:inline distT="0" distB="0" distL="0" distR="0" wp14:anchorId="07B7D326" wp14:editId="21C73A00">
+          <wp:inline distT="0" distB="0" distL="0" distR="0" wp14:anchorId="07B7D326" wp14:editId="4CA1B786">
             <wp:extent cx="2417618" cy="1116351"/>
-            <wp:effectExtent l="0" t="0" r="1905" b="7620"/>
+            <wp:effectExtent l="19050" t="19050" r="20955" b="26670"/>
             <wp:docPr id="38" name="圖片 38"/>
             <wp:cNvGraphicFramePr>
               <a:graphicFrameLocks xmlns:a="http://schemas.openxmlformats.org/drawingml/2006/main" noChangeAspect="1"/>
@@ -5081,6 +6289,11 @@
                     <a:prstGeom prst="rect">
                       <a:avLst/>
                     </a:prstGeom>
+                    <a:ln>
+                      <a:solidFill>
+                        <a:srgbClr val="FF0000"/>
+                      </a:solidFill>
+                    </a:ln>
                   </pic:spPr>
                 </pic:pic>
               </a:graphicData>
@@ -5092,7 +6305,6 @@
     <w:p>
       <w:pPr>
         <w:rPr>
-          <w:rFonts w:hint="eastAsia"/>
           <w:noProof/>
         </w:rPr>
       </w:pPr>
@@ -5172,10 +6384,13 @@
         <w:jc w:val="center"/>
       </w:pPr>
       <w:r>
+        <w:rPr>
+          <w:noProof/>
+        </w:rPr>
         <w:drawing>
-          <wp:inline distT="0" distB="0" distL="0" distR="0" wp14:anchorId="39F24093" wp14:editId="521CFBF5">
+          <wp:inline distT="0" distB="0" distL="0" distR="0" wp14:anchorId="39F24093" wp14:editId="43AEDF22">
             <wp:extent cx="3388129" cy="2488680"/>
-            <wp:effectExtent l="0" t="0" r="3175" b="6985"/>
+            <wp:effectExtent l="19050" t="19050" r="22225" b="26035"/>
             <wp:docPr id="35" name="圖片 35"/>
             <wp:cNvGraphicFramePr>
               <a:graphicFrameLocks xmlns:a="http://schemas.openxmlformats.org/drawingml/2006/main" noChangeAspect="1"/>
@@ -5201,6 +6416,11 @@
                     <a:prstGeom prst="rect">
                       <a:avLst/>
                     </a:prstGeom>
+                    <a:ln>
+                      <a:solidFill>
+                        <a:srgbClr val="FF0000"/>
+                      </a:solidFill>
+                    </a:ln>
                   </pic:spPr>
                 </pic:pic>
               </a:graphicData>
@@ -5214,11 +6434,14 @@
         <w:jc w:val="center"/>
       </w:pPr>
       <w:r>
+        <w:rPr>
+          <w:noProof/>
+        </w:rPr>
         <w:lastRenderedPageBreak/>
         <w:drawing>
-          <wp:inline distT="0" distB="0" distL="0" distR="0" wp14:anchorId="493D0F1E" wp14:editId="205F5FAD">
+          <wp:inline distT="0" distB="0" distL="0" distR="0" wp14:anchorId="493D0F1E" wp14:editId="09010406">
             <wp:extent cx="3345873" cy="3460807"/>
-            <wp:effectExtent l="0" t="0" r="6985" b="6350"/>
+            <wp:effectExtent l="19050" t="19050" r="26035" b="25400"/>
             <wp:docPr id="36" name="圖片 36"/>
             <wp:cNvGraphicFramePr>
               <a:graphicFrameLocks xmlns:a="http://schemas.openxmlformats.org/drawingml/2006/main" noChangeAspect="1"/>
@@ -5244,6 +6467,11 @@
                     <a:prstGeom prst="rect">
                       <a:avLst/>
                     </a:prstGeom>
+                    <a:ln>
+                      <a:solidFill>
+                        <a:srgbClr val="FF0000"/>
+                      </a:solidFill>
+                    </a:ln>
                   </pic:spPr>
                 </pic:pic>
               </a:graphicData>
@@ -5259,12 +6487,14 @@
         </w:rPr>
         <w:t>在</w:t>
       </w:r>
+      <w:proofErr w:type="spellStart"/>
       <w:r>
         <w:rPr>
           <w:rFonts w:hint="eastAsia"/>
         </w:rPr>
         <w:t>app_hook.c</w:t>
       </w:r>
+      <w:proofErr w:type="spellEnd"/>
       <w:r>
         <w:rPr>
           <w:rFonts w:hint="eastAsia"/>
@@ -5281,7 +6511,21 @@
         <w:rPr>
           <w:rFonts w:hint="eastAsia"/>
         </w:rPr>
-        <w:t>檔時要改成一行一行讀，如果</w:t>
+        <w:t>檔時要改成一行</w:t>
+      </w:r>
+      <w:proofErr w:type="gramStart"/>
+      <w:r>
+        <w:rPr>
+          <w:rFonts w:hint="eastAsia"/>
+        </w:rPr>
+        <w:t>一行</w:t>
+      </w:r>
+      <w:proofErr w:type="gramEnd"/>
+      <w:r>
+        <w:rPr>
+          <w:rFonts w:hint="eastAsia"/>
+        </w:rPr>
+        <w:t>讀，如果</w:t>
       </w:r>
       <w:r>
         <w:rPr>
@@ -5325,10 +6569,13 @@
         <w:jc w:val="center"/>
       </w:pPr>
       <w:r>
+        <w:rPr>
+          <w:noProof/>
+        </w:rPr>
         <w:drawing>
-          <wp:inline distT="0" distB="0" distL="0" distR="0" wp14:anchorId="3D556DDF" wp14:editId="266F0EFF">
+          <wp:inline distT="0" distB="0" distL="0" distR="0" wp14:anchorId="3D556DDF" wp14:editId="38084668">
             <wp:extent cx="3096491" cy="3966629"/>
-            <wp:effectExtent l="0" t="0" r="8890" b="0"/>
+            <wp:effectExtent l="19050" t="19050" r="27940" b="15240"/>
             <wp:docPr id="40" name="圖片 40"/>
             <wp:cNvGraphicFramePr>
               <a:graphicFrameLocks xmlns:a="http://schemas.openxmlformats.org/drawingml/2006/main" noChangeAspect="1"/>
@@ -5354,6 +6601,11 @@
                     <a:prstGeom prst="rect">
                       <a:avLst/>
                     </a:prstGeom>
+                    <a:ln>
+                      <a:solidFill>
+                        <a:srgbClr val="FF0000"/>
+                      </a:solidFill>
+                    </a:ln>
                   </pic:spPr>
                 </pic:pic>
               </a:graphicData>
@@ -5403,11 +6655,14 @@
         </w:rPr>
       </w:pPr>
       <w:r>
+        <w:rPr>
+          <w:noProof/>
+        </w:rPr>
         <w:lastRenderedPageBreak/>
         <w:drawing>
-          <wp:inline distT="0" distB="0" distL="0" distR="0" wp14:anchorId="47C2FB88" wp14:editId="4445A9E9">
+          <wp:inline distT="0" distB="0" distL="0" distR="0" wp14:anchorId="47C2FB88" wp14:editId="0239A1C4">
             <wp:extent cx="3213385" cy="3319665"/>
-            <wp:effectExtent l="0" t="0" r="6350" b="0"/>
+            <wp:effectExtent l="19050" t="19050" r="25400" b="14605"/>
             <wp:docPr id="41" name="圖片 41"/>
             <wp:cNvGraphicFramePr>
               <a:graphicFrameLocks xmlns:a="http://schemas.openxmlformats.org/drawingml/2006/main" noChangeAspect="1"/>
@@ -5433,6 +6688,11 @@
                     <a:prstGeom prst="rect">
                       <a:avLst/>
                     </a:prstGeom>
+                    <a:ln>
+                      <a:solidFill>
+                        <a:srgbClr val="FF0000"/>
+                      </a:solidFill>
+                    </a:ln>
                   </pic:spPr>
                 </pic:pic>
               </a:graphicData>
@@ -5443,45 +6703,224 @@
     </w:p>
     <w:p>
       <w:pPr>
+        <w:rPr>
+          <w:rFonts w:hint="eastAsia"/>
+          <w:noProof/>
+        </w:rPr>
+      </w:pPr>
+      <w:r>
+        <w:rPr>
+          <w:rFonts w:hint="eastAsia"/>
+          <w:noProof/>
+        </w:rPr>
+        <w:t>創建任務時，將</w:t>
+      </w:r>
+      <w:r>
+        <w:rPr>
+          <w:rFonts w:hint="eastAsia"/>
+          <w:noProof/>
+        </w:rPr>
+        <w:t>cus_server</w:t>
+      </w:r>
+      <w:r>
+        <w:rPr>
+          <w:rFonts w:hint="eastAsia"/>
+          <w:noProof/>
+        </w:rPr>
+        <w:t>設定為一個特殊任務</w:t>
+      </w:r>
+      <w:r>
+        <w:rPr>
+          <w:rFonts w:hint="eastAsia"/>
+          <w:noProof/>
+        </w:rPr>
+        <w:t>(main.c)</w:t>
+      </w:r>
+      <w:r>
+        <w:rPr>
+          <w:rFonts w:hint="eastAsia"/>
+          <w:noProof/>
+        </w:rPr>
+        <w:t>：</w:t>
+      </w:r>
+    </w:p>
+    <w:p>
+      <w:pPr>
         <w:jc w:val="center"/>
         <w:rPr>
           <w:rFonts w:hint="eastAsia"/>
-        </w:rPr>
-      </w:pPr>
-    </w:p>
-    <w:p>
-      <w:pPr>
-        <w:pStyle w:val="1"/>
-      </w:pPr>
-      <w:r>
-        <w:t>[ BOUNS] Button-triggered Aperiodic Job</w:t>
-      </w:r>
-    </w:p>
-    <w:p>
-      <w:pPr>
-        <w:rPr>
-          <w:rFonts w:hint="eastAsia"/>
-        </w:rPr>
-      </w:pPr>
-      <w:r>
-        <w:rPr>
-          <w:rFonts w:hint="eastAsia"/>
-        </w:rPr>
-        <w:t>實驗課時，有將按鈕觸發</w:t>
-      </w:r>
-      <w:r>
-        <w:rPr>
-          <w:rFonts w:hint="eastAsia"/>
-        </w:rPr>
-        <w:t xml:space="preserve">arduino aperiodic jos </w:t>
-      </w:r>
-      <w:r>
-        <w:rPr>
-          <w:rFonts w:hint="eastAsia"/>
-        </w:rPr>
-        <w:t>的功能寫出。</w:t>
-      </w:r>
-    </w:p>
+          <w:noProof/>
+        </w:rPr>
+      </w:pPr>
+      <w:r>
+        <w:rPr>
+          <w:noProof/>
+        </w:rPr>
+        <mc:AlternateContent>
+          <mc:Choice Requires="wps">
+            <w:drawing>
+              <wp:anchor distT="0" distB="0" distL="114300" distR="114300" simplePos="0" relativeHeight="251662336" behindDoc="0" locked="0" layoutInCell="1" allowOverlap="1" wp14:anchorId="06872EAE" wp14:editId="14ECCB1F">
+                <wp:simplePos x="0" y="0"/>
+                <wp:positionH relativeFrom="column">
+                  <wp:posOffset>1365250</wp:posOffset>
+                </wp:positionH>
+                <wp:positionV relativeFrom="paragraph">
+                  <wp:posOffset>2082800</wp:posOffset>
+                </wp:positionV>
+                <wp:extent cx="2736850" cy="1257300"/>
+                <wp:effectExtent l="0" t="0" r="25400" b="19050"/>
+                <wp:wrapNone/>
+                <wp:docPr id="54" name="矩形 54"/>
+                <wp:cNvGraphicFramePr/>
+                <a:graphic xmlns:a="http://schemas.openxmlformats.org/drawingml/2006/main">
+                  <a:graphicData uri="http://schemas.microsoft.com/office/word/2010/wordprocessingShape">
+                    <wps:wsp>
+                      <wps:cNvSpPr/>
+                      <wps:spPr>
+                        <a:xfrm>
+                          <a:off x="0" y="0"/>
+                          <a:ext cx="2736850" cy="1257300"/>
+                        </a:xfrm>
+                        <a:prstGeom prst="rect">
+                          <a:avLst/>
+                        </a:prstGeom>
+                        <a:noFill/>
+                        <a:ln>
+                          <a:solidFill>
+                            <a:srgbClr val="FF0000"/>
+                          </a:solidFill>
+                        </a:ln>
+                      </wps:spPr>
+                      <wps:style>
+                        <a:lnRef idx="2">
+                          <a:schemeClr val="accent1">
+                            <a:shade val="50000"/>
+                          </a:schemeClr>
+                        </a:lnRef>
+                        <a:fillRef idx="1">
+                          <a:schemeClr val="accent1"/>
+                        </a:fillRef>
+                        <a:effectRef idx="0">
+                          <a:schemeClr val="accent1"/>
+                        </a:effectRef>
+                        <a:fontRef idx="minor">
+                          <a:schemeClr val="lt1"/>
+                        </a:fontRef>
+                      </wps:style>
+                      <wps:bodyPr rot="0" spcFirstLastPara="0" vertOverflow="overflow" horzOverflow="overflow" vert="horz" wrap="square" lIns="91440" tIns="45720" rIns="91440" bIns="45720" numCol="1" spcCol="0" rtlCol="0" fromWordArt="0" anchor="ctr" anchorCtr="0" forceAA="0" compatLnSpc="1">
+                        <a:prstTxWarp prst="textNoShape">
+                          <a:avLst/>
+                        </a:prstTxWarp>
+                        <a:noAutofit/>
+                      </wps:bodyPr>
+                    </wps:wsp>
+                  </a:graphicData>
+                </a:graphic>
+                <wp14:sizeRelH relativeFrom="margin">
+                  <wp14:pctWidth>0</wp14:pctWidth>
+                </wp14:sizeRelH>
+                <wp14:sizeRelV relativeFrom="margin">
+                  <wp14:pctHeight>0</wp14:pctHeight>
+                </wp14:sizeRelV>
+              </wp:anchor>
+            </w:drawing>
+          </mc:Choice>
+          <mc:Fallback>
+            <w:pict>
+              <v:rect w14:anchorId="2E396DDF" id="矩形 54" o:spid="_x0000_s1026" style="position:absolute;margin-left:107.5pt;margin-top:164pt;width:215.5pt;height:99pt;z-index:251662336;visibility:visible;mso-wrap-style:square;mso-width-percent:0;mso-height-percent:0;mso-wrap-distance-left:9pt;mso-wrap-distance-top:0;mso-wrap-distance-right:9pt;mso-wrap-distance-bottom:0;mso-position-horizontal:absolute;mso-position-horizontal-relative:text;mso-position-vertical:absolute;mso-position-vertical-relative:text;mso-width-percent:0;mso-height-percent:0;mso-width-relative:margin;mso-height-relative:margin;v-text-anchor:middle" o:gfxdata="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" filled="f" strokecolor="red" strokeweight="1pt"/>
+            </w:pict>
+          </mc:Fallback>
+        </mc:AlternateContent>
+      </w:r>
+      <w:r>
+        <w:rPr>
+          <w:noProof/>
+        </w:rPr>
+        <w:drawing>
+          <wp:inline distT="0" distB="0" distL="0" distR="0" wp14:anchorId="201B94C8" wp14:editId="1410CAAE">
+            <wp:extent cx="3105150" cy="3340390"/>
+            <wp:effectExtent l="0" t="0" r="0" b="0"/>
+            <wp:docPr id="53" name="圖片 53"/>
+            <wp:cNvGraphicFramePr>
+              <a:graphicFrameLocks xmlns:a="http://schemas.openxmlformats.org/drawingml/2006/main" noChangeAspect="1"/>
+            </wp:cNvGraphicFramePr>
+            <a:graphic xmlns:a="http://schemas.openxmlformats.org/drawingml/2006/main">
+              <a:graphicData uri="http://schemas.openxmlformats.org/drawingml/2006/picture">
+                <pic:pic xmlns:pic="http://schemas.openxmlformats.org/drawingml/2006/picture">
+                  <pic:nvPicPr>
+                    <pic:cNvPr id="1" name=""/>
+                    <pic:cNvPicPr/>
+                  </pic:nvPicPr>
+                  <pic:blipFill>
+                    <a:blip r:embed="rId50"/>
+                    <a:stretch>
+                      <a:fillRect/>
+                    </a:stretch>
+                  </pic:blipFill>
+                  <pic:spPr>
+                    <a:xfrm>
+                      <a:off x="0" y="0"/>
+                      <a:ext cx="3112756" cy="3348573"/>
+                    </a:xfrm>
+                    <a:prstGeom prst="rect">
+                      <a:avLst/>
+                    </a:prstGeom>
+                  </pic:spPr>
+                </pic:pic>
+              </a:graphicData>
+            </a:graphic>
+          </wp:inline>
+        </w:drawing>
+      </w:r>
+    </w:p>
+    <w:p>
+      <w:pPr>
+        <w:jc w:val="center"/>
+      </w:pPr>
+      <w:r>
+        <w:drawing>
+          <wp:inline distT="0" distB="0" distL="0" distR="0" wp14:anchorId="04ED6241" wp14:editId="3F4EB85E">
+            <wp:extent cx="3587750" cy="1256539"/>
+            <wp:effectExtent l="19050" t="19050" r="12700" b="20320"/>
+            <wp:docPr id="52" name="圖片 52"/>
+            <wp:cNvGraphicFramePr>
+              <a:graphicFrameLocks xmlns:a="http://schemas.openxmlformats.org/drawingml/2006/main" noChangeAspect="1"/>
+            </wp:cNvGraphicFramePr>
+            <a:graphic xmlns:a="http://schemas.openxmlformats.org/drawingml/2006/main">
+              <a:graphicData uri="http://schemas.openxmlformats.org/drawingml/2006/picture">
+                <pic:pic xmlns:pic="http://schemas.openxmlformats.org/drawingml/2006/picture">
+                  <pic:nvPicPr>
+                    <pic:cNvPr id="1" name=""/>
+                    <pic:cNvPicPr/>
+                  </pic:nvPicPr>
+                  <pic:blipFill>
+                    <a:blip r:embed="rId51"/>
+                    <a:stretch>
+                      <a:fillRect/>
+                    </a:stretch>
+                  </pic:blipFill>
+                  <pic:spPr>
+                    <a:xfrm>
+                      <a:off x="0" y="0"/>
+                      <a:ext cx="3593369" cy="1258507"/>
+                    </a:xfrm>
+                    <a:prstGeom prst="rect">
+                      <a:avLst/>
+                    </a:prstGeom>
+                    <a:ln>
+                      <a:solidFill>
+                        <a:srgbClr val="FF0000"/>
+                      </a:solidFill>
+                    </a:ln>
+                  </pic:spPr>
+                </pic:pic>
+              </a:graphicData>
+            </a:graphic>
+          </wp:inline>
+        </w:drawing>
+      </w:r>
+    </w:p>
+    <w:p/>
     <w:sectPr>
       <w:pgSz w:w="11906" w:h="16838"/>
       <w:pgMar w:top="1440" w:right="1800" w:bottom="1440" w:left="1800" w:header="851" w:footer="992" w:gutter="0"/>
@@ -6386,6 +7825,7 @@
   <w:style w:type="character" w:default="1" w:styleId="a0">
     <w:name w:val="Default Paragraph Font"/>
     <w:uiPriority w:val="1"/>
+    <w:semiHidden/>
     <w:unhideWhenUsed/>
   </w:style>
   <w:style w:type="table" w:default="1" w:styleId="a1">

--- a/pa2.docx
+++ b/pa2.docx
@@ -1,6 +1,6 @@
 
 <file path=word/document.xml><?xml version="1.0" encoding="utf-8"?>
-<w:document xmlns:wpc="http://schemas.microsoft.com/office/word/2010/wordprocessingCanvas" xmlns:cx="http://schemas.microsoft.com/office/drawing/2014/chartex" xmlns:cx1="http://schemas.microsoft.com/office/drawing/2015/9/8/chartex" xmlns:cx2="http://schemas.microsoft.com/office/drawing/2015/10/21/chartex" xmlns:cx3="http://schemas.microsoft.com/office/drawing/2016/5/9/chartex" xmlns:cx4="http://schemas.microsoft.com/office/drawing/2016/5/10/chartex" xmlns:cx5="http://schemas.microsoft.com/office/drawing/2016/5/11/chartex" xmlns:cx6="http://schemas.microsoft.com/office/drawing/2016/5/12/chartex" xmlns:cx7="http://schemas.microsoft.com/office/drawing/2016/5/13/chartex" xmlns:cx8="http://schemas.microsoft.com/office/drawing/2016/5/14/chartex" xmlns:mc="http://schemas.openxmlformats.org/markup-compatibility/2006" xmlns:aink="http://schemas.microsoft.com/office/drawing/2016/ink" xmlns:am3d="http://schemas.microsoft.com/office/drawing/2017/model3d" xmlns:o="urn:schemas-microsoft-com:office:office" xmlns:r="http://schemas.openxmlformats.org/officeDocument/2006/relationships" xmlns:m="http://schemas.openxmlformats.org/officeDocument/2006/math" xmlns:v="urn:schemas-microsoft-com:vml" xmlns:wp14="http://schemas.microsoft.com/office/word/2010/wordprocessingDrawing" xmlns:wp="http://schemas.openxmlformats.org/drawingml/2006/wordprocessingDrawing" xmlns:w10="urn:schemas-microsoft-com:office:word" xmlns:w="http://schemas.openxmlformats.org/wordprocessingml/2006/main" xmlns:w14="http://schemas.microsoft.com/office/word/2010/wordml" xmlns:w15="http://schemas.microsoft.com/office/word/2012/wordml" xmlns:w16cex="http://schemas.microsoft.com/office/word/2018/wordml/cex" xmlns:w16cid="http://schemas.microsoft.com/office/word/2016/wordml/cid" xmlns:w16="http://schemas.microsoft.com/office/word/2018/wordml" xmlns:w16sdtdh="http://schemas.microsoft.com/office/word/2020/wordml/sdtdatahash" xmlns:w16se="http://schemas.microsoft.com/office/word/2015/wordml/symex" xmlns:wpg="http://schemas.microsoft.com/office/word/2010/wordprocessingGroup" xmlns:wpi="http://schemas.microsoft.com/office/word/2010/wordprocessingInk" xmlns:wne="http://schemas.microsoft.com/office/word/2006/wordml" xmlns:wps="http://schemas.microsoft.com/office/word/2010/wordprocessingShape" mc:Ignorable="w14 w15 w16se w16cid w16 w16cex w16sdtdh wp14">
+<w:document xmlns:wpc="http://schemas.microsoft.com/office/word/2010/wordprocessingCanvas" xmlns:cx="http://schemas.microsoft.com/office/drawing/2014/chartex" xmlns:cx1="http://schemas.microsoft.com/office/drawing/2015/9/8/chartex" xmlns:cx2="http://schemas.microsoft.com/office/drawing/2015/10/21/chartex" xmlns:cx3="http://schemas.microsoft.com/office/drawing/2016/5/9/chartex" xmlns:cx4="http://schemas.microsoft.com/office/drawing/2016/5/10/chartex" xmlns:cx5="http://schemas.microsoft.com/office/drawing/2016/5/11/chartex" xmlns:cx6="http://schemas.microsoft.com/office/drawing/2016/5/12/chartex" xmlns:cx7="http://schemas.microsoft.com/office/drawing/2016/5/13/chartex" xmlns:cx8="http://schemas.microsoft.com/office/drawing/2016/5/14/chartex" xmlns:mc="http://schemas.openxmlformats.org/markup-compatibility/2006" xmlns:aink="http://schemas.microsoft.com/office/drawing/2016/ink" xmlns:am3d="http://schemas.microsoft.com/office/drawing/2017/model3d" xmlns:o="urn:schemas-microsoft-com:office:office" xmlns:oel="http://schemas.microsoft.com/office/2019/extlst" xmlns:r="http://schemas.openxmlformats.org/officeDocument/2006/relationships" xmlns:m="http://schemas.openxmlformats.org/officeDocument/2006/math" xmlns:v="urn:schemas-microsoft-com:vml" xmlns:wp14="http://schemas.microsoft.com/office/word/2010/wordprocessingDrawing" xmlns:wp="http://schemas.openxmlformats.org/drawingml/2006/wordprocessingDrawing" xmlns:w10="urn:schemas-microsoft-com:office:word" xmlns:w="http://schemas.openxmlformats.org/wordprocessingml/2006/main" xmlns:w14="http://schemas.microsoft.com/office/word/2010/wordml" xmlns:w15="http://schemas.microsoft.com/office/word/2012/wordml" xmlns:w16cex="http://schemas.microsoft.com/office/word/2018/wordml/cex" xmlns:w16cid="http://schemas.microsoft.com/office/word/2016/wordml/cid" xmlns:w16="http://schemas.microsoft.com/office/word/2018/wordml" xmlns:w16sdtdh="http://schemas.microsoft.com/office/word/2020/wordml/sdtdatahash" xmlns:w16se="http://schemas.microsoft.com/office/word/2015/wordml/symex" xmlns:wpg="http://schemas.microsoft.com/office/word/2010/wordprocessingGroup" xmlns:wpi="http://schemas.microsoft.com/office/word/2010/wordprocessingInk" xmlns:wne="http://schemas.microsoft.com/office/word/2006/wordml" xmlns:wps="http://schemas.microsoft.com/office/word/2010/wordprocessingShape" mc:Ignorable="w14 w15 w16se w16cid w16 w16cex w16sdtdh wp14">
   <w:body>
     <w:p>
       <w:pPr>
@@ -161,14 +161,1325 @@
         <w:jc w:val="center"/>
       </w:pPr>
       <w:r>
-        <w:rPr>
-          <w:noProof/>
-        </w:rPr>
         <w:drawing>
-          <wp:inline distT="0" distB="0" distL="0" distR="0" wp14:anchorId="362CF011" wp14:editId="67213B75">
-            <wp:extent cx="1123950" cy="647122"/>
-            <wp:effectExtent l="0" t="0" r="0" b="635"/>
-            <wp:docPr id="5" name="圖片 5"/>
+          <wp:inline distT="0" distB="0" distL="0" distR="0" wp14:anchorId="54C9E50D" wp14:editId="7625F85E">
+            <wp:extent cx="5274310" cy="2955290"/>
+            <wp:effectExtent l="0" t="0" r="2540" b="0"/>
+            <wp:docPr id="1" name="圖片 1"/>
+            <wp:cNvGraphicFramePr>
+              <a:graphicFrameLocks xmlns:a="http://schemas.openxmlformats.org/drawingml/2006/main" noChangeAspect="1"/>
+            </wp:cNvGraphicFramePr>
+            <a:graphic xmlns:a="http://schemas.openxmlformats.org/drawingml/2006/main">
+              <a:graphicData uri="http://schemas.openxmlformats.org/drawingml/2006/picture">
+                <pic:pic xmlns:pic="http://schemas.openxmlformats.org/drawingml/2006/picture">
+                  <pic:nvPicPr>
+                    <pic:cNvPr id="1" name=""/>
+                    <pic:cNvPicPr/>
+                  </pic:nvPicPr>
+                  <pic:blipFill>
+                    <a:blip r:embed="rId5"/>
+                    <a:stretch>
+                      <a:fillRect/>
+                    </a:stretch>
+                  </pic:blipFill>
+                  <pic:spPr>
+                    <a:xfrm>
+                      <a:off x="0" y="0"/>
+                      <a:ext cx="5274310" cy="2955290"/>
+                    </a:xfrm>
+                    <a:prstGeom prst="rect">
+                      <a:avLst/>
+                    </a:prstGeom>
+                  </pic:spPr>
+                </pic:pic>
+              </a:graphicData>
+            </a:graphic>
+          </wp:inline>
+        </w:drawing>
+      </w:r>
+    </w:p>
+    <w:p>
+      <w:pPr>
+        <w:pStyle w:val="a3"/>
+        <w:spacing w:before="360"/>
+      </w:pPr>
+      <w:r>
+        <w:t>Taskset 2:</w:t>
+      </w:r>
+    </w:p>
+    <w:p>
+      <w:pPr>
+        <w:jc w:val="center"/>
+        <w:rPr>
+          <w:rFonts w:hint="eastAsia"/>
+        </w:rPr>
+      </w:pPr>
+      <w:r>
+        <w:drawing>
+          <wp:inline distT="0" distB="0" distL="0" distR="0" wp14:anchorId="03FB4D5A" wp14:editId="40A75C8F">
+            <wp:extent cx="5274310" cy="2165350"/>
+            <wp:effectExtent l="0" t="0" r="2540" b="6350"/>
+            <wp:docPr id="56" name="圖片 56"/>
+            <wp:cNvGraphicFramePr>
+              <a:graphicFrameLocks xmlns:a="http://schemas.openxmlformats.org/drawingml/2006/main" noChangeAspect="1"/>
+            </wp:cNvGraphicFramePr>
+            <a:graphic xmlns:a="http://schemas.openxmlformats.org/drawingml/2006/main">
+              <a:graphicData uri="http://schemas.openxmlformats.org/drawingml/2006/picture">
+                <pic:pic xmlns:pic="http://schemas.openxmlformats.org/drawingml/2006/picture">
+                  <pic:nvPicPr>
+                    <pic:cNvPr id="1" name=""/>
+                    <pic:cNvPicPr/>
+                  </pic:nvPicPr>
+                  <pic:blipFill>
+                    <a:blip r:embed="rId6"/>
+                    <a:stretch>
+                      <a:fillRect/>
+                    </a:stretch>
+                  </pic:blipFill>
+                  <pic:spPr>
+                    <a:xfrm>
+                      <a:off x="0" y="0"/>
+                      <a:ext cx="5274310" cy="2165350"/>
+                    </a:xfrm>
+                    <a:prstGeom prst="rect">
+                      <a:avLst/>
+                    </a:prstGeom>
+                  </pic:spPr>
+                </pic:pic>
+              </a:graphicData>
+            </a:graphic>
+          </wp:inline>
+        </w:drawing>
+      </w:r>
+    </w:p>
+    <w:p>
+      <w:pPr>
+        <w:pStyle w:val="2"/>
+      </w:pPr>
+      <w:r>
+        <w:lastRenderedPageBreak/>
+        <w:t>Description</w:t>
+      </w:r>
+      <w:r>
+        <w:t xml:space="preserve"> of implementation </w:t>
+      </w:r>
+      <w:r>
+        <w:t>(10%)</w:t>
+      </w:r>
+    </w:p>
+    <w:p>
+      <w:pPr>
+        <w:rPr>
+          <w:color w:val="FF0000"/>
+        </w:rPr>
+      </w:pPr>
+      <w:r>
+        <w:rPr>
+          <w:rFonts w:hint="eastAsia"/>
+        </w:rPr>
+        <w:t>//</w:t>
+      </w:r>
+      <w:r>
+        <w:rPr>
+          <w:rFonts w:hint="eastAsia"/>
+          <w:color w:val="FF0000"/>
+        </w:rPr>
+        <w:t xml:space="preserve"> </w:t>
+      </w:r>
+      <w:r>
+        <w:rPr>
+          <w:rFonts w:hint="eastAsia"/>
+          <w:color w:val="FF0000"/>
+        </w:rPr>
+        <w:t>更新版：</w:t>
+      </w:r>
+      <w:r>
+        <w:rPr>
+          <w:rFonts w:hint="eastAsia"/>
+          <w:color w:val="FF0000"/>
+        </w:rPr>
+        <w:t xml:space="preserve"> debug preemption </w:t>
+      </w:r>
+      <w:r>
+        <w:rPr>
+          <w:rFonts w:hint="eastAsia"/>
+          <w:color w:val="FF0000"/>
+        </w:rPr>
+        <w:t>輸出訊息</w:t>
+      </w:r>
+    </w:p>
+    <w:p>
+      <w:pPr>
+        <w:jc w:val="center"/>
+        <w:rPr>
+          <w:rFonts w:hint="eastAsia"/>
+          <w:color w:val="FF0000"/>
+        </w:rPr>
+      </w:pPr>
+      <w:r>
+        <w:rPr>
+          <w:noProof/>
+          <w:color w:val="FF0000"/>
+        </w:rPr>
+        <mc:AlternateContent>
+          <mc:Choice Requires="wps">
+            <w:drawing>
+              <wp:anchor distT="0" distB="0" distL="114300" distR="114300" simplePos="0" relativeHeight="251663360" behindDoc="0" locked="0" layoutInCell="1" allowOverlap="1" wp14:anchorId="33795DD2" wp14:editId="72CB0CE7">
+                <wp:simplePos x="0" y="0"/>
+                <wp:positionH relativeFrom="column">
+                  <wp:posOffset>1301115</wp:posOffset>
+                </wp:positionH>
+                <wp:positionV relativeFrom="paragraph">
+                  <wp:posOffset>1971871</wp:posOffset>
+                </wp:positionV>
+                <wp:extent cx="1981200" cy="128954"/>
+                <wp:effectExtent l="0" t="0" r="19050" b="23495"/>
+                <wp:wrapNone/>
+                <wp:docPr id="55" name="矩形 55"/>
+                <wp:cNvGraphicFramePr/>
+                <a:graphic xmlns:a="http://schemas.openxmlformats.org/drawingml/2006/main">
+                  <a:graphicData uri="http://schemas.microsoft.com/office/word/2010/wordprocessingShape">
+                    <wps:wsp>
+                      <wps:cNvSpPr/>
+                      <wps:spPr>
+                        <a:xfrm>
+                          <a:off x="0" y="0"/>
+                          <a:ext cx="1981200" cy="128954"/>
+                        </a:xfrm>
+                        <a:prstGeom prst="rect">
+                          <a:avLst/>
+                        </a:prstGeom>
+                        <a:noFill/>
+                        <a:ln>
+                          <a:solidFill>
+                            <a:srgbClr val="FF0000"/>
+                          </a:solidFill>
+                        </a:ln>
+                      </wps:spPr>
+                      <wps:style>
+                        <a:lnRef idx="2">
+                          <a:schemeClr val="accent1">
+                            <a:shade val="15000"/>
+                          </a:schemeClr>
+                        </a:lnRef>
+                        <a:fillRef idx="1">
+                          <a:schemeClr val="accent1"/>
+                        </a:fillRef>
+                        <a:effectRef idx="0">
+                          <a:schemeClr val="accent1"/>
+                        </a:effectRef>
+                        <a:fontRef idx="minor">
+                          <a:schemeClr val="lt1"/>
+                        </a:fontRef>
+                      </wps:style>
+                      <wps:bodyPr rot="0" spcFirstLastPara="0" vertOverflow="overflow" horzOverflow="overflow" vert="horz" wrap="square" lIns="91440" tIns="45720" rIns="91440" bIns="45720" numCol="1" spcCol="0" rtlCol="0" fromWordArt="0" anchor="ctr" anchorCtr="0" forceAA="0" compatLnSpc="1">
+                        <a:prstTxWarp prst="textNoShape">
+                          <a:avLst/>
+                        </a:prstTxWarp>
+                        <a:noAutofit/>
+                      </wps:bodyPr>
+                    </wps:wsp>
+                  </a:graphicData>
+                </a:graphic>
+              </wp:anchor>
+            </w:drawing>
+          </mc:Choice>
+          <mc:Fallback>
+            <w:pict>
+              <v:rect w14:anchorId="53AC512A" id="矩形 55" o:spid="_x0000_s1026" style="position:absolute;margin-left:102.45pt;margin-top:155.25pt;width:156pt;height:10.15pt;z-index:251663360;visibility:visible;mso-wrap-style:square;mso-wrap-distance-left:9pt;mso-wrap-distance-top:0;mso-wrap-distance-right:9pt;mso-wrap-distance-bottom:0;mso-position-horizontal:absolute;mso-position-horizontal-relative:text;mso-position-vertical:absolute;mso-position-vertical-relative:text;v-text-anchor:middle" o:gfxdata="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" filled="f" strokecolor="red" strokeweight="1pt"/>
+            </w:pict>
+          </mc:Fallback>
+        </mc:AlternateContent>
+      </w:r>
+      <w:r>
+        <w:rPr>
+          <w:color w:val="FF0000"/>
+        </w:rPr>
+        <w:drawing>
+          <wp:inline distT="0" distB="0" distL="0" distR="0" wp14:anchorId="7EDA1EC6" wp14:editId="4F12222B">
+            <wp:extent cx="3587262" cy="2872055"/>
+            <wp:effectExtent l="0" t="0" r="0" b="5080"/>
+            <wp:docPr id="48" name="圖片 48"/>
+            <wp:cNvGraphicFramePr>
+              <a:graphicFrameLocks xmlns:a="http://schemas.openxmlformats.org/drawingml/2006/main" noChangeAspect="1"/>
+            </wp:cNvGraphicFramePr>
+            <a:graphic xmlns:a="http://schemas.openxmlformats.org/drawingml/2006/main">
+              <a:graphicData uri="http://schemas.openxmlformats.org/drawingml/2006/picture">
+                <pic:pic xmlns:pic="http://schemas.openxmlformats.org/drawingml/2006/picture">
+                  <pic:nvPicPr>
+                    <pic:cNvPr id="1" name=""/>
+                    <pic:cNvPicPr/>
+                  </pic:nvPicPr>
+                  <pic:blipFill>
+                    <a:blip r:embed="rId7"/>
+                    <a:stretch>
+                      <a:fillRect/>
+                    </a:stretch>
+                  </pic:blipFill>
+                  <pic:spPr>
+                    <a:xfrm>
+                      <a:off x="0" y="0"/>
+                      <a:ext cx="3592559" cy="2876296"/>
+                    </a:xfrm>
+                    <a:prstGeom prst="rect">
+                      <a:avLst/>
+                    </a:prstGeom>
+                  </pic:spPr>
+                </pic:pic>
+              </a:graphicData>
+            </a:graphic>
+          </wp:inline>
+        </w:drawing>
+      </w:r>
+    </w:p>
+    <w:p>
+      <w:pPr>
+        <w:ind w:firstLine="480"/>
+      </w:pPr>
+      <w:r>
+        <w:rPr>
+          <w:rFonts w:hint="eastAsia"/>
+        </w:rPr>
+        <w:t>我使用</w:t>
+      </w:r>
+      <w:r>
+        <w:rPr>
+          <w:rFonts w:hint="eastAsia"/>
+          <w:b/>
+          <w:bCs/>
+          <w:u w:val="single"/>
+        </w:rPr>
+        <w:t>min-heap</w:t>
+      </w:r>
+      <w:r>
+        <w:rPr>
+          <w:rFonts w:hint="eastAsia"/>
+        </w:rPr>
+        <w:t>取代</w:t>
+      </w:r>
+      <w:r>
+        <w:rPr>
+          <w:rFonts w:hint="eastAsia"/>
+        </w:rPr>
+        <w:t>r</w:t>
+      </w:r>
+      <w:r>
+        <w:t>eady table</w:t>
+      </w:r>
+      <w:r>
+        <w:rPr>
+          <w:rFonts w:hint="eastAsia"/>
+        </w:rPr>
+        <w:t>來實作</w:t>
+      </w:r>
+      <w:r>
+        <w:rPr>
+          <w:rFonts w:hint="eastAsia"/>
+        </w:rPr>
+        <w:t>EDF scheduler</w:t>
+      </w:r>
+      <w:r>
+        <w:rPr>
+          <w:rFonts w:hint="eastAsia"/>
+        </w:rPr>
+        <w:t>。</w:t>
+      </w:r>
+      <w:r>
+        <w:t>採用</w:t>
+      </w:r>
+      <w:r>
+        <w:t xml:space="preserve"> min-heap </w:t>
+      </w:r>
+      <w:r>
+        <w:t>取代</w:t>
+      </w:r>
+      <w:r>
+        <w:t xml:space="preserve"> ready table </w:t>
+      </w:r>
+      <w:r>
+        <w:t>的理由在於能大幅降低</w:t>
+      </w:r>
+      <w:r>
+        <w:rPr>
+          <w:rFonts w:hint="eastAsia"/>
+        </w:rPr>
+        <w:t>scheduler</w:t>
+      </w:r>
+      <w:r>
+        <w:t>演算法的時間複雜度：當有新</w:t>
+      </w:r>
+      <w:r>
+        <w:rPr>
+          <w:rFonts w:hint="eastAsia"/>
+        </w:rPr>
+        <w:t>j</w:t>
+      </w:r>
+      <w:r>
+        <w:t>ob</w:t>
+      </w:r>
+      <w:r>
+        <w:t>到達時，只要呼叫</w:t>
+      </w:r>
+      <w:r>
+        <w:t xml:space="preserve"> heap </w:t>
+      </w:r>
+      <w:r>
+        <w:t>插入並自動調整</w:t>
+      </w:r>
+      <w:proofErr w:type="gramStart"/>
+      <w:r>
+        <w:t>（</w:t>
+      </w:r>
+      <w:proofErr w:type="spellStart"/>
+      <w:proofErr w:type="gramEnd"/>
+      <w:r>
+        <w:t>heapify</w:t>
+      </w:r>
+      <w:proofErr w:type="spellEnd"/>
+      <w:r>
+        <w:t>‐up</w:t>
+      </w:r>
+      <w:r>
+        <w:t>），或在工作完成時呼叫刪除最小元素並調整（</w:t>
+      </w:r>
+      <w:proofErr w:type="spellStart"/>
+      <w:r>
+        <w:t>heapify</w:t>
+      </w:r>
+      <w:proofErr w:type="spellEnd"/>
+      <w:r>
+        <w:t>‐down</w:t>
+      </w:r>
+      <w:r>
+        <w:t>），這兩個操作的時間複雜度都穩定在</w:t>
+      </w:r>
+      <w:r>
+        <w:t xml:space="preserve"> O(log N)</w:t>
+      </w:r>
+      <w:r>
+        <w:t>；而在排程決策階段，直接</w:t>
+      </w:r>
+      <w:proofErr w:type="gramStart"/>
+      <w:r>
+        <w:t>對堆頂做</w:t>
+      </w:r>
+      <w:proofErr w:type="gramEnd"/>
+      <w:r>
+        <w:t xml:space="preserve"> peek </w:t>
+      </w:r>
+      <w:r>
+        <w:t>就能以</w:t>
+      </w:r>
+      <w:r>
+        <w:t xml:space="preserve"> O(1) </w:t>
+      </w:r>
+      <w:r>
+        <w:t>取得</w:t>
+      </w:r>
+      <w:r>
+        <w:rPr>
+          <w:rFonts w:hint="eastAsia"/>
+        </w:rPr>
+        <w:t>高優先權</w:t>
+      </w:r>
+      <w:r>
+        <w:t>的工作，無須掃描整個</w:t>
+      </w:r>
+      <w:r>
+        <w:rPr>
+          <w:rFonts w:hint="eastAsia"/>
+        </w:rPr>
+        <w:t>h</w:t>
+      </w:r>
+      <w:r>
+        <w:t>eap</w:t>
+      </w:r>
+      <w:r>
+        <w:t>；同時，由於</w:t>
+      </w:r>
+      <w:r>
+        <w:t xml:space="preserve"> heap </w:t>
+      </w:r>
+      <w:r>
+        <w:t>在插入與刪除時就自動維持</w:t>
+      </w:r>
+      <w:r>
+        <w:t xml:space="preserve"> deadline </w:t>
+      </w:r>
+      <w:r>
+        <w:t>排序，整體程式邏輯更為簡潔</w:t>
+      </w:r>
+      <w:proofErr w:type="gramStart"/>
+      <w:r>
+        <w:t>清晰，</w:t>
+      </w:r>
+      <w:proofErr w:type="gramEnd"/>
+      <w:r>
+        <w:t>也更易於維護。</w:t>
+      </w:r>
+    </w:p>
+    <w:p>
+      <w:pPr>
+        <w:ind w:firstLine="480"/>
+      </w:pPr>
+      <w:proofErr w:type="gramStart"/>
+      <w:r>
+        <w:rPr>
+          <w:rFonts w:hint="eastAsia"/>
+        </w:rPr>
+        <w:t>本實作</w:t>
+      </w:r>
+      <w:proofErr w:type="gramEnd"/>
+      <w:r>
+        <w:rPr>
+          <w:rFonts w:hint="eastAsia"/>
+        </w:rPr>
+        <w:t>採用最早截止期限優先（</w:t>
+      </w:r>
+      <w:r>
+        <w:rPr>
+          <w:rFonts w:hint="eastAsia"/>
+        </w:rPr>
+        <w:t>EDF</w:t>
+      </w:r>
+      <w:r>
+        <w:rPr>
+          <w:rFonts w:hint="eastAsia"/>
+        </w:rPr>
+        <w:t>）演算法，並以最小堆管理所有</w:t>
+      </w:r>
+      <w:r>
+        <w:rPr>
+          <w:rFonts w:hint="eastAsia"/>
+        </w:rPr>
+        <w:t>準備好</w:t>
+      </w:r>
+      <w:r>
+        <w:rPr>
+          <w:rFonts w:hint="eastAsia"/>
+        </w:rPr>
+        <w:t>但尚未完成的工作</w:t>
+      </w:r>
+      <w:r>
+        <w:rPr>
+          <w:rFonts w:hint="eastAsia"/>
+        </w:rPr>
+        <w:t>。</w:t>
+      </w:r>
+      <w:r>
+        <w:rPr>
+          <w:rFonts w:hint="eastAsia"/>
+        </w:rPr>
+        <w:t>在</w:t>
+      </w:r>
+      <w:proofErr w:type="spellStart"/>
+      <w:r>
+        <w:rPr>
+          <w:rFonts w:hint="eastAsia"/>
+        </w:rPr>
+        <w:t>os_core.c</w:t>
+      </w:r>
+      <w:proofErr w:type="spellEnd"/>
+      <w:r>
+        <w:rPr>
+          <w:rFonts w:hint="eastAsia"/>
+        </w:rPr>
+        <w:t>中，</w:t>
+      </w:r>
+      <w:r>
+        <w:rPr>
+          <w:rFonts w:hint="eastAsia"/>
+        </w:rPr>
+        <w:t>我將工作</w:t>
+      </w:r>
+      <w:r>
+        <w:rPr>
+          <w:rFonts w:hint="eastAsia"/>
+        </w:rPr>
+        <w:t>共分成四個模組</w:t>
+      </w:r>
+      <w:r>
+        <w:rPr>
+          <w:rFonts w:hint="eastAsia"/>
+        </w:rPr>
+        <w:t>實作</w:t>
+      </w:r>
+      <w:r>
+        <w:rPr>
+          <w:rFonts w:hint="eastAsia"/>
+        </w:rPr>
+        <w:t>：</w:t>
+      </w:r>
+      <w:r>
+        <w:rPr>
+          <w:rFonts w:hint="eastAsia"/>
+        </w:rPr>
+        <w:t>Consumer</w:t>
+      </w:r>
+      <w:r>
+        <w:rPr>
+          <w:rFonts w:hint="eastAsia"/>
+        </w:rPr>
+        <w:t>、</w:t>
+      </w:r>
+      <w:proofErr w:type="spellStart"/>
+      <w:r>
+        <w:rPr>
+          <w:rFonts w:hint="eastAsia"/>
+        </w:rPr>
+        <w:t>Activer</w:t>
+      </w:r>
+      <w:proofErr w:type="spellEnd"/>
+      <w:r>
+        <w:rPr>
+          <w:rFonts w:hint="eastAsia"/>
+        </w:rPr>
+        <w:t>、</w:t>
+      </w:r>
+      <w:r>
+        <w:rPr>
+          <w:rFonts w:hint="eastAsia"/>
+        </w:rPr>
+        <w:t xml:space="preserve">Checker </w:t>
+      </w:r>
+      <w:r>
+        <w:rPr>
+          <w:rFonts w:hint="eastAsia"/>
+        </w:rPr>
+        <w:t>與</w:t>
+      </w:r>
+      <w:r>
+        <w:rPr>
+          <w:rFonts w:hint="eastAsia"/>
+        </w:rPr>
+        <w:t xml:space="preserve"> </w:t>
+      </w:r>
+      <w:proofErr w:type="spellStart"/>
+      <w:r>
+        <w:rPr>
+          <w:rFonts w:hint="eastAsia"/>
+        </w:rPr>
+        <w:t>EDF_Scheduler</w:t>
+      </w:r>
+      <w:proofErr w:type="spellEnd"/>
+      <w:r>
+        <w:rPr>
+          <w:rFonts w:hint="eastAsia"/>
+        </w:rPr>
+        <w:t>。</w:t>
+      </w:r>
+      <w:r>
+        <w:rPr>
+          <w:rFonts w:hint="eastAsia"/>
+        </w:rPr>
+        <w:t>取代系統原本的</w:t>
+      </w:r>
+      <w:r>
+        <w:rPr>
+          <w:rFonts w:hint="eastAsia"/>
+        </w:rPr>
+        <w:t>scheduler</w:t>
+      </w:r>
+      <w:r>
+        <w:rPr>
+          <w:rFonts w:hint="eastAsia"/>
+        </w:rPr>
+        <w:t>。</w:t>
+      </w:r>
+      <w:r>
+        <w:br w:type="page"/>
+      </w:r>
+    </w:p>
+    <w:p>
+      <w:pPr>
+        <w:pStyle w:val="a8"/>
+        <w:numPr>
+          <w:ilvl w:val="0"/>
+          <w:numId w:val="4"/>
+        </w:numPr>
+        <w:ind w:leftChars="0"/>
+      </w:pPr>
+      <w:r>
+        <w:lastRenderedPageBreak/>
+        <w:t>Consumer</w:t>
+      </w:r>
+      <w:r>
+        <w:rPr>
+          <w:rFonts w:hint="eastAsia"/>
+        </w:rPr>
+        <w:t>()</w:t>
+      </w:r>
+      <w:r>
+        <w:rPr>
+          <w:rFonts w:hint="eastAsia"/>
+        </w:rPr>
+        <w:t>：</w:t>
+      </w:r>
+      <w:r>
+        <w:br/>
+      </w:r>
+      <w:r>
+        <w:rPr>
+          <w:rFonts w:hint="eastAsia"/>
+        </w:rPr>
+        <w:t xml:space="preserve">Consumer </w:t>
+      </w:r>
+      <w:r>
+        <w:rPr>
+          <w:rFonts w:hint="eastAsia"/>
+        </w:rPr>
+        <w:t>會從</w:t>
+      </w:r>
+      <w:r>
+        <w:rPr>
+          <w:rFonts w:hint="eastAsia"/>
+        </w:rPr>
+        <w:t>m</w:t>
+      </w:r>
+      <w:r>
+        <w:t>in-heap</w:t>
+      </w:r>
+      <w:r>
+        <w:rPr>
+          <w:rFonts w:hint="eastAsia"/>
+        </w:rPr>
+        <w:t>頂端取出最早截止的節點（</w:t>
+      </w:r>
+      <w:proofErr w:type="spellStart"/>
+      <w:r>
+        <w:rPr>
+          <w:rFonts w:hint="eastAsia"/>
+        </w:rPr>
+        <w:t>min_node</w:t>
+      </w:r>
+      <w:proofErr w:type="spellEnd"/>
+      <w:r>
+        <w:rPr>
+          <w:rFonts w:hint="eastAsia"/>
+        </w:rPr>
+        <w:t>），並將其剩餘執行時間（</w:t>
+      </w:r>
+      <w:proofErr w:type="spellStart"/>
+      <w:r>
+        <w:rPr>
+          <w:rFonts w:hint="eastAsia"/>
+        </w:rPr>
+        <w:t>executetime</w:t>
+      </w:r>
+      <w:proofErr w:type="spellEnd"/>
+      <w:r>
+        <w:rPr>
+          <w:rFonts w:hint="eastAsia"/>
+        </w:rPr>
+        <w:t>）減</w:t>
+      </w:r>
+      <w:proofErr w:type="gramStart"/>
+      <w:r>
+        <w:rPr>
+          <w:rFonts w:hint="eastAsia"/>
+        </w:rPr>
+        <w:t>一</w:t>
+      </w:r>
+      <w:proofErr w:type="gramEnd"/>
+      <w:r>
+        <w:rPr>
+          <w:rFonts w:hint="eastAsia"/>
+        </w:rPr>
+        <w:t>。若</w:t>
+      </w:r>
+      <w:r>
+        <w:rPr>
+          <w:rFonts w:hint="eastAsia"/>
+        </w:rPr>
+        <w:t xml:space="preserve"> </w:t>
+      </w:r>
+      <w:proofErr w:type="spellStart"/>
+      <w:r>
+        <w:rPr>
+          <w:rFonts w:hint="eastAsia"/>
+        </w:rPr>
+        <w:t>executetime</w:t>
+      </w:r>
+      <w:proofErr w:type="spellEnd"/>
+      <w:r>
+        <w:rPr>
+          <w:rFonts w:hint="eastAsia"/>
+        </w:rPr>
+        <w:t xml:space="preserve"> </w:t>
+      </w:r>
+      <w:r>
+        <w:rPr>
+          <w:rFonts w:hint="eastAsia"/>
+        </w:rPr>
+        <w:t>減至</w:t>
+      </w:r>
+      <w:r>
+        <w:rPr>
+          <w:rFonts w:hint="eastAsia"/>
+        </w:rPr>
+        <w:t xml:space="preserve"> 0</w:t>
+      </w:r>
+      <w:r>
+        <w:rPr>
+          <w:rFonts w:hint="eastAsia"/>
+        </w:rPr>
+        <w:t>，即代表該次工作已結束，此時透過任務控制區陣列</w:t>
+      </w:r>
+      <w:r>
+        <w:rPr>
+          <w:rFonts w:hint="eastAsia"/>
+        </w:rPr>
+        <w:t xml:space="preserve"> </w:t>
+      </w:r>
+      <w:proofErr w:type="spellStart"/>
+      <w:r>
+        <w:rPr>
+          <w:rFonts w:hint="eastAsia"/>
+        </w:rPr>
+        <w:t>OSTCBPrioTbl</w:t>
+      </w:r>
+      <w:proofErr w:type="spellEnd"/>
+      <w:r>
+        <w:rPr>
+          <w:rFonts w:hint="eastAsia"/>
+        </w:rPr>
+        <w:t xml:space="preserve"> </w:t>
+      </w:r>
+      <w:r>
+        <w:rPr>
+          <w:rFonts w:hint="eastAsia"/>
+        </w:rPr>
+        <w:t>將對應任務的工作編號（</w:t>
+      </w:r>
+      <w:proofErr w:type="spellStart"/>
+      <w:r>
+        <w:rPr>
+          <w:rFonts w:hint="eastAsia"/>
+        </w:rPr>
+        <w:t>TaskNumber</w:t>
+      </w:r>
+      <w:proofErr w:type="spellEnd"/>
+      <w:r>
+        <w:rPr>
+          <w:rFonts w:hint="eastAsia"/>
+        </w:rPr>
+        <w:t>）加一，為下一次週期性喚醒做準備。整個過程僅在堆</w:t>
+      </w:r>
+      <w:r>
+        <w:rPr>
+          <w:rFonts w:hint="eastAsia"/>
+        </w:rPr>
+        <w:t>n</w:t>
+      </w:r>
+      <w:r>
+        <w:t>ot empty</w:t>
+      </w:r>
+      <w:r>
+        <w:rPr>
+          <w:rFonts w:hint="eastAsia"/>
+        </w:rPr>
+        <w:t>、節點未</w:t>
+      </w:r>
+      <w:r>
+        <w:rPr>
+          <w:rFonts w:hint="eastAsia"/>
+        </w:rPr>
+        <w:t>被</w:t>
+      </w:r>
+      <w:r>
+        <w:rPr>
+          <w:rFonts w:hint="eastAsia"/>
+        </w:rPr>
+        <w:t>標示為</w:t>
+      </w:r>
+      <w:r>
+        <w:rPr>
+          <w:rFonts w:hint="eastAsia"/>
+        </w:rPr>
+        <w:t xml:space="preserve"> DONE </w:t>
+      </w:r>
+      <w:r>
+        <w:rPr>
+          <w:rFonts w:hint="eastAsia"/>
+        </w:rPr>
+        <w:t>且</w:t>
+      </w:r>
+      <w:r>
+        <w:rPr>
+          <w:rFonts w:hint="eastAsia"/>
+        </w:rPr>
+        <w:t xml:space="preserve"> </w:t>
+      </w:r>
+      <w:proofErr w:type="spellStart"/>
+      <w:r>
+        <w:rPr>
+          <w:rFonts w:hint="eastAsia"/>
+        </w:rPr>
+        <w:t>executetime</w:t>
+      </w:r>
+      <w:proofErr w:type="spellEnd"/>
+      <w:r>
+        <w:rPr>
+          <w:rFonts w:hint="eastAsia"/>
+        </w:rPr>
+        <w:t xml:space="preserve"> </w:t>
+      </w:r>
+      <w:r>
+        <w:rPr>
+          <w:rFonts w:hint="eastAsia"/>
+        </w:rPr>
+        <w:t>大於</w:t>
+      </w:r>
+      <w:r>
+        <w:rPr>
+          <w:rFonts w:hint="eastAsia"/>
+        </w:rPr>
+        <w:t xml:space="preserve"> 0 </w:t>
+      </w:r>
+      <w:r>
+        <w:rPr>
+          <w:rFonts w:hint="eastAsia"/>
+        </w:rPr>
+        <w:t>時才會執行。</w:t>
+      </w:r>
+    </w:p>
+    <w:p>
+      <w:pPr>
+        <w:jc w:val="center"/>
+      </w:pPr>
+      <w:r>
+        <w:rPr>
+          <w:noProof/>
+        </w:rPr>
+        <w:drawing>
+          <wp:inline distT="0" distB="0" distL="0" distR="0" wp14:anchorId="595D673C" wp14:editId="55E3C9A1">
+            <wp:extent cx="5274310" cy="1577340"/>
+            <wp:effectExtent l="0" t="0" r="2540" b="3810"/>
+            <wp:docPr id="30" name="圖片 30"/>
+            <wp:cNvGraphicFramePr>
+              <a:graphicFrameLocks xmlns:a="http://schemas.openxmlformats.org/drawingml/2006/main" noChangeAspect="1"/>
+            </wp:cNvGraphicFramePr>
+            <a:graphic xmlns:a="http://schemas.openxmlformats.org/drawingml/2006/main">
+              <a:graphicData uri="http://schemas.openxmlformats.org/drawingml/2006/picture">
+                <pic:pic xmlns:pic="http://schemas.openxmlformats.org/drawingml/2006/picture">
+                  <pic:nvPicPr>
+                    <pic:cNvPr id="1" name=""/>
+                    <pic:cNvPicPr/>
+                  </pic:nvPicPr>
+                  <pic:blipFill>
+                    <a:blip r:embed="rId8"/>
+                    <a:stretch>
+                      <a:fillRect/>
+                    </a:stretch>
+                  </pic:blipFill>
+                  <pic:spPr>
+                    <a:xfrm>
+                      <a:off x="0" y="0"/>
+                      <a:ext cx="5274310" cy="1577340"/>
+                    </a:xfrm>
+                    <a:prstGeom prst="rect">
+                      <a:avLst/>
+                    </a:prstGeom>
+                  </pic:spPr>
+                </pic:pic>
+              </a:graphicData>
+            </a:graphic>
+          </wp:inline>
+        </w:drawing>
+      </w:r>
+    </w:p>
+    <w:p>
+      <w:pPr>
+        <w:pStyle w:val="a8"/>
+        <w:numPr>
+          <w:ilvl w:val="0"/>
+          <w:numId w:val="3"/>
+        </w:numPr>
+        <w:ind w:leftChars="0"/>
+      </w:pPr>
+      <w:proofErr w:type="spellStart"/>
+      <w:r>
+        <w:t>Activer</w:t>
+      </w:r>
+      <w:proofErr w:type="spellEnd"/>
+      <w:r>
+        <w:rPr>
+          <w:rFonts w:hint="eastAsia"/>
+        </w:rPr>
+        <w:t>()</w:t>
+      </w:r>
+      <w:r>
+        <w:rPr>
+          <w:rFonts w:hint="eastAsia"/>
+        </w:rPr>
+        <w:t>：</w:t>
+      </w:r>
+      <w:r>
+        <w:br/>
+      </w:r>
+      <w:proofErr w:type="spellStart"/>
+      <w:r>
+        <w:rPr>
+          <w:rFonts w:hint="eastAsia"/>
+        </w:rPr>
+        <w:t>Activer</w:t>
+      </w:r>
+      <w:proofErr w:type="spellEnd"/>
+      <w:r>
+        <w:rPr>
+          <w:rFonts w:hint="eastAsia"/>
+        </w:rPr>
+        <w:t xml:space="preserve"> </w:t>
+      </w:r>
+      <w:r>
+        <w:rPr>
+          <w:rFonts w:hint="eastAsia"/>
+        </w:rPr>
+        <w:t>在每</w:t>
+      </w:r>
+      <w:proofErr w:type="gramStart"/>
+      <w:r>
+        <w:rPr>
+          <w:rFonts w:hint="eastAsia"/>
+        </w:rPr>
+        <w:t>個</w:t>
+      </w:r>
+      <w:proofErr w:type="gramEnd"/>
+      <w:r>
+        <w:rPr>
+          <w:rFonts w:hint="eastAsia"/>
+        </w:rPr>
+        <w:t>Tick</w:t>
+      </w:r>
+      <w:r>
+        <w:t xml:space="preserve"> </w:t>
+      </w:r>
+      <w:proofErr w:type="spellStart"/>
+      <w:r>
+        <w:rPr>
+          <w:rFonts w:hint="eastAsia"/>
+        </w:rPr>
+        <w:t>i</w:t>
+      </w:r>
+      <w:r>
+        <w:t>nterrpt</w:t>
+      </w:r>
+      <w:proofErr w:type="spellEnd"/>
+      <w:r>
+        <w:rPr>
+          <w:rFonts w:hint="eastAsia"/>
+        </w:rPr>
+        <w:t>到達時，走訪所有使用者任務的</w:t>
+      </w:r>
+      <w:r>
+        <w:rPr>
+          <w:rFonts w:hint="eastAsia"/>
+        </w:rPr>
+        <w:t xml:space="preserve"> </w:t>
+      </w:r>
+      <w:proofErr w:type="spellStart"/>
+      <w:r>
+        <w:rPr>
+          <w:rFonts w:hint="eastAsia"/>
+        </w:rPr>
+        <w:t>TC</w:t>
+      </w:r>
+      <w:r>
+        <w:rPr>
+          <w:rFonts w:hint="eastAsia"/>
+        </w:rPr>
+        <w:t>BList</w:t>
+      </w:r>
+      <w:proofErr w:type="spellEnd"/>
+      <w:r>
+        <w:rPr>
+          <w:rFonts w:hint="eastAsia"/>
+        </w:rPr>
+        <w:t>（</w:t>
+      </w:r>
+      <w:proofErr w:type="spellStart"/>
+      <w:r>
+        <w:rPr>
+          <w:rFonts w:hint="eastAsia"/>
+        </w:rPr>
+        <w:t>OSTCBList</w:t>
+      </w:r>
+      <w:proofErr w:type="spellEnd"/>
+      <w:r>
+        <w:rPr>
+          <w:rFonts w:hint="eastAsia"/>
+        </w:rPr>
+        <w:t>），對每</w:t>
+      </w:r>
+      <w:proofErr w:type="gramStart"/>
+      <w:r>
+        <w:rPr>
+          <w:rFonts w:hint="eastAsia"/>
+        </w:rPr>
+        <w:t>個</w:t>
+      </w:r>
+      <w:proofErr w:type="gramEnd"/>
+      <w:r>
+        <w:rPr>
+          <w:rFonts w:hint="eastAsia"/>
+        </w:rPr>
+        <w:t>非空閒優先級的任務檢查：</w:t>
+      </w:r>
+      <w:r>
+        <w:rPr>
+          <w:rFonts w:hint="eastAsia"/>
+        </w:rPr>
+        <w:t>(</w:t>
+      </w:r>
+      <w:proofErr w:type="spellStart"/>
+      <w:r>
+        <w:rPr>
+          <w:rFonts w:hint="eastAsia"/>
+        </w:rPr>
+        <w:t>current_time</w:t>
+      </w:r>
+      <w:proofErr w:type="spellEnd"/>
+      <w:r>
+        <w:rPr>
+          <w:rFonts w:hint="eastAsia"/>
+        </w:rPr>
+        <w:t xml:space="preserve"> </w:t>
+      </w:r>
+      <w:proofErr w:type="gramStart"/>
+      <w:r>
+        <w:rPr>
+          <w:rFonts w:hint="eastAsia"/>
+        </w:rPr>
+        <w:t>–</w:t>
+      </w:r>
+      <w:proofErr w:type="gramEnd"/>
+      <w:r>
+        <w:rPr>
+          <w:rFonts w:hint="eastAsia"/>
+        </w:rPr>
+        <w:t xml:space="preserve"> </w:t>
+      </w:r>
+      <w:proofErr w:type="spellStart"/>
+      <w:r>
+        <w:rPr>
+          <w:rFonts w:hint="eastAsia"/>
+        </w:rPr>
+        <w:t>ArriveTime</w:t>
+      </w:r>
+      <w:proofErr w:type="spellEnd"/>
+      <w:r>
+        <w:rPr>
+          <w:rFonts w:hint="eastAsia"/>
+        </w:rPr>
+        <w:t>) % period == 0</w:t>
+      </w:r>
+      <w:r>
+        <w:rPr>
+          <w:rFonts w:hint="eastAsia"/>
+        </w:rPr>
+        <w:t>（週期任務的喚醒規則）</w:t>
+      </w:r>
+      <w:r>
+        <w:rPr>
+          <w:rFonts w:hint="eastAsia"/>
+        </w:rPr>
+        <w:t>。若條件成立，表示有新工作到達，於是配置並初始化一個新的</w:t>
+      </w:r>
+      <w:r>
+        <w:rPr>
+          <w:rFonts w:hint="eastAsia"/>
+        </w:rPr>
+        <w:t xml:space="preserve"> </w:t>
+      </w:r>
+      <w:proofErr w:type="spellStart"/>
+      <w:r>
+        <w:rPr>
+          <w:rFonts w:hint="eastAsia"/>
+        </w:rPr>
+        <w:t>EDF_Node</w:t>
+      </w:r>
+      <w:proofErr w:type="spellEnd"/>
+      <w:r>
+        <w:rPr>
+          <w:rFonts w:hint="eastAsia"/>
+        </w:rPr>
+        <w:t>：設定任務編號（</w:t>
+      </w:r>
+      <w:proofErr w:type="spellStart"/>
+      <w:r>
+        <w:rPr>
+          <w:rFonts w:hint="eastAsia"/>
+        </w:rPr>
+        <w:t>task_id</w:t>
+      </w:r>
+      <w:proofErr w:type="spellEnd"/>
+      <w:r>
+        <w:rPr>
+          <w:rFonts w:hint="eastAsia"/>
+        </w:rPr>
+        <w:t>）、工作序號（</w:t>
+      </w:r>
+      <w:proofErr w:type="spellStart"/>
+      <w:r>
+        <w:rPr>
+          <w:rFonts w:hint="eastAsia"/>
+        </w:rPr>
+        <w:t>job_no</w:t>
+      </w:r>
+      <w:proofErr w:type="spellEnd"/>
+      <w:r>
+        <w:rPr>
+          <w:rFonts w:hint="eastAsia"/>
+        </w:rPr>
+        <w:t>）、到達時間（</w:t>
+      </w:r>
+      <w:r>
+        <w:rPr>
+          <w:rFonts w:hint="eastAsia"/>
+        </w:rPr>
+        <w:t>arrival</w:t>
+      </w:r>
+      <w:r>
+        <w:rPr>
+          <w:rFonts w:hint="eastAsia"/>
+        </w:rPr>
+        <w:t>）、絕對截止期限（</w:t>
+      </w:r>
+      <w:proofErr w:type="spellStart"/>
+      <w:r>
+        <w:rPr>
+          <w:rFonts w:hint="eastAsia"/>
+        </w:rPr>
+        <w:t>arrival+period</w:t>
+      </w:r>
+      <w:proofErr w:type="spellEnd"/>
+      <w:r>
+        <w:rPr>
+          <w:rFonts w:hint="eastAsia"/>
+        </w:rPr>
+        <w:t>）、執行時間（</w:t>
+      </w:r>
+      <w:proofErr w:type="spellStart"/>
+      <w:r>
+        <w:rPr>
+          <w:rFonts w:hint="eastAsia"/>
+        </w:rPr>
+        <w:t>execution_time</w:t>
+      </w:r>
+      <w:proofErr w:type="spellEnd"/>
+      <w:r>
+        <w:rPr>
+          <w:rFonts w:hint="eastAsia"/>
+        </w:rPr>
+        <w:t>）、旗標（</w:t>
+      </w:r>
+      <w:r>
+        <w:rPr>
+          <w:rFonts w:hint="eastAsia"/>
+        </w:rPr>
+        <w:t>flag</w:t>
+      </w:r>
+      <w:r>
+        <w:rPr>
+          <w:rFonts w:hint="eastAsia"/>
+        </w:rPr>
+        <w:t>）等，然後呼叫</w:t>
+      </w:r>
+      <w:r>
+        <w:rPr>
+          <w:rFonts w:hint="eastAsia"/>
+        </w:rPr>
+        <w:t xml:space="preserve"> </w:t>
+      </w:r>
+      <w:proofErr w:type="spellStart"/>
+      <w:r>
+        <w:rPr>
+          <w:rFonts w:hint="eastAsia"/>
+        </w:rPr>
+        <w:t>EDF_HeapInsert</w:t>
+      </w:r>
+      <w:proofErr w:type="spellEnd"/>
+      <w:r>
+        <w:rPr>
+          <w:rFonts w:hint="eastAsia"/>
+        </w:rPr>
+        <w:t xml:space="preserve"> </w:t>
+      </w:r>
+      <w:r>
+        <w:rPr>
+          <w:rFonts w:hint="eastAsia"/>
+        </w:rPr>
+        <w:t>將它插入</w:t>
+      </w:r>
+      <w:r>
+        <w:rPr>
+          <w:rFonts w:hint="eastAsia"/>
+        </w:rPr>
+        <w:t>heap</w:t>
+      </w:r>
+      <w:r>
+        <w:rPr>
+          <w:rFonts w:hint="eastAsia"/>
+        </w:rPr>
+        <w:t>，並以</w:t>
+      </w:r>
+      <w:r>
+        <w:rPr>
+          <w:rFonts w:hint="eastAsia"/>
+        </w:rPr>
+        <w:t xml:space="preserve"> </w:t>
+      </w:r>
+      <w:proofErr w:type="spellStart"/>
+      <w:r>
+        <w:rPr>
+          <w:rFonts w:hint="eastAsia"/>
+        </w:rPr>
+        <w:t>new_job</w:t>
+      </w:r>
+      <w:proofErr w:type="spellEnd"/>
+      <w:r>
+        <w:rPr>
+          <w:rFonts w:hint="eastAsia"/>
+        </w:rPr>
+        <w:t xml:space="preserve"> (Boolean)</w:t>
+      </w:r>
+      <w:r>
+        <w:rPr>
+          <w:rFonts w:hint="eastAsia"/>
+        </w:rPr>
+        <w:t xml:space="preserve"> </w:t>
+      </w:r>
+      <w:r>
+        <w:rPr>
+          <w:rFonts w:hint="eastAsia"/>
+        </w:rPr>
+        <w:t>標示本輪有新工作產生。</w:t>
+      </w:r>
+    </w:p>
+    <w:p>
+      <w:pPr>
+        <w:jc w:val="center"/>
+        <w:rPr>
+          <w:noProof/>
+        </w:rPr>
+      </w:pPr>
+    </w:p>
+    <w:p>
+      <w:pPr>
+        <w:jc w:val="center"/>
+        <w:rPr>
+          <w:noProof/>
+        </w:rPr>
+      </w:pPr>
+      <w:r>
+        <w:rPr>
+          <w:noProof/>
+        </w:rPr>
+        <w:drawing>
+          <wp:inline distT="0" distB="0" distL="0" distR="0" wp14:anchorId="698ED26D" wp14:editId="01789D67">
+            <wp:extent cx="4303899" cy="3341077"/>
+            <wp:effectExtent l="0" t="0" r="1905" b="0"/>
+            <wp:docPr id="32" name="圖片 32"/>
             <wp:cNvGraphicFramePr>
               <a:graphicFrameLocks xmlns:a="http://schemas.openxmlformats.org/drawingml/2006/main" noChangeAspect="1"/>
             </wp:cNvGraphicFramePr>
@@ -180,14 +1491,14 @@
                     <pic:cNvPicPr/>
                   </pic:nvPicPr>
                   <pic:blipFill rotWithShape="1">
-                    <a:blip r:embed="rId5"/>
-                    <a:srcRect r="88081" b="66860"/>
+                    <a:blip r:embed="rId9"/>
+                    <a:srcRect b="34346"/>
                     <a:stretch/>
                   </pic:blipFill>
                   <pic:spPr bwMode="auto">
                     <a:xfrm>
                       <a:off x="0" y="0"/>
-                      <a:ext cx="1130057" cy="650638"/>
+                      <a:ext cx="4321643" cy="3354852"/>
                     </a:xfrm>
                     <a:prstGeom prst="rect">
                       <a:avLst/>
@@ -216,11 +1527,12 @@
         <w:rPr>
           <w:noProof/>
         </w:rPr>
+        <w:lastRenderedPageBreak/>
         <w:drawing>
-          <wp:inline distT="0" distB="0" distL="0" distR="0" wp14:anchorId="00EE08BE" wp14:editId="5CE5B1E1">
-            <wp:extent cx="4302310" cy="1619250"/>
-            <wp:effectExtent l="0" t="0" r="3175" b="0"/>
-            <wp:docPr id="2" name="圖片 2"/>
+          <wp:inline distT="0" distB="0" distL="0" distR="0" wp14:anchorId="69FEF1B2" wp14:editId="0423D8CC">
+            <wp:extent cx="4061211" cy="1565030"/>
+            <wp:effectExtent l="0" t="0" r="0" b="0"/>
+            <wp:docPr id="31" name="圖片 31"/>
             <wp:cNvGraphicFramePr>
               <a:graphicFrameLocks xmlns:a="http://schemas.openxmlformats.org/drawingml/2006/main" noChangeAspect="1"/>
             </wp:cNvGraphicFramePr>
@@ -232,14 +1544,14 @@
                     <pic:cNvPicPr/>
                   </pic:nvPicPr>
                   <pic:blipFill rotWithShape="1">
-                    <a:blip r:embed="rId6"/>
-                    <a:srcRect r="44979"/>
+                    <a:blip r:embed="rId9"/>
+                    <a:srcRect t="67409"/>
                     <a:stretch/>
                   </pic:blipFill>
                   <pic:spPr bwMode="auto">
                     <a:xfrm>
                       <a:off x="0" y="0"/>
-                      <a:ext cx="4305169" cy="1620326"/>
+                      <a:ext cx="4082563" cy="1573258"/>
                     </a:xfrm>
                     <a:prstGeom prst="rect">
                       <a:avLst/>
@@ -263,940 +1575,10 @@
     <w:p>
       <w:pPr>
         <w:jc w:val="center"/>
-      </w:pPr>
-      <w:r>
-        <w:rPr>
-          <w:noProof/>
-        </w:rPr>
-        <w:drawing>
-          <wp:inline distT="0" distB="0" distL="0" distR="0" wp14:anchorId="046320E0" wp14:editId="100C027C">
-            <wp:extent cx="4381500" cy="2758440"/>
-            <wp:effectExtent l="0" t="0" r="0" b="3810"/>
-            <wp:docPr id="1" name="圖片 1"/>
-            <wp:cNvGraphicFramePr>
-              <a:graphicFrameLocks xmlns:a="http://schemas.openxmlformats.org/drawingml/2006/main" noChangeAspect="1"/>
-            </wp:cNvGraphicFramePr>
-            <a:graphic xmlns:a="http://schemas.openxmlformats.org/drawingml/2006/main">
-              <a:graphicData uri="http://schemas.openxmlformats.org/drawingml/2006/picture">
-                <pic:pic xmlns:pic="http://schemas.openxmlformats.org/drawingml/2006/picture">
-                  <pic:nvPicPr>
-                    <pic:cNvPr id="1" name=""/>
-                    <pic:cNvPicPr/>
-                  </pic:nvPicPr>
-                  <pic:blipFill rotWithShape="1">
-                    <a:blip r:embed="rId7"/>
-                    <a:srcRect r="16927"/>
-                    <a:stretch/>
-                  </pic:blipFill>
-                  <pic:spPr bwMode="auto">
-                    <a:xfrm>
-                      <a:off x="0" y="0"/>
-                      <a:ext cx="4381500" cy="2758440"/>
-                    </a:xfrm>
-                    <a:prstGeom prst="rect">
-                      <a:avLst/>
-                    </a:prstGeom>
-                    <a:ln>
-                      <a:noFill/>
-                    </a:ln>
-                    <a:extLst>
-                      <a:ext uri="{53640926-AAD7-44D8-BBD7-CCE9431645EC}">
-                        <a14:shadowObscured xmlns:a14="http://schemas.microsoft.com/office/drawing/2010/main"/>
-                      </a:ext>
-                    </a:extLst>
-                  </pic:spPr>
-                </pic:pic>
-              </a:graphicData>
-            </a:graphic>
-          </wp:inline>
-        </w:drawing>
-      </w:r>
-      <w:r>
-        <w:br w:type="page"/>
-      </w:r>
-    </w:p>
-    <w:p>
-      <w:pPr>
-        <w:pStyle w:val="a3"/>
-        <w:spacing w:before="360"/>
-      </w:pPr>
-      <w:r>
-        <w:lastRenderedPageBreak/>
-        <w:t>Taskset 2:</w:t>
-      </w:r>
-    </w:p>
-    <w:p>
-      <w:pPr>
-        <w:jc w:val="center"/>
-      </w:pPr>
-      <w:r>
-        <w:rPr>
-          <w:noProof/>
-        </w:rPr>
-        <w:drawing>
-          <wp:inline distT="0" distB="0" distL="0" distR="0" wp14:anchorId="2820588D" wp14:editId="5AA1CE27">
-            <wp:extent cx="1392382" cy="808479"/>
-            <wp:effectExtent l="0" t="0" r="0" b="0"/>
-            <wp:docPr id="6" name="圖片 6"/>
-            <wp:cNvGraphicFramePr>
-              <a:graphicFrameLocks xmlns:a="http://schemas.openxmlformats.org/drawingml/2006/main" noChangeAspect="1"/>
-            </wp:cNvGraphicFramePr>
-            <a:graphic xmlns:a="http://schemas.openxmlformats.org/drawingml/2006/main">
-              <a:graphicData uri="http://schemas.openxmlformats.org/drawingml/2006/picture">
-                <pic:pic xmlns:pic="http://schemas.openxmlformats.org/drawingml/2006/picture">
-                  <pic:nvPicPr>
-                    <pic:cNvPr id="1" name=""/>
-                    <pic:cNvPicPr/>
-                  </pic:nvPicPr>
-                  <pic:blipFill rotWithShape="1">
-                    <a:blip r:embed="rId8"/>
-                    <a:srcRect r="85071" b="58139"/>
-                    <a:stretch/>
-                  </pic:blipFill>
-                  <pic:spPr bwMode="auto">
-                    <a:xfrm>
-                      <a:off x="0" y="0"/>
-                      <a:ext cx="1404174" cy="815326"/>
-                    </a:xfrm>
-                    <a:prstGeom prst="rect">
-                      <a:avLst/>
-                    </a:prstGeom>
-                    <a:ln>
-                      <a:noFill/>
-                    </a:ln>
-                    <a:extLst>
-                      <a:ext uri="{53640926-AAD7-44D8-BBD7-CCE9431645EC}">
-                        <a14:shadowObscured xmlns:a14="http://schemas.microsoft.com/office/drawing/2010/main"/>
-                      </a:ext>
-                    </a:extLst>
-                  </pic:spPr>
-                </pic:pic>
-              </a:graphicData>
-            </a:graphic>
-          </wp:inline>
-        </w:drawing>
-      </w:r>
-    </w:p>
-    <w:p>
-      <w:pPr>
-        <w:jc w:val="center"/>
-      </w:pPr>
-      <w:r>
-        <w:rPr>
-          <w:noProof/>
-        </w:rPr>
-        <w:drawing>
-          <wp:inline distT="0" distB="0" distL="0" distR="0" wp14:anchorId="3394CCD6" wp14:editId="25C06203">
-            <wp:extent cx="4298723" cy="1079500"/>
-            <wp:effectExtent l="0" t="0" r="6985" b="6350"/>
-            <wp:docPr id="3" name="圖片 3"/>
-            <wp:cNvGraphicFramePr>
-              <a:graphicFrameLocks xmlns:a="http://schemas.openxmlformats.org/drawingml/2006/main" noChangeAspect="1"/>
-            </wp:cNvGraphicFramePr>
-            <a:graphic xmlns:a="http://schemas.openxmlformats.org/drawingml/2006/main">
-              <a:graphicData uri="http://schemas.openxmlformats.org/drawingml/2006/picture">
-                <pic:pic xmlns:pic="http://schemas.openxmlformats.org/drawingml/2006/picture">
-                  <pic:nvPicPr>
-                    <pic:cNvPr id="1" name=""/>
-                    <pic:cNvPicPr/>
-                  </pic:nvPicPr>
-                  <pic:blipFill rotWithShape="1">
-                    <a:blip r:embed="rId9"/>
-                    <a:srcRect r="46304" b="34884"/>
-                    <a:stretch/>
-                  </pic:blipFill>
-                  <pic:spPr bwMode="auto">
-                    <a:xfrm>
-                      <a:off x="0" y="0"/>
-                      <a:ext cx="4305677" cy="1081246"/>
-                    </a:xfrm>
-                    <a:prstGeom prst="rect">
-                      <a:avLst/>
-                    </a:prstGeom>
-                    <a:ln>
-                      <a:noFill/>
-                    </a:ln>
-                    <a:extLst>
-                      <a:ext uri="{53640926-AAD7-44D8-BBD7-CCE9431645EC}">
-                        <a14:shadowObscured xmlns:a14="http://schemas.microsoft.com/office/drawing/2010/main"/>
-                      </a:ext>
-                    </a:extLst>
-                  </pic:spPr>
-                </pic:pic>
-              </a:graphicData>
-            </a:graphic>
-          </wp:inline>
-        </w:drawing>
-      </w:r>
-    </w:p>
-    <w:p>
-      <w:pPr>
-        <w:jc w:val="center"/>
-      </w:pPr>
-      <w:r>
-        <w:rPr>
-          <w:noProof/>
-        </w:rPr>
-        <w:drawing>
-          <wp:inline distT="0" distB="0" distL="0" distR="0" wp14:anchorId="15085611" wp14:editId="43F9E217">
-            <wp:extent cx="3924300" cy="2466975"/>
-            <wp:effectExtent l="0" t="0" r="0" b="9525"/>
-            <wp:docPr id="4" name="圖片 4"/>
-            <wp:cNvGraphicFramePr>
-              <a:graphicFrameLocks xmlns:a="http://schemas.openxmlformats.org/drawingml/2006/main" noChangeAspect="1"/>
-            </wp:cNvGraphicFramePr>
-            <a:graphic xmlns:a="http://schemas.openxmlformats.org/drawingml/2006/main">
-              <a:graphicData uri="http://schemas.openxmlformats.org/drawingml/2006/picture">
-                <pic:pic xmlns:pic="http://schemas.openxmlformats.org/drawingml/2006/picture">
-                  <pic:nvPicPr>
-                    <pic:cNvPr id="1" name=""/>
-                    <pic:cNvPicPr/>
-                  </pic:nvPicPr>
-                  <pic:blipFill rotWithShape="1">
-                    <a:blip r:embed="rId10"/>
-                    <a:srcRect r="25596" b="15690"/>
-                    <a:stretch/>
-                  </pic:blipFill>
-                  <pic:spPr bwMode="auto">
-                    <a:xfrm>
-                      <a:off x="0" y="0"/>
-                      <a:ext cx="3924300" cy="2466975"/>
-                    </a:xfrm>
-                    <a:prstGeom prst="rect">
-                      <a:avLst/>
-                    </a:prstGeom>
-                    <a:ln>
-                      <a:noFill/>
-                    </a:ln>
-                    <a:extLst>
-                      <a:ext uri="{53640926-AAD7-44D8-BBD7-CCE9431645EC}">
-                        <a14:shadowObscured xmlns:a14="http://schemas.microsoft.com/office/drawing/2010/main"/>
-                      </a:ext>
-                    </a:extLst>
-                  </pic:spPr>
-                </pic:pic>
-              </a:graphicData>
-            </a:graphic>
-          </wp:inline>
-        </w:drawing>
-      </w:r>
-    </w:p>
-    <w:p>
-      <w:pPr>
-        <w:pStyle w:val="2"/>
-      </w:pPr>
-      <w:r>
-        <w:t>Description</w:t>
-      </w:r>
-      <w:r>
-        <w:t xml:space="preserve"> of implementation </w:t>
-      </w:r>
-      <w:r>
-        <w:t>(10%)</w:t>
-      </w:r>
-    </w:p>
-    <w:p>
-      <w:pPr>
-        <w:ind w:firstLine="480"/>
-      </w:pPr>
-      <w:r>
-        <w:rPr>
-          <w:rFonts w:hint="eastAsia"/>
-        </w:rPr>
-        <w:t>我使用</w:t>
-      </w:r>
-      <w:r>
-        <w:rPr>
-          <w:rFonts w:hint="eastAsia"/>
-          <w:b/>
-          <w:bCs/>
-          <w:u w:val="single"/>
-        </w:rPr>
-        <w:t>min-heap</w:t>
-      </w:r>
-      <w:r>
-        <w:rPr>
-          <w:rFonts w:hint="eastAsia"/>
-        </w:rPr>
-        <w:t>取代</w:t>
-      </w:r>
-      <w:r>
-        <w:rPr>
-          <w:rFonts w:hint="eastAsia"/>
-        </w:rPr>
-        <w:t>r</w:t>
-      </w:r>
-      <w:r>
-        <w:t>eady table</w:t>
-      </w:r>
-      <w:r>
-        <w:rPr>
-          <w:rFonts w:hint="eastAsia"/>
-        </w:rPr>
-        <w:t>來實作</w:t>
-      </w:r>
-      <w:r>
-        <w:rPr>
-          <w:rFonts w:hint="eastAsia"/>
-        </w:rPr>
-        <w:t>EDF scheduler</w:t>
-      </w:r>
-      <w:r>
-        <w:rPr>
-          <w:rFonts w:hint="eastAsia"/>
-        </w:rPr>
-        <w:t>。</w:t>
-      </w:r>
-      <w:r>
-        <w:t>採用</w:t>
-      </w:r>
-      <w:r>
-        <w:t xml:space="preserve"> min-heap </w:t>
-      </w:r>
-      <w:r>
-        <w:t>取代</w:t>
-      </w:r>
-      <w:r>
-        <w:t xml:space="preserve"> ready table </w:t>
-      </w:r>
-      <w:r>
-        <w:t>的理由在於能大幅降低</w:t>
-      </w:r>
-      <w:r>
-        <w:rPr>
-          <w:rFonts w:hint="eastAsia"/>
-        </w:rPr>
-        <w:t>scheduler</w:t>
-      </w:r>
-      <w:r>
-        <w:t>演算法的時間複雜度：當有新</w:t>
-      </w:r>
-      <w:r>
-        <w:rPr>
-          <w:rFonts w:hint="eastAsia"/>
-        </w:rPr>
-        <w:t>j</w:t>
-      </w:r>
-      <w:r>
-        <w:t>ob</w:t>
-      </w:r>
-      <w:r>
-        <w:t>到達時，只要呼叫</w:t>
-      </w:r>
-      <w:r>
-        <w:t xml:space="preserve"> heap </w:t>
-      </w:r>
-      <w:r>
-        <w:t>插入並自動調整</w:t>
-      </w:r>
-      <w:proofErr w:type="gramStart"/>
-      <w:r>
-        <w:t>（</w:t>
-      </w:r>
-      <w:proofErr w:type="spellStart"/>
-      <w:proofErr w:type="gramEnd"/>
-      <w:r>
-        <w:t>heapify</w:t>
-      </w:r>
-      <w:proofErr w:type="spellEnd"/>
-      <w:r>
-        <w:t>‐up</w:t>
-      </w:r>
-      <w:r>
-        <w:t>），或在工作完成時呼叫刪除最小元素並調整（</w:t>
-      </w:r>
-      <w:proofErr w:type="spellStart"/>
-      <w:r>
-        <w:t>heapify</w:t>
-      </w:r>
-      <w:proofErr w:type="spellEnd"/>
-      <w:r>
-        <w:t>‐down</w:t>
-      </w:r>
-      <w:r>
-        <w:t>），這兩個操作的時間複雜度都穩定在</w:t>
-      </w:r>
-      <w:r>
-        <w:t xml:space="preserve"> O(log N)</w:t>
-      </w:r>
-      <w:r>
-        <w:t>；而在排程決策階段，直接</w:t>
-      </w:r>
-      <w:proofErr w:type="gramStart"/>
-      <w:r>
-        <w:t>對堆頂做</w:t>
-      </w:r>
-      <w:proofErr w:type="gramEnd"/>
-      <w:r>
-        <w:t xml:space="preserve"> peek </w:t>
-      </w:r>
-      <w:r>
-        <w:t>就能以</w:t>
-      </w:r>
-      <w:r>
-        <w:t xml:space="preserve"> O(1) </w:t>
-      </w:r>
-      <w:r>
-        <w:t>取得</w:t>
-      </w:r>
-      <w:r>
-        <w:rPr>
-          <w:rFonts w:hint="eastAsia"/>
-        </w:rPr>
-        <w:t>高優先權</w:t>
-      </w:r>
-      <w:r>
-        <w:t>的工作，無須掃描整個</w:t>
-      </w:r>
-      <w:r>
-        <w:rPr>
-          <w:rFonts w:hint="eastAsia"/>
-        </w:rPr>
-        <w:t>h</w:t>
-      </w:r>
-      <w:r>
-        <w:t>eap</w:t>
-      </w:r>
-      <w:r>
-        <w:t>；同時，由於</w:t>
-      </w:r>
-      <w:r>
-        <w:t xml:space="preserve"> heap </w:t>
-      </w:r>
-      <w:r>
-        <w:t>在插入與刪除時就自動維持</w:t>
-      </w:r>
-      <w:r>
-        <w:t xml:space="preserve"> deadline </w:t>
-      </w:r>
-      <w:r>
-        <w:t>排序，整體程式邏輯更為簡潔</w:t>
-      </w:r>
-      <w:proofErr w:type="gramStart"/>
-      <w:r>
-        <w:t>清晰，</w:t>
-      </w:r>
-      <w:proofErr w:type="gramEnd"/>
-      <w:r>
-        <w:t>也更易於維護。</w:t>
-      </w:r>
-      <w:r>
-        <w:rPr>
-          <w:rFonts w:hint="eastAsia"/>
-        </w:rPr>
-        <w:t>上面</w:t>
-      </w:r>
-      <w:r>
-        <w:rPr>
-          <w:rFonts w:hint="eastAsia"/>
-        </w:rPr>
-        <w:t>程式執行結果</w:t>
-      </w:r>
-      <w:r>
-        <w:rPr>
-          <w:rFonts w:hint="eastAsia"/>
-        </w:rPr>
-        <w:t>可以看到</w:t>
-      </w:r>
-      <w:r>
-        <w:rPr>
-          <w:rFonts w:hint="eastAsia"/>
-        </w:rPr>
-        <w:t xml:space="preserve">terminal </w:t>
-      </w:r>
-      <w:r>
-        <w:rPr>
-          <w:rFonts w:hint="eastAsia"/>
-        </w:rPr>
-        <w:t>有</w:t>
-      </w:r>
-      <w:r>
-        <w:rPr>
-          <w:rFonts w:hint="eastAsia"/>
-        </w:rPr>
-        <w:t>heap</w:t>
-      </w:r>
-      <w:r>
-        <w:rPr>
-          <w:rFonts w:hint="eastAsia"/>
-        </w:rPr>
-        <w:t>的維護資訊。</w:t>
-      </w:r>
-    </w:p>
-    <w:p>
-      <w:pPr>
-        <w:ind w:firstLine="480"/>
-      </w:pPr>
-      <w:proofErr w:type="gramStart"/>
-      <w:r>
-        <w:rPr>
-          <w:rFonts w:hint="eastAsia"/>
-        </w:rPr>
-        <w:t>本實作</w:t>
-      </w:r>
-      <w:proofErr w:type="gramEnd"/>
-      <w:r>
-        <w:rPr>
-          <w:rFonts w:hint="eastAsia"/>
-        </w:rPr>
-        <w:t>採用最早截止期限優先（</w:t>
-      </w:r>
-      <w:r>
-        <w:rPr>
-          <w:rFonts w:hint="eastAsia"/>
-        </w:rPr>
-        <w:t>EDF</w:t>
-      </w:r>
-      <w:r>
-        <w:rPr>
-          <w:rFonts w:hint="eastAsia"/>
-        </w:rPr>
-        <w:t>）演算法，並以最小堆管理所有</w:t>
-      </w:r>
-      <w:r>
-        <w:rPr>
-          <w:rFonts w:hint="eastAsia"/>
-        </w:rPr>
-        <w:t>準備好</w:t>
-      </w:r>
-      <w:r>
-        <w:rPr>
-          <w:rFonts w:hint="eastAsia"/>
-        </w:rPr>
-        <w:t>但尚未完成的工作</w:t>
-      </w:r>
-      <w:r>
-        <w:rPr>
-          <w:rFonts w:hint="eastAsia"/>
-        </w:rPr>
-        <w:t>。</w:t>
-      </w:r>
-      <w:r>
-        <w:rPr>
-          <w:rFonts w:hint="eastAsia"/>
-        </w:rPr>
-        <w:t>在</w:t>
-      </w:r>
-      <w:proofErr w:type="spellStart"/>
-      <w:r>
-        <w:rPr>
-          <w:rFonts w:hint="eastAsia"/>
-        </w:rPr>
-        <w:t>os_core.c</w:t>
-      </w:r>
-      <w:proofErr w:type="spellEnd"/>
-      <w:r>
-        <w:rPr>
-          <w:rFonts w:hint="eastAsia"/>
-        </w:rPr>
-        <w:t>中，</w:t>
-      </w:r>
-      <w:r>
-        <w:rPr>
-          <w:rFonts w:hint="eastAsia"/>
-        </w:rPr>
-        <w:t>我將工作</w:t>
-      </w:r>
-      <w:r>
-        <w:rPr>
-          <w:rFonts w:hint="eastAsia"/>
-        </w:rPr>
-        <w:t>共分成四個模組</w:t>
-      </w:r>
-      <w:r>
-        <w:rPr>
-          <w:rFonts w:hint="eastAsia"/>
-        </w:rPr>
-        <w:t>實作</w:t>
-      </w:r>
-      <w:r>
-        <w:rPr>
-          <w:rFonts w:hint="eastAsia"/>
-        </w:rPr>
-        <w:t>：</w:t>
-      </w:r>
-      <w:r>
-        <w:rPr>
-          <w:rFonts w:hint="eastAsia"/>
-        </w:rPr>
-        <w:t>Consumer</w:t>
-      </w:r>
-      <w:r>
-        <w:rPr>
-          <w:rFonts w:hint="eastAsia"/>
-        </w:rPr>
-        <w:t>、</w:t>
-      </w:r>
-      <w:proofErr w:type="spellStart"/>
-      <w:r>
-        <w:rPr>
-          <w:rFonts w:hint="eastAsia"/>
-        </w:rPr>
-        <w:t>Activer</w:t>
-      </w:r>
-      <w:proofErr w:type="spellEnd"/>
-      <w:r>
-        <w:rPr>
-          <w:rFonts w:hint="eastAsia"/>
-        </w:rPr>
-        <w:t>、</w:t>
-      </w:r>
-      <w:r>
-        <w:rPr>
-          <w:rFonts w:hint="eastAsia"/>
-        </w:rPr>
-        <w:t xml:space="preserve">Checker </w:t>
-      </w:r>
-      <w:r>
-        <w:rPr>
-          <w:rFonts w:hint="eastAsia"/>
-        </w:rPr>
-        <w:t>與</w:t>
-      </w:r>
-      <w:r>
-        <w:rPr>
-          <w:rFonts w:hint="eastAsia"/>
-        </w:rPr>
-        <w:t xml:space="preserve"> </w:t>
-      </w:r>
-      <w:proofErr w:type="spellStart"/>
-      <w:r>
-        <w:rPr>
-          <w:rFonts w:hint="eastAsia"/>
-        </w:rPr>
-        <w:t>EDF_Scheduler</w:t>
-      </w:r>
-      <w:proofErr w:type="spellEnd"/>
-      <w:r>
-        <w:rPr>
-          <w:rFonts w:hint="eastAsia"/>
-        </w:rPr>
-        <w:t>。</w:t>
-      </w:r>
-      <w:r>
-        <w:rPr>
-          <w:rFonts w:hint="eastAsia"/>
-        </w:rPr>
-        <w:t>取代系統原本的</w:t>
-      </w:r>
-      <w:r>
-        <w:rPr>
-          <w:rFonts w:hint="eastAsia"/>
-        </w:rPr>
-        <w:t>scheduler</w:t>
-      </w:r>
-      <w:r>
-        <w:rPr>
-          <w:rFonts w:hint="eastAsia"/>
-        </w:rPr>
-        <w:t>。</w:t>
-      </w:r>
-      <w:r>
-        <w:br w:type="page"/>
-      </w:r>
-    </w:p>
-    <w:p>
-      <w:pPr>
-        <w:pStyle w:val="a8"/>
-        <w:numPr>
-          <w:ilvl w:val="0"/>
-          <w:numId w:val="4"/>
-        </w:numPr>
-        <w:ind w:leftChars="0"/>
-      </w:pPr>
-      <w:r>
-        <w:lastRenderedPageBreak/>
-        <w:t>Consumer</w:t>
-      </w:r>
-      <w:r>
-        <w:rPr>
-          <w:rFonts w:hint="eastAsia"/>
-        </w:rPr>
-        <w:t>()</w:t>
-      </w:r>
-      <w:r>
-        <w:rPr>
-          <w:rFonts w:hint="eastAsia"/>
-        </w:rPr>
-        <w:t>：</w:t>
-      </w:r>
-      <w:r>
-        <w:br/>
-      </w:r>
-      <w:r>
-        <w:rPr>
-          <w:rFonts w:hint="eastAsia"/>
-        </w:rPr>
-        <w:t xml:space="preserve">Consumer </w:t>
-      </w:r>
-      <w:r>
-        <w:rPr>
-          <w:rFonts w:hint="eastAsia"/>
-        </w:rPr>
-        <w:t>會從</w:t>
-      </w:r>
-      <w:r>
-        <w:rPr>
-          <w:rFonts w:hint="eastAsia"/>
-        </w:rPr>
-        <w:t>m</w:t>
-      </w:r>
-      <w:r>
-        <w:t>in-heap</w:t>
-      </w:r>
-      <w:r>
-        <w:rPr>
-          <w:rFonts w:hint="eastAsia"/>
-        </w:rPr>
-        <w:t>頂端取出最早截止的節點（</w:t>
-      </w:r>
-      <w:proofErr w:type="spellStart"/>
-      <w:r>
-        <w:rPr>
-          <w:rFonts w:hint="eastAsia"/>
-        </w:rPr>
-        <w:t>min_node</w:t>
-      </w:r>
-      <w:proofErr w:type="spellEnd"/>
-      <w:r>
-        <w:rPr>
-          <w:rFonts w:hint="eastAsia"/>
-        </w:rPr>
-        <w:t>），並將其剩餘執行時間（</w:t>
-      </w:r>
-      <w:proofErr w:type="spellStart"/>
-      <w:r>
-        <w:rPr>
-          <w:rFonts w:hint="eastAsia"/>
-        </w:rPr>
-        <w:t>executetime</w:t>
-      </w:r>
-      <w:proofErr w:type="spellEnd"/>
-      <w:r>
-        <w:rPr>
-          <w:rFonts w:hint="eastAsia"/>
-        </w:rPr>
-        <w:t>）減</w:t>
-      </w:r>
-      <w:proofErr w:type="gramStart"/>
-      <w:r>
-        <w:rPr>
-          <w:rFonts w:hint="eastAsia"/>
-        </w:rPr>
-        <w:t>一</w:t>
-      </w:r>
-      <w:proofErr w:type="gramEnd"/>
-      <w:r>
-        <w:rPr>
-          <w:rFonts w:hint="eastAsia"/>
-        </w:rPr>
-        <w:t>。若</w:t>
-      </w:r>
-      <w:r>
-        <w:rPr>
-          <w:rFonts w:hint="eastAsia"/>
-        </w:rPr>
-        <w:t xml:space="preserve"> </w:t>
-      </w:r>
-      <w:proofErr w:type="spellStart"/>
-      <w:r>
-        <w:rPr>
-          <w:rFonts w:hint="eastAsia"/>
-        </w:rPr>
-        <w:t>executetime</w:t>
-      </w:r>
-      <w:proofErr w:type="spellEnd"/>
-      <w:r>
-        <w:rPr>
-          <w:rFonts w:hint="eastAsia"/>
-        </w:rPr>
-        <w:t xml:space="preserve"> </w:t>
-      </w:r>
-      <w:r>
-        <w:rPr>
-          <w:rFonts w:hint="eastAsia"/>
-        </w:rPr>
-        <w:t>減至</w:t>
-      </w:r>
-      <w:r>
-        <w:rPr>
-          <w:rFonts w:hint="eastAsia"/>
-        </w:rPr>
-        <w:t xml:space="preserve"> 0</w:t>
-      </w:r>
-      <w:r>
-        <w:rPr>
-          <w:rFonts w:hint="eastAsia"/>
-        </w:rPr>
-        <w:t>，即代表該次工作已結束，此時透過任務控制區陣列</w:t>
-      </w:r>
-      <w:r>
-        <w:rPr>
-          <w:rFonts w:hint="eastAsia"/>
-        </w:rPr>
-        <w:t xml:space="preserve"> </w:t>
-      </w:r>
-      <w:proofErr w:type="spellStart"/>
-      <w:r>
-        <w:rPr>
-          <w:rFonts w:hint="eastAsia"/>
-        </w:rPr>
-        <w:t>OSTCBPrioTbl</w:t>
-      </w:r>
-      <w:proofErr w:type="spellEnd"/>
-      <w:r>
-        <w:rPr>
-          <w:rFonts w:hint="eastAsia"/>
-        </w:rPr>
-        <w:t xml:space="preserve"> </w:t>
-      </w:r>
-      <w:r>
-        <w:rPr>
-          <w:rFonts w:hint="eastAsia"/>
-        </w:rPr>
-        <w:t>將對應任務的工作編號（</w:t>
-      </w:r>
-      <w:proofErr w:type="spellStart"/>
-      <w:r>
-        <w:rPr>
-          <w:rFonts w:hint="eastAsia"/>
-        </w:rPr>
-        <w:t>TaskNumber</w:t>
-      </w:r>
-      <w:proofErr w:type="spellEnd"/>
-      <w:r>
-        <w:rPr>
-          <w:rFonts w:hint="eastAsia"/>
-        </w:rPr>
-        <w:t>）加一，為下一次週期性喚醒做準備。整個過程僅在堆</w:t>
-      </w:r>
-      <w:r>
-        <w:rPr>
-          <w:rFonts w:hint="eastAsia"/>
-        </w:rPr>
-        <w:t>n</w:t>
-      </w:r>
-      <w:r>
-        <w:t>ot empty</w:t>
-      </w:r>
-      <w:r>
-        <w:rPr>
-          <w:rFonts w:hint="eastAsia"/>
-        </w:rPr>
-        <w:t>、節點未</w:t>
-      </w:r>
-      <w:r>
-        <w:rPr>
-          <w:rFonts w:hint="eastAsia"/>
-        </w:rPr>
-        <w:t>被</w:t>
-      </w:r>
-      <w:r>
-        <w:rPr>
-          <w:rFonts w:hint="eastAsia"/>
-        </w:rPr>
-        <w:t>標示為</w:t>
-      </w:r>
-      <w:r>
-        <w:rPr>
-          <w:rFonts w:hint="eastAsia"/>
-        </w:rPr>
-        <w:t xml:space="preserve"> DONE </w:t>
-      </w:r>
-      <w:r>
-        <w:rPr>
-          <w:rFonts w:hint="eastAsia"/>
-        </w:rPr>
-        <w:t>且</w:t>
-      </w:r>
-      <w:r>
-        <w:rPr>
-          <w:rFonts w:hint="eastAsia"/>
-        </w:rPr>
-        <w:t xml:space="preserve"> </w:t>
-      </w:r>
-      <w:proofErr w:type="spellStart"/>
-      <w:r>
-        <w:rPr>
-          <w:rFonts w:hint="eastAsia"/>
-        </w:rPr>
-        <w:t>executetime</w:t>
-      </w:r>
-      <w:proofErr w:type="spellEnd"/>
-      <w:r>
-        <w:rPr>
-          <w:rFonts w:hint="eastAsia"/>
-        </w:rPr>
-        <w:t xml:space="preserve"> </w:t>
-      </w:r>
-      <w:r>
-        <w:rPr>
-          <w:rFonts w:hint="eastAsia"/>
-        </w:rPr>
-        <w:t>大於</w:t>
-      </w:r>
-      <w:r>
-        <w:rPr>
-          <w:rFonts w:hint="eastAsia"/>
-        </w:rPr>
-        <w:t xml:space="preserve"> 0 </w:t>
-      </w:r>
-      <w:r>
-        <w:rPr>
-          <w:rFonts w:hint="eastAsia"/>
-        </w:rPr>
-        <w:t>時才會執行。</w:t>
-      </w:r>
-    </w:p>
-    <w:p>
-      <w:pPr>
-        <w:jc w:val="center"/>
-      </w:pPr>
-      <w:r>
-        <w:rPr>
-          <w:noProof/>
-        </w:rPr>
-        <w:drawing>
-          <wp:inline distT="0" distB="0" distL="0" distR="0" wp14:anchorId="49EC2F62" wp14:editId="16878726">
-            <wp:extent cx="4241800" cy="1386526"/>
-            <wp:effectExtent l="19050" t="19050" r="25400" b="23495"/>
-            <wp:docPr id="7" name="圖片 7"/>
-            <wp:cNvGraphicFramePr>
-              <a:graphicFrameLocks xmlns:a="http://schemas.openxmlformats.org/drawingml/2006/main" noChangeAspect="1"/>
-            </wp:cNvGraphicFramePr>
-            <a:graphic xmlns:a="http://schemas.openxmlformats.org/drawingml/2006/main">
-              <a:graphicData uri="http://schemas.openxmlformats.org/drawingml/2006/picture">
-                <pic:pic xmlns:pic="http://schemas.openxmlformats.org/drawingml/2006/picture">
-                  <pic:nvPicPr>
-                    <pic:cNvPr id="1" name=""/>
-                    <pic:cNvPicPr/>
-                  </pic:nvPicPr>
-                  <pic:blipFill>
-                    <a:blip r:embed="rId11"/>
-                    <a:stretch>
-                      <a:fillRect/>
-                    </a:stretch>
-                  </pic:blipFill>
-                  <pic:spPr>
-                    <a:xfrm>
-                      <a:off x="0" y="0"/>
-                      <a:ext cx="4272308" cy="1396498"/>
-                    </a:xfrm>
-                    <a:prstGeom prst="rect">
-                      <a:avLst/>
-                    </a:prstGeom>
-                    <a:ln>
-                      <a:solidFill>
-                        <a:srgbClr val="FF0000"/>
-                      </a:solidFill>
-                    </a:ln>
-                  </pic:spPr>
-                </pic:pic>
-              </a:graphicData>
-            </a:graphic>
-          </wp:inline>
-        </w:drawing>
-      </w:r>
+        <w:rPr>
+          <w:rFonts w:hint="eastAsia"/>
+        </w:rPr>
+      </w:pPr>
     </w:p>
     <w:p>
       <w:pPr>
@@ -1207,429 +1589,7 @@
         </w:numPr>
         <w:ind w:leftChars="0"/>
       </w:pPr>
-      <w:proofErr w:type="spellStart"/>
-      <w:r>
-        <w:t>Activer</w:t>
-      </w:r>
-      <w:proofErr w:type="spellEnd"/>
-      <w:r>
-        <w:rPr>
-          <w:rFonts w:hint="eastAsia"/>
-        </w:rPr>
-        <w:t>()</w:t>
-      </w:r>
-      <w:r>
-        <w:rPr>
-          <w:rFonts w:hint="eastAsia"/>
-        </w:rPr>
-        <w:t>：</w:t>
-      </w:r>
-      <w:r>
-        <w:br/>
-      </w:r>
-      <w:proofErr w:type="spellStart"/>
-      <w:r>
-        <w:rPr>
-          <w:rFonts w:hint="eastAsia"/>
-        </w:rPr>
-        <w:t>Activer</w:t>
-      </w:r>
-      <w:proofErr w:type="spellEnd"/>
-      <w:r>
-        <w:rPr>
-          <w:rFonts w:hint="eastAsia"/>
-        </w:rPr>
-        <w:t xml:space="preserve"> </w:t>
-      </w:r>
-      <w:r>
-        <w:rPr>
-          <w:rFonts w:hint="eastAsia"/>
-        </w:rPr>
-        <w:t>在每</w:t>
-      </w:r>
-      <w:proofErr w:type="gramStart"/>
-      <w:r>
-        <w:rPr>
-          <w:rFonts w:hint="eastAsia"/>
-        </w:rPr>
-        <w:t>個</w:t>
-      </w:r>
-      <w:proofErr w:type="gramEnd"/>
-      <w:r>
-        <w:rPr>
-          <w:rFonts w:hint="eastAsia"/>
-        </w:rPr>
-        <w:t>Tick</w:t>
-      </w:r>
-      <w:r>
-        <w:t xml:space="preserve"> </w:t>
-      </w:r>
-      <w:proofErr w:type="spellStart"/>
-      <w:r>
-        <w:rPr>
-          <w:rFonts w:hint="eastAsia"/>
-        </w:rPr>
-        <w:t>i</w:t>
-      </w:r>
-      <w:r>
-        <w:t>nterrpt</w:t>
-      </w:r>
-      <w:proofErr w:type="spellEnd"/>
-      <w:r>
-        <w:rPr>
-          <w:rFonts w:hint="eastAsia"/>
-        </w:rPr>
-        <w:t>到達時，走訪所有使用者任務的</w:t>
-      </w:r>
-      <w:r>
-        <w:rPr>
-          <w:rFonts w:hint="eastAsia"/>
-        </w:rPr>
-        <w:t xml:space="preserve"> </w:t>
-      </w:r>
-      <w:proofErr w:type="spellStart"/>
-      <w:r>
-        <w:rPr>
-          <w:rFonts w:hint="eastAsia"/>
-        </w:rPr>
-        <w:t>TC</w:t>
-      </w:r>
-      <w:r>
-        <w:rPr>
-          <w:rFonts w:hint="eastAsia"/>
-        </w:rPr>
-        <w:t>BList</w:t>
-      </w:r>
-      <w:proofErr w:type="spellEnd"/>
-      <w:r>
-        <w:rPr>
-          <w:rFonts w:hint="eastAsia"/>
-        </w:rPr>
-        <w:t>（</w:t>
-      </w:r>
-      <w:proofErr w:type="spellStart"/>
-      <w:r>
-        <w:rPr>
-          <w:rFonts w:hint="eastAsia"/>
-        </w:rPr>
-        <w:t>OSTCBList</w:t>
-      </w:r>
-      <w:proofErr w:type="spellEnd"/>
-      <w:r>
-        <w:rPr>
-          <w:rFonts w:hint="eastAsia"/>
-        </w:rPr>
-        <w:t>），對每</w:t>
-      </w:r>
-      <w:proofErr w:type="gramStart"/>
-      <w:r>
-        <w:rPr>
-          <w:rFonts w:hint="eastAsia"/>
-        </w:rPr>
-        <w:t>個</w:t>
-      </w:r>
-      <w:proofErr w:type="gramEnd"/>
-      <w:r>
-        <w:rPr>
-          <w:rFonts w:hint="eastAsia"/>
-        </w:rPr>
-        <w:t>非空閒優先級的任務檢查：</w:t>
-      </w:r>
-      <w:r>
-        <w:rPr>
-          <w:rFonts w:hint="eastAsia"/>
-        </w:rPr>
-        <w:t>(</w:t>
-      </w:r>
-      <w:proofErr w:type="spellStart"/>
-      <w:r>
-        <w:rPr>
-          <w:rFonts w:hint="eastAsia"/>
-        </w:rPr>
-        <w:t>current_time</w:t>
-      </w:r>
-      <w:proofErr w:type="spellEnd"/>
-      <w:r>
-        <w:rPr>
-          <w:rFonts w:hint="eastAsia"/>
-        </w:rPr>
-        <w:t xml:space="preserve"> </w:t>
-      </w:r>
-      <w:proofErr w:type="gramStart"/>
-      <w:r>
-        <w:rPr>
-          <w:rFonts w:hint="eastAsia"/>
-        </w:rPr>
-        <w:t>–</w:t>
-      </w:r>
-      <w:proofErr w:type="gramEnd"/>
-      <w:r>
-        <w:rPr>
-          <w:rFonts w:hint="eastAsia"/>
-        </w:rPr>
-        <w:t xml:space="preserve"> </w:t>
-      </w:r>
-      <w:proofErr w:type="spellStart"/>
-      <w:r>
-        <w:rPr>
-          <w:rFonts w:hint="eastAsia"/>
-        </w:rPr>
-        <w:t>ArriveTime</w:t>
-      </w:r>
-      <w:proofErr w:type="spellEnd"/>
-      <w:r>
-        <w:rPr>
-          <w:rFonts w:hint="eastAsia"/>
-        </w:rPr>
-        <w:t>) % period == 0</w:t>
-      </w:r>
-      <w:r>
-        <w:rPr>
-          <w:rFonts w:hint="eastAsia"/>
-        </w:rPr>
-        <w:t>（週期任務的喚醒規則）</w:t>
-      </w:r>
-      <w:r>
-        <w:rPr>
-          <w:rFonts w:hint="eastAsia"/>
-        </w:rPr>
-        <w:t>。若條件成立，表示有新工作到達，於是配置並初始化一個新的</w:t>
-      </w:r>
-      <w:r>
-        <w:rPr>
-          <w:rFonts w:hint="eastAsia"/>
-        </w:rPr>
-        <w:t xml:space="preserve"> </w:t>
-      </w:r>
-      <w:proofErr w:type="spellStart"/>
-      <w:r>
-        <w:rPr>
-          <w:rFonts w:hint="eastAsia"/>
-        </w:rPr>
-        <w:t>EDF_Node</w:t>
-      </w:r>
-      <w:proofErr w:type="spellEnd"/>
-      <w:r>
-        <w:rPr>
-          <w:rFonts w:hint="eastAsia"/>
-        </w:rPr>
-        <w:t>：設定任務編號（</w:t>
-      </w:r>
-      <w:proofErr w:type="spellStart"/>
-      <w:r>
-        <w:rPr>
-          <w:rFonts w:hint="eastAsia"/>
-        </w:rPr>
-        <w:t>task_id</w:t>
-      </w:r>
-      <w:proofErr w:type="spellEnd"/>
-      <w:r>
-        <w:rPr>
-          <w:rFonts w:hint="eastAsia"/>
-        </w:rPr>
-        <w:t>）、工作序號（</w:t>
-      </w:r>
-      <w:proofErr w:type="spellStart"/>
-      <w:r>
-        <w:rPr>
-          <w:rFonts w:hint="eastAsia"/>
-        </w:rPr>
-        <w:t>job_no</w:t>
-      </w:r>
-      <w:proofErr w:type="spellEnd"/>
-      <w:r>
-        <w:rPr>
-          <w:rFonts w:hint="eastAsia"/>
-        </w:rPr>
-        <w:t>）、到達時間（</w:t>
-      </w:r>
-      <w:r>
-        <w:rPr>
-          <w:rFonts w:hint="eastAsia"/>
-        </w:rPr>
-        <w:t>arrival</w:t>
-      </w:r>
-      <w:r>
-        <w:rPr>
-          <w:rFonts w:hint="eastAsia"/>
-        </w:rPr>
-        <w:t>）、絕對截止期限（</w:t>
-      </w:r>
-      <w:proofErr w:type="spellStart"/>
-      <w:r>
-        <w:rPr>
-          <w:rFonts w:hint="eastAsia"/>
-        </w:rPr>
-        <w:t>arrival+period</w:t>
-      </w:r>
-      <w:proofErr w:type="spellEnd"/>
-      <w:r>
-        <w:rPr>
-          <w:rFonts w:hint="eastAsia"/>
-        </w:rPr>
-        <w:t>）、執行時間（</w:t>
-      </w:r>
-      <w:proofErr w:type="spellStart"/>
-      <w:r>
-        <w:rPr>
-          <w:rFonts w:hint="eastAsia"/>
-        </w:rPr>
-        <w:t>execution_time</w:t>
-      </w:r>
-      <w:proofErr w:type="spellEnd"/>
-      <w:r>
-        <w:rPr>
-          <w:rFonts w:hint="eastAsia"/>
-        </w:rPr>
-        <w:t>）、旗標（</w:t>
-      </w:r>
-      <w:r>
-        <w:rPr>
-          <w:rFonts w:hint="eastAsia"/>
-        </w:rPr>
-        <w:t>flag</w:t>
-      </w:r>
-      <w:r>
-        <w:rPr>
-          <w:rFonts w:hint="eastAsia"/>
-        </w:rPr>
-        <w:t>）等，然後呼叫</w:t>
-      </w:r>
-      <w:r>
-        <w:rPr>
-          <w:rFonts w:hint="eastAsia"/>
-        </w:rPr>
-        <w:t xml:space="preserve"> </w:t>
-      </w:r>
-      <w:proofErr w:type="spellStart"/>
-      <w:r>
-        <w:rPr>
-          <w:rFonts w:hint="eastAsia"/>
-        </w:rPr>
-        <w:t>EDF_HeapInsert</w:t>
-      </w:r>
-      <w:proofErr w:type="spellEnd"/>
-      <w:r>
-        <w:rPr>
-          <w:rFonts w:hint="eastAsia"/>
-        </w:rPr>
-        <w:t xml:space="preserve"> </w:t>
-      </w:r>
-      <w:r>
-        <w:rPr>
-          <w:rFonts w:hint="eastAsia"/>
-        </w:rPr>
-        <w:t>將它插入</w:t>
-      </w:r>
-      <w:r>
-        <w:rPr>
-          <w:rFonts w:hint="eastAsia"/>
-        </w:rPr>
-        <w:t>heap</w:t>
-      </w:r>
-      <w:r>
-        <w:rPr>
-          <w:rFonts w:hint="eastAsia"/>
-        </w:rPr>
-        <w:t>，並以</w:t>
-      </w:r>
-      <w:r>
-        <w:rPr>
-          <w:rFonts w:hint="eastAsia"/>
-        </w:rPr>
-        <w:t xml:space="preserve"> </w:t>
-      </w:r>
-      <w:proofErr w:type="spellStart"/>
-      <w:r>
-        <w:rPr>
-          <w:rFonts w:hint="eastAsia"/>
-        </w:rPr>
-        <w:t>new_job</w:t>
-      </w:r>
-      <w:proofErr w:type="spellEnd"/>
-      <w:r>
-        <w:rPr>
-          <w:rFonts w:hint="eastAsia"/>
-        </w:rPr>
-        <w:t xml:space="preserve"> (Boolean)</w:t>
-      </w:r>
-      <w:r>
-        <w:rPr>
-          <w:rFonts w:hint="eastAsia"/>
-        </w:rPr>
-        <w:t xml:space="preserve"> </w:t>
-      </w:r>
-      <w:r>
-        <w:rPr>
-          <w:rFonts w:hint="eastAsia"/>
-        </w:rPr>
-        <w:t>標示本輪有新工作產生。</w:t>
-      </w:r>
-    </w:p>
-    <w:p>
-      <w:pPr>
-        <w:jc w:val="center"/>
-      </w:pPr>
-      <w:r>
-        <w:rPr>
-          <w:noProof/>
-        </w:rPr>
-        <w:drawing>
-          <wp:inline distT="0" distB="0" distL="0" distR="0" wp14:anchorId="75D6AE06" wp14:editId="587C73A0">
-            <wp:extent cx="4083050" cy="3648987"/>
-            <wp:effectExtent l="19050" t="19050" r="12700" b="27940"/>
-            <wp:docPr id="8" name="圖片 8"/>
-            <wp:cNvGraphicFramePr>
-              <a:graphicFrameLocks xmlns:a="http://schemas.openxmlformats.org/drawingml/2006/main" noChangeAspect="1"/>
-            </wp:cNvGraphicFramePr>
-            <a:graphic xmlns:a="http://schemas.openxmlformats.org/drawingml/2006/main">
-              <a:graphicData uri="http://schemas.openxmlformats.org/drawingml/2006/picture">
-                <pic:pic xmlns:pic="http://schemas.openxmlformats.org/drawingml/2006/picture">
-                  <pic:nvPicPr>
-                    <pic:cNvPr id="1" name=""/>
-                    <pic:cNvPicPr/>
-                  </pic:nvPicPr>
-                  <pic:blipFill>
-                    <a:blip r:embed="rId12"/>
-                    <a:stretch>
-                      <a:fillRect/>
-                    </a:stretch>
-                  </pic:blipFill>
-                  <pic:spPr>
-                    <a:xfrm>
-                      <a:off x="0" y="0"/>
-                      <a:ext cx="4096946" cy="3661406"/>
-                    </a:xfrm>
-                    <a:prstGeom prst="rect">
-                      <a:avLst/>
-                    </a:prstGeom>
-                    <a:ln>
-                      <a:solidFill>
-                        <a:srgbClr val="FF0000"/>
-                      </a:solidFill>
-                    </a:ln>
-                  </pic:spPr>
-                </pic:pic>
-              </a:graphicData>
-            </a:graphic>
-          </wp:inline>
-        </w:drawing>
-      </w:r>
-      <w:r>
-        <w:br w:type="page"/>
-      </w:r>
-    </w:p>
-    <w:p>
-      <w:pPr>
-        <w:pStyle w:val="a8"/>
-        <w:numPr>
-          <w:ilvl w:val="0"/>
-          <w:numId w:val="3"/>
-        </w:numPr>
-        <w:ind w:leftChars="0"/>
-      </w:pPr>
-      <w:r>
-        <w:lastRenderedPageBreak/>
+      <w:r>
         <w:t>Checker</w:t>
       </w:r>
       <w:r>
@@ -1862,7 +1822,7 @@
                     <pic:cNvPicPr/>
                   </pic:nvPicPr>
                   <pic:blipFill>
-                    <a:blip r:embed="rId13"/>
+                    <a:blip r:embed="rId10"/>
                     <a:stretch>
                       <a:fillRect/>
                     </a:stretch>
@@ -2055,6 +2015,7 @@
         <w:rPr>
           <w:noProof/>
         </w:rPr>
+        <w:lastRenderedPageBreak/>
         <w:drawing>
           <wp:inline distT="0" distB="0" distL="0" distR="0" wp14:anchorId="4A65D9A2" wp14:editId="1103C485">
             <wp:extent cx="3432983" cy="3492500"/>
@@ -2071,7 +2032,7 @@
                     <pic:cNvPicPr/>
                   </pic:nvPicPr>
                   <pic:blipFill rotWithShape="1">
-                    <a:blip r:embed="rId14"/>
+                    <a:blip r:embed="rId11"/>
                     <a:srcRect b="845"/>
                     <a:stretch/>
                   </pic:blipFill>
@@ -2127,7 +2088,7 @@
                     <pic:cNvPicPr/>
                   </pic:nvPicPr>
                   <pic:blipFill>
-                    <a:blip r:embed="rId15"/>
+                    <a:blip r:embed="rId12"/>
                     <a:stretch>
                       <a:fillRect/>
                     </a:stretch>
@@ -2363,7 +2324,7 @@
                     <pic:cNvPicPr/>
                   </pic:nvPicPr>
                   <pic:blipFill>
-                    <a:blip r:embed="rId16"/>
+                    <a:blip r:embed="rId13"/>
                     <a:stretch>
                       <a:fillRect/>
                     </a:stretch>
@@ -2408,7 +2369,7 @@
                     <pic:cNvPicPr/>
                   </pic:nvPicPr>
                   <pic:blipFill>
-                    <a:blip r:embed="rId17"/>
+                    <a:blip r:embed="rId14"/>
                     <a:stretch>
                       <a:fillRect/>
                     </a:stretch>
@@ -2492,7 +2453,7 @@
                     <pic:cNvPicPr/>
                   </pic:nvPicPr>
                   <pic:blipFill>
-                    <a:blip r:embed="rId18"/>
+                    <a:blip r:embed="rId15"/>
                     <a:stretch>
                       <a:fillRect/>
                     </a:stretch>
@@ -2673,7 +2634,7 @@
                     <pic:cNvPicPr/>
                   </pic:nvPicPr>
                   <pic:blipFill>
-                    <a:blip r:embed="rId19"/>
+                    <a:blip r:embed="rId16"/>
                     <a:stretch>
                       <a:fillRect/>
                     </a:stretch>
@@ -3058,7 +3019,7 @@
                     <pic:cNvPicPr/>
                   </pic:nvPicPr>
                   <pic:blipFill>
-                    <a:blip r:embed="rId20"/>
+                    <a:blip r:embed="rId17"/>
                     <a:stretch>
                       <a:fillRect/>
                     </a:stretch>
@@ -3108,7 +3069,7 @@
                     <pic:cNvPicPr/>
                   </pic:nvPicPr>
                   <pic:blipFill>
-                    <a:blip r:embed="rId21"/>
+                    <a:blip r:embed="rId18"/>
                     <a:stretch>
                       <a:fillRect/>
                     </a:stretch>
@@ -3330,7 +3291,7 @@
                     <pic:cNvPicPr/>
                   </pic:nvPicPr>
                   <pic:blipFill>
-                    <a:blip r:embed="rId22"/>
+                    <a:blip r:embed="rId19"/>
                     <a:stretch>
                       <a:fillRect/>
                     </a:stretch>
@@ -3645,7 +3606,7 @@
                     <pic:cNvPicPr/>
                   </pic:nvPicPr>
                   <pic:blipFill>
-                    <a:blip r:embed="rId23"/>
+                    <a:blip r:embed="rId20"/>
                     <a:stretch>
                       <a:fillRect/>
                     </a:stretch>
@@ -3690,7 +3651,7 @@
                     <pic:cNvPicPr/>
                   </pic:nvPicPr>
                   <pic:blipFill>
-                    <a:blip r:embed="rId24"/>
+                    <a:blip r:embed="rId21"/>
                     <a:stretch>
                       <a:fillRect/>
                     </a:stretch>
@@ -3736,7 +3697,7 @@
                     <pic:cNvPicPr/>
                   </pic:nvPicPr>
                   <pic:blipFill>
-                    <a:blip r:embed="rId25"/>
+                    <a:blip r:embed="rId22"/>
                     <a:stretch>
                       <a:fillRect/>
                     </a:stretch>
@@ -3781,7 +3742,7 @@
                     <pic:cNvPicPr/>
                   </pic:nvPicPr>
                   <pic:blipFill>
-                    <a:blip r:embed="rId26"/>
+                    <a:blip r:embed="rId23"/>
                     <a:stretch>
                       <a:fillRect/>
                     </a:stretch>
@@ -3898,7 +3859,7 @@
                     <pic:cNvPicPr/>
                   </pic:nvPicPr>
                   <pic:blipFill>
-                    <a:blip r:embed="rId27"/>
+                    <a:blip r:embed="rId24"/>
                     <a:stretch>
                       <a:fillRect/>
                     </a:stretch>
@@ -3979,7 +3940,7 @@
                     <pic:cNvPicPr/>
                   </pic:nvPicPr>
                   <pic:blipFill>
-                    <a:blip r:embed="rId28"/>
+                    <a:blip r:embed="rId25"/>
                     <a:stretch>
                       <a:fillRect/>
                     </a:stretch>
@@ -4072,7 +4033,7 @@
                     <pic:cNvPicPr/>
                   </pic:nvPicPr>
                   <pic:blipFill>
-                    <a:blip r:embed="rId29"/>
+                    <a:blip r:embed="rId26"/>
                     <a:stretch>
                       <a:fillRect/>
                     </a:stretch>
@@ -4145,15 +4106,232 @@
       <w:pPr>
         <w:jc w:val="center"/>
       </w:pPr>
-      <w:r>
-        <w:rPr>
-          <w:noProof/>
-        </w:rPr>
+    </w:p>
+    <w:p>
+      <w:pPr>
+        <w:jc w:val="center"/>
+      </w:pPr>
+      <w:r>
         <w:drawing>
-          <wp:inline distT="0" distB="0" distL="0" distR="0" wp14:anchorId="19F3B3CB" wp14:editId="7CE5E18C">
-            <wp:extent cx="2126673" cy="1066649"/>
-            <wp:effectExtent l="0" t="0" r="6985" b="635"/>
-            <wp:docPr id="47" name="圖片 47"/>
+          <wp:inline distT="0" distB="0" distL="0" distR="0" wp14:anchorId="7EE06490" wp14:editId="1020CA6C">
+            <wp:extent cx="4866235" cy="3627120"/>
+            <wp:effectExtent l="0" t="0" r="0" b="0"/>
+            <wp:docPr id="57" name="圖片 57"/>
+            <wp:cNvGraphicFramePr>
+              <a:graphicFrameLocks xmlns:a="http://schemas.openxmlformats.org/drawingml/2006/main" noChangeAspect="1"/>
+            </wp:cNvGraphicFramePr>
+            <a:graphic xmlns:a="http://schemas.openxmlformats.org/drawingml/2006/main">
+              <a:graphicData uri="http://schemas.openxmlformats.org/drawingml/2006/picture">
+                <pic:pic xmlns:pic="http://schemas.openxmlformats.org/drawingml/2006/picture">
+                  <pic:nvPicPr>
+                    <pic:cNvPr id="1" name=""/>
+                    <pic:cNvPicPr/>
+                  </pic:nvPicPr>
+                  <pic:blipFill>
+                    <a:blip r:embed="rId27"/>
+                    <a:stretch>
+                      <a:fillRect/>
+                    </a:stretch>
+                  </pic:blipFill>
+                  <pic:spPr>
+                    <a:xfrm>
+                      <a:off x="0" y="0"/>
+                      <a:ext cx="4874853" cy="3633544"/>
+                    </a:xfrm>
+                    <a:prstGeom prst="rect">
+                      <a:avLst/>
+                    </a:prstGeom>
+                  </pic:spPr>
+                </pic:pic>
+              </a:graphicData>
+            </a:graphic>
+          </wp:inline>
+        </w:drawing>
+      </w:r>
+    </w:p>
+    <w:p>
+      <w:pPr>
+        <w:widowControl/>
+      </w:pPr>
+      <w:r>
+        <w:br w:type="page"/>
+      </w:r>
+    </w:p>
+    <w:p>
+      <w:pPr>
+        <w:pStyle w:val="a3"/>
+        <w:spacing w:before="360"/>
+      </w:pPr>
+      <w:r>
+        <w:lastRenderedPageBreak/>
+        <w:t>Taskset 2:</w:t>
+      </w:r>
+    </w:p>
+    <w:p>
+      <w:pPr>
+        <w:jc w:val="center"/>
+      </w:pPr>
+      <w:r>
+        <w:drawing>
+          <wp:inline distT="0" distB="0" distL="0" distR="0" wp14:anchorId="28EC7EF6" wp14:editId="19C7F04B">
+            <wp:extent cx="5274310" cy="2756535"/>
+            <wp:effectExtent l="0" t="0" r="2540" b="5715"/>
+            <wp:docPr id="58" name="圖片 58"/>
+            <wp:cNvGraphicFramePr>
+              <a:graphicFrameLocks xmlns:a="http://schemas.openxmlformats.org/drawingml/2006/main" noChangeAspect="1"/>
+            </wp:cNvGraphicFramePr>
+            <a:graphic xmlns:a="http://schemas.openxmlformats.org/drawingml/2006/main">
+              <a:graphicData uri="http://schemas.openxmlformats.org/drawingml/2006/picture">
+                <pic:pic xmlns:pic="http://schemas.openxmlformats.org/drawingml/2006/picture">
+                  <pic:nvPicPr>
+                    <pic:cNvPr id="1" name=""/>
+                    <pic:cNvPicPr/>
+                  </pic:nvPicPr>
+                  <pic:blipFill>
+                    <a:blip r:embed="rId28"/>
+                    <a:stretch>
+                      <a:fillRect/>
+                    </a:stretch>
+                  </pic:blipFill>
+                  <pic:spPr>
+                    <a:xfrm>
+                      <a:off x="0" y="0"/>
+                      <a:ext cx="5274310" cy="2756535"/>
+                    </a:xfrm>
+                    <a:prstGeom prst="rect">
+                      <a:avLst/>
+                    </a:prstGeom>
+                  </pic:spPr>
+                </pic:pic>
+              </a:graphicData>
+            </a:graphic>
+          </wp:inline>
+        </w:drawing>
+      </w:r>
+    </w:p>
+    <w:p>
+      <w:pPr>
+        <w:jc w:val="center"/>
+      </w:pPr>
+    </w:p>
+    <w:p>
+      <w:pPr>
+        <w:pStyle w:val="a3"/>
+        <w:spacing w:before="360"/>
+      </w:pPr>
+      <w:r>
+        <w:t>Taskset 3:</w:t>
+      </w:r>
+    </w:p>
+    <w:p>
+      <w:pPr>
+        <w:jc w:val="center"/>
+      </w:pPr>
+    </w:p>
+    <w:p>
+      <w:pPr>
+        <w:jc w:val="center"/>
+      </w:pPr>
+      <w:r>
+        <w:drawing>
+          <wp:inline distT="0" distB="0" distL="0" distR="0" wp14:anchorId="38D80E3E" wp14:editId="1B74E07D">
+            <wp:extent cx="5274310" cy="3353435"/>
+            <wp:effectExtent l="0" t="0" r="2540" b="0"/>
+            <wp:docPr id="60" name="圖片 60"/>
+            <wp:cNvGraphicFramePr>
+              <a:graphicFrameLocks xmlns:a="http://schemas.openxmlformats.org/drawingml/2006/main" noChangeAspect="1"/>
+            </wp:cNvGraphicFramePr>
+            <a:graphic xmlns:a="http://schemas.openxmlformats.org/drawingml/2006/main">
+              <a:graphicData uri="http://schemas.openxmlformats.org/drawingml/2006/picture">
+                <pic:pic xmlns:pic="http://schemas.openxmlformats.org/drawingml/2006/picture">
+                  <pic:nvPicPr>
+                    <pic:cNvPr id="1" name=""/>
+                    <pic:cNvPicPr/>
+                  </pic:nvPicPr>
+                  <pic:blipFill>
+                    <a:blip r:embed="rId29"/>
+                    <a:stretch>
+                      <a:fillRect/>
+                    </a:stretch>
+                  </pic:blipFill>
+                  <pic:spPr>
+                    <a:xfrm>
+                      <a:off x="0" y="0"/>
+                      <a:ext cx="5274310" cy="3353435"/>
+                    </a:xfrm>
+                    <a:prstGeom prst="rect">
+                      <a:avLst/>
+                    </a:prstGeom>
+                  </pic:spPr>
+                </pic:pic>
+              </a:graphicData>
+            </a:graphic>
+          </wp:inline>
+        </w:drawing>
+      </w:r>
+    </w:p>
+    <w:p>
+      <w:pPr>
+        <w:widowControl/>
+      </w:pPr>
+      <w:r>
+        <w:br w:type="page"/>
+      </w:r>
+    </w:p>
+    <w:p>
+      <w:pPr>
+        <w:pStyle w:val="2"/>
+      </w:pPr>
+      <w:r>
+        <w:lastRenderedPageBreak/>
+        <w:t>Description of implementation (10%)</w:t>
+      </w:r>
+    </w:p>
+    <w:p>
+      <w:pPr>
+        <w:rPr>
+          <w:color w:val="FF0000"/>
+        </w:rPr>
+      </w:pPr>
+      <w:r>
+        <w:rPr>
+          <w:rFonts w:hint="eastAsia"/>
+          <w:color w:val="FF0000"/>
+        </w:rPr>
+        <w:t>//</w:t>
+      </w:r>
+      <w:r>
+        <w:rPr>
+          <w:rFonts w:hint="eastAsia"/>
+          <w:color w:val="FF0000"/>
+        </w:rPr>
+        <w:t>修改部分：</w:t>
+      </w:r>
+      <w:r>
+        <w:rPr>
+          <w:rFonts w:hint="eastAsia"/>
+          <w:color w:val="FF0000"/>
+        </w:rPr>
+        <w:t xml:space="preserve"> debug</w:t>
+      </w:r>
+      <w:r>
+        <w:rPr>
+          <w:rFonts w:hint="eastAsia"/>
+          <w:color w:val="FF0000"/>
+        </w:rPr>
+        <w:t>印出順序</w:t>
+      </w:r>
+    </w:p>
+    <w:p>
+      <w:pPr>
+        <w:jc w:val="center"/>
+      </w:pPr>
+      <w:r>
+        <w:drawing>
+          <wp:inline distT="0" distB="0" distL="0" distR="0" wp14:anchorId="56031BB2" wp14:editId="2D21A163">
+            <wp:extent cx="5274310" cy="3505835"/>
+            <wp:effectExtent l="0" t="0" r="2540" b="0"/>
+            <wp:docPr id="62" name="圖片 62"/>
             <wp:cNvGraphicFramePr>
               <a:graphicFrameLocks xmlns:a="http://schemas.openxmlformats.org/drawingml/2006/main" noChangeAspect="1"/>
             </wp:cNvGraphicFramePr>
@@ -4173,7 +4351,7 @@
                   <pic:spPr>
                     <a:xfrm>
                       <a:off x="0" y="0"/>
-                      <a:ext cx="2135884" cy="1071269"/>
+                      <a:ext cx="5274310" cy="3505835"/>
                     </a:xfrm>
                     <a:prstGeom prst="rect">
                       <a:avLst/>
@@ -4185,84 +4363,12 @@
           </wp:inline>
         </w:drawing>
       </w:r>
-    </w:p>
-    <w:p>
-      <w:r>
-        <w:rPr>
-          <w:rFonts w:hint="eastAsia"/>
-        </w:rPr>
-        <w:t>目前</w:t>
-      </w:r>
-      <w:r>
-        <w:rPr>
-          <w:rFonts w:hint="eastAsia"/>
-        </w:rPr>
-        <w:t>我的</w:t>
-      </w:r>
-      <w:r>
-        <w:rPr>
-          <w:rFonts w:hint="eastAsia"/>
-        </w:rPr>
-        <w:t>aperiodic job</w:t>
-      </w:r>
-      <w:r>
-        <w:rPr>
-          <w:rFonts w:hint="eastAsia"/>
-        </w:rPr>
-        <w:t>的</w:t>
-      </w:r>
-      <w:r>
-        <w:rPr>
-          <w:rFonts w:hint="eastAsia"/>
-        </w:rPr>
-        <w:t xml:space="preserve">response time </w:t>
-      </w:r>
-      <w:r>
-        <w:rPr>
-          <w:rFonts w:hint="eastAsia"/>
-        </w:rPr>
-        <w:t>是從</w:t>
-      </w:r>
-      <w:r>
-        <w:rPr>
-          <w:rFonts w:hint="eastAsia"/>
-        </w:rPr>
-        <w:t xml:space="preserve">arrival time </w:t>
-      </w:r>
-      <w:r>
-        <w:rPr>
-          <w:rFonts w:hint="eastAsia"/>
-        </w:rPr>
-        <w:t>開始算而不是算</w:t>
-      </w:r>
-      <w:r>
-        <w:rPr>
-          <w:rFonts w:hint="eastAsia"/>
-        </w:rPr>
-        <w:t>server</w:t>
-      </w:r>
-      <w:r>
-        <w:rPr>
-          <w:rFonts w:hint="eastAsia"/>
-        </w:rPr>
-        <w:t>開始執行的時間。</w:t>
-      </w:r>
-    </w:p>
-    <w:p>
-      <w:pPr>
-        <w:jc w:val="center"/>
-      </w:pPr>
-    </w:p>
-    <w:p>
-      <w:pPr>
-        <w:jc w:val="center"/>
-      </w:pPr>
       <w:r>
         <w:drawing>
-          <wp:inline distT="0" distB="0" distL="0" distR="0" wp14:anchorId="02E8AAA2" wp14:editId="07B24902">
-            <wp:extent cx="3783259" cy="2085975"/>
-            <wp:effectExtent l="0" t="0" r="8255" b="0"/>
-            <wp:docPr id="26" name="圖片 26"/>
+          <wp:inline distT="0" distB="0" distL="0" distR="0" wp14:anchorId="7EF116EC" wp14:editId="31743D93">
+            <wp:extent cx="4000500" cy="1718491"/>
+            <wp:effectExtent l="0" t="0" r="0" b="0"/>
+            <wp:docPr id="63" name="圖片 63"/>
             <wp:cNvGraphicFramePr>
               <a:graphicFrameLocks xmlns:a="http://schemas.openxmlformats.org/drawingml/2006/main" noChangeAspect="1"/>
             </wp:cNvGraphicFramePr>
@@ -4273,27 +4379,20 @@
                     <pic:cNvPr id="1" name=""/>
                     <pic:cNvPicPr/>
                   </pic:nvPicPr>
-                  <pic:blipFill rotWithShape="1">
+                  <pic:blipFill>
                     <a:blip r:embed="rId31"/>
-                    <a:srcRect r="47267" b="35703"/>
-                    <a:stretch/>
+                    <a:stretch>
+                      <a:fillRect/>
+                    </a:stretch>
                   </pic:blipFill>
-                  <pic:spPr bwMode="auto">
+                  <pic:spPr>
                     <a:xfrm>
                       <a:off x="0" y="0"/>
-                      <a:ext cx="3794735" cy="2092302"/>
+                      <a:ext cx="4009785" cy="1722479"/>
                     </a:xfrm>
                     <a:prstGeom prst="rect">
                       <a:avLst/>
                     </a:prstGeom>
-                    <a:ln>
-                      <a:noFill/>
-                    </a:ln>
-                    <a:extLst>
-                      <a:ext uri="{53640926-AAD7-44D8-BBD7-CCE9431645EC}">
-                        <a14:shadowObscured xmlns:a14="http://schemas.microsoft.com/office/drawing/2010/main"/>
-                      </a:ext>
-                    </a:extLst>
                   </pic:spPr>
                 </pic:pic>
               </a:graphicData>
@@ -4304,26 +4403,14 @@
     </w:p>
     <w:p>
       <w:pPr>
-        <w:pStyle w:val="a3"/>
-        <w:spacing w:before="360"/>
-      </w:pPr>
-      <w:r>
-        <w:t>Taskset 2:</w:t>
-      </w:r>
-    </w:p>
-    <w:p>
-      <w:pPr>
         <w:jc w:val="center"/>
       </w:pPr>
       <w:r>
-        <w:rPr>
-          <w:noProof/>
-        </w:rPr>
         <w:drawing>
-          <wp:inline distT="0" distB="0" distL="0" distR="0" wp14:anchorId="045A0689" wp14:editId="6E3E4D31">
-            <wp:extent cx="2964873" cy="1102325"/>
-            <wp:effectExtent l="0" t="0" r="6985" b="3175"/>
-            <wp:docPr id="42" name="圖片 42"/>
+          <wp:inline distT="0" distB="0" distL="0" distR="0" wp14:anchorId="02DFC65D" wp14:editId="1B9C8CDD">
+            <wp:extent cx="4213860" cy="1817246"/>
+            <wp:effectExtent l="0" t="0" r="0" b="0"/>
+            <wp:docPr id="64" name="圖片 64"/>
             <wp:cNvGraphicFramePr>
               <a:graphicFrameLocks xmlns:a="http://schemas.openxmlformats.org/drawingml/2006/main" noChangeAspect="1"/>
             </wp:cNvGraphicFramePr>
@@ -4343,7 +4430,7 @@
                   <pic:spPr>
                     <a:xfrm>
                       <a:off x="0" y="0"/>
-                      <a:ext cx="2978358" cy="1107339"/>
+                      <a:ext cx="4218787" cy="1819371"/>
                     </a:xfrm>
                     <a:prstGeom prst="rect">
                       <a:avLst/>
@@ -4359,17 +4446,17 @@
     <w:p>
       <w:pPr>
         <w:jc w:val="center"/>
-      </w:pPr>
-      <w:r>
-        <w:rPr>
-          <w:noProof/>
-        </w:rPr>
+        <w:rPr>
+          <w:rFonts w:hint="eastAsia"/>
+        </w:rPr>
+      </w:pPr>
+      <w:r>
         <w:lastRenderedPageBreak/>
         <w:drawing>
-          <wp:inline distT="0" distB="0" distL="0" distR="0" wp14:anchorId="604C0EC0" wp14:editId="4D180670">
-            <wp:extent cx="4804179" cy="1616624"/>
-            <wp:effectExtent l="0" t="0" r="0" b="3175"/>
-            <wp:docPr id="43" name="圖片 43"/>
+          <wp:inline distT="0" distB="0" distL="0" distR="0" wp14:anchorId="2E431A56" wp14:editId="5F56160E">
+            <wp:extent cx="4496427" cy="3000794"/>
+            <wp:effectExtent l="0" t="0" r="0" b="9525"/>
+            <wp:docPr id="65" name="圖片 65"/>
             <wp:cNvGraphicFramePr>
               <a:graphicFrameLocks xmlns:a="http://schemas.openxmlformats.org/drawingml/2006/main" noChangeAspect="1"/>
             </wp:cNvGraphicFramePr>
@@ -4389,7 +4476,7 @@
                   <pic:spPr>
                     <a:xfrm>
                       <a:off x="0" y="0"/>
-                      <a:ext cx="4816058" cy="1620621"/>
+                      <a:ext cx="4496427" cy="3000794"/>
                     </a:xfrm>
                     <a:prstGeom prst="rect">
                       <a:avLst/>
@@ -4400,113 +4487,6 @@
             </a:graphic>
           </wp:inline>
         </w:drawing>
-      </w:r>
-    </w:p>
-    <w:p>
-      <w:pPr>
-        <w:pStyle w:val="a3"/>
-        <w:spacing w:before="360"/>
-      </w:pPr>
-      <w:r>
-        <w:t>Taskset 3:</w:t>
-      </w:r>
-    </w:p>
-    <w:p>
-      <w:pPr>
-        <w:jc w:val="center"/>
-      </w:pPr>
-      <w:r>
-        <w:rPr>
-          <w:noProof/>
-        </w:rPr>
-        <w:drawing>
-          <wp:inline distT="0" distB="0" distL="0" distR="0" wp14:anchorId="62601510" wp14:editId="12EA683E">
-            <wp:extent cx="2320637" cy="1051113"/>
-            <wp:effectExtent l="0" t="0" r="3810" b="0"/>
-            <wp:docPr id="44" name="圖片 44"/>
-            <wp:cNvGraphicFramePr>
-              <a:graphicFrameLocks xmlns:a="http://schemas.openxmlformats.org/drawingml/2006/main" noChangeAspect="1"/>
-            </wp:cNvGraphicFramePr>
-            <a:graphic xmlns:a="http://schemas.openxmlformats.org/drawingml/2006/main">
-              <a:graphicData uri="http://schemas.openxmlformats.org/drawingml/2006/picture">
-                <pic:pic xmlns:pic="http://schemas.openxmlformats.org/drawingml/2006/picture">
-                  <pic:nvPicPr>
-                    <pic:cNvPr id="1" name=""/>
-                    <pic:cNvPicPr/>
-                  </pic:nvPicPr>
-                  <pic:blipFill>
-                    <a:blip r:embed="rId34"/>
-                    <a:stretch>
-                      <a:fillRect/>
-                    </a:stretch>
-                  </pic:blipFill>
-                  <pic:spPr>
-                    <a:xfrm>
-                      <a:off x="0" y="0"/>
-                      <a:ext cx="2335070" cy="1057650"/>
-                    </a:xfrm>
-                    <a:prstGeom prst="rect">
-                      <a:avLst/>
-                    </a:prstGeom>
-                  </pic:spPr>
-                </pic:pic>
-              </a:graphicData>
-            </a:graphic>
-          </wp:inline>
-        </w:drawing>
-      </w:r>
-    </w:p>
-    <w:p>
-      <w:pPr>
-        <w:jc w:val="center"/>
-      </w:pPr>
-      <w:r>
-        <w:rPr>
-          <w:noProof/>
-        </w:rPr>
-        <w:drawing>
-          <wp:inline distT="0" distB="0" distL="0" distR="0" wp14:anchorId="4895D2EC" wp14:editId="7D272ABD">
-            <wp:extent cx="4700842" cy="2044238"/>
-            <wp:effectExtent l="0" t="0" r="5080" b="0"/>
-            <wp:docPr id="45" name="圖片 45"/>
-            <wp:cNvGraphicFramePr>
-              <a:graphicFrameLocks xmlns:a="http://schemas.openxmlformats.org/drawingml/2006/main" noChangeAspect="1"/>
-            </wp:cNvGraphicFramePr>
-            <a:graphic xmlns:a="http://schemas.openxmlformats.org/drawingml/2006/main">
-              <a:graphicData uri="http://schemas.openxmlformats.org/drawingml/2006/picture">
-                <pic:pic xmlns:pic="http://schemas.openxmlformats.org/drawingml/2006/picture">
-                  <pic:nvPicPr>
-                    <pic:cNvPr id="1" name=""/>
-                    <pic:cNvPicPr/>
-                  </pic:nvPicPr>
-                  <pic:blipFill>
-                    <a:blip r:embed="rId35"/>
-                    <a:stretch>
-                      <a:fillRect/>
-                    </a:stretch>
-                  </pic:blipFill>
-                  <pic:spPr>
-                    <a:xfrm>
-                      <a:off x="0" y="0"/>
-                      <a:ext cx="4716201" cy="2050917"/>
-                    </a:xfrm>
-                    <a:prstGeom prst="rect">
-                      <a:avLst/>
-                    </a:prstGeom>
-                  </pic:spPr>
-                </pic:pic>
-              </a:graphicData>
-            </a:graphic>
-          </wp:inline>
-        </w:drawing>
-      </w:r>
-    </w:p>
-    <w:p>
-      <w:pPr>
-        <w:pStyle w:val="2"/>
-      </w:pPr>
-      <w:r>
-        <w:t>Description of implementation (10%)</w:t>
       </w:r>
     </w:p>
     <w:p>
@@ -4573,7 +4553,7 @@
                     <pic:cNvPicPr/>
                   </pic:nvPicPr>
                   <pic:blipFill>
-                    <a:blip r:embed="rId36"/>
+                    <a:blip r:embed="rId34"/>
                     <a:stretch>
                       <a:fillRect/>
                     </a:stretch>
@@ -4607,7 +4587,6 @@
         <w:rPr>
           <w:noProof/>
         </w:rPr>
-        <w:lastRenderedPageBreak/>
         <w:drawing>
           <wp:inline distT="0" distB="0" distL="0" distR="0" wp14:anchorId="3EB91920" wp14:editId="6E7EB297">
             <wp:extent cx="1766455" cy="2286249"/>
@@ -4624,7 +4603,7 @@
                     <pic:cNvPicPr/>
                   </pic:nvPicPr>
                   <pic:blipFill>
-                    <a:blip r:embed="rId37"/>
+                    <a:blip r:embed="rId35"/>
                     <a:stretch>
                       <a:fillRect/>
                     </a:stretch>
@@ -4702,7 +4681,7 @@
                     <pic:cNvPicPr/>
                   </pic:nvPicPr>
                   <pic:blipFill>
-                    <a:blip r:embed="rId38"/>
+                    <a:blip r:embed="rId36"/>
                     <a:stretch>
                       <a:fillRect/>
                     </a:stretch>
@@ -4987,7 +4966,14 @@
         <w:rPr>
           <w:rFonts w:hint="eastAsia"/>
         </w:rPr>
-        <w:t>來維護目前</w:t>
+        <w:t>來維</w:t>
+      </w:r>
+      <w:r>
+        <w:rPr>
+          <w:rFonts w:hint="eastAsia"/>
+        </w:rPr>
+        <w:lastRenderedPageBreak/>
+        <w:t>護目前</w:t>
       </w:r>
       <w:r>
         <w:rPr>
@@ -5046,7 +5032,7 @@
                     <pic:cNvPicPr/>
                   </pic:nvPicPr>
                   <pic:blipFill>
-                    <a:blip r:embed="rId39"/>
+                    <a:blip r:embed="rId37"/>
                     <a:stretch>
                       <a:fillRect/>
                     </a:stretch>
@@ -5303,11 +5289,7 @@
         <w:t xml:space="preserve"> OS_TRUE </w:t>
       </w:r>
       <w:r>
-        <w:t>時表示伺服器到達截止時間，若此時仍有積壓</w:t>
-      </w:r>
-      <w:r>
-        <w:lastRenderedPageBreak/>
-        <w:t>工作，就再次補充預算並插入下一個工作。</w:t>
+        <w:t>時表示伺服器到達截止時間，若此時仍有積壓工作，就再次補充預算並插入下一個工作。</w:t>
       </w:r>
       <w:r>
         <w:t>這個函式負責</w:t>
@@ -5430,7 +5412,7 @@
                     <pic:cNvPicPr/>
                   </pic:nvPicPr>
                   <pic:blipFill>
-                    <a:blip r:embed="rId40"/>
+                    <a:blip r:embed="rId38"/>
                     <a:stretch>
                       <a:fillRect/>
                     </a:stretch>
@@ -5548,7 +5530,11 @@
         <w:ind w:leftChars="0"/>
       </w:pPr>
       <w:r>
-        <w:t>接著檢查這筆工作的絕對截止時間是否已經比伺服器能服務的最晚時間還早，如果是，就印出</w:t>
+        <w:t>接著檢查這筆工作的絕對截止時間是否已經比伺服器能服務的最晚時間還</w:t>
+      </w:r>
+      <w:r>
+        <w:lastRenderedPageBreak/>
+        <w:t>早，如果是，就印出</w:t>
       </w:r>
       <w:r>
         <w:t xml:space="preserve"> “Aperiodic job (</w:t>
@@ -5804,6 +5790,9 @@
         </mc:AlternateContent>
       </w:r>
       <w:r>
+        <w:rPr>
+          <w:noProof/>
+        </w:rPr>
         <w:drawing>
           <wp:inline distT="0" distB="0" distL="0" distR="0" wp14:anchorId="3FD2E499" wp14:editId="786F907C">
             <wp:extent cx="5274310" cy="1911985"/>
@@ -5820,7 +5809,7 @@
                     <pic:cNvPicPr/>
                   </pic:nvPicPr>
                   <pic:blipFill>
-                    <a:blip r:embed="rId41"/>
+                    <a:blip r:embed="rId39"/>
                     <a:stretch>
                       <a:fillRect/>
                     </a:stretch>
@@ -5851,7 +5840,6 @@
         <w:rPr>
           <w:noProof/>
         </w:rPr>
-        <w:lastRenderedPageBreak/>
         <w:drawing>
           <wp:inline distT="0" distB="0" distL="0" distR="0" wp14:anchorId="6CC4BB36" wp14:editId="1FD0EC04">
             <wp:extent cx="4511997" cy="5092700"/>
@@ -5868,7 +5856,7 @@
                     <pic:cNvPicPr/>
                   </pic:nvPicPr>
                   <pic:blipFill>
-                    <a:blip r:embed="rId42"/>
+                    <a:blip r:embed="rId40"/>
                     <a:stretch>
                       <a:fillRect/>
                     </a:stretch>
@@ -5897,14 +5885,14 @@
     <w:p>
       <w:pPr>
         <w:rPr>
-          <w:rFonts w:hint="eastAsia"/>
-          <w:noProof/>
-        </w:rPr>
-      </w:pPr>
-      <w:r>
-        <w:rPr>
-          <w:noProof/>
-        </w:rPr>
+          <w:noProof/>
+        </w:rPr>
+      </w:pPr>
+      <w:r>
+        <w:rPr>
+          <w:noProof/>
+        </w:rPr>
+        <w:lastRenderedPageBreak/>
         <w:drawing>
           <wp:inline distT="0" distB="0" distL="0" distR="0" wp14:anchorId="4851227C" wp14:editId="3880A261">
             <wp:extent cx="4560460" cy="3257550"/>
@@ -5921,7 +5909,7 @@
                     <pic:cNvPicPr/>
                   </pic:nvPicPr>
                   <pic:blipFill>
-                    <a:blip r:embed="rId43"/>
+                    <a:blip r:embed="rId41"/>
                     <a:stretch>
                       <a:fillRect/>
                     </a:stretch>
@@ -5957,7 +5945,6 @@
         <w:rPr>
           <w:noProof/>
         </w:rPr>
-        <w:lastRenderedPageBreak/>
         <w:t>S</w:t>
       </w:r>
       <w:r>
@@ -6130,7 +6117,7 @@
                     <pic:cNvPicPr/>
                   </pic:nvPicPr>
                   <pic:blipFill>
-                    <a:blip r:embed="rId44"/>
+                    <a:blip r:embed="rId42"/>
                     <a:stretch>
                       <a:fillRect/>
                     </a:stretch>
@@ -6276,7 +6263,7 @@
                     <pic:cNvPicPr/>
                   </pic:nvPicPr>
                   <pic:blipFill>
-                    <a:blip r:embed="rId45"/>
+                    <a:blip r:embed="rId43"/>
                     <a:stretch>
                       <a:fillRect/>
                     </a:stretch>
@@ -6313,6 +6300,7 @@
           <w:rFonts w:hint="eastAsia"/>
           <w:noProof/>
         </w:rPr>
+        <w:lastRenderedPageBreak/>
         <w:t>另外，原生</w:t>
       </w:r>
       <w:r>
@@ -6403,7 +6391,7 @@
                     <pic:cNvPicPr/>
                   </pic:nvPicPr>
                   <pic:blipFill>
-                    <a:blip r:embed="rId46"/>
+                    <a:blip r:embed="rId44"/>
                     <a:stretch>
                       <a:fillRect/>
                     </a:stretch>
@@ -6437,7 +6425,6 @@
         <w:rPr>
           <w:noProof/>
         </w:rPr>
-        <w:lastRenderedPageBreak/>
         <w:drawing>
           <wp:inline distT="0" distB="0" distL="0" distR="0" wp14:anchorId="493D0F1E" wp14:editId="09010406">
             <wp:extent cx="3345873" cy="3460807"/>
@@ -6454,7 +6441,7 @@
                     <pic:cNvPicPr/>
                   </pic:nvPicPr>
                   <pic:blipFill>
-                    <a:blip r:embed="rId47"/>
+                    <a:blip r:embed="rId45"/>
                     <a:stretch>
                       <a:fillRect/>
                     </a:stretch>
@@ -6572,6 +6559,7 @@
         <w:rPr>
           <w:noProof/>
         </w:rPr>
+        <w:lastRenderedPageBreak/>
         <w:drawing>
           <wp:inline distT="0" distB="0" distL="0" distR="0" wp14:anchorId="3D556DDF" wp14:editId="38084668">
             <wp:extent cx="3096491" cy="3966629"/>
@@ -6588,7 +6576,7 @@
                     <pic:cNvPicPr/>
                   </pic:nvPicPr>
                   <pic:blipFill>
-                    <a:blip r:embed="rId48"/>
+                    <a:blip r:embed="rId46"/>
                     <a:stretch>
                       <a:fillRect/>
                     </a:stretch>
@@ -6658,7 +6646,6 @@
         <w:rPr>
           <w:noProof/>
         </w:rPr>
-        <w:lastRenderedPageBreak/>
         <w:drawing>
           <wp:inline distT="0" distB="0" distL="0" distR="0" wp14:anchorId="47C2FB88" wp14:editId="0239A1C4">
             <wp:extent cx="3213385" cy="3319665"/>
@@ -6675,7 +6662,7 @@
                     <pic:cNvPicPr/>
                   </pic:nvPicPr>
                   <pic:blipFill>
-                    <a:blip r:embed="rId49"/>
+                    <a:blip r:embed="rId47"/>
                     <a:stretch>
                       <a:fillRect/>
                     </a:stretch>
@@ -6704,7 +6691,6 @@
     <w:p>
       <w:pPr>
         <w:rPr>
-          <w:rFonts w:hint="eastAsia"/>
           <w:noProof/>
         </w:rPr>
       </w:pPr>
@@ -6748,14 +6734,14 @@
       <w:pPr>
         <w:jc w:val="center"/>
         <w:rPr>
-          <w:rFonts w:hint="eastAsia"/>
-          <w:noProof/>
-        </w:rPr>
-      </w:pPr>
-      <w:r>
-        <w:rPr>
-          <w:noProof/>
-        </w:rPr>
+          <w:noProof/>
+        </w:rPr>
+      </w:pPr>
+      <w:r>
+        <w:rPr>
+          <w:noProof/>
+        </w:rPr>
+        <w:lastRenderedPageBreak/>
         <mc:AlternateContent>
           <mc:Choice Requires="wps">
             <w:drawing>
@@ -6852,7 +6838,7 @@
                     <pic:cNvPicPr/>
                   </pic:nvPicPr>
                   <pic:blipFill>
-                    <a:blip r:embed="rId50"/>
+                    <a:blip r:embed="rId48"/>
                     <a:stretch>
                       <a:fillRect/>
                     </a:stretch>
@@ -6878,6 +6864,9 @@
         <w:jc w:val="center"/>
       </w:pPr>
       <w:r>
+        <w:rPr>
+          <w:noProof/>
+        </w:rPr>
         <w:drawing>
           <wp:inline distT="0" distB="0" distL="0" distR="0" wp14:anchorId="04ED6241" wp14:editId="3F4EB85E">
             <wp:extent cx="3587750" cy="1256539"/>
@@ -6894,7 +6883,7 @@
                     <pic:cNvPicPr/>
                   </pic:nvPicPr>
                   <pic:blipFill>
-                    <a:blip r:embed="rId51"/>
+                    <a:blip r:embed="rId49"/>
                     <a:stretch>
                       <a:fillRect/>
                     </a:stretch>
@@ -6932,7 +6921,7 @@
 </file>
 
 <file path=word/numbering.xml><?xml version="1.0" encoding="utf-8"?>
-<w:numbering xmlns:wpc="http://schemas.microsoft.com/office/word/2010/wordprocessingCanvas" xmlns:cx="http://schemas.microsoft.com/office/drawing/2014/chartex" xmlns:cx1="http://schemas.microsoft.com/office/drawing/2015/9/8/chartex" xmlns:cx2="http://schemas.microsoft.com/office/drawing/2015/10/21/chartex" xmlns:cx3="http://schemas.microsoft.com/office/drawing/2016/5/9/chartex" xmlns:cx4="http://schemas.microsoft.com/office/drawing/2016/5/10/chartex" xmlns:cx5="http://schemas.microsoft.com/office/drawing/2016/5/11/chartex" xmlns:cx6="http://schemas.microsoft.com/office/drawing/2016/5/12/chartex" xmlns:cx7="http://schemas.microsoft.com/office/drawing/2016/5/13/chartex" xmlns:cx8="http://schemas.microsoft.com/office/drawing/2016/5/14/chartex" xmlns:mc="http://schemas.openxmlformats.org/markup-compatibility/2006" xmlns:aink="http://schemas.microsoft.com/office/drawing/2016/ink" xmlns:am3d="http://schemas.microsoft.com/office/drawing/2017/model3d" xmlns:o="urn:schemas-microsoft-com:office:office" xmlns:r="http://schemas.openxmlformats.org/officeDocument/2006/relationships" xmlns:m="http://schemas.openxmlformats.org/officeDocument/2006/math" xmlns:v="urn:schemas-microsoft-com:vml" xmlns:wp14="http://schemas.microsoft.com/office/word/2010/wordprocessingDrawing" xmlns:wp="http://schemas.openxmlformats.org/drawingml/2006/wordprocessingDrawing" xmlns:w10="urn:schemas-microsoft-com:office:word" xmlns:w="http://schemas.openxmlformats.org/wordprocessingml/2006/main" xmlns:w14="http://schemas.microsoft.com/office/word/2010/wordml" xmlns:w15="http://schemas.microsoft.com/office/word/2012/wordml" xmlns:w16cex="http://schemas.microsoft.com/office/word/2018/wordml/cex" xmlns:w16cid="http://schemas.microsoft.com/office/word/2016/wordml/cid" xmlns:w16="http://schemas.microsoft.com/office/word/2018/wordml" xmlns:w16sdtdh="http://schemas.microsoft.com/office/word/2020/wordml/sdtdatahash" xmlns:w16se="http://schemas.microsoft.com/office/word/2015/wordml/symex" xmlns:wpg="http://schemas.microsoft.com/office/word/2010/wordprocessingGroup" xmlns:wpi="http://schemas.microsoft.com/office/word/2010/wordprocessingInk" xmlns:wne="http://schemas.microsoft.com/office/word/2006/wordml" xmlns:wps="http://schemas.microsoft.com/office/word/2010/wordprocessingShape" mc:Ignorable="w14 w15 w16se w16cid w16 w16cex w16sdtdh wp14">
+<w:numbering xmlns:wpc="http://schemas.microsoft.com/office/word/2010/wordprocessingCanvas" xmlns:cx="http://schemas.microsoft.com/office/drawing/2014/chartex" xmlns:cx1="http://schemas.microsoft.com/office/drawing/2015/9/8/chartex" xmlns:cx2="http://schemas.microsoft.com/office/drawing/2015/10/21/chartex" xmlns:cx3="http://schemas.microsoft.com/office/drawing/2016/5/9/chartex" xmlns:cx4="http://schemas.microsoft.com/office/drawing/2016/5/10/chartex" xmlns:cx5="http://schemas.microsoft.com/office/drawing/2016/5/11/chartex" xmlns:cx6="http://schemas.microsoft.com/office/drawing/2016/5/12/chartex" xmlns:cx7="http://schemas.microsoft.com/office/drawing/2016/5/13/chartex" xmlns:cx8="http://schemas.microsoft.com/office/drawing/2016/5/14/chartex" xmlns:mc="http://schemas.openxmlformats.org/markup-compatibility/2006" xmlns:aink="http://schemas.microsoft.com/office/drawing/2016/ink" xmlns:am3d="http://schemas.microsoft.com/office/drawing/2017/model3d" xmlns:o="urn:schemas-microsoft-com:office:office" xmlns:oel="http://schemas.microsoft.com/office/2019/extlst" xmlns:r="http://schemas.openxmlformats.org/officeDocument/2006/relationships" xmlns:m="http://schemas.openxmlformats.org/officeDocument/2006/math" xmlns:v="urn:schemas-microsoft-com:vml" xmlns:wp14="http://schemas.microsoft.com/office/word/2010/wordprocessingDrawing" xmlns:wp="http://schemas.openxmlformats.org/drawingml/2006/wordprocessingDrawing" xmlns:w10="urn:schemas-microsoft-com:office:word" xmlns:w="http://schemas.openxmlformats.org/wordprocessingml/2006/main" xmlns:w14="http://schemas.microsoft.com/office/word/2010/wordml" xmlns:w15="http://schemas.microsoft.com/office/word/2012/wordml" xmlns:w16cex="http://schemas.microsoft.com/office/word/2018/wordml/cex" xmlns:w16cid="http://schemas.microsoft.com/office/word/2016/wordml/cid" xmlns:w16="http://schemas.microsoft.com/office/word/2018/wordml" xmlns:w16sdtdh="http://schemas.microsoft.com/office/word/2020/wordml/sdtdatahash" xmlns:w16se="http://schemas.microsoft.com/office/word/2015/wordml/symex" xmlns:wpg="http://schemas.microsoft.com/office/word/2010/wordprocessingGroup" xmlns:wpi="http://schemas.microsoft.com/office/word/2010/wordprocessingInk" xmlns:wne="http://schemas.microsoft.com/office/word/2006/wordml" xmlns:wps="http://schemas.microsoft.com/office/word/2010/wordprocessingShape" mc:Ignorable="w14 w15 w16se w16cid w16 w16cex w16sdtdh wp14">
   <w:abstractNum w:abstractNumId="0" w15:restartNumberingAfterBreak="0">
     <w:nsid w:val="24BF7757"/>
     <w:multiLevelType w:val="hybridMultilevel"/>
@@ -7332,22 +7321,22 @@
       </w:rPr>
     </w:lvl>
   </w:abstractNum>
-  <w:num w:numId="1">
+  <w:num w:numId="1" w16cid:durableId="689334785">
     <w:abstractNumId w:val="2"/>
   </w:num>
-  <w:num w:numId="2">
+  <w:num w:numId="2" w16cid:durableId="619578445">
     <w:abstractNumId w:val="2"/>
     <w:lvlOverride w:ilvl="0">
       <w:startOverride w:val="1"/>
     </w:lvlOverride>
   </w:num>
-  <w:num w:numId="3">
+  <w:num w:numId="3" w16cid:durableId="653030587">
     <w:abstractNumId w:val="0"/>
   </w:num>
-  <w:num w:numId="4">
+  <w:num w:numId="4" w16cid:durableId="1474787687">
     <w:abstractNumId w:val="3"/>
   </w:num>
-  <w:num w:numId="5">
+  <w:num w:numId="5" w16cid:durableId="1705251339">
     <w:abstractNumId w:val="1"/>
   </w:num>
 </w:numbering>
